--- a/legislation/military-service-retirement-bridge/02-legal-analysis-memo.docx
+++ b/legislation/military-service-retirement-bridge/02-legal-analysis-memo.docx
@@ -265,6 +265,167 @@
           <w:sz w:val="20"/>
         </w:rPr>
         <w:t xml:space="preserve"> cannot be resolved from the statute alone.</w:t>
+      </w:r>
+    </w:p>
+    <w:p>
+      <w:pPr>
+        <w:spacing w:after="80"/>
+        <w:ind w:left="480"/>
+      </w:pPr>
+      <w:r>
+        <w:rPr>
+          <w:b/>
+          <w:i w:val="0"/>
+          <w:strike w:val="0"/>
+          <w:sz w:val="20"/>
+        </w:rPr>
+        <w:t>Revised October 19, 2026 for bill version 1.1.</w:t>
+      </w:r>
+      <w:r>
+        <w:rPr>
+          <w:b w:val="0"/>
+          <w:i w:val="0"/>
+          <w:strike w:val="0"/>
+          <w:sz w:val="20"/>
+        </w:rPr>
+        <w:t xml:space="preserve"> Two changes to this memorandum are substantive and correct earlier statements:</w:t>
+      </w:r>
+    </w:p>
+    <w:p>
+      <w:pPr>
+        <w:spacing w:after="80"/>
+        <w:ind w:left="480"/>
+      </w:pPr>
+      <w:r>
+        <w:rPr>
+          <w:b w:val="0"/>
+          <w:i w:val="0"/>
+          <w:strike w:val="0"/>
+          <w:sz w:val="20"/>
+        </w:rPr>
+        <w:t xml:space="preserve">1. </w:t>
+      </w:r>
+      <w:r>
+        <w:rPr>
+          <w:b/>
+          <w:i w:val="0"/>
+          <w:strike w:val="0"/>
+          <w:sz w:val="20"/>
+        </w:rPr>
+        <w:t>Part 4 contained two wrong conclusions.</w:t>
+      </w:r>
+      <w:r>
+        <w:rPr>
+          <w:b w:val="0"/>
+          <w:i w:val="0"/>
+          <w:strike w:val="0"/>
+          <w:sz w:val="20"/>
+        </w:rPr>
+        <w:t xml:space="preserve"> The health insurance credit row said "No — protected by definition" and the hazardous-duty row said "No — express exclusion." Both were incorrect. The health insurance credit </w:t>
+      </w:r>
+      <w:r>
+        <w:rPr>
+          <w:b/>
+          <w:i w:val="0"/>
+          <w:strike w:val="0"/>
+          <w:sz w:val="20"/>
+        </w:rPr>
+        <w:t>commences earlier</w:t>
+      </w:r>
+      <w:r>
+        <w:rPr>
+          <w:b w:val="0"/>
+          <w:i w:val="0"/>
+          <w:strike w:val="0"/>
+          <w:sz w:val="20"/>
+        </w:rPr>
+        <w:t xml:space="preserve"> because it keys off the date of retirement, which no exclusion in this bill reaches; and § 51.1-153 B 4 public-safety employees are </w:t>
+      </w:r>
+      <w:r>
+        <w:rPr>
+          <w:b/>
+          <w:i w:val="0"/>
+          <w:strike w:val="0"/>
+          <w:sz w:val="20"/>
+        </w:rPr>
+        <w:t>inside</w:t>
+      </w:r>
+      <w:r>
+        <w:rPr>
+          <w:b w:val="0"/>
+          <w:i w:val="0"/>
+          <w:strike w:val="0"/>
+          <w:sz w:val="20"/>
+        </w:rPr>
+        <w:t xml:space="preserve"> the bill permanently by operation of the third sentence of § 51.1-169 A. Both rows are corrected below, and so are the corresponding statements in Part 3.4 and Part 5.5.</w:t>
+      </w:r>
+    </w:p>
+    <w:p>
+      <w:pPr>
+        <w:spacing w:after="80"/>
+        <w:ind w:left="480"/>
+      </w:pPr>
+      <w:r>
+        <w:rPr>
+          <w:b w:val="0"/>
+          <w:i w:val="0"/>
+          <w:strike w:val="0"/>
+          <w:sz w:val="20"/>
+        </w:rPr>
+        <w:t xml:space="preserve">2. </w:t>
+      </w:r>
+      <w:r>
+        <w:rPr>
+          <w:b/>
+          <w:i w:val="0"/>
+          <w:strike w:val="0"/>
+          <w:sz w:val="20"/>
+        </w:rPr>
+        <w:t>DECISIONS 1 through 4 are resolved</w:t>
+      </w:r>
+      <w:r>
+        <w:rPr>
+          <w:b w:val="0"/>
+          <w:i w:val="0"/>
+          <w:strike w:val="0"/>
+          <w:sz w:val="20"/>
+        </w:rPr>
+        <w:t xml:space="preserve"> by JLCVSO as of this date and are recorded in Part 6. Three new blocking items replace them.</w:t>
+      </w:r>
+    </w:p>
+    <w:p>
+      <w:pPr>
+        <w:spacing w:after="80"/>
+        <w:ind w:left="480"/>
+      </w:pPr>
+      <w:r>
+        <w:rPr>
+          <w:b w:val="0"/>
+          <w:i w:val="0"/>
+          <w:strike w:val="0"/>
+          <w:sz w:val="20"/>
+        </w:rPr>
+        <w:t>Both changes come from the independent adversarial review in MOO-260 (</w:t>
+      </w:r>
+      <w:r>
+        <w:rPr>
+          <w:rFonts w:ascii="Consolas" w:hAnsi="Consolas"/>
+          <w:b w:val="0"/>
+          <w:i w:val="0"/>
+          <w:strike w:val="0"/>
+          <w:color w:val="303030"/>
+          <w:sz w:val="20"/>
+        </w:rPr>
+        <w:t>06-red-team-review.docx</w:t>
+      </w:r>
+      <w:r>
+        <w:rPr>
+          <w:b w:val="0"/>
+          <w:i w:val="0"/>
+          <w:strike w:val="0"/>
+          <w:sz w:val="20"/>
+        </w:rPr>
+        <w:t>), which should be read alongside this memorandum.</w:t>
       </w:r>
     </w:p>
     <w:p>
@@ -2986,23 +3147,7 @@
           <w:i w:val="0"/>
           <w:strike w:val="0"/>
         </w:rPr>
-        <w:t xml:space="preserve"> must receive the allowance for one full calendar year "after the date he would otherwise have been eligible for an unreduced allowance" before COLA begins. Bridge credit would, absent an express rule, move that date earlier and so </w:t>
-      </w:r>
-      <w:r>
-        <w:rPr>
-          <w:b/>
-          <w:i w:val="0"/>
-          <w:strike w:val="0"/>
-        </w:rPr>
-        <w:t>start COLA earlier</w:t>
-      </w:r>
-      <w:r>
-        <w:rPr>
-          <w:b w:val="0"/>
-          <w:i w:val="0"/>
-          <w:strike w:val="0"/>
-        </w:rPr>
-        <w:t xml:space="preserve"> — a real, recurring, compounding cost to the fund, and an effect nowhere in the proposal's 17-item exclusion list. Reaching the threshold with under 20 years of creditable service is entirely possible under Rule of 90 (e.g., age 70 + 16 years + 4 bridge years = 90).</w:t>
+        <w:t xml:space="preserve"> must receive the allowance for one full calendar year "after the date he would otherwise have been eligible for an unreduced allowance" before COLA begins. Bridge credit would, absent an express rule, move that date earlier.</w:t>
       </w:r>
     </w:p>
     <w:p>
@@ -3021,6 +3166,158 @@
           <w:strike w:val="0"/>
         </w:rPr>
         <w:t xml:space="preserve"> amend § 51.1-166 D 4 and add § 51.1-142.4 F 7.</w:t>
+      </w:r>
+    </w:p>
+    <w:p>
+      <w:r>
+        <w:rPr>
+          <w:b/>
+          <w:i w:val="0"/>
+          <w:strike w:val="0"/>
+        </w:rPr>
+        <w:t>Correction (version 1.1): this amendment is belt-and-braces only, and the worked example in the earlier version of this paragraph was impossible.</w:t>
+      </w:r>
+      <w:r>
+        <w:rPr>
+          <w:b w:val="0"/>
+          <w:i w:val="0"/>
+          <w:strike w:val="0"/>
+        </w:rPr>
+        <w:t xml:space="preserve"> D 4 reaches only a person with </w:t>
+      </w:r>
+      <w:r>
+        <w:rPr>
+          <w:b/>
+          <w:i w:val="0"/>
+          <w:strike w:val="0"/>
+        </w:rPr>
+        <w:t>less than 20 years of creditable service</w:t>
+      </w:r>
+      <w:r>
+        <w:rPr>
+          <w:b w:val="0"/>
+          <w:i w:val="0"/>
+          <w:strike w:val="0"/>
+        </w:rPr>
+        <w:t>, and essentially no bridge purchaser can be in that class. A B 2 purchaser necessarily has at least 26 actual years. A B 3 purchaser could have under 20 years of creditable service only if age plus service reaches 90 with service under 20 — i.e. age above 70 — and such a member is already past normal retirement date with five or more years of service, so § 51.1-153 A already affords an unreduced allowance and § 51.1-142.4 B 5 bars the purchase outright. The earlier illustration ("age 70 + 16 years + 4 bridge years = 90") therefore described a member who cannot buy. VRS's actuary would have falsified it in the § 30-19.1:7 statement. Keep the D 4 amendment; it costs nothing and forecloses an edge case.</w:t>
+      </w:r>
+    </w:p>
+    <w:p>
+      <w:r>
+        <w:rPr>
+          <w:b/>
+          <w:i w:val="0"/>
+          <w:strike w:val="0"/>
+        </w:rPr>
+        <w:t>The real COLA exposure is not D 4 and is not closed.</w:t>
+      </w:r>
+      <w:r>
+        <w:rPr>
+          <w:b w:val="0"/>
+          <w:i w:val="0"/>
+          <w:strike w:val="0"/>
+        </w:rPr>
+        <w:t xml:space="preserve"> A bridge retiree falls outside D 1, D 2, D 3 and D 4, so COLA commences on the ordinary § 51.1-166 C determination-date schedule, measured from the member's </w:t>
+      </w:r>
+      <w:r>
+        <w:rPr>
+          <w:b/>
+          <w:i w:val="0"/>
+          <w:strike w:val="0"/>
+        </w:rPr>
+        <w:t>actual</w:t>
+      </w:r>
+      <w:r>
+        <w:rPr>
+          <w:b w:val="0"/>
+          <w:i w:val="0"/>
+          <w:strike w:val="0"/>
+        </w:rPr>
+        <w:t xml:space="preserve"> retirement — up to four years earlier, on a longer-lived annuity, compounding for life. Nothing in this bill reaches that, because it keys off the date of retirement rather than off creditable service or the date of unreduced eligibility. See the new </w:t>
+      </w:r>
+      <w:r>
+        <w:rPr>
+          <w:b/>
+          <w:i w:val="0"/>
+          <w:strike w:val="0"/>
+        </w:rPr>
+        <w:t>DECISION 9</w:t>
+      </w:r>
+      <w:r>
+        <w:rPr>
+          <w:b w:val="0"/>
+          <w:i w:val="0"/>
+          <w:strike w:val="0"/>
+        </w:rPr>
+        <w:t xml:space="preserve"> in Part 6.</w:t>
+      </w:r>
+    </w:p>
+    <w:p>
+      <w:r>
+        <w:rPr>
+          <w:b/>
+          <w:i w:val="0"/>
+          <w:strike w:val="0"/>
+        </w:rPr>
+        <w:t>§ 51.1-166 D 3 — flagged in Part 2 but not previously analyzed; on review it is safe.</w:t>
+      </w:r>
+      <w:r>
+        <w:rPr>
+          <w:b w:val="0"/>
+          <w:i w:val="0"/>
+          <w:strike w:val="0"/>
+        </w:rPr>
+        <w:t xml:space="preserve"> D 3's test is fixed "as of January 1, 2013," and no credit granted on or after July 1, 2028 can bear on a January 1, 2013 determination. No conforming amendment is needed and DLS should not add one.</w:t>
+      </w:r>
+    </w:p>
+    <w:p>
+      <w:r>
+        <w:rPr>
+          <w:b/>
+          <w:i w:val="0"/>
+          <w:strike w:val="0"/>
+        </w:rPr>
+        <w:t>Completeness of the "unreduced" sweep.</w:t>
+      </w:r>
+      <w:r>
+        <w:rPr>
+          <w:b w:val="0"/>
+          <w:i w:val="0"/>
+          <w:strike w:val="0"/>
+        </w:rPr>
+        <w:t xml:space="preserve"> A programmatic search of Title 51.1 Chapters 1, 4, 5, 11, 11.1 and 14 found the word "unreduced" only in § 51.1-165.01 B and § 51.1-166 D 3 and D 4. The bill's coverage of that term within Title 51.1 is complete. The remaining gaps lie </w:t>
+      </w:r>
+      <w:r>
+        <w:rPr>
+          <w:b/>
+          <w:i w:val="0"/>
+          <w:strike w:val="0"/>
+        </w:rPr>
+        <w:t>outside Title 51.1</w:t>
+      </w:r>
+      <w:r>
+        <w:rPr>
+          <w:b w:val="0"/>
+          <w:i w:val="0"/>
+          <w:strike w:val="0"/>
+        </w:rPr>
+        <w:t xml:space="preserve"> (§ 2.2-3204, Part 3.9A) and </w:t>
+      </w:r>
+      <w:r>
+        <w:rPr>
+          <w:b/>
+          <w:i w:val="0"/>
+          <w:strike w:val="0"/>
+        </w:rPr>
+        <w:t>outside the word "unreduced"</w:t>
+      </w:r>
+      <w:r>
+        <w:rPr>
+          <w:b w:val="0"/>
+          <w:i w:val="0"/>
+          <w:strike w:val="0"/>
+        </w:rPr>
+        <w:t xml:space="preserve"> (the health insurance credit and ordinary COLA commencement, which key off the retirement date itself).</w:t>
       </w:r>
     </w:p>
     <w:p>
@@ -4581,7 +4878,7 @@
                 <w:i w:val="0"/>
                 <w:strike w:val="0"/>
               </w:rPr>
-              <w:t>Health insurance credit</w:t>
+              <w:t>Health insurance credit — threshold and amount</w:t>
             </w:r>
           </w:p>
         </w:tc>
@@ -4679,11 +4976,11 @@
           <w:p>
             <w:r>
               <w:rPr>
-                <w:b w:val="0"/>
-                <w:i w:val="0"/>
-                <w:strike w:val="0"/>
-              </w:rPr>
-              <w:t>Group life insurance</w:t>
+                <w:b/>
+                <w:i w:val="0"/>
+                <w:strike w:val="0"/>
+              </w:rPr>
+              <w:t>Health insurance credit — commencement date</w:t>
             </w:r>
           </w:p>
         </w:tc>
@@ -4698,7 +4995,7 @@
                 <w:i w:val="0"/>
                 <w:strike w:val="0"/>
               </w:rPr>
-              <w:t>§ 51.1-505 B, C</w:t>
+              <w:t>§§ 51.1-1400 A, 51.1-1401 A, 51.1-1402 A, 51.1-1403 A</w:t>
             </w:r>
           </w:p>
         </w:tc>
@@ -4713,7 +5010,7 @@
                 <w:i w:val="0"/>
                 <w:strike w:val="0"/>
               </w:rPr>
-              <w:t>No</w:t>
+              <w:t>YES — affected, and NOT closed by this bill.</w:t>
             </w:r>
             <w:r>
               <w:rPr>
@@ -4721,7 +5018,7 @@
                 <w:i w:val="0"/>
                 <w:strike w:val="0"/>
               </w:rPr>
-              <w:t xml:space="preserve"> — protected by definition</w:t>
+              <w:t xml:space="preserve"> Corrects the earlier "No" conclusion.</w:t>
             </w:r>
           </w:p>
         </w:tc>
@@ -4736,7 +5033,119 @@
                 <w:i w:val="0"/>
                 <w:strike w:val="0"/>
               </w:rPr>
-              <w:t>The 30-year floor ($8,000) and the 20-year double-salary provision run on creditable service; the retiree-coverage condition runs on "five or more years of service as an employee." Reinforced by F 11.</w:t>
+              <w:t xml:space="preserve">The credit is payable to a former employee "who retired under the Virginia Retirement System" with at least 15 years of total creditable service, credited </w:t>
+            </w:r>
+            <w:r>
+              <w:rPr>
+                <w:b/>
+                <w:i w:val="0"/>
+                <w:strike w:val="0"/>
+              </w:rPr>
+              <w:t>monthly</w:t>
+            </w:r>
+            <w:r>
+              <w:rPr>
+                <w:b w:val="0"/>
+                <w:i w:val="0"/>
+                <w:strike w:val="0"/>
+              </w:rPr>
+              <w:t xml:space="preserve"> from retirement. The trigger is </w:t>
+            </w:r>
+            <w:r>
+              <w:rPr>
+                <w:b/>
+                <w:i w:val="0"/>
+                <w:strike w:val="0"/>
+              </w:rPr>
+              <w:t>retirement plus 15 years</w:t>
+            </w:r>
+            <w:r>
+              <w:rPr>
+                <w:b w:val="0"/>
+                <w:i w:val="0"/>
+                <w:strike w:val="0"/>
+              </w:rPr>
+              <w:t xml:space="preserve">, not the unreduced-eligibility date. An earlier retirement therefore adds up to four years of monthly payments: for a state retiree with 26 years, $4.25 × 26 = $110.50/month ≈ </w:t>
+            </w:r>
+            <w:r>
+              <w:rPr>
+                <w:b/>
+                <w:i w:val="0"/>
+                <w:strike w:val="0"/>
+              </w:rPr>
+              <w:t>$5,300 per member</w:t>
+            </w:r>
+            <w:r>
+              <w:rPr>
+                <w:b w:val="0"/>
+                <w:i w:val="0"/>
+                <w:strike w:val="0"/>
+              </w:rPr>
+              <w:t xml:space="preserve"> of additional trust liability. F 8 bars </w:t>
+            </w:r>
+            <w:r>
+              <w:rPr>
+                <w:b w:val="0"/>
+                <w:i/>
+                <w:strike w:val="0"/>
+              </w:rPr>
+              <w:t>eligibility</w:t>
+            </w:r>
+            <w:r>
+              <w:rPr>
+                <w:b w:val="0"/>
+                <w:i w:val="0"/>
+                <w:strike w:val="0"/>
+              </w:rPr>
+              <w:t xml:space="preserve"> and </w:t>
+            </w:r>
+            <w:r>
+              <w:rPr>
+                <w:b w:val="0"/>
+                <w:i/>
+                <w:strike w:val="0"/>
+              </w:rPr>
+              <w:t>amount</w:t>
+            </w:r>
+            <w:r>
+              <w:rPr>
+                <w:b w:val="0"/>
+                <w:i w:val="0"/>
+                <w:strike w:val="0"/>
+              </w:rPr>
+              <w:t xml:space="preserve">; neither verb reaches </w:t>
+            </w:r>
+            <w:r>
+              <w:rPr>
+                <w:b/>
+                <w:i w:val="0"/>
+                <w:strike w:val="0"/>
+              </w:rPr>
+              <w:t>duration</w:t>
+            </w:r>
+            <w:r>
+              <w:rPr>
+                <w:b w:val="0"/>
+                <w:i w:val="0"/>
+                <w:strike w:val="0"/>
+              </w:rPr>
+              <w:t xml:space="preserve">. Each of §§ 51.1-1401 through 51.1-1403 separately provides that a member who defers under § 51.1-153 C receives the credit "on the effective date of his retirement," so the deferred-member path in DECISION 8 accelerates this too. Closing it requires amending Chapter 14 to delay commencement for bridge retirees. See </w:t>
+            </w:r>
+            <w:r>
+              <w:rPr>
+                <w:b/>
+                <w:i w:val="0"/>
+                <w:strike w:val="0"/>
+              </w:rPr>
+              <w:t>DECISION 9</w:t>
+            </w:r>
+            <w:r>
+              <w:rPr>
+                <w:b w:val="0"/>
+                <w:i w:val="0"/>
+                <w:strike w:val="0"/>
+              </w:rPr>
+              <w:t>.</w:t>
             </w:r>
           </w:p>
         </w:tc>
@@ -4749,11 +5158,11 @@
           <w:p>
             <w:r>
               <w:rPr>
-                <w:b w:val="0"/>
-                <w:i w:val="0"/>
-                <w:strike w:val="0"/>
-              </w:rPr>
-              <w:t>Hazardous duty / § 51.1-138 benefits</w:t>
+                <w:b/>
+                <w:i w:val="0"/>
+                <w:strike w:val="0"/>
+              </w:rPr>
+              <w:t>Post-retirement supplements (COLA) — ordinary commencement</w:t>
             </w:r>
           </w:p>
         </w:tc>
@@ -4768,7 +5177,7 @@
                 <w:i w:val="0"/>
                 <w:strike w:val="0"/>
               </w:rPr>
-              <w:t>§ 51.1-138 B, C</w:t>
+              <w:t>§ 51.1-166 C</w:t>
             </w:r>
           </w:p>
         </w:tc>
@@ -4783,15 +5192,7 @@
                 <w:i w:val="0"/>
                 <w:strike w:val="0"/>
               </w:rPr>
-              <w:t>No</w:t>
-            </w:r>
-            <w:r>
-              <w:rPr>
-                <w:b w:val="0"/>
-                <w:i w:val="0"/>
-                <w:strike w:val="0"/>
-              </w:rPr>
-              <w:t xml:space="preserve"> — express exclusion</w:t>
+              <w:t>YES — affected, and NOT closed by this bill.</w:t>
             </w:r>
           </w:p>
         </w:tc>
@@ -4806,7 +5207,23 @@
                 <w:i w:val="0"/>
                 <w:strike w:val="0"/>
               </w:rPr>
-              <w:t>§ 51.1-142.4 B 1 and J exclude these employees from purchasing at all; F 12 bars any effect on § 51.1-138 benefits, including that section's own 30-year reduction test.</w:t>
+              <w:t xml:space="preserve">A bridge retiree falls outside D 1–D 4, so COLA commences on the ordinary subsection C determination-date schedule measured from actual retirement — up to four years earlier, compounding for life. See Part 3.4 as corrected and </w:t>
+            </w:r>
+            <w:r>
+              <w:rPr>
+                <w:b/>
+                <w:i w:val="0"/>
+                <w:strike w:val="0"/>
+              </w:rPr>
+              <w:t>DECISION 9</w:t>
+            </w:r>
+            <w:r>
+              <w:rPr>
+                <w:b w:val="0"/>
+                <w:i w:val="0"/>
+                <w:strike w:val="0"/>
+              </w:rPr>
+              <w:t>.</w:t>
             </w:r>
           </w:p>
         </w:tc>
@@ -4819,11 +5236,11 @@
           <w:p>
             <w:r>
               <w:rPr>
-                <w:b w:val="0"/>
-                <w:i w:val="0"/>
-                <w:strike w:val="0"/>
-              </w:rPr>
-              <w:t>SPORS, VaLORS, JRS</w:t>
+                <w:b/>
+                <w:i w:val="0"/>
+                <w:strike w:val="0"/>
+              </w:rPr>
+              <w:t>Workforce Transition Act purchased years</w:t>
             </w:r>
           </w:p>
         </w:tc>
@@ -4838,7 +5255,7 @@
                 <w:i w:val="0"/>
                 <w:strike w:val="0"/>
               </w:rPr>
-              <w:t>Chapters 2, 2.1, 3</w:t>
+              <w:t>§ 2.2-3204 A, C (Title 2.2)</w:t>
             </w:r>
           </w:p>
         </w:tc>
@@ -4853,15 +5270,7 @@
                 <w:i w:val="0"/>
                 <w:strike w:val="0"/>
               </w:rPr>
-              <w:t>No</w:t>
-            </w:r>
-            <w:r>
-              <w:rPr>
-                <w:b w:val="0"/>
-                <w:i w:val="0"/>
-                <w:strike w:val="0"/>
-              </w:rPr>
-              <w:t xml:space="preserve"> — express non-application</w:t>
+              <w:t>YES — required a new conforming amendment</w:t>
             </w:r>
           </w:p>
         </w:tc>
@@ -4876,7 +5285,39 @@
                 <w:i w:val="0"/>
                 <w:strike w:val="0"/>
               </w:rPr>
-              <w:t>§ 51.1-142.4 J. Note § 51.1-303 B already limits how § 51.1-142.2 purchases operate in JRS.</w:t>
+              <w:t xml:space="preserve">Employer-funded severance-conversion years go to the employee's </w:t>
+            </w:r>
+            <w:r>
+              <w:rPr>
+                <w:b/>
+                <w:i w:val="0"/>
+                <w:strike w:val="0"/>
+              </w:rPr>
+              <w:t>age</w:t>
+            </w:r>
+            <w:r>
+              <w:rPr>
+                <w:b w:val="0"/>
+                <w:i w:val="0"/>
+                <w:strike w:val="0"/>
+              </w:rPr>
+              <w:t xml:space="preserve"> unless the employee "is eligible for unreduced retirement," in which case they go to </w:t>
+            </w:r>
+            <w:r>
+              <w:rPr>
+                <w:b/>
+                <w:i w:val="0"/>
+                <w:strike w:val="0"/>
+              </w:rPr>
+              <w:t>creditable service</w:t>
+            </w:r>
+            <w:r>
+              <w:rPr>
+                <w:b w:val="0"/>
+                <w:i w:val="0"/>
+                <w:strike w:val="0"/>
+              </w:rPr>
+              <w:t xml:space="preserve"> and multiply into the § 51.1-155 A 1 allowance. Bridge credit flips that switch, producing an employer-funded increase in the allowance itself. F 1, F 12 and F 15 were all limited to "this title" and did not reach Title 2.2. Closed in version 1.1 by amending § 2.2-3204 A and C and extending F 15 to Title 2.2.</w:t>
             </w:r>
           </w:p>
         </w:tc>
@@ -4889,11 +5330,11 @@
           <w:p>
             <w:r>
               <w:rPr>
-                <w:b w:val="0"/>
-                <w:i w:val="0"/>
-                <w:strike w:val="0"/>
-              </w:rPr>
-              <w:t>Hybrid retirement program</w:t>
+                <w:b/>
+                <w:i w:val="0"/>
+                <w:strike w:val="0"/>
+              </w:rPr>
+              <w:t>Deferred retirement under § 51.1-153 C</w:t>
             </w:r>
           </w:p>
         </w:tc>
@@ -4908,7 +5349,7 @@
                 <w:i w:val="0"/>
                 <w:strike w:val="0"/>
               </w:rPr>
-              <w:t>§ 51.1-169</w:t>
+              <w:t>§ 51.1-153 C</w:t>
             </w:r>
           </w:p>
         </w:tc>
@@ -4923,15 +5364,7 @@
                 <w:i w:val="0"/>
                 <w:strike w:val="0"/>
               </w:rPr>
-              <w:t>No</w:t>
-            </w:r>
-            <w:r>
-              <w:rPr>
-                <w:b w:val="0"/>
-                <w:i w:val="0"/>
-                <w:strike w:val="0"/>
-              </w:rPr>
-              <w:t xml:space="preserve"> — express non-application</w:t>
+              <w:t>YES — affected; partially constrained, not closed</w:t>
             </w:r>
           </w:p>
         </w:tc>
@@ -4946,7 +5379,7 @@
                 <w:i w:val="0"/>
                 <w:strike w:val="0"/>
               </w:rPr>
-              <w:t xml:space="preserve">§ 51.1-142.4 B 1 and J. </w:t>
+              <w:t xml:space="preserve">Subsection C lets a member who terminates with five or more years retire under subsection B — </w:t>
             </w:r>
             <w:r>
               <w:rPr>
@@ -4954,7 +5387,31 @@
                 <w:i w:val="0"/>
                 <w:strike w:val="0"/>
               </w:rPr>
-              <w:t>This is the scope question in DECISION 2, not a technical conclusion.</w:t>
+              <w:t>including B 2 and B 3</w:t>
+            </w:r>
+            <w:r>
+              <w:rPr>
+                <w:b w:val="0"/>
+                <w:i w:val="0"/>
+                <w:strike w:val="0"/>
+              </w:rPr>
+              <w:t xml:space="preserve"> — with the member-in-service requirement expressly inapplicable, and a deferred member's creditable service frozen. § 51.1-142.4 B 1 requires member-in-service status only at purchase. Acceleration for such a member can reach roughly 15 years, not four. The new C 2 d cap measures acceleration against the member's own unaffected eligibility date, which constrains abuse but does not foreclose the strategy. See </w:t>
+            </w:r>
+            <w:r>
+              <w:rPr>
+                <w:b/>
+                <w:i w:val="0"/>
+                <w:strike w:val="0"/>
+              </w:rPr>
+              <w:t>DECISION 8</w:t>
+            </w:r>
+            <w:r>
+              <w:rPr>
+                <w:b w:val="0"/>
+                <w:i w:val="0"/>
+                <w:strike w:val="0"/>
+              </w:rPr>
+              <w:t>.</w:t>
             </w:r>
           </w:p>
         </w:tc>
@@ -4971,7 +5428,7 @@
                 <w:i w:val="0"/>
                 <w:strike w:val="0"/>
               </w:rPr>
-              <w:t>Post-threshold pension accrual</w:t>
+              <w:t>Group life insurance</w:t>
             </w:r>
           </w:p>
         </w:tc>
@@ -4986,7 +5443,7 @@
                 <w:i w:val="0"/>
                 <w:strike w:val="0"/>
               </w:rPr>
-              <w:t>§ 51.1-155 A 1</w:t>
+              <w:t>§ 51.1-505 B, C</w:t>
             </w:r>
           </w:p>
         </w:tc>
@@ -5009,7 +5466,7 @@
                 <w:i w:val="0"/>
                 <w:strike w:val="0"/>
               </w:rPr>
-              <w:t xml:space="preserve"> — express exclusion</w:t>
+              <w:t xml:space="preserve"> — protected by definition</w:t>
             </w:r>
           </w:p>
         </w:tc>
@@ -5024,7 +5481,7 @@
                 <w:i w:val="0"/>
                 <w:strike w:val="0"/>
               </w:rPr>
-              <w:t>F 13. Continued work after the accelerated date accrues allowance normally on actual creditable service; the credit itself never accrues.</w:t>
+              <w:t>The 30-year floor ($8,000) and the 20-year double-salary provision run on creditable service; the retiree-coverage condition runs on "five or more years of service as an employee." Reinforced by F 11.</w:t>
             </w:r>
           </w:p>
         </w:tc>
@@ -5041,7 +5498,7 @@
                 <w:i w:val="0"/>
                 <w:strike w:val="0"/>
               </w:rPr>
-              <w:t>Portability / transfer</w:t>
+              <w:t>Hazardous duty — § 51.1-138 employees</w:t>
             </w:r>
           </w:p>
         </w:tc>
@@ -5056,7 +5513,7 @@
                 <w:i w:val="0"/>
                 <w:strike w:val="0"/>
               </w:rPr>
-              <w:t>§ 51.1-143.1; other systems</w:t>
+              <w:t>§ 51.1-138 B, C</w:t>
             </w:r>
           </w:p>
         </w:tc>
@@ -5094,7 +5551,7 @@
                 <w:i w:val="0"/>
                 <w:strike w:val="0"/>
               </w:rPr>
-              <w:t>F 14.</w:t>
+              <w:t>§ 51.1-142.4 B 1 and J exclude these employees from purchasing at all; F 12 bars any effect on § 51.1-138 benefits, including that section's own 30-year reduction test. Note that § 51.1-138 C uses the bare term "service," which is why version 1.1 adds "service" to F's opening enumeration.</w:t>
             </w:r>
           </w:p>
         </w:tc>
@@ -5107,11 +5564,11 @@
           <w:p>
             <w:r>
               <w:rPr>
-                <w:b w:val="0"/>
-                <w:i w:val="0"/>
-                <w:strike w:val="0"/>
-              </w:rPr>
-              <w:t>Refund of contributions</w:t>
+                <w:b/>
+                <w:i w:val="0"/>
+                <w:strike w:val="0"/>
+              </w:rPr>
+              <w:t>Public-safety employees in § 51.1-153 B 4 "resolution" localities</w:t>
             </w:r>
           </w:p>
         </w:tc>
@@ -5126,7 +5583,23 @@
                 <w:i w:val="0"/>
                 <w:strike w:val="0"/>
               </w:rPr>
-              <w:t>§§ 51.1-128, 51.1-161</w:t>
+              <w:t xml:space="preserve">§ 51.1-153 B 4; </w:t>
+            </w:r>
+            <w:r>
+              <w:rPr>
+                <w:b/>
+                <w:i w:val="0"/>
+                <w:strike w:val="0"/>
+              </w:rPr>
+              <w:t>§ 51.1-169 A, third sentence</w:t>
+            </w:r>
+            <w:r>
+              <w:rPr>
+                <w:b w:val="0"/>
+                <w:i w:val="0"/>
+                <w:strike w:val="0"/>
+              </w:rPr>
+              <w:t>; § 51.1-155 A 3</w:t>
             </w:r>
           </w:p>
         </w:tc>
@@ -5141,7 +5614,15 @@
                 <w:i w:val="0"/>
                 <w:strike w:val="0"/>
               </w:rPr>
-              <w:t>Yes, intentionally</w:t>
+              <w:t>YES — these employees are INSIDE the bill, permanently, including current hires.</w:t>
+            </w:r>
+            <w:r>
+              <w:rPr>
+                <w:b w:val="0"/>
+                <w:i w:val="0"/>
+                <w:strike w:val="0"/>
+              </w:rPr>
+              <w:t xml:space="preserve"> Corrects the earlier blanket "hazardous-duty members are excluded" conclusion.</w:t>
             </w:r>
           </w:p>
         </w:tc>
@@ -5156,7 +5637,71 @@
                 <w:i w:val="0"/>
                 <w:strike w:val="0"/>
               </w:rPr>
-              <w:t>§ 51.1-142.4 G: member-paid amounts refundable; employer-paid amounts not; credit forfeited on withdrawal.</w:t>
+              <w:t xml:space="preserve">Where a locality has adopted the irrevocable B 4 resolution, its EMS personnel, firefighters and law-enforcement officers are deemed not to be post-2010 members and to have 60 months of creditable service as of January 1, 2013. The third sentence of § 51.1-169 A then makes them </w:t>
+            </w:r>
+            <w:r>
+              <w:rPr>
+                <w:b/>
+                <w:i w:val="0"/>
+                <w:strike w:val="0"/>
+              </w:rPr>
+              <w:t>ineligible for the hybrid retirement program</w:t>
+            </w:r>
+            <w:r>
+              <w:rPr>
+                <w:b w:val="0"/>
+                <w:i w:val="0"/>
+                <w:strike w:val="0"/>
+              </w:rPr>
+              <w:t xml:space="preserve"> — in a sentence separate from the one excluding § 51.1-138 employees, which is conclusive that the two local elections are distinct. Such an employee, hired in any year, is therefore caught by none of clauses B 1(i), (ii) or (iii), and the pathway left open is </w:t>
+            </w:r>
+            <w:r>
+              <w:rPr>
+                <w:b/>
+                <w:i w:val="0"/>
+                <w:strike w:val="0"/>
+              </w:rPr>
+              <w:t>B 2 — age 50 plus 30 years, one-for-one</w:t>
+            </w:r>
+            <w:r>
+              <w:rPr>
+                <w:b w:val="0"/>
+                <w:i w:val="0"/>
+                <w:strike w:val="0"/>
+              </w:rPr>
+              <w:t xml:space="preserve"> — the most generous acceleration in the bill. Two further problems: the B 4 deeming is scoped to B 1, B 3, subsection D and § 51.1-155 A 3, and </w:t>
+            </w:r>
+            <w:r>
+              <w:rPr>
+                <w:b/>
+                <w:i w:val="0"/>
+                <w:strike w:val="0"/>
+              </w:rPr>
+              <w:t>B 2 is not in that list</w:t>
+            </w:r>
+            <w:r>
+              <w:rPr>
+                <w:b w:val="0"/>
+                <w:i w:val="0"/>
+                <w:strike w:val="0"/>
+              </w:rPr>
+              <w:t xml:space="preserve">, so it is indeterminate whether such a member uses the C 1 a or C 1 b deficit formula or neither; and the applicable approximate normal cost rate for the class needs confirmation. See </w:t>
+            </w:r>
+            <w:r>
+              <w:rPr>
+                <w:b/>
+                <w:i w:val="0"/>
+                <w:strike w:val="0"/>
+              </w:rPr>
+              <w:t>DECISION 10</w:t>
+            </w:r>
+            <w:r>
+              <w:rPr>
+                <w:b w:val="0"/>
+                <w:i w:val="0"/>
+                <w:strike w:val="0"/>
+              </w:rPr>
+              <w:t>.</w:t>
             </w:r>
           </w:p>
         </w:tc>
@@ -5173,7 +5718,7 @@
                 <w:i w:val="0"/>
                 <w:strike w:val="0"/>
               </w:rPr>
-              <w:t>Return to covered employment</w:t>
+              <w:t>SPORS, VaLORS, JRS</w:t>
             </w:r>
           </w:p>
         </w:tc>
@@ -5188,7 +5733,7 @@
                 <w:i w:val="0"/>
                 <w:strike w:val="0"/>
               </w:rPr>
-              <w:t>§ 51.1-155 B 1</w:t>
+              <w:t>Chapters 2, 2.1, 3</w:t>
             </w:r>
           </w:p>
         </w:tc>
@@ -5205,6 +5750,14 @@
               </w:rPr>
               <w:t>No</w:t>
             </w:r>
+            <w:r>
+              <w:rPr>
+                <w:b w:val="0"/>
+                <w:i w:val="0"/>
+                <w:strike w:val="0"/>
+              </w:rPr>
+              <w:t xml:space="preserve"> — express non-application</w:t>
+            </w:r>
           </w:p>
         </w:tc>
         <w:tc>
@@ -5218,7 +5771,7 @@
                 <w:i w:val="0"/>
                 <w:strike w:val="0"/>
               </w:rPr>
-              <w:t>Allowance ceases while re-employed in a covered position regardless of how eligibility was attained.</w:t>
+              <w:t>§ 51.1-142.4 J. Note § 51.1-303 B already limits how § 51.1-142.2 purchases operate in JRS.</w:t>
             </w:r>
           </w:p>
         </w:tc>
@@ -5235,7 +5788,7 @@
                 <w:i w:val="0"/>
                 <w:strike w:val="0"/>
               </w:rPr>
-              <w:t>Existing § 51.1-142.2 B 2 purchase right</w:t>
+              <w:t>Hybrid retirement program</w:t>
             </w:r>
           </w:p>
         </w:tc>
@@ -5250,7 +5803,7 @@
                 <w:i w:val="0"/>
                 <w:strike w:val="0"/>
               </w:rPr>
-              <w:t>§ 51.1-142.2</w:t>
+              <w:t>§ 51.1-169</w:t>
             </w:r>
           </w:p>
         </w:tc>
@@ -5273,7 +5826,7 @@
                 <w:i w:val="0"/>
                 <w:strike w:val="0"/>
               </w:rPr>
-              <w:t xml:space="preserve"> — expressly preserved</w:t>
+              <w:t xml:space="preserve"> — express non-application</w:t>
             </w:r>
           </w:p>
         </w:tc>
@@ -5288,7 +5841,15 @@
                 <w:i w:val="0"/>
                 <w:strike w:val="0"/>
               </w:rPr>
-              <w:t>§ 51.1-142.4 H 1. Members keep the in-window normal-cost right and the post-window actuarial-cost right, and § 51.1-142.4 H 4 adds a conversion right with credit for amounts already paid.</w:t>
+              <w:t xml:space="preserve">§ 51.1-142.4 B 1 and J. </w:t>
+            </w:r>
+            <w:r>
+              <w:rPr>
+                <w:b/>
+                <w:i w:val="0"/>
+                <w:strike w:val="0"/>
+              </w:rPr>
+              <w:t>This is the scope question in DECISION 2, not a technical conclusion.</w:t>
             </w:r>
           </w:p>
         </w:tc>
@@ -5305,7 +5866,7 @@
                 <w:i w:val="0"/>
                 <w:strike w:val="0"/>
               </w:rPr>
-              <w:t>Free military credit for members on military leave</w:t>
+              <w:t>Post-threshold pension accrual</w:t>
             </w:r>
           </w:p>
         </w:tc>
@@ -5320,7 +5881,7 @@
                 <w:i w:val="0"/>
                 <w:strike w:val="0"/>
               </w:rPr>
-              <w:t>§ 51.1-142.2 I</w:t>
+              <w:t>§ 51.1-155 A 1</w:t>
             </w:r>
           </w:p>
         </w:tc>
@@ -5337,6 +5898,14 @@
               </w:rPr>
               <w:t>No</w:t>
             </w:r>
+            <w:r>
+              <w:rPr>
+                <w:b w:val="0"/>
+                <w:i w:val="0"/>
+                <w:strike w:val="0"/>
+              </w:rPr>
+              <w:t xml:space="preserve"> — express exclusion</w:t>
+            </w:r>
           </w:p>
         </w:tc>
         <w:tc>
@@ -5350,7 +5919,7 @@
                 <w:i w:val="0"/>
                 <w:strike w:val="0"/>
               </w:rPr>
-              <w:t>Untouched; a different right with different conditions.</w:t>
+              <w:t>F 13. Continued work after the accelerated date accrues allowance normally on actual creditable service; the credit itself never accrues.</w:t>
             </w:r>
           </w:p>
         </w:tc>
@@ -5367,7 +5936,7 @@
                 <w:i w:val="0"/>
                 <w:strike w:val="0"/>
               </w:rPr>
-              <w:t>Four-year aggregate military cap</w:t>
+              <w:t>Portability / transfer</w:t>
             </w:r>
           </w:p>
         </w:tc>
@@ -5382,7 +5951,7 @@
                 <w:i w:val="0"/>
                 <w:strike w:val="0"/>
               </w:rPr>
-              <w:t>§ 51.1-142.2 B 2</w:t>
+              <w:t>§ 51.1-143.1; other systems</w:t>
             </w:r>
           </w:p>
         </w:tc>
@@ -5397,7 +5966,15 @@
                 <w:i w:val="0"/>
                 <w:strike w:val="0"/>
               </w:rPr>
-              <w:t>Preserved</w:t>
+              <w:t>No</w:t>
+            </w:r>
+            <w:r>
+              <w:rPr>
+                <w:b w:val="0"/>
+                <w:i w:val="0"/>
+                <w:strike w:val="0"/>
+              </w:rPr>
+              <w:t xml:space="preserve"> — express exclusion</w:t>
             </w:r>
           </w:p>
         </w:tc>
@@ -5412,7 +5989,7 @@
                 <w:i w:val="0"/>
                 <w:strike w:val="0"/>
               </w:rPr>
-              <w:t>§ 51.1-142.4 H 2 and the § 51.1-142.2 B 2 amendment make the cap a combined cap, with H 3 barring double purchase of the same period.</w:t>
+              <w:t>F 14.</w:t>
             </w:r>
           </w:p>
         </w:tc>
@@ -5429,6 +6006,324 @@
                 <w:i w:val="0"/>
                 <w:strike w:val="0"/>
               </w:rPr>
+              <w:t>Refund of contributions</w:t>
+            </w:r>
+          </w:p>
+        </w:tc>
+        <w:tc>
+          <w:tcPr>
+            <w:tcW w:type="dxa" w:w="2160"/>
+          </w:tcPr>
+          <w:p>
+            <w:r>
+              <w:rPr>
+                <w:b w:val="0"/>
+                <w:i w:val="0"/>
+                <w:strike w:val="0"/>
+              </w:rPr>
+              <w:t>§§ 51.1-128, 51.1-161</w:t>
+            </w:r>
+          </w:p>
+        </w:tc>
+        <w:tc>
+          <w:tcPr>
+            <w:tcW w:type="dxa" w:w="2160"/>
+          </w:tcPr>
+          <w:p>
+            <w:r>
+              <w:rPr>
+                <w:b/>
+                <w:i w:val="0"/>
+                <w:strike w:val="0"/>
+              </w:rPr>
+              <w:t>Yes, intentionally</w:t>
+            </w:r>
+          </w:p>
+        </w:tc>
+        <w:tc>
+          <w:tcPr>
+            <w:tcW w:type="dxa" w:w="2160"/>
+          </w:tcPr>
+          <w:p>
+            <w:r>
+              <w:rPr>
+                <w:b w:val="0"/>
+                <w:i w:val="0"/>
+                <w:strike w:val="0"/>
+              </w:rPr>
+              <w:t>§ 51.1-142.4 G: member-paid amounts refundable; employer-paid amounts not; credit forfeited on withdrawal.</w:t>
+            </w:r>
+          </w:p>
+        </w:tc>
+      </w:tr>
+      <w:tr>
+        <w:tc>
+          <w:tcPr>
+            <w:tcW w:type="dxa" w:w="2160"/>
+          </w:tcPr>
+          <w:p>
+            <w:r>
+              <w:rPr>
+                <w:b w:val="0"/>
+                <w:i w:val="0"/>
+                <w:strike w:val="0"/>
+              </w:rPr>
+              <w:t>Return to covered employment</w:t>
+            </w:r>
+          </w:p>
+        </w:tc>
+        <w:tc>
+          <w:tcPr>
+            <w:tcW w:type="dxa" w:w="2160"/>
+          </w:tcPr>
+          <w:p>
+            <w:r>
+              <w:rPr>
+                <w:b w:val="0"/>
+                <w:i w:val="0"/>
+                <w:strike w:val="0"/>
+              </w:rPr>
+              <w:t>§ 51.1-155 B 1</w:t>
+            </w:r>
+          </w:p>
+        </w:tc>
+        <w:tc>
+          <w:tcPr>
+            <w:tcW w:type="dxa" w:w="2160"/>
+          </w:tcPr>
+          <w:p>
+            <w:r>
+              <w:rPr>
+                <w:b/>
+                <w:i w:val="0"/>
+                <w:strike w:val="0"/>
+              </w:rPr>
+              <w:t>No</w:t>
+            </w:r>
+          </w:p>
+        </w:tc>
+        <w:tc>
+          <w:tcPr>
+            <w:tcW w:type="dxa" w:w="2160"/>
+          </w:tcPr>
+          <w:p>
+            <w:r>
+              <w:rPr>
+                <w:b w:val="0"/>
+                <w:i w:val="0"/>
+                <w:strike w:val="0"/>
+              </w:rPr>
+              <w:t>Allowance ceases while re-employed in a covered position regardless of how eligibility was attained.</w:t>
+            </w:r>
+          </w:p>
+        </w:tc>
+      </w:tr>
+      <w:tr>
+        <w:tc>
+          <w:tcPr>
+            <w:tcW w:type="dxa" w:w="2160"/>
+          </w:tcPr>
+          <w:p>
+            <w:r>
+              <w:rPr>
+                <w:b w:val="0"/>
+                <w:i w:val="0"/>
+                <w:strike w:val="0"/>
+              </w:rPr>
+              <w:t>Existing § 51.1-142.2 B 2 purchase right</w:t>
+            </w:r>
+          </w:p>
+        </w:tc>
+        <w:tc>
+          <w:tcPr>
+            <w:tcW w:type="dxa" w:w="2160"/>
+          </w:tcPr>
+          <w:p>
+            <w:r>
+              <w:rPr>
+                <w:b w:val="0"/>
+                <w:i w:val="0"/>
+                <w:strike w:val="0"/>
+              </w:rPr>
+              <w:t>§ 51.1-142.2</w:t>
+            </w:r>
+          </w:p>
+        </w:tc>
+        <w:tc>
+          <w:tcPr>
+            <w:tcW w:type="dxa" w:w="2160"/>
+          </w:tcPr>
+          <w:p>
+            <w:r>
+              <w:rPr>
+                <w:b/>
+                <w:i w:val="0"/>
+                <w:strike w:val="0"/>
+              </w:rPr>
+              <w:t>No</w:t>
+            </w:r>
+            <w:r>
+              <w:rPr>
+                <w:b w:val="0"/>
+                <w:i w:val="0"/>
+                <w:strike w:val="0"/>
+              </w:rPr>
+              <w:t xml:space="preserve"> — expressly preserved</w:t>
+            </w:r>
+          </w:p>
+        </w:tc>
+        <w:tc>
+          <w:tcPr>
+            <w:tcW w:type="dxa" w:w="2160"/>
+          </w:tcPr>
+          <w:p>
+            <w:r>
+              <w:rPr>
+                <w:b w:val="0"/>
+                <w:i w:val="0"/>
+                <w:strike w:val="0"/>
+              </w:rPr>
+              <w:t>§ 51.1-142.4 H 1. Members keep the in-window normal-cost right and the post-window actuarial-cost right, and § 51.1-142.4 H 4 adds a conversion right with credit for amounts already paid.</w:t>
+            </w:r>
+          </w:p>
+        </w:tc>
+      </w:tr>
+      <w:tr>
+        <w:tc>
+          <w:tcPr>
+            <w:tcW w:type="dxa" w:w="2160"/>
+          </w:tcPr>
+          <w:p>
+            <w:r>
+              <w:rPr>
+                <w:b w:val="0"/>
+                <w:i w:val="0"/>
+                <w:strike w:val="0"/>
+              </w:rPr>
+              <w:t>Free military credit for members on military leave</w:t>
+            </w:r>
+          </w:p>
+        </w:tc>
+        <w:tc>
+          <w:tcPr>
+            <w:tcW w:type="dxa" w:w="2160"/>
+          </w:tcPr>
+          <w:p>
+            <w:r>
+              <w:rPr>
+                <w:b w:val="0"/>
+                <w:i w:val="0"/>
+                <w:strike w:val="0"/>
+              </w:rPr>
+              <w:t>§ 51.1-142.2 I</w:t>
+            </w:r>
+          </w:p>
+        </w:tc>
+        <w:tc>
+          <w:tcPr>
+            <w:tcW w:type="dxa" w:w="2160"/>
+          </w:tcPr>
+          <w:p>
+            <w:r>
+              <w:rPr>
+                <w:b/>
+                <w:i w:val="0"/>
+                <w:strike w:val="0"/>
+              </w:rPr>
+              <w:t>No</w:t>
+            </w:r>
+          </w:p>
+        </w:tc>
+        <w:tc>
+          <w:tcPr>
+            <w:tcW w:type="dxa" w:w="2160"/>
+          </w:tcPr>
+          <w:p>
+            <w:r>
+              <w:rPr>
+                <w:b w:val="0"/>
+                <w:i w:val="0"/>
+                <w:strike w:val="0"/>
+              </w:rPr>
+              <w:t>Untouched; a different right with different conditions.</w:t>
+            </w:r>
+          </w:p>
+        </w:tc>
+      </w:tr>
+      <w:tr>
+        <w:tc>
+          <w:tcPr>
+            <w:tcW w:type="dxa" w:w="2160"/>
+          </w:tcPr>
+          <w:p>
+            <w:r>
+              <w:rPr>
+                <w:b w:val="0"/>
+                <w:i w:val="0"/>
+                <w:strike w:val="0"/>
+              </w:rPr>
+              <w:t>Four-year aggregate military cap</w:t>
+            </w:r>
+          </w:p>
+        </w:tc>
+        <w:tc>
+          <w:tcPr>
+            <w:tcW w:type="dxa" w:w="2160"/>
+          </w:tcPr>
+          <w:p>
+            <w:r>
+              <w:rPr>
+                <w:b w:val="0"/>
+                <w:i w:val="0"/>
+                <w:strike w:val="0"/>
+              </w:rPr>
+              <w:t>§ 51.1-142.2 B 2</w:t>
+            </w:r>
+          </w:p>
+        </w:tc>
+        <w:tc>
+          <w:tcPr>
+            <w:tcW w:type="dxa" w:w="2160"/>
+          </w:tcPr>
+          <w:p>
+            <w:r>
+              <w:rPr>
+                <w:b/>
+                <w:i w:val="0"/>
+                <w:strike w:val="0"/>
+              </w:rPr>
+              <w:t>Preserved</w:t>
+            </w:r>
+          </w:p>
+        </w:tc>
+        <w:tc>
+          <w:tcPr>
+            <w:tcW w:type="dxa" w:w="2160"/>
+          </w:tcPr>
+          <w:p>
+            <w:r>
+              <w:rPr>
+                <w:b w:val="0"/>
+                <w:i w:val="0"/>
+                <w:strike w:val="0"/>
+              </w:rPr>
+              <w:t>§ 51.1-142.4 H 2 and the § 51.1-142.2 B 2 amendment make the cap a combined cap, with H 3 barring double purchase of the same period.</w:t>
+            </w:r>
+          </w:p>
+        </w:tc>
+      </w:tr>
+      <w:tr>
+        <w:tc>
+          <w:tcPr>
+            <w:tcW w:type="dxa" w:w="2160"/>
+          </w:tcPr>
+          <w:p>
+            <w:r>
+              <w:rPr>
+                <w:b w:val="0"/>
+                <w:i w:val="0"/>
+                <w:strike w:val="0"/>
+              </w:rPr>
               <w:t>Four-year cap on other purchasable categories</w:t>
             </w:r>
           </w:p>
@@ -5524,7 +6419,7 @@
           <w:i w:val="0"/>
           <w:strike w:val="0"/>
         </w:rPr>
-        <w:t>ACTUARY 1</w:t>
+        <w:t>ACTUARY 1, now modeled</w:t>
       </w:r>
     </w:p>
     <w:p>
@@ -5588,11 +6483,1990 @@
     <w:p>
       <w:r>
         <w:rPr>
+          <w:b/>
+          <w:i w:val="0"/>
+          <w:strike w:val="0"/>
+        </w:rPr>
+        <w:t>Version 1.1 update — the number now exists.</w:t>
+      </w:r>
+      <w:r>
+        <w:rPr>
           <w:b w:val="0"/>
           <w:i w:val="0"/>
           <w:strike w:val="0"/>
         </w:rPr>
-        <w:t>Order of magnitude, for a Plan 1 member at age 50 with 26 years of creditable service and a $70,000 salary buying four bridge years:</w:t>
+        <w:t xml:space="preserve"> The ACTUARY 1 and ACTUARY 2 questions have been modeled (MOO-259; memorandum at </w:t>
+      </w:r>
+      <w:r>
+        <w:rPr>
+          <w:rFonts w:ascii="Consolas" w:hAnsi="Consolas"/>
+          <w:b w:val="0"/>
+          <w:i w:val="0"/>
+          <w:strike w:val="0"/>
+          <w:color w:val="303030"/>
+          <w:sz w:val="19"/>
+        </w:rPr>
+        <w:t>08-fiscal-model-memo.docx</w:t>
+      </w:r>
+      <w:r>
+        <w:rPr>
+          <w:b w:val="0"/>
+          <w:i w:val="0"/>
+          <w:strike w:val="0"/>
+        </w:rPr>
+        <w:t xml:space="preserve">, reproducible code and tables in </w:t>
+      </w:r>
+      <w:r>
+        <w:rPr>
+          <w:rFonts w:ascii="Consolas" w:hAnsi="Consolas"/>
+          <w:b w:val="0"/>
+          <w:i w:val="0"/>
+          <w:strike w:val="0"/>
+          <w:color w:val="303030"/>
+          <w:sz w:val="19"/>
+        </w:rPr>
+        <w:t>fiscal-model/</w:t>
+      </w:r>
+      <w:r>
+        <w:rPr>
+          <w:b w:val="0"/>
+          <w:i w:val="0"/>
+          <w:strike w:val="0"/>
+        </w:rPr>
+        <w:t xml:space="preserve">). The model is an illustrative public-finance model built from published VRS, Commonwealth and federal sources. </w:t>
+      </w:r>
+      <w:r>
+        <w:rPr>
+          <w:b/>
+          <w:i w:val="0"/>
+          <w:strike w:val="0"/>
+        </w:rPr>
+        <w:t>It is not an actuarial certification and it does not substitute for the VRS Board's statement under Va. Code § 30-19.1:7.</w:t>
+      </w:r>
+      <w:r>
+        <w:rPr>
+          <w:b w:val="0"/>
+          <w:i w:val="0"/>
+          <w:strike w:val="0"/>
+        </w:rPr>
+        <w:t xml:space="preserve"> It confirms the diagnosis in this Part and supplies magnitudes:</w:t>
+      </w:r>
+    </w:p>
+    <w:tbl>
+      <w:tblPr>
+        <w:tblStyle w:val="TableGrid"/>
+        <w:tblW w:type="auto" w:w="0"/>
+        <w:tblLook w:firstColumn="1" w:firstRow="1" w:lastColumn="0" w:lastRow="0" w:noHBand="0" w:noVBand="1" w:val="04A0"/>
+      </w:tblPr>
+      <w:tblGrid>
+        <w:gridCol w:w="4320"/>
+        <w:gridCol w:w="4320"/>
+      </w:tblGrid>
+      <w:tr>
+        <w:tc>
+          <w:tcPr>
+            <w:tcW w:type="dxa" w:w="4320"/>
+          </w:tcPr>
+          <w:p>
+            <w:r>
+              <w:rPr>
+                <w:b/>
+                <w:i w:val="0"/>
+                <w:strike w:val="0"/>
+              </w:rPr>
+              <w:t>Question</w:t>
+            </w:r>
+          </w:p>
+        </w:tc>
+        <w:tc>
+          <w:tcPr>
+            <w:tcW w:type="dxa" w:w="4320"/>
+          </w:tcPr>
+          <w:p>
+            <w:r>
+              <w:rPr>
+                <w:b/>
+                <w:i w:val="0"/>
+                <w:strike w:val="0"/>
+              </w:rPr>
+              <w:t>Modeled answer</w:t>
+            </w:r>
+          </w:p>
+        </w:tc>
+      </w:tr>
+      <w:tr>
+        <w:tc>
+          <w:tcPr>
+            <w:tcW w:type="dxa" w:w="4320"/>
+          </w:tcPr>
+          <w:p>
+            <w:r>
+              <w:rPr>
+                <w:b w:val="0"/>
+                <w:i w:val="0"/>
+                <w:strike w:val="0"/>
+              </w:rPr>
+              <w:t>Does approximate normal cost cover the value of the acceleration?</w:t>
+            </w:r>
+          </w:p>
+        </w:tc>
+        <w:tc>
+          <w:tcPr>
+            <w:tcW w:type="dxa" w:w="4320"/>
+          </w:tcPr>
+          <w:p>
+            <w:r>
+              <w:rPr>
+                <w:b/>
+                <w:i w:val="0"/>
+                <w:strike w:val="0"/>
+              </w:rPr>
+              <w:t>No.</w:t>
+            </w:r>
+            <w:r>
+              <w:rPr>
+                <w:b w:val="0"/>
+                <w:i w:val="0"/>
+                <w:strike w:val="0"/>
+              </w:rPr>
+              <w:t xml:space="preserve"> Price recovers </w:t>
+            </w:r>
+            <w:r>
+              <w:rPr>
+                <w:b/>
+                <w:i w:val="0"/>
+                <w:strike w:val="0"/>
+              </w:rPr>
+              <w:t>11% to 78%</w:t>
+            </w:r>
+            <w:r>
+              <w:rPr>
+                <w:b w:val="0"/>
+                <w:i w:val="0"/>
+                <w:strike w:val="0"/>
+              </w:rPr>
+              <w:t xml:space="preserve"> of value, depending on plan and profile. An actuarially equivalent price for the maximum-acceleration Plan 1 case would be about </w:t>
+            </w:r>
+            <w:r>
+              <w:rPr>
+                <w:b/>
+                <w:i w:val="0"/>
+                <w:strike w:val="0"/>
+              </w:rPr>
+              <w:t>112.8% of salary per year purchased</w:t>
+            </w:r>
+            <w:r>
+              <w:rPr>
+                <w:b w:val="0"/>
+                <w:i w:val="0"/>
+                <w:strike w:val="0"/>
+              </w:rPr>
+              <w:t>, versus the 12.50% charged.</w:t>
+            </w:r>
+          </w:p>
+        </w:tc>
+      </w:tr>
+      <w:tr>
+        <w:tc>
+          <w:tcPr>
+            <w:tcW w:type="dxa" w:w="4320"/>
+          </w:tcPr>
+          <w:p>
+            <w:r>
+              <w:rPr>
+                <w:b w:val="0"/>
+                <w:i w:val="0"/>
+                <w:strike w:val="0"/>
+              </w:rPr>
+              <w:t>Largest per-member subsidy</w:t>
+            </w:r>
+          </w:p>
+        </w:tc>
+        <w:tc>
+          <w:tcPr>
+            <w:tcW w:type="dxa" w:w="4320"/>
+          </w:tcPr>
+          <w:p>
+            <w:r>
+              <w:rPr>
+                <w:b w:val="0"/>
+                <w:i w:val="0"/>
+                <w:strike w:val="0"/>
+              </w:rPr>
+              <w:t xml:space="preserve">Plan 1, age 50 with 26 years at $85,000: pays </w:t>
+            </w:r>
+            <w:r>
+              <w:rPr>
+                <w:b/>
+                <w:i w:val="0"/>
+                <w:strike w:val="0"/>
+              </w:rPr>
+              <w:t>$42,500</w:t>
+            </w:r>
+            <w:r>
+              <w:rPr>
+                <w:b w:val="0"/>
+                <w:i w:val="0"/>
+                <w:strike w:val="0"/>
+              </w:rPr>
+              <w:t xml:space="preserve">, receives </w:t>
+            </w:r>
+            <w:r>
+              <w:rPr>
+                <w:b/>
+                <w:i w:val="0"/>
+                <w:strike w:val="0"/>
+              </w:rPr>
+              <w:t>$383,565</w:t>
+            </w:r>
+            <w:r>
+              <w:rPr>
+                <w:b w:val="0"/>
+                <w:i w:val="0"/>
+                <w:strike w:val="0"/>
+              </w:rPr>
+              <w:t xml:space="preserve"> of value — </w:t>
+            </w:r>
+            <w:r>
+              <w:rPr>
+                <w:b/>
+                <w:i w:val="0"/>
+                <w:strike w:val="0"/>
+              </w:rPr>
+              <w:t>$341,065</w:t>
+            </w:r>
+            <w:r>
+              <w:rPr>
+                <w:b w:val="0"/>
+                <w:i w:val="0"/>
+                <w:strike w:val="0"/>
+              </w:rPr>
+              <w:t xml:space="preserve"> net, at </w:t>
+            </w:r>
+            <w:r>
+              <w:rPr>
+                <w:b/>
+                <w:i w:val="0"/>
+                <w:strike w:val="0"/>
+              </w:rPr>
+              <w:t>11.1%</w:t>
+            </w:r>
+            <w:r>
+              <w:rPr>
+                <w:b w:val="0"/>
+                <w:i w:val="0"/>
+                <w:strike w:val="0"/>
+              </w:rPr>
+              <w:t xml:space="preserve"> cost recovery. The driver is that the current-law 50/10 reduction is about </w:t>
+            </w:r>
+            <w:r>
+              <w:rPr>
+                <w:b/>
+                <w:i w:val="0"/>
+                <w:strike w:val="0"/>
+              </w:rPr>
+              <w:t>60%</w:t>
+            </w:r>
+            <w:r>
+              <w:rPr>
+                <w:b w:val="0"/>
+                <w:i w:val="0"/>
+                <w:strike w:val="0"/>
+              </w:rPr>
+              <w:t>, so the bridge converts a 40-cent benefit into a dollar benefit for life.</w:t>
+            </w:r>
+          </w:p>
+        </w:tc>
+      </w:tr>
+      <w:tr>
+        <w:tc>
+          <w:tcPr>
+            <w:tcW w:type="dxa" w:w="4320"/>
+          </w:tcPr>
+          <w:p>
+            <w:r>
+              <w:rPr>
+                <w:b w:val="0"/>
+                <w:i w:val="0"/>
+                <w:strike w:val="0"/>
+              </w:rPr>
+              <w:t>Why Plan 2 prices better</w:t>
+            </w:r>
+          </w:p>
+        </w:tc>
+        <w:tc>
+          <w:tcPr>
+            <w:tcW w:type="dxa" w:w="4320"/>
+          </w:tcPr>
+          <w:p>
+            <w:r>
+              <w:rPr>
+                <w:b/>
+                <w:i w:val="0"/>
+                <w:strike w:val="0"/>
+              </w:rPr>
+              <w:t>56% to 79%</w:t>
+            </w:r>
+            <w:r>
+              <w:rPr>
+                <w:b w:val="0"/>
+                <w:i w:val="0"/>
+                <w:strike w:val="0"/>
+              </w:rPr>
+              <w:t xml:space="preserve"> recovery. The Rule-of-90 sum grows two points per year worked while a bridge year adds one, so four bridge points accelerate eligibility by only </w:t>
+            </w:r>
+            <w:r>
+              <w:rPr>
+                <w:b/>
+                <w:i w:val="0"/>
+                <w:strike w:val="0"/>
+              </w:rPr>
+              <w:t>two years</w:t>
+            </w:r>
+            <w:r>
+              <w:rPr>
+                <w:b w:val="0"/>
+                <w:i w:val="0"/>
+                <w:strike w:val="0"/>
+              </w:rPr>
+              <w:t xml:space="preserve"> — this memorandum's Part 1.2 asymmetry, confirmed and now priced.</w:t>
+            </w:r>
+          </w:p>
+        </w:tc>
+      </w:tr>
+      <w:tr>
+        <w:tc>
+          <w:tcPr>
+            <w:tcW w:type="dxa" w:w="4320"/>
+          </w:tcPr>
+          <w:p>
+            <w:r>
+              <w:rPr>
+                <w:b w:val="0"/>
+                <w:i w:val="0"/>
+                <w:strike w:val="0"/>
+              </w:rPr>
+              <w:t>Aggregate employer contribution rate impact, FY2029–FY2038</w:t>
+            </w:r>
+          </w:p>
+        </w:tc>
+        <w:tc>
+          <w:tcPr>
+            <w:tcW w:type="dxa" w:w="4320"/>
+          </w:tcPr>
+          <w:p>
+            <w:r>
+              <w:rPr>
+                <w:b/>
+                <w:i w:val="0"/>
+                <w:strike w:val="0"/>
+              </w:rPr>
+              <w:t>0.22 bp</w:t>
+            </w:r>
+            <w:r>
+              <w:rPr>
+                <w:b w:val="0"/>
+                <w:i w:val="0"/>
+                <w:strike w:val="0"/>
+              </w:rPr>
+              <w:t xml:space="preserve"> state, </w:t>
+            </w:r>
+            <w:r>
+              <w:rPr>
+                <w:b/>
+                <w:i w:val="0"/>
+                <w:strike w:val="0"/>
+              </w:rPr>
+              <w:t>0.20 bp</w:t>
+            </w:r>
+            <w:r>
+              <w:rPr>
+                <w:b w:val="0"/>
+                <w:i w:val="0"/>
+                <w:strike w:val="0"/>
+              </w:rPr>
+              <w:t xml:space="preserve"> teacher, </w:t>
+            </w:r>
+            <w:r>
+              <w:rPr>
+                <w:b/>
+                <w:i w:val="0"/>
+                <w:strike w:val="0"/>
+              </w:rPr>
+              <w:t>0.14 bp</w:t>
+            </w:r>
+            <w:r>
+              <w:rPr>
+                <w:b w:val="0"/>
+                <w:i w:val="0"/>
+                <w:strike w:val="0"/>
+              </w:rPr>
+              <w:t xml:space="preserve"> political subdivisions, </w:t>
+            </w:r>
+            <w:r>
+              <w:rPr>
+                <w:b/>
+                <w:i w:val="0"/>
+                <w:strike w:val="0"/>
+              </w:rPr>
+              <w:t>0.19 bp</w:t>
+            </w:r>
+            <w:r>
+              <w:rPr>
+                <w:b w:val="0"/>
+                <w:i w:val="0"/>
+                <w:strike w:val="0"/>
+              </w:rPr>
+              <w:t xml:space="preserve"> combined — about </w:t>
+            </w:r>
+            <w:r>
+              <w:rPr>
+                <w:b/>
+                <w:i w:val="0"/>
+                <w:strike w:val="0"/>
+              </w:rPr>
+              <w:t>222 purchasers</w:t>
+            </w:r>
+            <w:r>
+              <w:rPr>
+                <w:b w:val="0"/>
+                <w:i w:val="0"/>
+                <w:strike w:val="0"/>
+              </w:rPr>
+              <w:t xml:space="preserve"> against </w:t>
+            </w:r>
+            <w:r>
+              <w:rPr>
+                <w:b/>
+                <w:i w:val="0"/>
+                <w:strike w:val="0"/>
+              </w:rPr>
+              <w:t>$26.05 billion</w:t>
+            </w:r>
+            <w:r>
+              <w:rPr>
+                <w:b w:val="0"/>
+                <w:i w:val="0"/>
+                <w:strike w:val="0"/>
+              </w:rPr>
+              <w:t xml:space="preserve"> of covered payroll, paying about </w:t>
+            </w:r>
+            <w:r>
+              <w:rPr>
+                <w:b/>
+                <w:i w:val="0"/>
+                <w:strike w:val="0"/>
+              </w:rPr>
+              <w:t>$7.29M</w:t>
+            </w:r>
+            <w:r>
+              <w:rPr>
+                <w:b w:val="0"/>
+                <w:i w:val="0"/>
+                <w:strike w:val="0"/>
+              </w:rPr>
+              <w:t xml:space="preserve"> in. To the nearest basis point no plan's rate changes. Full sensitivity range </w:t>
+            </w:r>
+            <w:r>
+              <w:rPr>
+                <w:b/>
+                <w:i w:val="0"/>
+                <w:strike w:val="0"/>
+              </w:rPr>
+              <w:t>0.05 to 0.44 bp</w:t>
+            </w:r>
+            <w:r>
+              <w:rPr>
+                <w:b w:val="0"/>
+                <w:i w:val="0"/>
+                <w:strike w:val="0"/>
+              </w:rPr>
+              <w:t xml:space="preserve"> aggregate; no single plan exceeds </w:t>
+            </w:r>
+            <w:r>
+              <w:rPr>
+                <w:b/>
+                <w:i w:val="0"/>
+                <w:strike w:val="0"/>
+              </w:rPr>
+              <w:t>0.84 bp</w:t>
+            </w:r>
+            <w:r>
+              <w:rPr>
+                <w:b w:val="0"/>
+                <w:i w:val="0"/>
+                <w:strike w:val="0"/>
+              </w:rPr>
+              <w:t xml:space="preserve"> in any scenario tested.</w:t>
+            </w:r>
+          </w:p>
+        </w:tc>
+      </w:tr>
+      <w:tr>
+        <w:tc>
+          <w:tcPr>
+            <w:tcW w:type="dxa" w:w="4320"/>
+          </w:tcPr>
+          <w:p>
+            <w:r>
+              <w:rPr>
+                <w:b w:val="0"/>
+                <w:i w:val="0"/>
+                <w:strike w:val="0"/>
+              </w:rPr>
+              <w:t>Does any scenario make it cost-neutral?</w:t>
+            </w:r>
+          </w:p>
+        </w:tc>
+        <w:tc>
+          <w:tcPr>
+            <w:tcW w:type="dxa" w:w="4320"/>
+          </w:tcPr>
+          <w:p>
+            <w:r>
+              <w:rPr>
+                <w:b/>
+                <w:i w:val="0"/>
+                <w:strike w:val="0"/>
+              </w:rPr>
+              <w:t>No.</w:t>
+            </w:r>
+            <w:r>
+              <w:rPr>
+                <w:b w:val="0"/>
+                <w:i w:val="0"/>
+                <w:strike w:val="0"/>
+              </w:rPr>
+              <w:t xml:space="preserve"> Nothing tested flips the aggregate into a saving. Cost neutrality is not an available claim.</w:t>
+            </w:r>
+          </w:p>
+        </w:tc>
+      </w:tr>
+    </w:tbl>
+    <w:p/>
+    <w:p>
+      <w:r>
+        <w:rPr>
+          <w:b w:val="0"/>
+          <w:i w:val="0"/>
+          <w:strike w:val="0"/>
+        </w:rPr>
+        <w:t>Three consequences for this memorandum's legal analysis:</w:t>
+      </w:r>
+    </w:p>
+    <w:p>
+      <w:pPr>
+        <w:pStyle w:val="ListNumber"/>
+      </w:pPr>
+      <w:r>
+        <w:rPr>
+          <w:b/>
+          <w:i w:val="0"/>
+          <w:strike w:val="0"/>
+        </w:rPr>
+        <w:t>The § 51.1-124.3 carve-out is doing more work than any other provision.</w:t>
+      </w:r>
+      <w:r>
+        <w:rPr>
+          <w:b w:val="0"/>
+          <w:i w:val="0"/>
+          <w:strike w:val="0"/>
+        </w:rPr>
+        <w:t xml:space="preserve"> If eligibility credit counted as creditable service, the modeled liability increase for the lead profile would rise from </w:t>
+      </w:r>
+      <w:r>
+        <w:rPr>
+          <w:b/>
+          <w:i w:val="0"/>
+          <w:strike w:val="0"/>
+        </w:rPr>
+        <w:t>$21,000 to $119,349 — 5.7 times larger</w:t>
+      </w:r>
+      <w:r>
+        <w:rPr>
+          <w:b w:val="0"/>
+          <w:i w:val="0"/>
+          <w:strike w:val="0"/>
+        </w:rPr>
+        <w:t>, and the annual allowance from $35,696 to $41,188 for life. The three-move architecture in Part 3 is vindicated quantitatively, not merely conceptually.</w:t>
+      </w:r>
+    </w:p>
+    <w:p>
+      <w:pPr>
+        <w:pStyle w:val="ListNumber"/>
+      </w:pPr>
+      <w:r>
+        <w:rPr>
+          <w:b/>
+          <w:i w:val="0"/>
+          <w:strike w:val="0"/>
+        </w:rPr>
+        <w:t>The sign of the per-member result depends on member behaviour, not on drafting.</w:t>
+      </w:r>
+      <w:r>
+        <w:rPr>
+          <w:b w:val="0"/>
+          <w:i w:val="0"/>
+          <w:strike w:val="0"/>
+        </w:rPr>
+        <w:t xml:space="preserve"> On the "work-to-eligibility" baseline — the member would have worked on to unreduced eligibility and then retired — the member </w:t>
+      </w:r>
+      <w:r>
+        <w:rPr>
+          <w:b/>
+          <w:i w:val="0"/>
+          <w:strike w:val="0"/>
+        </w:rPr>
+        <w:t>overpays in every profile modeled</w:t>
+      </w:r>
+      <w:r>
+        <w:rPr>
+          <w:b w:val="0"/>
+          <w:i w:val="0"/>
+          <w:strike w:val="0"/>
+        </w:rPr>
+        <w:t>, because the bridge requires surrendering four years of accrual and of AFC growth. The subsidy exists only for members who were going to leave anyway. No public data bears on the mix, which is why the aggregate is reported as a range.</w:t>
+      </w:r>
+    </w:p>
+    <w:p>
+      <w:pPr>
+        <w:pStyle w:val="ListNumber"/>
+      </w:pPr>
+      <w:r>
+        <w:rPr>
+          <w:b/>
+          <w:i w:val="0"/>
+          <w:strike w:val="0"/>
+        </w:rPr>
+        <w:t>DECISION 2 (hybrid exclusion) cannot be defended on near-term cost.</w:t>
+      </w:r>
+      <w:r>
+        <w:rPr>
+          <w:b w:val="0"/>
+          <w:i w:val="0"/>
+          <w:strike w:val="0"/>
+        </w:rPr>
+        <w:t xml:space="preserve"> Including hybrid participants changes the ten-year number by </w:t>
+      </w:r>
+      <w:r>
+        <w:rPr>
+          <w:b/>
+          <w:i w:val="0"/>
+          <w:strike w:val="0"/>
+        </w:rPr>
+        <w:t>less than one hundredth of a basis point</w:t>
+      </w:r>
+      <w:r>
+        <w:rPr>
+          <w:b w:val="0"/>
+          <w:i w:val="0"/>
+          <w:strike w:val="0"/>
+        </w:rPr>
+        <w:t xml:space="preserve">, because almost no hybrid participant can satisfy § 51.1-142.4 B 5 and C before FY2038. The exclusion JLCVSO chose stands on equity and precedent grounds; if a committee asks for the fiscal justification, there is not one inside the window. Material hybrid cost begins in the </w:t>
+      </w:r>
+      <w:r>
+        <w:rPr>
+          <w:b/>
+          <w:i w:val="0"/>
+          <w:strike w:val="0"/>
+        </w:rPr>
+        <w:t>2040s</w:t>
+      </w:r>
+      <w:r>
+        <w:rPr>
+          <w:b w:val="0"/>
+          <w:i w:val="0"/>
+          <w:strike w:val="0"/>
+        </w:rPr>
+        <w:t>, outside any fiscal note horizon and unmodeled.</w:t>
+      </w:r>
+    </w:p>
+    <w:p>
+      <w:r>
+        <w:rPr>
+          <w:b w:val="0"/>
+          <w:i w:val="0"/>
+          <w:strike w:val="0"/>
+        </w:rPr>
+        <w:t xml:space="preserve">Options if containment is required: (i) Board-set bridge-specific rate under § 51.1-142.4 D; (ii) require actuarial equivalent cost measured against the </w:t>
+      </w:r>
+      <w:r>
+        <w:rPr>
+          <w:b w:val="0"/>
+          <w:i/>
+          <w:strike w:val="0"/>
+        </w:rPr>
+        <w:t>acceleration</w:t>
+      </w:r>
+      <w:r>
+        <w:rPr>
+          <w:b w:val="0"/>
+          <w:i w:val="0"/>
+          <w:strike w:val="0"/>
+        </w:rPr>
+        <w:t xml:space="preserve">, not against a year of accrual; (iii) cap the acceleration at fewer than four years; (iv) require an appropriation to offset the liability. (i) and (ii) would substantially raise the price and undercut the policy; they are not drafted. The model adds a fifth that is </w:t>
+      </w:r>
+      <w:r>
+        <w:rPr>
+          <w:b/>
+          <w:i w:val="0"/>
+          <w:strike w:val="0"/>
+        </w:rPr>
+        <w:t>not</w:t>
+      </w:r>
+      <w:r>
+        <w:rPr>
+          <w:b w:val="0"/>
+          <w:i w:val="0"/>
+          <w:strike w:val="0"/>
+        </w:rPr>
+        <w:t xml:space="preserve"> recommended: the stricter DECISION 4 purchase rule (permit a purchase only where it fully completes eligibility) saves about </w:t>
+      </w:r>
+      <w:r>
+        <w:rPr>
+          <w:b/>
+          <w:i w:val="0"/>
+          <w:strike w:val="0"/>
+        </w:rPr>
+        <w:t>0.06 bp</w:t>
+      </w:r>
+      <w:r>
+        <w:rPr>
+          <w:b w:val="0"/>
+          <w:i w:val="0"/>
+          <w:strike w:val="0"/>
+        </w:rPr>
+        <w:t xml:space="preserve"> but denies the benefit outright to every veteran whose qualifying service is shorter than their deficit. JLCVSO chose the partial-purchase rule, and </w:t>
+      </w:r>
+      <w:r>
+        <w:rPr>
+          <w:b/>
+          <w:i w:val="0"/>
+          <w:strike w:val="0"/>
+        </w:rPr>
+        <w:t>0.06 bp is its measured price</w:t>
+      </w:r>
+      <w:r>
+        <w:rPr>
+          <w:b w:val="0"/>
+          <w:i w:val="0"/>
+          <w:strike w:val="0"/>
+        </w:rPr>
+        <w:t xml:space="preserve"> — a defensible trade to put to a committee.</w:t>
+      </w:r>
+    </w:p>
+    <w:p>
+      <w:r>
+        <w:rPr>
+          <w:b/>
+          <w:i w:val="0"/>
+          <w:strike w:val="0"/>
+        </w:rPr>
+        <w:t>What the model does not price, and it matters.</w:t>
+      </w:r>
+      <w:r>
+        <w:rPr>
+          <w:b w:val="0"/>
+          <w:i w:val="0"/>
+          <w:strike w:val="0"/>
+        </w:rPr>
+        <w:t xml:space="preserve"> The deferred-member strategy in DECISION 8 is </w:t>
+      </w:r>
+      <w:r>
+        <w:rPr>
+          <w:b/>
+          <w:i w:val="0"/>
+          <w:strike w:val="0"/>
+        </w:rPr>
+        <w:t>not</w:t>
+      </w:r>
+      <w:r>
+        <w:rPr>
+          <w:b w:val="0"/>
+          <w:i w:val="0"/>
+          <w:strike w:val="0"/>
+        </w:rPr>
+        <w:t xml:space="preserve"> in any figure above; the model prices four years of acceleration, not fifteen. If DECISION 8 is resolved by keeping the deferred path open, every aggregate in this Part is an understatement and the bill must be re-costed with the deferred case modeled as the dominant strategy. Likewise the DECISION 9 health insurance credit and COLA commencement costs sit on </w:t>
+      </w:r>
+      <w:r>
+        <w:rPr>
+          <w:b/>
+          <w:i w:val="0"/>
+          <w:strike w:val="0"/>
+        </w:rPr>
+        <w:t>separately funded trusts</w:t>
+      </w:r>
+      <w:r>
+        <w:rPr>
+          <w:b w:val="0"/>
+          <w:i w:val="0"/>
+          <w:strike w:val="0"/>
+        </w:rPr>
+        <w:t xml:space="preserve"> and are outside the contribution-rate figures; only the per-member health insurance credit order of magnitude (≈ $5,300) has been estimated.</w:t>
+      </w:r>
+    </w:p>
+    <w:p>
+      <w:pPr>
+        <w:pStyle w:val="Heading3"/>
+      </w:pPr>
+      <w:r>
+        <w:rPr>
+          <w:b w:val="0"/>
+          <w:i w:val="0"/>
+          <w:strike w:val="0"/>
+        </w:rPr>
+        <w:t xml:space="preserve">5.2 Military retirees may be excluded from the bridge entirely — </w:t>
+      </w:r>
+      <w:r>
+        <w:rPr>
+          <w:b/>
+          <w:i w:val="0"/>
+          <w:strike w:val="0"/>
+        </w:rPr>
+        <w:t>COUNSEL 2 / DECISION 3</w:t>
+      </w:r>
+    </w:p>
+    <w:p>
+      <w:r>
+        <w:rPr>
+          <w:b w:val="0"/>
+          <w:i w:val="0"/>
+          <w:strike w:val="0"/>
+        </w:rPr>
+        <w:t xml:space="preserve">§ 51.1-142.2 B bars purchase of service "included in the calculation of any retirement allowance received or to be received by the member from this or another retirement system," except as required by </w:t>
+      </w:r>
+      <w:r>
+        <w:rPr>
+          <w:b/>
+          <w:i w:val="0"/>
+          <w:strike w:val="0"/>
+        </w:rPr>
+        <w:t>10 U.S.C. ch. 1223</w:t>
+      </w:r>
+      <w:r>
+        <w:rPr>
+          <w:b w:val="0"/>
+          <w:i w:val="0"/>
+          <w:strike w:val="0"/>
+        </w:rPr>
+        <w:t xml:space="preserve"> (reserve-component non-regular retired pay). VRS administers this as a bar where the service "qualifies you for a military pension."</w:t>
+      </w:r>
+    </w:p>
+    <w:p>
+      <w:r>
+        <w:rPr>
+          <w:b w:val="0"/>
+          <w:i w:val="0"/>
+          <w:strike w:val="0"/>
+        </w:rPr>
+        <w:t xml:space="preserve">The practical consequence is severe and runs against the proposal's framing: a </w:t>
+      </w:r>
+      <w:r>
+        <w:rPr>
+          <w:b/>
+          <w:i w:val="0"/>
+          <w:strike w:val="0"/>
+        </w:rPr>
+        <w:t>career active-component military retiree</w:t>
+      </w:r>
+      <w:r>
+        <w:rPr>
+          <w:b w:val="0"/>
+          <w:i w:val="0"/>
+          <w:strike w:val="0"/>
+        </w:rPr>
+        <w:t xml:space="preserve"> — precisely the "long-serving veteran" the brief describes — generally </w:t>
+      </w:r>
+      <w:r>
+        <w:rPr>
+          <w:b/>
+          <w:i w:val="0"/>
+          <w:strike w:val="0"/>
+        </w:rPr>
+        <w:t>cannot</w:t>
+      </w:r>
+      <w:r>
+        <w:rPr>
+          <w:b w:val="0"/>
+          <w:i w:val="0"/>
+          <w:strike w:val="0"/>
+        </w:rPr>
+        <w:t xml:space="preserve"> purchase the service, because it is counted in military retired pay. The bridge as drafted inherits that bar through § 51.1-142.4 B 4 and H 5. The realistic beneficiary population is veterans who served and separated </w:t>
+      </w:r>
+      <w:r>
+        <w:rPr>
+          <w:b/>
+          <w:i w:val="0"/>
+          <w:strike w:val="0"/>
+        </w:rPr>
+        <w:t>without</w:t>
+      </w:r>
+      <w:r>
+        <w:rPr>
+          <w:b w:val="0"/>
+          <w:i w:val="0"/>
+          <w:strike w:val="0"/>
+        </w:rPr>
+        <w:t xml:space="preserve"> retirement-eligible service, plus reserve/Guard members protected by 10 U.S.C. ch. 1223.</w:t>
+      </w:r>
+    </w:p>
+    <w:p>
+      <w:r>
+        <w:rPr>
+          <w:b w:val="0"/>
+          <w:i w:val="0"/>
+          <w:strike w:val="0"/>
+        </w:rPr>
+        <w:t>JLCVSO should decide whether to (a) accept the bar, (b) seek an express exception for military retired pay — which raises a genuine double-counting objection and a much larger fiscal number, or (c) at minimum require VRS to publish the rule plainly so members are not surprised. The bill as drafted does (a).</w:t>
+      </w:r>
+    </w:p>
+    <w:p>
+      <w:pPr>
+        <w:pStyle w:val="Heading3"/>
+      </w:pPr>
+      <w:r>
+        <w:rPr>
+          <w:b w:val="0"/>
+          <w:i w:val="0"/>
+          <w:strike w:val="0"/>
+        </w:rPr>
+        <w:t xml:space="preserve">5.3 Federal tax qualification — </w:t>
+      </w:r>
+      <w:r>
+        <w:rPr>
+          <w:b/>
+          <w:i w:val="0"/>
+          <w:strike w:val="0"/>
+        </w:rPr>
+        <w:t>COUNSEL 3</w:t>
+      </w:r>
+    </w:p>
+    <w:p>
+      <w:r>
+        <w:rPr>
+          <w:b w:val="0"/>
+          <w:i w:val="0"/>
+          <w:strike w:val="0"/>
+        </w:rPr>
+        <w:t xml:space="preserve">Member purchases of service in a governmental plan are normally analyzed as "permissive service credit" under </w:t>
+      </w:r>
+      <w:r>
+        <w:rPr>
+          <w:b/>
+          <w:i w:val="0"/>
+          <w:strike w:val="0"/>
+        </w:rPr>
+        <w:t>IRC § 415(n)</w:t>
+      </w:r>
+      <w:r>
+        <w:rPr>
+          <w:b w:val="0"/>
+          <w:i w:val="0"/>
+          <w:strike w:val="0"/>
+        </w:rPr>
+        <w:t xml:space="preserve">, which is framed in terms of purchasing </w:t>
+      </w:r>
+      <w:r>
+        <w:rPr>
+          <w:b w:val="0"/>
+          <w:i/>
+          <w:strike w:val="0"/>
+        </w:rPr>
+        <w:t>service credit</w:t>
+      </w:r>
+      <w:r>
+        <w:rPr>
+          <w:b w:val="0"/>
+          <w:i w:val="0"/>
+          <w:strike w:val="0"/>
+        </w:rPr>
+        <w:t xml:space="preserve"> that increases benefits. A purchase that buys </w:t>
+      </w:r>
+      <w:r>
+        <w:rPr>
+          <w:b/>
+          <w:i w:val="0"/>
+          <w:strike w:val="0"/>
+        </w:rPr>
+        <w:t>no</w:t>
+      </w:r>
+      <w:r>
+        <w:rPr>
+          <w:b w:val="0"/>
+          <w:i w:val="0"/>
+          <w:strike w:val="0"/>
+        </w:rPr>
+        <w:t xml:space="preserve"> benefit accrual and only eligibility is unusual and does not map cleanly onto § 415(n)'s structure.</w:t>
+      </w:r>
+    </w:p>
+    <w:p>
+      <w:r>
+        <w:rPr>
+          <w:b/>
+          <w:i w:val="0"/>
+          <w:strike w:val="0"/>
+        </w:rPr>
+        <w:t>Sharpened in version 1.1 — the problem is not a poor fit but probable non-application, and it has a design consequence.</w:t>
+      </w:r>
+      <w:r>
+        <w:rPr>
+          <w:b w:val="0"/>
+          <w:i w:val="0"/>
+          <w:strike w:val="0"/>
+        </w:rPr>
+        <w:t xml:space="preserve"> § 415(n)(3)(A) defines permissive service credit as service credit "</w:t>
+      </w:r>
+      <w:r>
+        <w:rPr>
+          <w:b/>
+          <w:i w:val="0"/>
+          <w:strike w:val="0"/>
+        </w:rPr>
+        <w:t>recognized by the plan for purposes of calculating a participant's benefit under the plan</w:t>
+      </w:r>
+      <w:r>
+        <w:rPr>
+          <w:b w:val="0"/>
+          <w:i w:val="0"/>
+          <w:strike w:val="0"/>
+        </w:rPr>
+        <w:t xml:space="preserve">." Bridge credit is, by express design, not recognized for that purpose, so clause (i) appears </w:t>
+      </w:r>
+      <w:r>
+        <w:rPr>
+          <w:b/>
+          <w:i w:val="0"/>
+          <w:strike w:val="0"/>
+        </w:rPr>
+        <w:t>not to be satisfied at all</w:t>
+      </w:r>
+      <w:r>
+        <w:rPr>
+          <w:b w:val="0"/>
+          <w:i w:val="0"/>
+          <w:strike w:val="0"/>
+        </w:rPr>
+        <w:t>. Three consequences follow:</w:t>
+      </w:r>
+    </w:p>
+    <w:p>
+      <w:pPr>
+        <w:pStyle w:val="ListNumber"/>
+      </w:pPr>
+      <w:r>
+        <w:rPr>
+          <w:b/>
+          <w:i w:val="0"/>
+          <w:strike w:val="0"/>
+        </w:rPr>
+        <w:t>§ 415(c) exposure.</w:t>
+      </w:r>
+      <w:r>
+        <w:rPr>
+          <w:b w:val="0"/>
+          <w:i w:val="0"/>
+          <w:strike w:val="0"/>
+        </w:rPr>
+        <w:t xml:space="preserve"> Voluntary after-tax employee contributions to a governmental defined benefit plan are annual additions (Treas. Reg. § 1.415(c)-1(a)(2)(ii)(B)). § 415(n)(1)(B) is the relief that lets a governmental plan avoid an annual-additions failure on a service purchase. Without it, a lump sum of roughly $35,000 could exceed the § 415(c) limit in the year of purchase. § 51.1-168 addresses §§ 415(b) and 415(d), not this.</w:t>
+      </w:r>
+    </w:p>
+    <w:p>
+      <w:pPr>
+        <w:pStyle w:val="ListNumber"/>
+      </w:pPr>
+      <w:r>
+        <w:rPr>
+          <w:b/>
+          <w:i w:val="0"/>
+          <w:strike w:val="0"/>
+        </w:rPr>
+        <w:t>Funding sources disappear — a design fact, not a footnote.</w:t>
+      </w:r>
+      <w:r>
+        <w:rPr>
+          <w:b w:val="0"/>
+          <w:i w:val="0"/>
+          <w:strike w:val="0"/>
+        </w:rPr>
+        <w:t xml:space="preserve"> IRC §§ 403(b)(13) and 457(e)(17) permit trustee-to-trustee transfers to a governmental defined benefit plan only for the purchase of "permissive service credit (as defined in section 415(n)(3)(A))" or a § 415(k)(3) repayment. If bridge credit is not permissive service credit, members </w:t>
+      </w:r>
+      <w:r>
+        <w:rPr>
+          <w:b/>
+          <w:i w:val="0"/>
+          <w:strike w:val="0"/>
+        </w:rPr>
+        <w:t>cannot fund it from a 403(b) or 457(b) account</w:t>
+      </w:r>
+      <w:r>
+        <w:rPr>
+          <w:b w:val="0"/>
+          <w:i w:val="0"/>
+          <w:strike w:val="0"/>
+        </w:rPr>
+        <w:t xml:space="preserve"> — which is how most VRS members fund service purchases. JLCVSO should know this before the bill is introduced, because it materially changes who can afford the bridge.</w:t>
+      </w:r>
+    </w:p>
+    <w:p>
+      <w:pPr>
+        <w:pStyle w:val="ListNumber"/>
+      </w:pPr>
+      <w:r>
+        <w:rPr>
+          <w:b/>
+          <w:i w:val="0"/>
+          <w:strike w:val="0"/>
+        </w:rPr>
+        <w:t>§ 414(h)(2) pick-up.</w:t>
+      </w:r>
+      <w:r>
+        <w:rPr>
+          <w:b w:val="0"/>
+          <w:i w:val="0"/>
+          <w:strike w:val="0"/>
+        </w:rPr>
+        <w:t xml:space="preserve"> The payroll-deduction route in § 51.1-142.4 D borrows § 51.1-142.2 F, but a pick-up determination for one section does not carry over to a different section buying a different thing.</w:t>
+      </w:r>
+    </w:p>
+    <w:p>
+      <w:r>
+        <w:rPr>
+          <w:b/>
+          <w:i w:val="0"/>
+          <w:strike w:val="0"/>
+        </w:rPr>
+        <w:t>Downgraded:</w:t>
+      </w:r>
+      <w:r>
+        <w:rPr>
+          <w:b w:val="0"/>
+          <w:i w:val="0"/>
+          <w:strike w:val="0"/>
+        </w:rPr>
+        <w:t xml:space="preserve"> § 401(a) definitely-determinable benefits. The benefit </w:t>
+      </w:r>
+      <w:r>
+        <w:rPr>
+          <w:b w:val="0"/>
+          <w:i/>
+          <w:strike w:val="0"/>
+        </w:rPr>
+        <w:t>amount</w:t>
+      </w:r>
+      <w:r>
+        <w:rPr>
+          <w:b w:val="0"/>
+          <w:i w:val="0"/>
+          <w:strike w:val="0"/>
+        </w:rPr>
+        <w:t xml:space="preserve"> is untouched and the eligibility condition is objective and fixed in statute, so Treas. Reg. § 1.401-1(b)(1)(i) is satisfied on its face; the governmental-plan exemptions in IRC §§ 401(a)(5)(G) and 401(a)(26)(G) also take § 401(a)(4) and § 401(a)(26) off the table. Counsel's time belongs on § 415(n)/§ 415(c).</w:t>
+      </w:r>
+    </w:p>
+    <w:p>
+      <w:r>
+        <w:rPr>
+          <w:b/>
+          <w:i w:val="0"/>
+          <w:strike w:val="0"/>
+        </w:rPr>
+        <w:t>Added: 10 U.S.C. § 12736 is the operative federal provision, and this package previously cited only the chapter.</w:t>
+      </w:r>
+      <w:r>
+        <w:rPr>
+          <w:b w:val="0"/>
+          <w:i w:val="0"/>
+          <w:strike w:val="0"/>
+        </w:rPr>
+        <w:t xml:space="preserve"> § 12736 provides that no period of service included in determining a person's right to non-regular retired pay "may be excluded in determining his </w:t>
+      </w:r>
+      <w:r>
+        <w:rPr>
+          <w:b/>
+          <w:i w:val="0"/>
+          <w:strike w:val="0"/>
+        </w:rPr>
+        <w:t>eligibility</w:t>
+      </w:r>
+      <w:r>
+        <w:rPr>
+          <w:b w:val="0"/>
+          <w:i w:val="0"/>
+          <w:strike w:val="0"/>
+        </w:rPr>
+        <w:t xml:space="preserve"> for any annuity, pension, or old-age benefit, under any other provision of law, State or Federal." Virginia has long read chapter 1223 as permitting </w:t>
+      </w:r>
+      <w:r>
+        <w:rPr>
+          <w:b w:val="0"/>
+          <w:i/>
+          <w:strike w:val="0"/>
+        </w:rPr>
+        <w:t>purchase</w:t>
+      </w:r>
+      <w:r>
+        <w:rPr>
+          <w:b w:val="0"/>
+          <w:i w:val="0"/>
+          <w:strike w:val="0"/>
+        </w:rPr>
+        <w:t xml:space="preserve"> of reserve-component service rather than mandating free credit. But this bill's entire subject matter </w:t>
+      </w:r>
+      <w:r>
+        <w:rPr>
+          <w:b/>
+          <w:i w:val="0"/>
+          <w:strike w:val="0"/>
+        </w:rPr>
+        <w:t>is eligibility</w:t>
+      </w:r>
+      <w:r>
+        <w:rPr>
+          <w:b w:val="0"/>
+          <w:i w:val="0"/>
+          <w:strike w:val="0"/>
+        </w:rPr>
+        <w:t xml:space="preserve">, which engages § 12736's operative word directly and invites the argument that chapter 1223 service must count toward § 51.1-153 B 2 and B 3 eligibility </w:t>
+      </w:r>
+      <w:r>
+        <w:rPr>
+          <w:b/>
+          <w:i w:val="0"/>
+          <w:strike w:val="0"/>
+        </w:rPr>
+        <w:t>at no cost</w:t>
+      </w:r>
+      <w:r>
+        <w:rPr>
+          <w:b w:val="0"/>
+          <w:i w:val="0"/>
+          <w:strike w:val="0"/>
+        </w:rPr>
+        <w:t>. Put that question to legislative counsel with § 12736 in front of them before introduction.</w:t>
+      </w:r>
+    </w:p>
+    <w:p>
+      <w:r>
+        <w:rPr>
+          <w:b w:val="0"/>
+          <w:i w:val="0"/>
+          <w:strike w:val="0"/>
+        </w:rPr>
+        <w:t xml:space="preserve">This should be resolved </w:t>
+      </w:r>
+      <w:r>
+        <w:rPr>
+          <w:b/>
+          <w:i w:val="0"/>
+          <w:strike w:val="0"/>
+        </w:rPr>
+        <w:t>before</w:t>
+      </w:r>
+      <w:r>
+        <w:rPr>
+          <w:b w:val="0"/>
+          <w:i w:val="0"/>
+          <w:strike w:val="0"/>
+        </w:rPr>
+        <w:t xml:space="preserve"> introduction, not in committee.</w:t>
+      </w:r>
+    </w:p>
+    <w:p>
+      <w:pPr>
+        <w:pStyle w:val="Heading3"/>
+      </w:pPr>
+      <w:r>
+        <w:rPr>
+          <w:b w:val="0"/>
+          <w:i w:val="0"/>
+          <w:strike w:val="0"/>
+        </w:rPr>
+        <w:t xml:space="preserve">5.4 Administration — </w:t>
+      </w:r>
+      <w:r>
+        <w:rPr>
+          <w:b/>
+          <w:i w:val="0"/>
+          <w:strike w:val="0"/>
+        </w:rPr>
+        <w:t>ACTUARY 2 / COUNSEL 4</w:t>
+      </w:r>
+    </w:p>
+    <w:p>
+      <w:r>
+        <w:rPr>
+          <w:b w:val="0"/>
+          <w:i w:val="0"/>
+          <w:strike w:val="0"/>
+        </w:rPr>
+        <w:t xml:space="preserve">VRS must carry a </w:t>
+      </w:r>
+      <w:r>
+        <w:rPr>
+          <w:b/>
+          <w:i w:val="0"/>
+          <w:strike w:val="0"/>
+        </w:rPr>
+        <w:t>second, parallel service ledger</w:t>
+      </w:r>
+      <w:r>
+        <w:rPr>
+          <w:b w:val="0"/>
+          <w:i w:val="0"/>
+          <w:strike w:val="0"/>
+        </w:rPr>
+        <w:t xml:space="preserve"> that is excluded from every downstream calculation, which touches member statements, benefit estimators, employer reporting, the HIC and group life interfaces, and the § 30-19.1:7 and annual valuation processes. § 51.1-142.4 I requires separate accounting and separate reporting. The implementation lead time is the reason the drafted effective date is </w:t>
+      </w:r>
+      <w:r>
+        <w:rPr>
+          <w:b/>
+          <w:i w:val="0"/>
+          <w:strike w:val="0"/>
+        </w:rPr>
+        <w:t>July 1, 2028</w:t>
+      </w:r>
+      <w:r>
+        <w:rPr>
+          <w:b w:val="0"/>
+          <w:i w:val="0"/>
+          <w:strike w:val="0"/>
+        </w:rPr>
+        <w:t xml:space="preserve"> rather than July 1, 2027. VRS should state the lead time it actually needs.</w:t>
+      </w:r>
+    </w:p>
+    <w:p>
+      <w:pPr>
+        <w:pStyle w:val="Heading3"/>
+      </w:pPr>
+      <w:r>
+        <w:rPr>
+          <w:b w:val="0"/>
+          <w:i w:val="0"/>
+          <w:strike w:val="0"/>
+        </w:rPr>
+        <w:t>5.5 Equal-treatment and precedent exposure</w:t>
+      </w:r>
+    </w:p>
+    <w:p>
+      <w:r>
+        <w:rPr>
+          <w:b w:val="0"/>
+          <w:i w:val="0"/>
+          <w:strike w:val="0"/>
+        </w:rPr>
+        <w:t xml:space="preserve">Three fairness arguments will be made against the bill and should be answered in advance, not improvised at the podium: (i) hybrid members — most veterans hired since January 1, 2014 — are excluded (DECISION 2, now settled as exclusion); (ii) SPORS, VaLORS and § 51.1-138 members are excluded even though many are veterans; (iii) other groups (first responders, teachers with out-of-state service) will argue for parallel eligibility-only bridges. The narrow-scope architecture is itself the best answer to (iii): the bill creates a </w:t>
+      </w:r>
+      <w:r>
+        <w:rPr>
+          <w:b w:val="0"/>
+          <w:i/>
+          <w:strike w:val="0"/>
+        </w:rPr>
+        <w:t>military-specific</w:t>
+      </w:r>
+      <w:r>
+        <w:rPr>
+          <w:b w:val="0"/>
+          <w:i w:val="0"/>
+          <w:strike w:val="0"/>
+        </w:rPr>
+        <w:t xml:space="preserve"> credit, not a general eligibility-purchase mechanism.</w:t>
+      </w:r>
+    </w:p>
+    <w:p>
+      <w:r>
+        <w:rPr>
+          <w:b/>
+          <w:i w:val="0"/>
+          <w:strike w:val="0"/>
+        </w:rPr>
+        <w:t>Correction to (ii), and it changes the whole argument.</w:t>
+      </w:r>
+      <w:r>
+        <w:rPr>
+          <w:b w:val="0"/>
+          <w:i w:val="0"/>
+          <w:strike w:val="0"/>
+        </w:rPr>
+        <w:t xml:space="preserve"> Version 1.0 stated flatly that hazardous-duty members are excluded. That is wrong for the largest group of them. Public-safety employees in § 51.1-153 B 4 resolution localities are </w:t>
+      </w:r>
+      <w:r>
+        <w:rPr>
+          <w:b/>
+          <w:i w:val="0"/>
+          <w:strike w:val="0"/>
+        </w:rPr>
+        <w:t>inside</w:t>
+      </w:r>
+      <w:r>
+        <w:rPr>
+          <w:b w:val="0"/>
+          <w:i w:val="0"/>
+          <w:strike w:val="0"/>
+        </w:rPr>
+        <w:t xml:space="preserve"> the bill, permanently, including employees hired this year — see the new Part 4 row and DECISION 10. So as currently drafted the operative line is not "veterans vs. non-veterans." It is </w:t>
+      </w:r>
+      <w:r>
+        <w:rPr>
+          <w:b/>
+          <w:i w:val="0"/>
+          <w:strike w:val="0"/>
+        </w:rPr>
+        <w:t>"public-safety employees in resolution localities vs. everyone hired since January 1, 2014"</w:t>
+      </w:r>
+      <w:r>
+        <w:rPr>
+          <w:b w:val="0"/>
+          <w:i w:val="0"/>
+          <w:strike w:val="0"/>
+        </w:rPr>
+        <w:t xml:space="preserve"> — a distinction that has nothing to do with military service and is considerably harder to defend than the one this memorandum previously prepared for. It also weakens the answer to (iii), because a de facto beneficiary class defined by occupation rather than by service is exactly the precedent other occupations will cite. Resolving DECISION 10 is the fix; until it is resolved, do not deploy the equal-treatment answer above.</w:t>
+      </w:r>
+    </w:p>
+    <w:p>
+      <w:r>
+        <w:rPr>
+          <w:b/>
+          <w:i w:val="0"/>
+          <w:strike w:val="0"/>
+        </w:rPr>
+        <w:t>A better precedent than § 51.1-303 B, previously missed.</w:t>
+      </w:r>
+      <w:r>
+        <w:rPr>
+          <w:b w:val="0"/>
+          <w:i w:val="0"/>
+          <w:strike w:val="0"/>
+        </w:rPr>
+        <w:t xml:space="preserve"> § 51.1-303 B is good precedent for narrow-scope </w:t>
+      </w:r>
+      <w:r>
+        <w:rPr>
+          <w:b w:val="0"/>
+          <w:i/>
+          <w:strike w:val="0"/>
+        </w:rPr>
+        <w:t>carve-outs</w:t>
+      </w:r>
+      <w:r>
+        <w:rPr>
+          <w:b w:val="0"/>
+          <w:i w:val="0"/>
+          <w:strike w:val="0"/>
+        </w:rPr>
+        <w:t xml:space="preserve">. </w:t>
+      </w:r>
+      <w:r>
+        <w:rPr>
+          <w:b/>
+          <w:i w:val="0"/>
+          <w:strike w:val="0"/>
+        </w:rPr>
+        <w:t>§ 2.2-3204 is precedent for the thing itself:</w:t>
+      </w:r>
+      <w:r>
+        <w:rPr>
+          <w:b w:val="0"/>
+          <w:i w:val="0"/>
+          <w:strike w:val="0"/>
+        </w:rPr>
+        <w:t xml:space="preserve"> under the Workforce Transition Act the Commonwealth already purchases age or creditable service on an employee's behalf in order to manufacture retirement eligibility, by statute, at a stated price of </w:t>
+      </w:r>
+      <w:r>
+        <w:rPr>
+          <w:b/>
+          <w:i w:val="0"/>
+          <w:strike w:val="0"/>
+        </w:rPr>
+        <w:t>15 percent of the employee's present annual compensation</w:t>
+      </w:r>
+      <w:r>
+        <w:rPr>
+          <w:b w:val="0"/>
+          <w:i w:val="0"/>
+          <w:strike w:val="0"/>
+        </w:rPr>
+        <w:t>. That cuts both ways and both are worth preparing. Adverse: a committee member who finds it will ask why veterans should pay 12.50% (Plan 1) or 10.74% (Plan 2) when the Commonwealth's own statutory price for the same good is 15%. Favorable: it defeats the objection that eligibility-purchasing is unprecedented in Virginia law — it is not, and the General Assembly wrote the precedent. Note the irony that § 2.2-3204 is also the source of the Title 2.2 leak closed in version 1.1.</w:t>
+      </w:r>
+    </w:p>
+    <w:p>
+      <w:pPr>
+        <w:jc w:val="center"/>
+      </w:pPr>
+      <w:r>
+        <w:rPr>
+          <w:color w:val="909090"/>
+          <w:sz w:val="18"/>
+        </w:rPr>
+        <w:t>* * *</w:t>
+      </w:r>
+    </w:p>
+    <w:p>
+      <w:pPr>
+        <w:pStyle w:val="Heading2"/>
+      </w:pPr>
+      <w:r>
+        <w:rPr>
+          <w:b w:val="0"/>
+          <w:i w:val="0"/>
+          <w:strike w:val="0"/>
+        </w:rPr>
+        <w:t>Part 6 — Open questions requiring JLCVSO, VRS, or counsel resolution</w:t>
+      </w:r>
+    </w:p>
+    <w:p>
+      <w:pPr>
+        <w:pStyle w:val="Heading3"/>
+      </w:pPr>
+      <w:r>
+        <w:rPr>
+          <w:b w:val="0"/>
+          <w:i w:val="0"/>
+          <w:strike w:val="0"/>
+        </w:rPr>
+        <w:t>6.0 Resolved by JLCVSO, October 19, 2026</w:t>
+      </w:r>
+    </w:p>
+    <w:tbl>
+      <w:tblPr>
+        <w:tblStyle w:val="TableGrid"/>
+        <w:tblW w:type="auto" w:w="0"/>
+        <w:tblLook w:firstColumn="1" w:firstRow="1" w:lastColumn="0" w:lastRow="0" w:noHBand="0" w:noVBand="1" w:val="04A0"/>
+      </w:tblPr>
+      <w:tblGrid>
+        <w:gridCol w:w="2160"/>
+        <w:gridCol w:w="2160"/>
+        <w:gridCol w:w="2160"/>
+        <w:gridCol w:w="2160"/>
+      </w:tblGrid>
+      <w:tr>
+        <w:tc>
+          <w:tcPr>
+            <w:tcW w:type="dxa" w:w="2160"/>
+          </w:tcPr>
+          <w:p>
+            <w:r>
+              <w:rPr>
+                <w:b/>
+                <w:i w:val="0"/>
+                <w:strike w:val="0"/>
+              </w:rPr>
+              <w:t>#</w:t>
+            </w:r>
+          </w:p>
+        </w:tc>
+        <w:tc>
+          <w:tcPr>
+            <w:tcW w:type="dxa" w:w="2160"/>
+          </w:tcPr>
+          <w:p>
+            <w:r>
+              <w:rPr>
+                <w:b/>
+                <w:i w:val="0"/>
+                <w:strike w:val="0"/>
+              </w:rPr>
+              <w:t>Question</w:t>
+            </w:r>
+          </w:p>
+        </w:tc>
+        <w:tc>
+          <w:tcPr>
+            <w:tcW w:type="dxa" w:w="2160"/>
+          </w:tcPr>
+          <w:p>
+            <w:r>
+              <w:rPr>
+                <w:b/>
+                <w:i w:val="0"/>
+                <w:strike w:val="0"/>
+              </w:rPr>
+              <w:t>Decision</w:t>
+            </w:r>
+          </w:p>
+        </w:tc>
+        <w:tc>
+          <w:tcPr>
+            <w:tcW w:type="dxa" w:w="2160"/>
+          </w:tcPr>
+          <w:p>
+            <w:r>
+              <w:rPr>
+                <w:b/>
+                <w:i w:val="0"/>
+                <w:strike w:val="0"/>
+              </w:rPr>
+              <w:t>Effect on the bill</w:t>
+            </w:r>
+          </w:p>
+        </w:tc>
+      </w:tr>
+      <w:tr>
+        <w:tc>
+          <w:tcPr>
+            <w:tcW w:type="dxa" w:w="2160"/>
+          </w:tcPr>
+          <w:p>
+            <w:r>
+              <w:rPr>
+                <w:b w:val="0"/>
+                <w:i w:val="0"/>
+                <w:strike w:val="0"/>
+              </w:rPr>
+              <w:t>DECISION 1</w:t>
+            </w:r>
+          </w:p>
+        </w:tc>
+        <w:tc>
+          <w:tcPr>
+            <w:tcW w:type="dxa" w:w="2160"/>
+          </w:tcPr>
+          <w:p>
+            <w:r>
+              <w:rPr>
+                <w:b w:val="0"/>
+                <w:i w:val="0"/>
+                <w:strike w:val="0"/>
+              </w:rPr>
+              <w:t>PLOP window</w:t>
+            </w:r>
+          </w:p>
+        </w:tc>
+        <w:tc>
+          <w:tcPr>
+            <w:tcW w:type="dxa" w:w="2160"/>
+          </w:tcPr>
+          <w:p>
+            <w:r>
+              <w:rPr>
+                <w:b/>
+                <w:i w:val="0"/>
+                <w:strike w:val="0"/>
+              </w:rPr>
+              <w:t>Freeze</w:t>
+            </w:r>
+            <w:r>
+              <w:rPr>
+                <w:b w:val="0"/>
+                <w:i w:val="0"/>
+                <w:strike w:val="0"/>
+              </w:rPr>
+              <w:t xml:space="preserve"> the unreduced-eligibility date without regard to eligibility credit, and disclose the trade-off in the JLCVSO briefs</w:t>
+            </w:r>
+          </w:p>
+        </w:tc>
+        <w:tc>
+          <w:tcPr>
+            <w:tcW w:type="dxa" w:w="2160"/>
+          </w:tcPr>
+          <w:p>
+            <w:r>
+              <w:rPr>
+                <w:b w:val="0"/>
+                <w:i w:val="0"/>
+                <w:strike w:val="0"/>
+              </w:rPr>
+              <w:t>No text change — § 51.1-165.01 amendment and F 6 already implement it. Disclosure added to both briefs, and version 1.1 adds a statutory pre-purchase disclosure requirement in § 51.1-142.4 I 2(v)</w:t>
+            </w:r>
+          </w:p>
+        </w:tc>
+      </w:tr>
+      <w:tr>
+        <w:tc>
+          <w:tcPr>
+            <w:tcW w:type="dxa" w:w="2160"/>
+          </w:tcPr>
+          <w:p>
+            <w:r>
+              <w:rPr>
+                <w:b w:val="0"/>
+                <w:i w:val="0"/>
+                <w:strike w:val="0"/>
+              </w:rPr>
+              <w:t>DECISION 2</w:t>
+            </w:r>
+          </w:p>
+        </w:tc>
+        <w:tc>
+          <w:tcPr>
+            <w:tcW w:type="dxa" w:w="2160"/>
+          </w:tcPr>
+          <w:p>
+            <w:r>
+              <w:rPr>
+                <w:b w:val="0"/>
+                <w:i w:val="0"/>
+                <w:strike w:val="0"/>
+              </w:rPr>
+              <w:t>Hybrid plan scope</w:t>
+            </w:r>
+          </w:p>
+        </w:tc>
+        <w:tc>
+          <w:tcPr>
+            <w:tcW w:type="dxa" w:w="2160"/>
+          </w:tcPr>
+          <w:p>
+            <w:r>
+              <w:rPr>
+                <w:b/>
+                <w:i w:val="0"/>
+                <w:strike w:val="0"/>
+              </w:rPr>
+              <w:t>Exclude</w:t>
+            </w:r>
+            <w:r>
+              <w:rPr>
+                <w:b w:val="0"/>
+                <w:i w:val="0"/>
+                <w:strike w:val="0"/>
+              </w:rPr>
+              <w:t xml:space="preserve"> hybrid participants; Plan 1 / Plan 2 only</w:t>
+            </w:r>
+          </w:p>
+        </w:tc>
+        <w:tc>
+          <w:tcPr>
+            <w:tcW w:type="dxa" w:w="2160"/>
+          </w:tcPr>
+          <w:p>
+            <w:r>
+              <w:rPr>
+                <w:b w:val="0"/>
+                <w:i w:val="0"/>
+                <w:strike w:val="0"/>
+              </w:rPr>
+              <w:t xml:space="preserve">No text change — B 1(i) and J already implement it. But see DECISION 10: the exclusion does </w:t>
+            </w:r>
+            <w:r>
+              <w:rPr>
+                <w:b/>
+                <w:i w:val="0"/>
+                <w:strike w:val="0"/>
+              </w:rPr>
+              <w:t>not</w:t>
+            </w:r>
+            <w:r>
+              <w:rPr>
+                <w:b w:val="0"/>
+                <w:i w:val="0"/>
+                <w:strike w:val="0"/>
+              </w:rPr>
+              <w:t xml:space="preserve"> produce a uniformly closing cohort</w:t>
+            </w:r>
+          </w:p>
+        </w:tc>
+      </w:tr>
+      <w:tr>
+        <w:tc>
+          <w:tcPr>
+            <w:tcW w:type="dxa" w:w="2160"/>
+          </w:tcPr>
+          <w:p>
+            <w:r>
+              <w:rPr>
+                <w:b w:val="0"/>
+                <w:i w:val="0"/>
+                <w:strike w:val="0"/>
+              </w:rPr>
+              <w:t>DECISION 3</w:t>
+            </w:r>
+          </w:p>
+        </w:tc>
+        <w:tc>
+          <w:tcPr>
+            <w:tcW w:type="dxa" w:w="2160"/>
+          </w:tcPr>
+          <w:p>
+            <w:r>
+              <w:rPr>
+                <w:b w:val="0"/>
+                <w:i w:val="0"/>
+                <w:strike w:val="0"/>
+              </w:rPr>
+              <w:t>Military retired pay bar</w:t>
+            </w:r>
+          </w:p>
+        </w:tc>
+        <w:tc>
+          <w:tcPr>
+            <w:tcW w:type="dxa" w:w="2160"/>
+          </w:tcPr>
+          <w:p>
+            <w:r>
+              <w:rPr>
+                <w:b/>
+                <w:i w:val="0"/>
+                <w:strike w:val="0"/>
+              </w:rPr>
+              <w:t>Inherit</w:t>
+            </w:r>
+            <w:r>
+              <w:rPr>
+                <w:b w:val="0"/>
+                <w:i w:val="0"/>
+                <w:strike w:val="0"/>
+              </w:rPr>
+              <w:t xml:space="preserve"> the bar; no express exception sought</w:t>
+            </w:r>
+          </w:p>
+        </w:tc>
+        <w:tc>
+          <w:tcPr>
+            <w:tcW w:type="dxa" w:w="2160"/>
+          </w:tcPr>
+          <w:p>
+            <w:r>
+              <w:rPr>
+                <w:b w:val="0"/>
+                <w:i w:val="0"/>
+                <w:strike w:val="0"/>
+              </w:rPr>
+              <w:t xml:space="preserve">No text change — H 5 carries it, and H 5 is load-bearing because the § 51.1-142.2 bar is framed "under this </w:t>
+            </w:r>
+            <w:r>
+              <w:rPr>
+                <w:b/>
+                <w:i w:val="0"/>
+                <w:strike w:val="0"/>
+              </w:rPr>
+              <w:t>section</w:t>
+            </w:r>
+            <w:r>
+              <w:rPr>
+                <w:b w:val="0"/>
+                <w:i w:val="0"/>
+                <w:strike w:val="0"/>
+              </w:rPr>
+              <w:t>" and does not reach § 51.1-142.4 of its own force. Career active-component retirees are generally unable to use the bridge; disclosed in both briefs and in I 2</w:t>
+            </w:r>
+          </w:p>
+        </w:tc>
+      </w:tr>
+      <w:tr>
+        <w:tc>
+          <w:tcPr>
+            <w:tcW w:type="dxa" w:w="2160"/>
+          </w:tcPr>
+          <w:p>
+            <w:r>
+              <w:rPr>
+                <w:b w:val="0"/>
+                <w:i w:val="0"/>
+                <w:strike w:val="0"/>
+              </w:rPr>
+              <w:t>DECISION 4</w:t>
+            </w:r>
+          </w:p>
+        </w:tc>
+        <w:tc>
+          <w:tcPr>
+            <w:tcW w:type="dxa" w:w="2160"/>
+          </w:tcPr>
+          <w:p>
+            <w:r>
+              <w:rPr>
+                <w:b w:val="0"/>
+                <w:i w:val="0"/>
+                <w:strike w:val="0"/>
+              </w:rPr>
+              <w:t>Purchase amount</w:t>
+            </w:r>
+          </w:p>
+        </w:tc>
+        <w:tc>
+          <w:tcPr>
+            <w:tcW w:type="dxa" w:w="2160"/>
+          </w:tcPr>
+          <w:p>
+            <w:r>
+              <w:rPr>
+                <w:b/>
+                <w:i w:val="0"/>
+                <w:strike w:val="0"/>
+              </w:rPr>
+              <w:t>Partial purchase capped at the shortfall</w:t>
+            </w:r>
+          </w:p>
+        </w:tc>
+        <w:tc>
+          <w:tcPr>
+            <w:tcW w:type="dxa" w:w="2160"/>
+          </w:tcPr>
+          <w:p>
+            <w:r>
+              <w:rPr>
+                <w:b w:val="0"/>
+                <w:i w:val="0"/>
+                <w:strike w:val="0"/>
+              </w:rPr>
+              <w:t>C 2 retained. Version 1.1 adds the achievable-acceleration cap in C 2 d, which is a different constraint: it prevents purchases that move the retirement date by nothing. See DECISION 11</w:t>
+            </w:r>
+          </w:p>
+        </w:tc>
+      </w:tr>
+    </w:tbl>
+    <w:p/>
+    <w:p>
+      <w:r>
+        <w:rPr>
+          <w:b/>
+          <w:i w:val="0"/>
+          <w:strike w:val="0"/>
+        </w:rPr>
+        <w:t>Consequence of DECISION 1 that must be in member-facing material.</w:t>
+      </w:r>
+      <w:r>
+        <w:rPr>
+          <w:b w:val="0"/>
+          <w:i w:val="0"/>
+          <w:strike w:val="0"/>
+        </w:rPr>
+        <w:t xml:space="preserve"> Because PLOP eligibility under § 51.1-165.01 B runs on creditable service performed after the </w:t>
+      </w:r>
+      <w:r>
+        <w:rPr>
+          <w:b w:val="0"/>
+          <w:i/>
+          <w:strike w:val="0"/>
+        </w:rPr>
+        <w:t>unaffected</w:t>
+      </w:r>
+      <w:r>
+        <w:rPr>
+          <w:b w:val="0"/>
+          <w:i w:val="0"/>
+          <w:strike w:val="0"/>
+        </w:rPr>
+        <w:t xml:space="preserve"> eligibility date, a member who retires at the accelerated date will generally have </w:t>
+      </w:r>
+      <w:r>
+        <w:rPr>
+          <w:b/>
+          <w:i w:val="0"/>
+          <w:strike w:val="0"/>
+        </w:rPr>
+        <w:t>no PLOP</w:t>
+      </w:r>
+      <w:r>
+        <w:rPr>
+          <w:b w:val="0"/>
+          <w:i w:val="0"/>
+          <w:strike w:val="0"/>
+        </w:rPr>
+        <w:t>. A member who uses the credit and works through to normal retirement date retains full PLOP eligibility through clause B 1(i) of that section — a point the source appendix originally stated incompletely (it recorded only the three-year branch of B 1(i), not the "satisfied the requirements for normal retirement after January 1, 2004" branch), and which materially softens the warning in Part 3.3.</w:t>
+      </w:r>
+    </w:p>
+    <w:p>
+      <w:pPr>
+        <w:pStyle w:val="Heading3"/>
+      </w:pPr>
+      <w:r>
+        <w:rPr>
+          <w:b w:val="0"/>
+          <w:i w:val="0"/>
+          <w:strike w:val="0"/>
+        </w:rPr>
+        <w:t>6.1 New blocking items — the bill should not go to a patron until these are resolved</w:t>
       </w:r>
     </w:p>
     <w:p>
@@ -5605,7 +8479,7 @@
           <w:i w:val="0"/>
           <w:strike w:val="0"/>
         </w:rPr>
-        <w:t>Price paid:</w:t>
+        <w:t>DECISION 8 — Deferred-member acceleration (supersedes DECISION 5; highest priority).</w:t>
       </w:r>
       <w:r>
         <w:rPr>
@@ -5613,7 +8487,7 @@
           <w:i w:val="0"/>
           <w:strike w:val="0"/>
         </w:rPr>
-        <w:t xml:space="preserve"> 4 × 12.50% × $70,000 ≈ </w:t>
+        <w:t xml:space="preserve"> § 51.1-153 C lets a member who terminates with five or more years of creditable service retire under subsection B — </w:t>
       </w:r>
       <w:r>
         <w:rPr>
@@ -5621,7 +8495,7 @@
           <w:i w:val="0"/>
           <w:strike w:val="0"/>
         </w:rPr>
-        <w:t>$35,000</w:t>
+        <w:t>including B 2 and B 3</w:t>
       </w:r>
       <w:r>
         <w:rPr>
@@ -5629,7 +8503,79 @@
           <w:i w:val="0"/>
           <w:strike w:val="0"/>
         </w:rPr>
-        <w:t>.</w:t>
+        <w:t xml:space="preserve"> — and expressly disapplies any member-in-service requirement; a deferred member's creditable service is frozen. § 51.1-142.4 B 1 requires member-in-service status only on the purchase date. A member who buys four years at age 44 with 26 years of service, resigns, and defers can take an </w:t>
+      </w:r>
+      <w:r>
+        <w:rPr>
+          <w:b/>
+          <w:i w:val="0"/>
+          <w:strike w:val="0"/>
+        </w:rPr>
+        <w:t>unreduced</w:t>
+      </w:r>
+      <w:r>
+        <w:rPr>
+          <w:b w:val="0"/>
+          <w:i w:val="0"/>
+          <w:strike w:val="0"/>
+        </w:rPr>
+        <w:t xml:space="preserve"> allowance at age 50 that she could otherwise obtain only at 65, since with frozen service the clause (ii) date in § 51.1-155 A 2 never arrives. That is roughly </w:t>
+      </w:r>
+      <w:r>
+        <w:rPr>
+          <w:b/>
+          <w:i w:val="0"/>
+          <w:strike w:val="0"/>
+        </w:rPr>
+        <w:t>15 years of acceleration for about $35,000</w:t>
+      </w:r>
+      <w:r>
+        <w:rPr>
+          <w:b w:val="0"/>
+          <w:i w:val="0"/>
+          <w:strike w:val="0"/>
+        </w:rPr>
+        <w:t xml:space="preserve"> — an order of magnitude beyond the four-year illustration in Part 5.1. The same defect runs on the B 3 pathway at smaller magnitude, and it corrects a statement in Part 1.2: four bridge points accelerate B 3 eligibility by only two years for a member who </w:t>
+      </w:r>
+      <w:r>
+        <w:rPr>
+          <w:b/>
+          <w:i w:val="0"/>
+          <w:strike w:val="0"/>
+        </w:rPr>
+        <w:t>stays</w:t>
+      </w:r>
+      <w:r>
+        <w:rPr>
+          <w:b w:val="0"/>
+          <w:i w:val="0"/>
+          <w:strike w:val="0"/>
+        </w:rPr>
+        <w:t xml:space="preserve"> (age and service each advance), but by a full </w:t>
+      </w:r>
+      <w:r>
+        <w:rPr>
+          <w:b/>
+          <w:i w:val="0"/>
+          <w:strike w:val="0"/>
+        </w:rPr>
+        <w:t>four</w:t>
+      </w:r>
+      <w:r>
+        <w:rPr>
+          <w:b w:val="0"/>
+          <w:i w:val="0"/>
+          <w:strike w:val="0"/>
+        </w:rPr>
+        <w:t xml:space="preserve"> years for a deferred member whose service is frozen. The deferred case is the dominant strategy and must be priced as such. Options: (i) require member-in-service status at retirement, not merely at purchase; (ii) forfeit or pro-rate the credit on termination; (iii) make the credit usable only in combination with creditable service earned after purchase; (iv) keep it deliberately and have the actuary model the deferred case separately. </w:t>
+      </w:r>
+      <w:r>
+        <w:rPr>
+          <w:b w:val="0"/>
+          <w:i/>
+          <w:strike w:val="0"/>
+        </w:rPr>
+        <w:t>Owner: JLCVSO, with VRS actuarial input.</w:t>
       </w:r>
     </w:p>
     <w:p>
@@ -5642,7 +8588,7 @@
           <w:i w:val="0"/>
           <w:strike w:val="0"/>
         </w:rPr>
-        <w:t>Value received:</w:t>
+        <w:t>DECISION 9 — Health insurance credit and COLA commencement.</w:t>
       </w:r>
       <w:r>
         <w:rPr>
@@ -5650,17 +8596,84 @@
           <w:i w:val="0"/>
           <w:strike w:val="0"/>
         </w:rPr>
-        <w:t xml:space="preserve"> the member retires unreduced at 50 instead of waiting until 54 — four additional years of an unreduced allowance of roughly 1.70% × 26 × AFC ≈ 44% of AFC, plus four fewer years of accrual the member chose to forgo, plus four extra years of a longer payment stream, plus earlier COLA exposure.</w:t>
+        <w:t xml:space="preserve"> See the two new Part 4 rows and Part 3.4 as corrected. Neither cost is reachable by exclusion drafting, because both key off the </w:t>
+      </w:r>
+      <w:r>
+        <w:rPr>
+          <w:b/>
+          <w:i w:val="0"/>
+          <w:strike w:val="0"/>
+        </w:rPr>
+        <w:t>date of retirement</w:t>
+      </w:r>
+      <w:r>
+        <w:rPr>
+          <w:b w:val="0"/>
+          <w:i w:val="0"/>
+          <w:strike w:val="0"/>
+        </w:rPr>
+        <w:t xml:space="preserve">. Options: (i) accept and price both, and say so in the brief and to the money committees; (ii) amend Chapter 14 and § 51.1-166 to delay commencement for bridge retirees by the period of acceleration — which is more intrusive than anything else in the bill and will be read as creating a second class of retiree; or (iii) offset by raising the bridge price above approximate normal cost, which abandons the proposal's central pricing premise. </w:t>
+      </w:r>
+      <w:r>
+        <w:rPr>
+          <w:b/>
+          <w:i w:val="0"/>
+          <w:strike w:val="0"/>
+        </w:rPr>
+        <w:t>Magnitude as modeled (MOO-259):</w:t>
+      </w:r>
+      <w:r>
+        <w:rPr>
+          <w:b w:val="0"/>
+          <w:i w:val="0"/>
+          <w:strike w:val="0"/>
+        </w:rPr>
+        <w:t xml:space="preserve"> the health insurance credit exposure is roughly </w:t>
+      </w:r>
+      <w:r>
+        <w:rPr>
+          <w:b/>
+          <w:i w:val="0"/>
+          <w:strike w:val="0"/>
+        </w:rPr>
+        <w:t>$5,300 per state retiree</w:t>
+      </w:r>
+      <w:r>
+        <w:rPr>
+          <w:b w:val="0"/>
+          <w:i w:val="0"/>
+          <w:strike w:val="0"/>
+        </w:rPr>
+        <w:t xml:space="preserve"> with 26 years of service, on a separately funded trust; the COLA exposure is not separately quantified. Neither sits inside the 0.19 bp contribution-rate figure in Part 5.1, because both run on trusts outside the retirement allowance funds — a committee will ask for them separately. </w:t>
+      </w:r>
+      <w:r>
+        <w:rPr>
+          <w:b w:val="0"/>
+          <w:i/>
+          <w:strike w:val="0"/>
+        </w:rPr>
+        <w:t>Owner: JLCVSO.</w:t>
       </w:r>
     </w:p>
     <w:p>
+      <w:pPr>
+        <w:pStyle w:val="ListBullet"/>
+      </w:pPr>
+      <w:r>
+        <w:rPr>
+          <w:b/>
+          <w:i w:val="0"/>
+          <w:strike w:val="0"/>
+        </w:rPr>
+        <w:t>DECISION 10 — § 51.1-153 B 4 public-safety scope.</w:t>
+      </w:r>
       <w:r>
         <w:rPr>
           <w:b w:val="0"/>
           <w:i w:val="0"/>
           <w:strike w:val="0"/>
         </w:rPr>
-        <w:t xml:space="preserve">The plausible result is that the fund receives materially less than the value conferred, which is an </w:t>
+        <w:t xml:space="preserve"> See the new Part 4 row. Either add an express exclusion for B 4-resolution employees in B 1 and J, or include them knowingly and give the actuary a permanent, growing population. This decision also determines the equal-treatment answer in Part 5.5: as currently drafted the operative line is </w:t>
       </w:r>
       <w:r>
         <w:rPr>
@@ -5668,7 +8681,7 @@
           <w:i w:val="0"/>
           <w:strike w:val="0"/>
         </w:rPr>
-        <w:t>unfunded liability increase</w:t>
+        <w:t>not</w:t>
       </w:r>
       <w:r>
         <w:rPr>
@@ -5676,33 +8689,7 @@
           <w:i w:val="0"/>
           <w:strike w:val="0"/>
         </w:rPr>
-        <w:t xml:space="preserve"> charged to employer contribution rates for the state, teacher, and participating political subdivision plans. This does not make the policy wrong — the General Assembly subsidizes benefits deliberately all the time — but JLCVSO should present it as a </w:t>
-      </w:r>
-      <w:r>
-        <w:rPr>
-          <w:b/>
-          <w:i w:val="0"/>
-          <w:strike w:val="0"/>
-        </w:rPr>
-        <w:t>deliberate, quantified subsidy for veterans</w:t>
-      </w:r>
-      <w:r>
-        <w:rPr>
-          <w:b w:val="0"/>
-          <w:i w:val="0"/>
-          <w:strike w:val="0"/>
-        </w:rPr>
-        <w:t>, not as a cost-neutral technical fix. If a committee is told it is cost-neutral and the Board's § 30-19.1:7 statement says otherwise, the bill dies.</w:t>
-      </w:r>
-    </w:p>
-    <w:p>
-      <w:r>
-        <w:rPr>
-          <w:b w:val="0"/>
-          <w:i w:val="0"/>
-          <w:strike w:val="0"/>
-        </w:rPr>
-        <w:t xml:space="preserve">Options if containment is required: (i) Board-set bridge-specific rate under § 51.1-142.4 D; (ii) require actuarial equivalent cost measured against the </w:t>
+        <w:t xml:space="preserve"> "veterans vs. non-veterans" but "public-safety employees in resolution localities vs. everyone hired since January 1, 2014," which has nothing to do with veteran status. Resolving this also requires an express rule for which deficit formula applies to a B 4 member, since the B 4 deeming does not reach B 2. </w:t>
       </w:r>
       <w:r>
         <w:rPr>
@@ -5710,15 +8697,7 @@
           <w:i/>
           <w:strike w:val="0"/>
         </w:rPr>
-        <w:t>acceleration</w:t>
-      </w:r>
-      <w:r>
-        <w:rPr>
-          <w:b w:val="0"/>
-          <w:i w:val="0"/>
-          <w:strike w:val="0"/>
-        </w:rPr>
-        <w:t>, not against a year of accrual; (iii) cap the acceleration at fewer than four years; (iv) require an appropriation to offset the liability. (i) and (ii) would substantially raise the price and undercut the policy; they are not drafted.</w:t>
+        <w:t>Owner: JLCVSO.</w:t>
       </w:r>
     </w:p>
     <w:p>
@@ -5731,156 +8710,28 @@
           <w:i w:val="0"/>
           <w:strike w:val="0"/>
         </w:rPr>
-        <w:t xml:space="preserve">5.2 Military retirees may be excluded from the bridge entirely — </w:t>
-      </w:r>
-      <w:r>
-        <w:rPr>
-          <w:b/>
-          <w:i w:val="0"/>
-          <w:strike w:val="0"/>
-        </w:rPr>
-        <w:t>COUNSEL 2 / DECISION 3</w:t>
-      </w:r>
-    </w:p>
-    <w:p>
-      <w:r>
-        <w:rPr>
-          <w:b w:val="0"/>
-          <w:i w:val="0"/>
-          <w:strike w:val="0"/>
-        </w:rPr>
-        <w:t xml:space="preserve">§ 51.1-142.2 B bars purchase of service "included in the calculation of any retirement allowance received or to be received by the member from this or another retirement system," except as required by </w:t>
-      </w:r>
-      <w:r>
-        <w:rPr>
-          <w:b/>
-          <w:i w:val="0"/>
-          <w:strike w:val="0"/>
-        </w:rPr>
-        <w:t>10 U.S.C. ch. 1223</w:t>
-      </w:r>
-      <w:r>
-        <w:rPr>
-          <w:b w:val="0"/>
-          <w:i w:val="0"/>
-          <w:strike w:val="0"/>
-        </w:rPr>
-        <w:t xml:space="preserve"> (reserve-component non-regular retired pay). VRS administers this as a bar where the service "qualifies you for a military pension."</w:t>
-      </w:r>
-    </w:p>
-    <w:p>
-      <w:r>
-        <w:rPr>
-          <w:b w:val="0"/>
-          <w:i w:val="0"/>
-          <w:strike w:val="0"/>
-        </w:rPr>
-        <w:t xml:space="preserve">The practical consequence is severe and runs against the proposal's framing: a </w:t>
-      </w:r>
-      <w:r>
-        <w:rPr>
-          <w:b/>
-          <w:i w:val="0"/>
-          <w:strike w:val="0"/>
-        </w:rPr>
-        <w:t>career active-component military retiree</w:t>
-      </w:r>
-      <w:r>
-        <w:rPr>
-          <w:b w:val="0"/>
-          <w:i w:val="0"/>
-          <w:strike w:val="0"/>
-        </w:rPr>
-        <w:t xml:space="preserve"> — precisely the "long-serving veteran" the brief describes — generally </w:t>
-      </w:r>
-      <w:r>
-        <w:rPr>
-          <w:b/>
-          <w:i w:val="0"/>
-          <w:strike w:val="0"/>
-        </w:rPr>
-        <w:t>cannot</w:t>
-      </w:r>
-      <w:r>
-        <w:rPr>
-          <w:b w:val="0"/>
-          <w:i w:val="0"/>
-          <w:strike w:val="0"/>
-        </w:rPr>
-        <w:t xml:space="preserve"> purchase the service, because it is counted in military retired pay. The bridge as drafted inherits that bar through § 51.1-142.4 B 4 and H 5. The realistic beneficiary population is veterans who served and separated </w:t>
-      </w:r>
-      <w:r>
-        <w:rPr>
-          <w:b/>
-          <w:i w:val="0"/>
-          <w:strike w:val="0"/>
-        </w:rPr>
-        <w:t>without</w:t>
-      </w:r>
-      <w:r>
-        <w:rPr>
-          <w:b w:val="0"/>
-          <w:i w:val="0"/>
-          <w:strike w:val="0"/>
-        </w:rPr>
-        <w:t xml:space="preserve"> retirement-eligible service, plus reserve/Guard members protected by 10 U.S.C. ch. 1223.</w:t>
-      </w:r>
-    </w:p>
-    <w:p>
-      <w:r>
-        <w:rPr>
-          <w:b w:val="0"/>
-          <w:i w:val="0"/>
-          <w:strike w:val="0"/>
-        </w:rPr>
-        <w:t>JLCVSO should decide whether to (a) accept the bar, (b) seek an express exception for military retired pay — which raises a genuine double-counting objection and a much larger fiscal number, or (c) at minimum require VRS to publish the rule plainly so members are not surprised. The bill as drafted does (a).</w:t>
+        <w:t>6.2 Items drafted in version 1.1 that should be confirmed</w:t>
       </w:r>
     </w:p>
     <w:p>
       <w:pPr>
-        <w:pStyle w:val="Heading3"/>
+        <w:pStyle w:val="ListBullet"/>
       </w:pPr>
       <w:r>
         <w:rPr>
+          <w:b/>
+          <w:i w:val="0"/>
+          <w:strike w:val="0"/>
+        </w:rPr>
+        <w:t>DECISION 11 — Achievable-acceleration cap and refund right.</w:t>
+      </w:r>
+      <w:r>
+        <w:rPr>
           <w:b w:val="0"/>
           <w:i w:val="0"/>
           <w:strike w:val="0"/>
         </w:rPr>
-        <w:t xml:space="preserve">5.3 Federal tax qualification — </w:t>
-      </w:r>
-      <w:r>
-        <w:rPr>
-          <w:b/>
-          <w:i w:val="0"/>
-          <w:strike w:val="0"/>
-        </w:rPr>
-        <w:t>COUNSEL 3</w:t>
-      </w:r>
-    </w:p>
-    <w:p>
-      <w:r>
-        <w:rPr>
-          <w:b w:val="0"/>
-          <w:i w:val="0"/>
-          <w:strike w:val="0"/>
-        </w:rPr>
-        <w:t xml:space="preserve">Member purchases of service in a governmental plan are normally analyzed as "permissive service credit" under </w:t>
-      </w:r>
-      <w:r>
-        <w:rPr>
-          <w:b/>
-          <w:i w:val="0"/>
-          <w:strike w:val="0"/>
-        </w:rPr>
-        <w:t>IRC § 415(n)</w:t>
-      </w:r>
-      <w:r>
-        <w:rPr>
-          <w:b w:val="0"/>
-          <w:i w:val="0"/>
-          <w:strike w:val="0"/>
-        </w:rPr>
-        <w:t xml:space="preserve">, which is framed in terms of purchasing </w:t>
+        <w:t xml:space="preserve"> Version 1.1 adds C 2 d (no purchase of credit that would not advance the member's eligibility date, measured against the age-50 gate and the member's normal retirement date), I 2 (mandatory written pre-purchase estimate), and subsection K (cancellation and refund with interest where the credit cannot produce acceleration). These respond to four scenarios in which the bill as first drafted authorized purchases that provably bought nothing — including a member at age 44 with 26 years who would reach 30 actual years by age 50 anyway, and a member at 65 with 17 years whose normal retirement date arrives at the same time as her Rule-of-90 date. A single constituent who paid $35,000 for nothing would end this bill in a later session. Confirm the architecture, and in particular whether refunds should carry the Board's assumed rate of return (drafted) or a lower statutory rate. </w:t>
       </w:r>
       <w:r>
         <w:rPr>
@@ -5888,60 +8739,28 @@
           <w:i/>
           <w:strike w:val="0"/>
         </w:rPr>
-        <w:t>service credit</w:t>
-      </w:r>
-      <w:r>
-        <w:rPr>
-          <w:b w:val="0"/>
-          <w:i w:val="0"/>
-          <w:strike w:val="0"/>
-        </w:rPr>
-        <w:t xml:space="preserve"> that increases benefits. A purchase that buys </w:t>
-      </w:r>
-      <w:r>
-        <w:rPr>
-          <w:b/>
-          <w:i w:val="0"/>
-          <w:strike w:val="0"/>
-        </w:rPr>
-        <w:t>no</w:t>
-      </w:r>
-      <w:r>
-        <w:rPr>
-          <w:b w:val="0"/>
-          <w:i w:val="0"/>
-          <w:strike w:val="0"/>
-        </w:rPr>
-        <w:t xml:space="preserve"> benefit accrual and only eligibility is unusual and does not map cleanly onto § 415(n)'s structure. Questions for tax counsel and VRS's tax advisors: whether bridge payments are properly treated as employee contributions; whether pre-tax payroll-deduction or trustee-to-trustee transfer funding (§ 403(b)/457(b) rollovers) remains available; whether the § 415(n) limits apply at all; and whether § 401(a) definitely-determinable-benefit principles are satisfied by a credit that affects only eligibility. This should be resolved </w:t>
-      </w:r>
-      <w:r>
-        <w:rPr>
-          <w:b/>
-          <w:i w:val="0"/>
-          <w:strike w:val="0"/>
-        </w:rPr>
-        <w:t>before</w:t>
-      </w:r>
-      <w:r>
-        <w:rPr>
-          <w:b w:val="0"/>
-          <w:i w:val="0"/>
-          <w:strike w:val="0"/>
-        </w:rPr>
-        <w:t xml:space="preserve"> introduction, not in committee.</w:t>
+        <w:t>Owner: JLCVSO + VRS.</w:t>
       </w:r>
     </w:p>
     <w:p>
       <w:pPr>
-        <w:pStyle w:val="Heading3"/>
+        <w:pStyle w:val="ListBullet"/>
       </w:pPr>
       <w:r>
         <w:rPr>
+          <w:b/>
+          <w:i w:val="0"/>
+          <w:strike w:val="0"/>
+        </w:rPr>
+        <w:t>DECISION 12 — Free military credit under § 51.1-142.2 I no longer consumes the bridge allowance.</w:t>
+      </w:r>
+      <w:r>
+        <w:rPr>
           <w:b w:val="0"/>
           <w:i w:val="0"/>
           <w:strike w:val="0"/>
         </w:rPr>
-        <w:t xml:space="preserve">5.4 Administration — </w:t>
+        <w:t xml:space="preserve"> Version 1.0 capped the bridge at four years less all military service "purchased by </w:t>
       </w:r>
       <w:r>
         <w:rPr>
@@ -5949,17 +8768,15 @@
           <w:i w:val="0"/>
           <w:strike w:val="0"/>
         </w:rPr>
-        <w:t>ACTUARY 2 / COUNSEL 4</w:t>
-      </w:r>
-    </w:p>
-    <w:p>
+        <w:t>or credited to</w:t>
+      </w:r>
       <w:r>
         <w:rPr>
           <w:b w:val="0"/>
           <w:i w:val="0"/>
           <w:strike w:val="0"/>
         </w:rPr>
-        <w:t xml:space="preserve">VRS must carry a </w:t>
+        <w:t xml:space="preserve">" the member under § 51.1-142.2, which swept in the </w:t>
       </w:r>
       <w:r>
         <w:rPr>
@@ -5967,7 +8784,7 @@
           <w:i w:val="0"/>
           <w:strike w:val="0"/>
         </w:rPr>
-        <w:t>second, parallel service ledger</w:t>
+        <w:t>no-cost</w:t>
       </w:r>
       <w:r>
         <w:rPr>
@@ -5975,7 +8792,7 @@
           <w:i w:val="0"/>
           <w:strike w:val="0"/>
         </w:rPr>
-        <w:t xml:space="preserve"> that is excluded from every downstream calculation, which touches member statements, benefit estimators, employer reporting, the HIC and group life interfaces, and the § 30-19.1:7 and annual valuation processes. § 51.1-142.4 I requires separate accounting and separate reporting. The implementation lead time is the reason the drafted effective date is </w:t>
+        <w:t xml:space="preserve"> credit granted under subsection I to a member who deploys from a covered position and returns within a year of discharge — the mechanism through which Virginia honors 38 U.S.C. § 4318. A Guard member with three years of subsection I credit would have had a one-year bridge cap, penalised for the most sympathetic fact pattern in the target population and arguably for exercising a federally protected right. C 2 b and H 2 are now limited to service </w:t>
       </w:r>
       <w:r>
         <w:rPr>
@@ -5983,7 +8800,7 @@
           <w:i w:val="0"/>
           <w:strike w:val="0"/>
         </w:rPr>
-        <w:t>July 1, 2028</w:t>
+        <w:t>purchased</w:t>
       </w:r>
       <w:r>
         <w:rPr>
@@ -5991,30 +8808,137 @@
           <w:i w:val="0"/>
           <w:strike w:val="0"/>
         </w:rPr>
-        <w:t xml:space="preserve"> rather than July 1, 2027. VRS should state the lead time it actually needs.</w:t>
+        <w:t xml:space="preserve"> under § 51.1-142.2 B 2. Confirm; this slightly increases the aggregate military credit available to that group. </w:t>
+      </w:r>
+      <w:r>
+        <w:rPr>
+          <w:b w:val="0"/>
+          <w:i/>
+          <w:strike w:val="0"/>
+        </w:rPr>
+        <w:t>Owner: JLCVSO.</w:t>
       </w:r>
     </w:p>
     <w:p>
       <w:pPr>
-        <w:pStyle w:val="Heading3"/>
+        <w:pStyle w:val="ListBullet"/>
       </w:pPr>
       <w:r>
         <w:rPr>
           <w:b w:val="0"/>
           <w:i w:val="0"/>
-          <w:strike w:val="0"/>
-        </w:rPr>
-        <w:t>5.5 Equal-treatment and precedent exposure</w:t>
+          <w:strike/>
+        </w:rPr>
+        <w:t>**DECISION 5 — Deferred retirement.**</w:t>
+      </w:r>
+      <w:r>
+        <w:rPr>
+          <w:b w:val="0"/>
+          <w:i w:val="0"/>
+          <w:strike w:val="0"/>
+        </w:rPr>
+        <w:t xml:space="preserve"> </w:t>
+      </w:r>
+      <w:r>
+        <w:rPr>
+          <w:b/>
+          <w:i w:val="0"/>
+          <w:strike w:val="0"/>
+        </w:rPr>
+        <w:t>Superseded by DECISION 8.</w:t>
+      </w:r>
+      <w:r>
+        <w:rPr>
+          <w:b w:val="0"/>
+          <w:i w:val="0"/>
+          <w:strike w:val="0"/>
+        </w:rPr>
+        <w:t xml:space="preserve"> Version 1.0 proposed to let a deferred member keep purchased credit, and treated that as a member-favorable confirmation item. Independent review showed it is the bill's largest unpriced exposure, not a detail. It is now a blocker.</w:t>
       </w:r>
     </w:p>
     <w:p>
+      <w:pPr>
+        <w:pStyle w:val="ListBullet"/>
+      </w:pPr>
+      <w:r>
+        <w:rPr>
+          <w:b/>
+          <w:i w:val="0"/>
+          <w:strike w:val="0"/>
+        </w:rPr>
+        <w:t>DECISION 6 — Rule-of-90 ratio.</w:t>
+      </w:r>
       <w:r>
         <w:rPr>
           <w:b w:val="0"/>
           <w:i w:val="0"/>
           <w:strike w:val="0"/>
         </w:rPr>
-        <w:t xml:space="preserve">Three fairness arguments will be made against the bill and should be answered in advance, not improvised at the podium: (i) hybrid members — most veterans hired since January 1, 2014 — are excluded (DECISION 2); (ii) hazardous-duty and SPORS/VaLORS members are excluded even though many are veterans; (iii) other groups (first responders, teachers with out-of-state service) will argue for parallel eligibility-only bridges. The narrow-scope architecture is itself the best answer to (iii): the bill creates a </w:t>
+        <w:t xml:space="preserve"> One-for-one is drafted as directed. Confirm with the acceleration asymmetry in Part 1.2 in mind: four bridge years produce up to four years of acceleration under B 2 but only </w:t>
+      </w:r>
+      <w:r>
+        <w:rPr>
+          <w:b/>
+          <w:i w:val="0"/>
+          <w:strike w:val="0"/>
+        </w:rPr>
+        <w:t>two</w:t>
+      </w:r>
+      <w:r>
+        <w:rPr>
+          <w:b w:val="0"/>
+          <w:i w:val="0"/>
+          <w:strike w:val="0"/>
+        </w:rPr>
+        <w:t xml:space="preserve"> under B 3 for a member who remains in service, because age and service each advance by one point a year. </w:t>
+      </w:r>
+      <w:r>
+        <w:rPr>
+          <w:b/>
+          <w:i w:val="0"/>
+          <w:strike w:val="0"/>
+        </w:rPr>
+        <w:t>Correction:</w:t>
+      </w:r>
+      <w:r>
+        <w:rPr>
+          <w:b w:val="0"/>
+          <w:i w:val="0"/>
+          <w:strike w:val="0"/>
+        </w:rPr>
+        <w:t xml:space="preserve"> for a </w:t>
+      </w:r>
+      <w:r>
+        <w:rPr>
+          <w:b/>
+          <w:i w:val="0"/>
+          <w:strike w:val="0"/>
+        </w:rPr>
+        <w:t>deferred</w:t>
+      </w:r>
+      <w:r>
+        <w:rPr>
+          <w:b w:val="0"/>
+          <w:i w:val="0"/>
+          <w:strike w:val="0"/>
+        </w:rPr>
+        <w:t xml:space="preserve"> member whose creditable service is frozen, the sum advances by only one point a year, so four bridge points accelerate B 3 eligibility by a full </w:t>
+      </w:r>
+      <w:r>
+        <w:rPr>
+          <w:b/>
+          <w:i w:val="0"/>
+          <w:strike w:val="0"/>
+        </w:rPr>
+        <w:t>four</w:t>
+      </w:r>
+      <w:r>
+        <w:rPr>
+          <w:b w:val="0"/>
+          <w:i w:val="0"/>
+          <w:strike w:val="0"/>
+        </w:rPr>
+        <w:t xml:space="preserve"> years. The two-year figure stated in version 1.0 holds only for members who stay. </w:t>
       </w:r>
       <w:r>
         <w:rPr>
@@ -6022,7 +8946,20 @@
           <w:i/>
           <w:strike w:val="0"/>
         </w:rPr>
-        <w:t>military-specific</w:t>
+        <w:t>Owner: JLCVSO.</w:t>
+      </w:r>
+    </w:p>
+    <w:p>
+      <w:pPr>
+        <w:pStyle w:val="ListBullet"/>
+      </w:pPr>
+      <w:r>
+        <w:rPr>
+          <w:b/>
+          <w:i w:val="0"/>
+          <w:strike w:val="0"/>
+        </w:rPr>
+        <w:t>DECISION 7 — Conversion right.</w:t>
       </w:r>
       <w:r>
         <w:rPr>
@@ -6030,7 +8967,274 @@
           <w:i w:val="0"/>
           <w:strike w:val="0"/>
         </w:rPr>
-        <w:t xml:space="preserve"> credit, not a general eligibility-purchase mechanism.</w:t>
+        <w:t xml:space="preserve"> § 51.1-142.4 H 4 lets a member later convert bridge credit to full creditable service at actuarial equivalent cost, crediting amounts already paid. This is member-favorable and keeps the full-value route genuinely open, but adds administrative complexity and an actuarial question about the credit's application. Confirm retention. </w:t>
+      </w:r>
+      <w:r>
+        <w:rPr>
+          <w:b w:val="0"/>
+          <w:i/>
+          <w:strike w:val="0"/>
+        </w:rPr>
+        <w:t>Owner: JLCVSO + VRS.</w:t>
+      </w:r>
+    </w:p>
+    <w:p>
+      <w:pPr>
+        <w:pStyle w:val="ListBullet"/>
+      </w:pPr>
+      <w:r>
+        <w:rPr>
+          <w:b/>
+          <w:i w:val="0"/>
+          <w:strike w:val="0"/>
+        </w:rPr>
+        <w:t>COUNSEL 1 — Placement of the "unreduced service retirement allowance" definition.</w:t>
+      </w:r>
+      <w:r>
+        <w:rPr>
+          <w:b w:val="0"/>
+          <w:i w:val="0"/>
+          <w:strike w:val="0"/>
+        </w:rPr>
+        <w:t xml:space="preserve"> Section-scoped (drafted) or chapter-wide in § 51.1-124.3. </w:t>
+      </w:r>
+      <w:r>
+        <w:rPr>
+          <w:b w:val="0"/>
+          <w:i/>
+          <w:strike w:val="0"/>
+        </w:rPr>
+        <w:t>Owner: DLS.</w:t>
+      </w:r>
+    </w:p>
+    <w:p>
+      <w:r>
+        <w:rPr>
+          <w:b/>
+          <w:i w:val="0"/>
+          <w:strike w:val="0"/>
+        </w:rPr>
+        <w:t>Items that must be answered but do not change the drafted text.</w:t>
+      </w:r>
+    </w:p>
+    <w:p>
+      <w:pPr>
+        <w:pStyle w:val="ListBullet"/>
+      </w:pPr>
+      <w:r>
+        <w:rPr>
+          <w:b w:val="0"/>
+          <w:i w:val="0"/>
+          <w:strike/>
+        </w:rPr>
+        <w:t>**ACTUARY 1 — Price versus value.**</w:t>
+      </w:r>
+      <w:r>
+        <w:rPr>
+          <w:b w:val="0"/>
+          <w:i w:val="0"/>
+          <w:strike w:val="0"/>
+        </w:rPr>
+        <w:t xml:space="preserve"> </w:t>
+      </w:r>
+      <w:r>
+        <w:rPr>
+          <w:b/>
+          <w:i w:val="0"/>
+          <w:strike w:val="0"/>
+        </w:rPr>
+        <w:t>Modeled and closed as an internal work item (MOO-259).</w:t>
+      </w:r>
+      <w:r>
+        <w:rPr>
+          <w:b w:val="0"/>
+          <w:i w:val="0"/>
+          <w:strike w:val="0"/>
+        </w:rPr>
+        <w:t xml:space="preserve"> Price recovers 11%–78% of value; maximum per-member subsidy $341,065; employer rate impact 0.19 bp combined. See Part 5.1 and </w:t>
+      </w:r>
+      <w:r>
+        <w:rPr>
+          <w:rFonts w:ascii="Consolas" w:hAnsi="Consolas"/>
+          <w:b w:val="0"/>
+          <w:i w:val="0"/>
+          <w:strike w:val="0"/>
+          <w:color w:val="303030"/>
+          <w:sz w:val="19"/>
+        </w:rPr>
+        <w:t>08-fiscal-model-memo.docx</w:t>
+      </w:r>
+      <w:r>
+        <w:rPr>
+          <w:b w:val="0"/>
+          <w:i w:val="0"/>
+          <w:strike w:val="0"/>
+        </w:rPr>
+        <w:t xml:space="preserve">. </w:t>
+      </w:r>
+      <w:r>
+        <w:rPr>
+          <w:b/>
+          <w:i w:val="0"/>
+          <w:strike w:val="0"/>
+        </w:rPr>
+        <w:t>Two residual asks remain open against VRS:</w:t>
+      </w:r>
+      <w:r>
+        <w:rPr>
+          <w:b w:val="0"/>
+          <w:i w:val="0"/>
+          <w:strike w:val="0"/>
+        </w:rPr>
+        <w:t xml:space="preserve"> (i) confirm the additive 50/10 early-retirement reduction construction (the model's 0.400 factor) against the Board's actual factor tables before the 112.8% actuarially-equivalent figure is used publicly; and (ii) produce the numeric Plan 2 and hybrid 60/5 reduction factor table, which VRS does not publish and for which the model substitutes a documented proxy. </w:t>
+      </w:r>
+      <w:r>
+        <w:rPr>
+          <w:b w:val="0"/>
+          <w:i/>
+          <w:strike w:val="0"/>
+        </w:rPr>
+        <w:t>Owner: VRS actuary.</w:t>
+      </w:r>
+    </w:p>
+    <w:p>
+      <w:pPr>
+        <w:pStyle w:val="ListBullet"/>
+      </w:pPr>
+      <w:r>
+        <w:rPr>
+          <w:b w:val="0"/>
+          <w:i w:val="0"/>
+          <w:strike/>
+        </w:rPr>
+        <w:t>**ACTUARY 2 — Population.**</w:t>
+      </w:r>
+      <w:r>
+        <w:rPr>
+          <w:b w:val="0"/>
+          <w:i w:val="0"/>
+          <w:strike w:val="0"/>
+        </w:rPr>
+        <w:t xml:space="preserve"> </w:t>
+      </w:r>
+      <w:r>
+        <w:rPr>
+          <w:b/>
+          <w:i w:val="0"/>
+          <w:strike w:val="0"/>
+        </w:rPr>
+        <w:t>Modeled and closed as an internal work item (MOO-259).</w:t>
+      </w:r>
+      <w:r>
+        <w:rPr>
+          <w:b w:val="0"/>
+          <w:i w:val="0"/>
+          <w:strike w:val="0"/>
+        </w:rPr>
+        <w:t xml:space="preserve"> 14,000–17,000 members in the four-point band per year, mean eligibility deficit 2.2 years, of whom 246–347 are estimated to hold purchasable qualifying service; ~222 purchasers over FY2029–FY2038 at moderate take-up. </w:t>
+      </w:r>
+      <w:r>
+        <w:rPr>
+          <w:b/>
+          <w:i w:val="0"/>
+          <w:strike w:val="0"/>
+        </w:rPr>
+        <w:t>Residual ask:</w:t>
+      </w:r>
+      <w:r>
+        <w:rPr>
+          <w:b w:val="0"/>
+          <w:i w:val="0"/>
+          <w:strike w:val="0"/>
+        </w:rPr>
+        <w:t xml:space="preserve"> the veteran-and-purchasability funnel rests on one published anchor (6% veteran share of the classified state workforce, DHRM, January 21, 2025) and four assumed filters, and no published figure exists for teachers or political subdivisions. That funnel alone moves the aggregate from 0.07 to 0.44 bp and is the single largest uncertainty in the fiscal case. Section 12 of the fiscal memorandum lists the ten member-level data items VRS should supply; </w:t>
+      </w:r>
+      <w:r>
+        <w:rPr>
+          <w:b/>
+          <w:i w:val="0"/>
+          <w:strike w:val="0"/>
+        </w:rPr>
+        <w:t>items 4, 5, 6 and 7 of that list should be added to the § 51.1-142.4 reporting requirement in section 3 of the bill</w:t>
+      </w:r>
+      <w:r>
+        <w:rPr>
+          <w:b w:val="0"/>
+          <w:i w:val="0"/>
+          <w:strike w:val="0"/>
+        </w:rPr>
+        <w:t xml:space="preserve"> before introduction. </w:t>
+      </w:r>
+      <w:r>
+        <w:rPr>
+          <w:b w:val="0"/>
+          <w:i/>
+          <w:strike w:val="0"/>
+        </w:rPr>
+        <w:t>Owner: VRS actuary; drafting owner: this office.</w:t>
+      </w:r>
+    </w:p>
+    <w:p>
+      <w:pPr>
+        <w:pStyle w:val="ListBullet"/>
+      </w:pPr>
+      <w:r>
+        <w:rPr>
+          <w:b/>
+          <w:i w:val="0"/>
+          <w:strike w:val="0"/>
+        </w:rPr>
+        <w:t>COUNSEL 2 / 3 / 4</w:t>
+      </w:r>
+      <w:r>
+        <w:rPr>
+          <w:b w:val="0"/>
+          <w:i w:val="0"/>
+          <w:strike w:val="0"/>
+        </w:rPr>
+        <w:t xml:space="preserve"> — see Parts 5.2, 5.3, 5.4.</w:t>
+      </w:r>
+    </w:p>
+    <w:p>
+      <w:pPr>
+        <w:pStyle w:val="ListBullet"/>
+      </w:pPr>
+      <w:r>
+        <w:rPr>
+          <w:b/>
+          <w:i w:val="0"/>
+          <w:strike w:val="0"/>
+        </w:rPr>
+        <w:t>VRS policy</w:t>
+      </w:r>
+      <w:r>
+        <w:rPr>
+          <w:b w:val="0"/>
+          <w:i w:val="0"/>
+          <w:strike w:val="0"/>
+        </w:rPr>
+        <w:t xml:space="preserve"> — whether the Board reads "approximate normal cost of the retirement plan under which the member is covered" as permitting a bridge-specific rate under the language as drafted, or whether the bill must say so expressly.</w:t>
+      </w:r>
+    </w:p>
+    <w:p>
+      <w:pPr>
+        <w:pStyle w:val="ListBullet"/>
+      </w:pPr>
+      <w:r>
+        <w:rPr>
+          <w:b/>
+          <w:i w:val="0"/>
+          <w:strike w:val="0"/>
+        </w:rPr>
+        <w:t>Effective date</w:t>
+      </w:r>
+      <w:r>
+        <w:rPr>
+          <w:b w:val="0"/>
+          <w:i w:val="0"/>
+          <w:strike w:val="0"/>
+        </w:rPr>
+        <w:t xml:space="preserve"> — July 1, 2028 is drafted. VRS should confirm the implementation lead time it needs for separate accounting under § 51.1-142.4 I.</w:t>
       </w:r>
     </w:p>
     <w:p>
@@ -6055,484 +9259,6 @@
           <w:i w:val="0"/>
           <w:strike w:val="0"/>
         </w:rPr>
-        <w:t>Part 6 — Open questions requiring JLCVSO, VRS, or counsel resolution</w:t>
-      </w:r>
-    </w:p>
-    <w:p>
-      <w:r>
-        <w:rPr>
-          <w:b/>
-          <w:i w:val="0"/>
-          <w:strike w:val="0"/>
-        </w:rPr>
-        <w:t>Items that change the bill text.</w:t>
-      </w:r>
-    </w:p>
-    <w:p>
-      <w:pPr>
-        <w:pStyle w:val="ListBullet"/>
-      </w:pPr>
-      <w:r>
-        <w:rPr>
-          <w:b/>
-          <w:i w:val="0"/>
-          <w:strike w:val="0"/>
-        </w:rPr>
-        <w:t>DECISION 1 — PLOP window.</w:t>
-      </w:r>
-      <w:r>
-        <w:rPr>
-          <w:b w:val="0"/>
-          <w:i w:val="0"/>
-          <w:strike w:val="0"/>
-        </w:rPr>
-        <w:t xml:space="preserve"> Confirm that the unreduced-eligibility date for PLOP is frozen without regard to bridge credit (drafted), accepting that a member who retires at the accelerated date will usually have no PLOP. The alternative — letting the window move — directly contradicts the stated policy and creates the leak described in Part 3.3. </w:t>
-      </w:r>
-      <w:r>
-        <w:rPr>
-          <w:b w:val="0"/>
-          <w:i/>
-          <w:strike w:val="0"/>
-        </w:rPr>
-        <w:t>Owner: JLCVSO, with VRS actuarial input.</w:t>
-      </w:r>
-    </w:p>
-    <w:p>
-      <w:pPr>
-        <w:pStyle w:val="ListBullet"/>
-      </w:pPr>
-      <w:r>
-        <w:rPr>
-          <w:b/>
-          <w:i w:val="0"/>
-          <w:strike w:val="0"/>
-        </w:rPr>
-        <w:t>DECISION 2 — Hybrid plan scope.</w:t>
-      </w:r>
-      <w:r>
-        <w:rPr>
-          <w:b w:val="0"/>
-          <w:i w:val="0"/>
-          <w:strike w:val="0"/>
-        </w:rPr>
-        <w:t xml:space="preserve"> The bill excludes hybrid retirement program participants (§ 51.1-169). Because the hybrid plan covers nearly everyone hired into a covered position on or after January 1, 2014, this excludes most veterans currently early-to-mid career, and the exclusion will narrow further every year. Hybrid members </w:t>
-      </w:r>
-      <w:r>
-        <w:rPr>
-          <w:b w:val="0"/>
-          <w:i/>
-          <w:strike w:val="0"/>
-        </w:rPr>
-        <w:t>are</w:t>
-      </w:r>
-      <w:r>
-        <w:rPr>
-          <w:b w:val="0"/>
-          <w:i w:val="0"/>
-          <w:strike w:val="0"/>
-        </w:rPr>
-        <w:t xml:space="preserve"> subject to § 51.1-153 B 3, so including them is mechanically simple (delete the hybrid carve-outs in § 51.1-142.4 B 1 and J), but it raises the fiscal number and requires the hybrid approximate normal cost rate (6.68%) to be tested against the same pricing problem in Part 5.1 for the smaller hybrid DB component. </w:t>
-      </w:r>
-      <w:r>
-        <w:rPr>
-          <w:b w:val="0"/>
-          <w:i/>
-          <w:strike w:val="0"/>
-        </w:rPr>
-        <w:t>Owner: JLCVSO. This is the single largest policy choice in the package.</w:t>
-      </w:r>
-    </w:p>
-    <w:p>
-      <w:pPr>
-        <w:pStyle w:val="ListBullet"/>
-      </w:pPr>
-      <w:r>
-        <w:rPr>
-          <w:b/>
-          <w:i w:val="0"/>
-          <w:strike w:val="0"/>
-        </w:rPr>
-        <w:t>DECISION 3 — Military retired pay bar.</w:t>
-      </w:r>
-      <w:r>
-        <w:rPr>
-          <w:b w:val="0"/>
-          <w:i w:val="0"/>
-          <w:strike w:val="0"/>
-        </w:rPr>
-        <w:t xml:space="preserve"> See Part 5.2. </w:t>
-      </w:r>
-      <w:r>
-        <w:rPr>
-          <w:b w:val="0"/>
-          <w:i/>
-          <w:strike w:val="0"/>
-        </w:rPr>
-        <w:t>Owner: JLCVSO.</w:t>
-      </w:r>
-    </w:p>
-    <w:p>
-      <w:pPr>
-        <w:pStyle w:val="ListBullet"/>
-      </w:pPr>
-      <w:r>
-        <w:rPr>
-          <w:b/>
-          <w:i w:val="0"/>
-          <w:strike w:val="0"/>
-        </w:rPr>
-        <w:t>DECISION 4 — Purchase amount rule.</w:t>
-      </w:r>
-      <w:r>
-        <w:rPr>
-          <w:b w:val="0"/>
-          <w:i w:val="0"/>
-          <w:strike w:val="0"/>
-        </w:rPr>
-        <w:t xml:space="preserve"> The bill permits a purchase up to the </w:t>
-      </w:r>
-      <w:r>
-        <w:rPr>
-          <w:b/>
-          <w:i w:val="0"/>
-          <w:strike w:val="0"/>
-        </w:rPr>
-        <w:t>lesser of</w:t>
-      </w:r>
-      <w:r>
-        <w:rPr>
-          <w:b w:val="0"/>
-          <w:i w:val="0"/>
-          <w:strike w:val="0"/>
-        </w:rPr>
-        <w:t xml:space="preserve"> the eligibility deficit, the remaining four-year allowance, and the member's available qualifying service. A stricter reading of the proposal would permit a purchase </w:t>
-      </w:r>
-      <w:r>
-        <w:rPr>
-          <w:b/>
-          <w:i w:val="0"/>
-          <w:strike w:val="0"/>
-        </w:rPr>
-        <w:t>only</w:t>
-      </w:r>
-      <w:r>
-        <w:rPr>
-          <w:b w:val="0"/>
-          <w:i w:val="0"/>
-          <w:strike w:val="0"/>
-        </w:rPr>
-        <w:t xml:space="preserve"> when the deficit is fully coverable, so that the purchase itself completes eligibility. The stricter rule is cheaper but denies any benefit to a veteran whose qualifying service is shorter than the deficit (e.g., three years of service against a four-point deficit). The drafted rule is the more protective one; confirm. </w:t>
-      </w:r>
-      <w:r>
-        <w:rPr>
-          <w:b w:val="0"/>
-          <w:i/>
-          <w:strike w:val="0"/>
-        </w:rPr>
-        <w:t>Owner: JLCVSO.</w:t>
-      </w:r>
-    </w:p>
-    <w:p>
-      <w:pPr>
-        <w:pStyle w:val="ListBullet"/>
-      </w:pPr>
-      <w:r>
-        <w:rPr>
-          <w:b/>
-          <w:i w:val="0"/>
-          <w:strike w:val="0"/>
-        </w:rPr>
-        <w:t>DECISION 5 — Deferred retirement.</w:t>
-      </w:r>
-      <w:r>
-        <w:rPr>
-          <w:b w:val="0"/>
-          <w:i w:val="0"/>
-          <w:strike w:val="0"/>
-        </w:rPr>
-        <w:t xml:space="preserve"> The bill requires the member to be a </w:t>
-      </w:r>
-      <w:r>
-        <w:rPr>
-          <w:b/>
-          <w:i w:val="0"/>
-          <w:strike w:val="0"/>
-        </w:rPr>
-        <w:t>member in service</w:t>
-      </w:r>
-      <w:r>
-        <w:rPr>
-          <w:b w:val="0"/>
-          <w:i w:val="0"/>
-          <w:strike w:val="0"/>
-        </w:rPr>
-        <w:t xml:space="preserve"> when purchasing, but does not forfeit the credit if the member later terminates and retires under § 51.1-153 C without withdrawing contributions. Confirm that a deferred member keeps purchased bridge credit (drafted) rather than losing it. </w:t>
-      </w:r>
-      <w:r>
-        <w:rPr>
-          <w:b w:val="0"/>
-          <w:i/>
-          <w:strike w:val="0"/>
-        </w:rPr>
-        <w:t>Owner: JLCVSO.</w:t>
-      </w:r>
-    </w:p>
-    <w:p>
-      <w:pPr>
-        <w:pStyle w:val="ListBullet"/>
-      </w:pPr>
-      <w:r>
-        <w:rPr>
-          <w:b/>
-          <w:i w:val="0"/>
-          <w:strike w:val="0"/>
-        </w:rPr>
-        <w:t>DECISION 6 — Rule-of-90 ratio.</w:t>
-      </w:r>
-      <w:r>
-        <w:rPr>
-          <w:b w:val="0"/>
-          <w:i w:val="0"/>
-          <w:strike w:val="0"/>
-        </w:rPr>
-        <w:t xml:space="preserve"> One-for-one is drafted as directed. Confirm with the acceleration asymmetry in Part 1.2 in mind (four bridge years = up to four years of acceleration under B 2, but only two years under B 3). </w:t>
-      </w:r>
-      <w:r>
-        <w:rPr>
-          <w:b w:val="0"/>
-          <w:i/>
-          <w:strike w:val="0"/>
-        </w:rPr>
-        <w:t>Owner: JLCVSO.</w:t>
-      </w:r>
-    </w:p>
-    <w:p>
-      <w:pPr>
-        <w:pStyle w:val="ListBullet"/>
-      </w:pPr>
-      <w:r>
-        <w:rPr>
-          <w:b/>
-          <w:i w:val="0"/>
-          <w:strike w:val="0"/>
-        </w:rPr>
-        <w:t>DECISION 7 — Conversion right.</w:t>
-      </w:r>
-      <w:r>
-        <w:rPr>
-          <w:b w:val="0"/>
-          <w:i w:val="0"/>
-          <w:strike w:val="0"/>
-        </w:rPr>
-        <w:t xml:space="preserve"> § 51.1-142.4 H 4 lets a member later convert bridge credit to full creditable service at actuarial equivalent cost, crediting amounts already paid. This is member-favorable and keeps the full-value route genuinely open, but adds administrative complexity and an actuarial question about the credit's application. Confirm retention. </w:t>
-      </w:r>
-      <w:r>
-        <w:rPr>
-          <w:b w:val="0"/>
-          <w:i/>
-          <w:strike w:val="0"/>
-        </w:rPr>
-        <w:t>Owner: JLCVSO + VRS.</w:t>
-      </w:r>
-    </w:p>
-    <w:p>
-      <w:pPr>
-        <w:pStyle w:val="ListBullet"/>
-      </w:pPr>
-      <w:r>
-        <w:rPr>
-          <w:b/>
-          <w:i w:val="0"/>
-          <w:strike w:val="0"/>
-        </w:rPr>
-        <w:t>COUNSEL 1 — Placement of the "unreduced service retirement allowance" definition.</w:t>
-      </w:r>
-      <w:r>
-        <w:rPr>
-          <w:b w:val="0"/>
-          <w:i w:val="0"/>
-          <w:strike w:val="0"/>
-        </w:rPr>
-        <w:t xml:space="preserve"> Section-scoped (drafted) or chapter-wide in § 51.1-124.3. </w:t>
-      </w:r>
-      <w:r>
-        <w:rPr>
-          <w:b w:val="0"/>
-          <w:i/>
-          <w:strike w:val="0"/>
-        </w:rPr>
-        <w:t>Owner: DLS.</w:t>
-      </w:r>
-    </w:p>
-    <w:p>
-      <w:r>
-        <w:rPr>
-          <w:b/>
-          <w:i w:val="0"/>
-          <w:strike w:val="0"/>
-        </w:rPr>
-        <w:t>Items that must be answered but do not change the drafted text.</w:t>
-      </w:r>
-    </w:p>
-    <w:p>
-      <w:pPr>
-        <w:pStyle w:val="ListBullet"/>
-      </w:pPr>
-      <w:r>
-        <w:rPr>
-          <w:b/>
-          <w:i w:val="0"/>
-          <w:strike w:val="0"/>
-        </w:rPr>
-        <w:t>ACTUARY 1 — Price versus value.</w:t>
-      </w:r>
-      <w:r>
-        <w:rPr>
-          <w:b w:val="0"/>
-          <w:i w:val="0"/>
-          <w:strike w:val="0"/>
-        </w:rPr>
-        <w:t xml:space="preserve"> Quantify the gap between four years of approximate normal cost and the actuarial value of the acceleration, by plan and by population, and translate it into employer contribution rate basis points for the state, teacher, and political subdivision plans. </w:t>
-      </w:r>
-      <w:r>
-        <w:rPr>
-          <w:b w:val="0"/>
-          <w:i/>
-          <w:strike w:val="0"/>
-        </w:rPr>
-        <w:t>Owner: VRS actuary / Fiscal &amp; Impact Modeler.</w:t>
-      </w:r>
-      <w:r>
-        <w:rPr>
-          <w:b w:val="0"/>
-          <w:i w:val="0"/>
-          <w:strike w:val="0"/>
-        </w:rPr>
-        <w:t xml:space="preserve"> </w:t>
-      </w:r>
-      <w:r>
-        <w:rPr>
-          <w:b/>
-          <w:i w:val="0"/>
-          <w:strike w:val="0"/>
-        </w:rPr>
-        <w:t>This is the number that decides the bill's fate.</w:t>
-      </w:r>
-    </w:p>
-    <w:p>
-      <w:pPr>
-        <w:pStyle w:val="ListBullet"/>
-      </w:pPr>
-      <w:r>
-        <w:rPr>
-          <w:b/>
-          <w:i w:val="0"/>
-          <w:strike w:val="0"/>
-        </w:rPr>
-        <w:t>ACTUARY 2 — Population.</w:t>
-      </w:r>
-      <w:r>
-        <w:rPr>
-          <w:b w:val="0"/>
-          <w:i w:val="0"/>
-          <w:strike w:val="0"/>
-        </w:rPr>
-        <w:t xml:space="preserve"> Estimate how many non-hybrid Plan 1 and Plan 2 members have qualifying, purchasable (non-military-retired-pay) active duty service and would fall within four points of a B 2 or B 3 threshold in each of the next ten years. </w:t>
-      </w:r>
-      <w:r>
-        <w:rPr>
-          <w:b w:val="0"/>
-          <w:i/>
-          <w:strike w:val="0"/>
-        </w:rPr>
-        <w:t>Owner: VRS actuary / Fiscal &amp; Impact Modeler.</w:t>
-      </w:r>
-    </w:p>
-    <w:p>
-      <w:pPr>
-        <w:pStyle w:val="ListBullet"/>
-      </w:pPr>
-      <w:r>
-        <w:rPr>
-          <w:b/>
-          <w:i w:val="0"/>
-          <w:strike w:val="0"/>
-        </w:rPr>
-        <w:t>COUNSEL 2 / 3 / 4</w:t>
-      </w:r>
-      <w:r>
-        <w:rPr>
-          <w:b w:val="0"/>
-          <w:i w:val="0"/>
-          <w:strike w:val="0"/>
-        </w:rPr>
-        <w:t xml:space="preserve"> — see Parts 5.2, 5.3, 5.4.</w:t>
-      </w:r>
-    </w:p>
-    <w:p>
-      <w:pPr>
-        <w:pStyle w:val="ListBullet"/>
-      </w:pPr>
-      <w:r>
-        <w:rPr>
-          <w:b/>
-          <w:i w:val="0"/>
-          <w:strike w:val="0"/>
-        </w:rPr>
-        <w:t>VRS policy</w:t>
-      </w:r>
-      <w:r>
-        <w:rPr>
-          <w:b w:val="0"/>
-          <w:i w:val="0"/>
-          <w:strike w:val="0"/>
-        </w:rPr>
-        <w:t xml:space="preserve"> — whether the Board reads "approximate normal cost of the retirement plan under which the member is covered" as permitting a bridge-specific rate under the language as drafted, or whether the bill must say so expressly.</w:t>
-      </w:r>
-    </w:p>
-    <w:p>
-      <w:pPr>
-        <w:pStyle w:val="ListBullet"/>
-      </w:pPr>
-      <w:r>
-        <w:rPr>
-          <w:b/>
-          <w:i w:val="0"/>
-          <w:strike w:val="0"/>
-        </w:rPr>
-        <w:t>Effective date</w:t>
-      </w:r>
-      <w:r>
-        <w:rPr>
-          <w:b w:val="0"/>
-          <w:i w:val="0"/>
-          <w:strike w:val="0"/>
-        </w:rPr>
-        <w:t xml:space="preserve"> — July 1, 2028 is drafted. VRS should confirm the implementation lead time it needs for separate accounting under § 51.1-142.4 I.</w:t>
-      </w:r>
-    </w:p>
-    <w:p>
-      <w:pPr>
-        <w:jc w:val="center"/>
-      </w:pPr>
-      <w:r>
-        <w:rPr>
-          <w:color w:val="909090"/>
-          <w:sz w:val="18"/>
-        </w:rPr>
-        <w:t>* * *</w:t>
-      </w:r>
-    </w:p>
-    <w:p>
-      <w:pPr>
-        <w:pStyle w:val="Heading2"/>
-      </w:pPr>
-      <w:r>
-        <w:rPr>
-          <w:b w:val="0"/>
-          <w:i w:val="0"/>
-          <w:strike w:val="0"/>
-        </w:rPr>
         <w:t>Part 7 — What this package does and does not claim</w:t>
       </w:r>
     </w:p>
@@ -6617,7 +9343,97 @@
           <w:i w:val="0"/>
           <w:strike w:val="0"/>
         </w:rPr>
-        <w:t>The claim that the package is complete as to unintended effects is bounded by Part 4's enumeration and by Part 6's open items. The Red Team / Counsel Reviewer has been asked for an independent adversarial pass, and the Fiscal &amp; Impact Modeler for ACTUARY 1 and ACTUARY 2; neither has reported as of this version.</w:t>
+        <w:t xml:space="preserve">The claim that the package is complete as to unintended effects is bounded by Part 4's enumeration and by Part 6's open items. </w:t>
+      </w:r>
+      <w:r>
+        <w:rPr>
+          <w:b/>
+          <w:i w:val="0"/>
+          <w:strike w:val="0"/>
+        </w:rPr>
+        <w:t>Version 1.1 update:</w:t>
+      </w:r>
+      <w:r>
+        <w:rPr>
+          <w:b w:val="0"/>
+          <w:i w:val="0"/>
+          <w:strike w:val="0"/>
+        </w:rPr>
+        <w:t xml:space="preserve"> the independent adversarial pass has reported (MOO-260) and returned twelve findings and fourteen citation defects, two of which falsified Part 4 conclusions; the precedent and stakeholder scan has reported (MOO-261); and the cost model for ACTUARY 1 and ACTUARY 2 has reported (MOO-259) and is integrated into Part 5.1. The cost model is illustrative and is </w:t>
+      </w:r>
+      <w:r>
+        <w:rPr>
+          <w:b/>
+          <w:i w:val="0"/>
+          <w:strike w:val="0"/>
+        </w:rPr>
+        <w:t>not</w:t>
+      </w:r>
+      <w:r>
+        <w:rPr>
+          <w:b w:val="0"/>
+          <w:i w:val="0"/>
+          <w:strike w:val="0"/>
+        </w:rPr>
+        <w:t xml:space="preserve"> the VRS Board's § 30-19.1:7 statement, which has not been requested; its weakest input is the veteran-population funnel, which VRS does not publish, and it does </w:t>
+      </w:r>
+      <w:r>
+        <w:rPr>
+          <w:b/>
+          <w:i w:val="0"/>
+          <w:strike w:val="0"/>
+        </w:rPr>
+        <w:t>not</w:t>
+      </w:r>
+      <w:r>
+        <w:rPr>
+          <w:b w:val="0"/>
+          <w:i w:val="0"/>
+          <w:strike w:val="0"/>
+        </w:rPr>
+        <w:t xml:space="preserve"> price the DECISION 8 deferred-member case. The adversarial pass was performed by the same attorney who drafted the package, because the independent Red Team / Counsel Reviewer was unavailable. That is a real limitation on its value and it should be re-run by a different reader before introduction.</w:t>
+      </w:r>
+    </w:p>
+    <w:p>
+      <w:pPr>
+        <w:pStyle w:val="ListNumber"/>
+      </w:pPr>
+      <w:r>
+        <w:rPr>
+          <w:b w:val="0"/>
+          <w:i w:val="0"/>
+          <w:strike w:val="0"/>
+        </w:rPr>
+        <w:t xml:space="preserve">Two factual claims in this package remain </w:t>
+      </w:r>
+      <w:r>
+        <w:rPr>
+          <w:b/>
+          <w:i w:val="0"/>
+          <w:strike w:val="0"/>
+        </w:rPr>
+        <w:t>unverified</w:t>
+      </w:r>
+      <w:r>
+        <w:rPr>
+          <w:b w:val="0"/>
+          <w:i w:val="0"/>
+          <w:strike w:val="0"/>
+        </w:rPr>
+        <w:t xml:space="preserve"> and should not be repeated to a legislator until they are: the enactment clauses of 2026 c. 563 (whether that act carries a delayed effective date, a second enactment or a sunset), and the assertion that no comparable eligibility-only military service credit bill has been introduced in Virginia before, which requires a direct LIS full-text search.</w:t>
+      </w:r>
+    </w:p>
+    <w:p>
+      <w:pPr>
+        <w:pStyle w:val="ListNumber"/>
+      </w:pPr>
+      <w:r>
+        <w:rPr>
+          <w:b w:val="0"/>
+          <w:i w:val="0"/>
+          <w:strike w:val="0"/>
+        </w:rPr>
+        <w:t>Part 4's enumeration of creditable-service thresholds is not exhaustive. Two further sets exist and are protected by the § 51.1-124.3 carve-out without amendment: § 51.1-513.2 (long-term care program, five-year threshold) and Chapter 4 (§ 51.1-403 C, thirty-year allowance floor; § 51.1-404 D, twenty-year provision).</w:t>
       </w:r>
     </w:p>
     <w:sectPr>

--- a/legislation/military-service-retirement-bridge/02-legal-analysis-memo.docx
+++ b/legislation/military-service-retirement-bridge/02-legal-analysis-memo.docx
@@ -265,6 +265,48 @@
           <w:sz w:val="20"/>
         </w:rPr>
         <w:t xml:space="preserve"> cannot be resolved from the statute alone.</w:t>
+      </w:r>
+    </w:p>
+    <w:p>
+      <w:pPr>
+        <w:spacing w:after="80"/>
+        <w:ind w:left="480"/>
+      </w:pPr>
+      <w:r>
+        <w:rPr>
+          <w:b/>
+          <w:i w:val="0"/>
+          <w:strike w:val="0"/>
+          <w:sz w:val="20"/>
+        </w:rPr>
+        <w:t>Revised October 20, 2026 for bill version 1.2.</w:t>
+      </w:r>
+      <w:r>
+        <w:rPr>
+          <w:b w:val="0"/>
+          <w:i w:val="0"/>
+          <w:strike w:val="0"/>
+          <w:sz w:val="20"/>
+        </w:rPr>
+        <w:t xml:space="preserve"> The three blocking items that version 1.1 left open — DECISION 8 (deferred-member acceleration), DECISION 9 (health insurance credit and COLA commencement) and DECISION 10 (§ 51.1-153 B 4 public-safety scope) — were decided by the Council on October 20, 2026 and are drafted into version 1.2. Part 6.1 records each decision, the drafting that implements it, and what is left over. The affected Part 4 rows and the equal-treatment answer in Part 5.5 are updated. </w:t>
+      </w:r>
+      <w:r>
+        <w:rPr>
+          <w:b/>
+          <w:i w:val="0"/>
+          <w:strike w:val="0"/>
+          <w:sz w:val="20"/>
+        </w:rPr>
+        <w:t>No DECISION item in this memorandum is now blocking.</w:t>
+      </w:r>
+      <w:r>
+        <w:rPr>
+          <w:b w:val="0"/>
+          <w:i w:val="0"/>
+          <w:strike w:val="0"/>
+          <w:sz w:val="20"/>
+        </w:rPr>
+        <w:t xml:space="preserve"> What remains before introduction is the VRS Board statement under § 30-19.1:7, the federal tax questions in Part 5.2, a re-run of the cost model against version 1.2, and two verification items in Part 7.5.</w:t>
       </w:r>
     </w:p>
     <w:p>
@@ -3233,7 +3275,7 @@
           <w:i w:val="0"/>
           <w:strike w:val="0"/>
         </w:rPr>
-        <w:t xml:space="preserve"> retirement — up to four years earlier, on a longer-lived annuity, compounding for life. Nothing in this bill reaches that, because it keys off the date of retirement rather than off creditable service or the date of unreduced eligibility. See the new </w:t>
+        <w:t xml:space="preserve"> retirement — up to four years earlier, on a longer-lived annuity, compounding for life. Nothing in this bill reaches that, because it keys off the date of retirement rather than off creditable service or the date of unreduced eligibility. </w:t>
       </w:r>
       <w:r>
         <w:rPr>
@@ -3241,6 +3283,22 @@
           <w:i w:val="0"/>
           <w:strike w:val="0"/>
         </w:rPr>
+        <w:t>Version 1.2: this is accepted rather than cured</w:t>
+      </w:r>
+      <w:r>
+        <w:rPr>
+          <w:b w:val="0"/>
+          <w:i w:val="0"/>
+          <w:strike w:val="0"/>
+        </w:rPr>
+        <w:t xml:space="preserve"> — see </w:t>
+      </w:r>
+      <w:r>
+        <w:rPr>
+          <w:b/>
+          <w:i w:val="0"/>
+          <w:strike w:val="0"/>
+        </w:rPr>
         <w:t>DECISION 9</w:t>
       </w:r>
       <w:r>
@@ -3249,7 +3307,7 @@
           <w:i w:val="0"/>
           <w:strike w:val="0"/>
         </w:rPr>
-        <w:t xml:space="preserve"> in Part 6.</w:t>
+        <w:t xml:space="preserve"> in Part 6 — and the savings paragraph at the end of § 51.1-142.4 F states the acceptance on the face of the bill.</w:t>
       </w:r>
     </w:p>
     <w:p>
@@ -5010,7 +5068,7 @@
                 <w:i w:val="0"/>
                 <w:strike w:val="0"/>
               </w:rPr>
-              <w:t>YES — affected, and NOT closed by this bill.</w:t>
+              <w:t>YES — affected, and deliberately NOT cured: accepted and priced (DECISION 9).</w:t>
             </w:r>
             <w:r>
               <w:rPr>
@@ -5129,7 +5187,7 @@
                 <w:i w:val="0"/>
                 <w:strike w:val="0"/>
               </w:rPr>
-              <w:t xml:space="preserve">. Each of §§ 51.1-1401 through 51.1-1403 separately provides that a member who defers under § 51.1-153 C receives the credit "on the effective date of his retirement," so the deferred-member path in DECISION 8 accelerates this too. Closing it requires amending Chapter 14 to delay commencement for bridge retirees. See </w:t>
+              <w:t xml:space="preserve">. Each of §§ 51.1-1401 through 51.1-1403 separately provides that a member who defers under § 51.1-153 C receives the credit "on the effective date of his retirement." </w:t>
             </w:r>
             <w:r>
               <w:rPr>
@@ -5137,7 +5195,7 @@
                 <w:i w:val="0"/>
                 <w:strike w:val="0"/>
               </w:rPr>
-              <w:t>DECISION 9</w:t>
+              <w:t>Resolved in version 1.2 by acceptance, not cure (DECISION 9):</w:t>
             </w:r>
             <w:r>
               <w:rPr>
@@ -5145,7 +5203,7 @@
                 <w:i w:val="0"/>
                 <w:strike w:val="0"/>
               </w:rPr>
-              <w:t>.</w:t>
+              <w:t xml:space="preserve"> the cost is accepted, priced and disclosed, and the savings paragraph at the end of § 51.1-142.4 F says so affirmatively so that F 8 is not misread as delaying commencement. Clause 3(vi) of the enactment requires the Board to report it by trust. Note that DECISION 8 reduces this exposure as a side effect, since the deferred path that would have accelerated the credit furthest is now closed.</w:t>
             </w:r>
           </w:p>
         </w:tc>
@@ -5192,7 +5250,7 @@
                 <w:i w:val="0"/>
                 <w:strike w:val="0"/>
               </w:rPr>
-              <w:t>YES — affected, and NOT closed by this bill.</w:t>
+              <w:t>YES — affected, and deliberately NOT cured: accepted and priced (DECISION 9).</w:t>
             </w:r>
           </w:p>
         </w:tc>
@@ -5207,7 +5265,23 @@
                 <w:i w:val="0"/>
                 <w:strike w:val="0"/>
               </w:rPr>
-              <w:t xml:space="preserve">A bridge retiree falls outside D 1–D 4, so COLA commences on the ordinary subsection C determination-date schedule measured from actual retirement — up to four years earlier, compounding for life. See Part 3.4 as corrected and </w:t>
+              <w:t xml:space="preserve">A bridge retiree falls outside D 1–D 4, so COLA commences on the ordinary subsection C determination-date schedule measured from actual retirement — up to four years earlier, compounding for life. The § 51.1-166 D 4 amendment does not reach this and must not be presented as if it did. Accepted per DECISION 9; the savings paragraph at the end of § 51.1-142.4 F states the acceptance affirmatively, and clause 3(vi) requires the Board to report the cost. </w:t>
+            </w:r>
+            <w:r>
+              <w:rPr>
+                <w:b/>
+                <w:i w:val="0"/>
+                <w:strike w:val="0"/>
+              </w:rPr>
+              <w:t>Not separately quantified in the MOO-259 model</w:t>
+            </w:r>
+            <w:r>
+              <w:rPr>
+                <w:b w:val="0"/>
+                <w:i w:val="0"/>
+                <w:strike w:val="0"/>
+              </w:rPr>
+              <w:t xml:space="preserve"> — the one acknowledged gap in the fiscal case. See Part 3.4 as corrected and </w:t>
             </w:r>
             <w:r>
               <w:rPr>
@@ -5364,7 +5438,7 @@
                 <w:i w:val="0"/>
                 <w:strike w:val="0"/>
               </w:rPr>
-              <w:t>YES — affected; partially constrained, not closed</w:t>
+              <w:t>YES — affected, and CLOSED in version 1.2 by an express amendment to § 51.1-153 C</w:t>
             </w:r>
           </w:p>
         </w:tc>
@@ -5395,7 +5469,39 @@
                 <w:i w:val="0"/>
                 <w:strike w:val="0"/>
               </w:rPr>
-              <w:t xml:space="preserve"> — with the member-in-service requirement expressly inapplicable, and a deferred member's creditable service frozen. § 51.1-142.4 B 1 requires member-in-service status only at purchase. Acceleration for such a member can reach roughly 15 years, not four. The new C 2 d cap measures acceleration against the member's own unaffected eligibility date, which constrains abuse but does not foreclose the strategy. See </w:t>
+              <w:t xml:space="preserve"> — with the member-in-service requirement expressly inapplicable, and a deferred member's creditable service frozen. Version 1.1 required member-in-service status only at purchase, so acceleration for such a member could reach roughly 15 years rather than four; the C 2 d cap constrained but did not foreclose it. Version 1.2 adds § 51.1-142.4 E 3, which conditions the credit's </w:t>
+            </w:r>
+            <w:r>
+              <w:rPr>
+                <w:b w:val="0"/>
+                <w:i/>
+                <w:strike w:val="0"/>
+              </w:rPr>
+              <w:t>effect</w:t>
+            </w:r>
+            <w:r>
+              <w:rPr>
+                <w:b w:val="0"/>
+                <w:i w:val="0"/>
+                <w:strike w:val="0"/>
+              </w:rPr>
+              <w:t xml:space="preserve"> on in-service status immediately before retirement, </w:t>
+            </w:r>
+            <w:r>
+              <w:rPr>
+                <w:b/>
+                <w:i w:val="0"/>
+                <w:strike w:val="0"/>
+              </w:rPr>
+              <w:t>and amends § 51.1-153 C itself</w:t>
+            </w:r>
+            <w:r>
+              <w:rPr>
+                <w:b w:val="0"/>
+                <w:i w:val="0"/>
+                <w:strike w:val="0"/>
+              </w:rPr>
+              <w:t xml:space="preserve"> — necessarily, because that subsection's second sentence would otherwise have waived the new requirement. Refund with interest under K 1 c and K 1 d; pre-purchase disclosure under I 2(vii). See </w:t>
             </w:r>
             <w:r>
               <w:rPr>
@@ -5591,7 +5697,7 @@
                 <w:i w:val="0"/>
                 <w:strike w:val="0"/>
               </w:rPr>
-              <w:t>§ 51.1-169 A, third sentence</w:t>
+              <w:t>§ 51.1-169 A, third and fourth sentences</w:t>
             </w:r>
             <w:r>
               <w:rPr>
@@ -5614,7 +5720,7 @@
                 <w:i w:val="0"/>
                 <w:strike w:val="0"/>
               </w:rPr>
-              <w:t>YES — these employees are INSIDE the bill, permanently, including current hires.</w:t>
+              <w:t>YES — inside the bill, and in version 1.2 the post-2014 entrants among them are now EXCLUDED.</w:t>
             </w:r>
             <w:r>
               <w:rPr>
@@ -5637,7 +5743,7 @@
                 <w:i w:val="0"/>
                 <w:strike w:val="0"/>
               </w:rPr>
-              <w:t xml:space="preserve">Where a locality has adopted the irrevocable B 4 resolution, its EMS personnel, firefighters and law-enforcement officers are deemed not to be post-2010 members and to have 60 months of creditable service as of January 1, 2013. The third sentence of § 51.1-169 A then makes them </w:t>
+              <w:t xml:space="preserve">Where a locality has adopted the irrevocable B 4 resolution, its EMS personnel, firefighters and law-enforcement officers are deemed not to be post-2010 members and to have at least 60 months of creditable service as of January 1, 2013. The third sentence of § 51.1-169 A then makes them </w:t>
             </w:r>
             <w:r>
               <w:rPr>
@@ -5653,7 +5759,7 @@
                 <w:i w:val="0"/>
                 <w:strike w:val="0"/>
               </w:rPr>
-              <w:t xml:space="preserve"> — in a sentence separate from the one excluding § 51.1-138 employees, which is conclusive that the two local elections are distinct. Such an employee, hired in any year, is therefore caught by none of clauses B 1(i), (ii) or (iii), and the pathway left open is </w:t>
+              <w:t xml:space="preserve"> — in a sentence separate from the one covering § 51.1-138 employees, which is conclusive that the two local elections are distinct. Such an employee, hired in any year, was therefore caught by none of clauses B 1(i), (ii) or (iii), and the pathway left open was </w:t>
             </w:r>
             <w:r>
               <w:rPr>
@@ -5669,7 +5775,7 @@
                 <w:i w:val="0"/>
                 <w:strike w:val="0"/>
               </w:rPr>
-              <w:t xml:space="preserve"> — the most generous acceleration in the bill. Two further problems: the B 4 deeming is scoped to B 1, B 3, subsection D and § 51.1-155 A 3, and </w:t>
+              <w:t xml:space="preserve"> — the most generous acceleration in the bill. </w:t>
             </w:r>
             <w:r>
               <w:rPr>
@@ -5677,6 +5783,22 @@
                 <w:i w:val="0"/>
                 <w:strike w:val="0"/>
               </w:rPr>
+              <w:t>Version 1.2 (DECISION 10)</w:t>
+            </w:r>
+            <w:r>
+              <w:rPr>
+                <w:b w:val="0"/>
+                <w:i w:val="0"/>
+                <w:strike w:val="0"/>
+              </w:rPr>
+              <w:t xml:space="preserve"> adds clause B 1(iv), excluding those whose first VRS membership began on or after January 1, 2014, which eliminates the permanent and growing share of this class; pre-2014 public-safety veterans remain eligible by deliberate choice. The residual technical problem for that remaining class — the B 4 deeming is scoped to B 1, B 3, subsection D and § 51.1-155 A 3, and </w:t>
+            </w:r>
+            <w:r>
+              <w:rPr>
+                <w:b/>
+                <w:i w:val="0"/>
+                <w:strike w:val="0"/>
+              </w:rPr>
               <w:t>B 2 is not in that list</w:t>
             </w:r>
             <w:r>
@@ -5685,7 +5807,7 @@
                 <w:i w:val="0"/>
                 <w:strike w:val="0"/>
               </w:rPr>
-              <w:t xml:space="preserve">, so it is indeterminate whether such a member uses the C 1 a or C 1 b deficit formula or neither; and the applicable approximate normal cost rate for the class needs confirmation. See </w:t>
+              <w:t xml:space="preserve"> — is fixed by new C 1 c, which routes them to the C 1 a deficit formula. The approximate normal cost rate for the class still needs VRS confirmation. See </w:t>
             </w:r>
             <w:r>
               <w:rPr>
@@ -7262,7 +7384,7 @@
           <w:i w:val="0"/>
           <w:strike w:val="0"/>
         </w:rPr>
-        <w:t>What the model does not price, and it matters.</w:t>
+        <w:t>What the model does not price.</w:t>
       </w:r>
       <w:r>
         <w:rPr>
@@ -7270,7 +7392,7 @@
           <w:i w:val="0"/>
           <w:strike w:val="0"/>
         </w:rPr>
-        <w:t xml:space="preserve"> The deferred-member strategy in DECISION 8 is </w:t>
+        <w:t xml:space="preserve"> </w:t>
       </w:r>
       <w:r>
         <w:rPr>
@@ -7278,7 +7400,7 @@
           <w:i w:val="0"/>
           <w:strike w:val="0"/>
         </w:rPr>
-        <w:t>not</w:t>
+        <w:t>Version 1.2 update:</w:t>
       </w:r>
       <w:r>
         <w:rPr>
@@ -7286,7 +7408,7 @@
           <w:i w:val="0"/>
           <w:strike w:val="0"/>
         </w:rPr>
-        <w:t xml:space="preserve"> in any figure above; the model prices four years of acceleration, not fifteen. If DECISION 8 is resolved by keeping the deferred path open, every aggregate in this Part is an understatement and the bill must be re-costed with the deferred case modeled as the dominant strategy. Likewise the DECISION 9 health insurance credit and COLA commencement costs sit on </w:t>
+        <w:t xml:space="preserve"> the model was built against version 1.1 and needs re-running, but both of the corrections now run in the </w:t>
       </w:r>
       <w:r>
         <w:rPr>
@@ -7294,6 +7416,54 @@
           <w:i w:val="0"/>
           <w:strike w:val="0"/>
         </w:rPr>
+        <w:t>favorable</w:t>
+      </w:r>
+      <w:r>
+        <w:rPr>
+          <w:b w:val="0"/>
+          <w:i w:val="0"/>
+          <w:strike w:val="0"/>
+        </w:rPr>
+        <w:t xml:space="preserve"> direction, so no figure above is an understatement on their account. (i) The deferred-member strategy is not in any figure above — the model prices four years of acceleration, not fifteen — and DECISION 8 has now </w:t>
+      </w:r>
+      <w:r>
+        <w:rPr>
+          <w:b/>
+          <w:i w:val="0"/>
+          <w:strike w:val="0"/>
+        </w:rPr>
+        <w:t>closed</w:t>
+      </w:r>
+      <w:r>
+        <w:rPr>
+          <w:b w:val="0"/>
+          <w:i w:val="0"/>
+          <w:strike w:val="0"/>
+        </w:rPr>
+        <w:t xml:space="preserve"> that path, so the omission no longer understates the cost. (ii) The model's population includes post-2014 B 4-resolution public-safety employees whom clause B 1(iv) now </w:t>
+      </w:r>
+      <w:r>
+        <w:rPr>
+          <w:b/>
+          <w:i w:val="0"/>
+          <w:strike w:val="0"/>
+        </w:rPr>
+        <w:t>excludes</w:t>
+      </w:r>
+      <w:r>
+        <w:rPr>
+          <w:b w:val="0"/>
+          <w:i w:val="0"/>
+          <w:strike w:val="0"/>
+        </w:rPr>
+        <w:t xml:space="preserve">, so the modeled population is too large rather than too small. What remains genuinely outside the contribution-rate figures is the DECISION 9 health insurance credit and COLA commencement cost, which sits on </w:t>
+      </w:r>
+      <w:r>
+        <w:rPr>
+          <w:b/>
+          <w:i w:val="0"/>
+          <w:strike w:val="0"/>
+        </w:rPr>
         <w:t>separately funded trusts</w:t>
       </w:r>
       <w:r>
@@ -7302,7 +7472,7 @@
           <w:i w:val="0"/>
           <w:strike w:val="0"/>
         </w:rPr>
-        <w:t xml:space="preserve"> and are outside the contribution-rate figures; only the per-member health insurance credit order of magnitude (≈ $5,300) has been estimated.</w:t>
+        <w:t>; only the per-member health insurance credit order of magnitude (≈ $5,300) has been estimated, and the COLA exposure has not been quantified at all. The model should nonetheless be restated against the bill actually introduced.</w:t>
       </w:r>
     </w:p>
     <w:p>
@@ -7879,7 +8049,7 @@
           <w:i w:val="0"/>
           <w:strike w:val="0"/>
         </w:rPr>
-        <w:t>Correction to (ii), and it changes the whole argument.</w:t>
+        <w:t>Correction to (ii) — and its repair in version 1.2.</w:t>
       </w:r>
       <w:r>
         <w:rPr>
@@ -7887,7 +8057,7 @@
           <w:i w:val="0"/>
           <w:strike w:val="0"/>
         </w:rPr>
-        <w:t xml:space="preserve"> Version 1.0 stated flatly that hazardous-duty members are excluded. That is wrong for the largest group of them. Public-safety employees in § 51.1-153 B 4 resolution localities are </w:t>
+        <w:t xml:space="preserve"> Version 1.0 stated flatly that hazardous-duty members are excluded. That was wrong for the largest group of them: public-safety employees in § 51.1-153 B 4 resolution localities were </w:t>
       </w:r>
       <w:r>
         <w:rPr>
@@ -7903,7 +8073,7 @@
           <w:i w:val="0"/>
           <w:strike w:val="0"/>
         </w:rPr>
-        <w:t xml:space="preserve"> the bill, permanently, including employees hired this year — see the new Part 4 row and DECISION 10. So as currently drafted the operative line is not "veterans vs. non-veterans." It is </w:t>
+        <w:t xml:space="preserve"> the bill, permanently, including employees hired this year — see the Part 4 row and DECISION 10. On version 1.1 the operative line was therefore not "veterans vs. non-veterans" but </w:t>
       </w:r>
       <w:r>
         <w:rPr>
@@ -7911,7 +8081,7 @@
           <w:i w:val="0"/>
           <w:strike w:val="0"/>
         </w:rPr>
-        <w:t>"public-safety employees in resolution localities vs. everyone hired since January 1, 2014"</w:t>
+        <w:t>"public-safety employees in resolution localities vs. everyone hired since January 1, 2014,"</w:t>
       </w:r>
       <w:r>
         <w:rPr>
@@ -7919,7 +8089,41 @@
           <w:i w:val="0"/>
           <w:strike w:val="0"/>
         </w:rPr>
-        <w:t xml:space="preserve"> — a distinction that has nothing to do with military service and is considerably harder to defend than the one this memorandum previously prepared for. It also weakens the answer to (iii), because a de facto beneficiary class defined by occupation rather than by service is exactly the precedent other occupations will cite. Resolving DECISION 10 is the fix; until it is resolved, do not deploy the equal-treatment answer above.</w:t>
+        <w:t xml:space="preserve"> a distinction with nothing to do with military service and considerably harder to defend.</w:t>
+      </w:r>
+    </w:p>
+    <w:p>
+      <w:r>
+        <w:rPr>
+          <w:b/>
+          <w:i w:val="0"/>
+          <w:strike w:val="0"/>
+        </w:rPr>
+        <w:t>Version 1.2 fixes it, and the equal-treatment answer above is now deployable.</w:t>
+      </w:r>
+      <w:r>
+        <w:rPr>
+          <w:b w:val="0"/>
+          <w:i w:val="0"/>
+          <w:strike w:val="0"/>
+        </w:rPr>
+        <w:t xml:space="preserve"> Clause B 1(iv) excludes B 4-resolution employees whose first VRS membership began on or after January 1, 2014, so the bill's boundary now tracks the </w:t>
+      </w:r>
+      <w:r>
+        <w:rPr>
+          <w:b/>
+          <w:i w:val="0"/>
+          <w:strike w:val="0"/>
+        </w:rPr>
+        <w:t>hybrid-program line that already applies to every other post-2014 hire</w:t>
+      </w:r>
+      <w:r>
+        <w:rPr>
+          <w:b w:val="0"/>
+          <w:i w:val="0"/>
+          <w:strike w:val="0"/>
+        </w:rPr>
+        <w:t xml:space="preserve"> rather than carving out an occupation. The remaining eligible class — members whose first membership predates January 1, 2014 — is defined by hire date and plan structure, not by occupation, and it is closed and shrinking. Two residual points to hold in reserve rather than volunteer: pre-2014 B 4-resolution public-safety employees do retain access through the B 2 pathway, which is the most generous in the bill, and they pay the hazardous-duty approximate normal cost rate (23.78% Plan 1 / 19.15% Plan 2) rather than the 12.50% / 10.74% non-hazardous rate, which is a fair answer on price if the point is raised. The answer to (iii) is correspondingly restored: the beneficiary class is defined by military service within a closed pre-2014 membership cohort, not by occupation.</w:t>
       </w:r>
     </w:p>
     <w:p>
@@ -8235,7 +8439,7 @@
                 <w:i w:val="0"/>
                 <w:strike w:val="0"/>
               </w:rPr>
-              <w:t xml:space="preserve">No text change — B 1(i) and J already implement it. But see DECISION 10: the exclusion does </w:t>
+              <w:t xml:space="preserve">B 1(i) and J implement it. </w:t>
             </w:r>
             <w:r>
               <w:rPr>
@@ -8243,7 +8447,7 @@
                 <w:i w:val="0"/>
                 <w:strike w:val="0"/>
               </w:rPr>
-              <w:t>not</w:t>
+              <w:t>Version 1.2:</w:t>
             </w:r>
             <w:r>
               <w:rPr>
@@ -8251,7 +8455,23 @@
                 <w:i w:val="0"/>
                 <w:strike w:val="0"/>
               </w:rPr>
-              <w:t xml:space="preserve"> produce a uniformly closing cohort</w:t>
+              <w:t xml:space="preserve"> with clause B 1(iv) added under DECISION 10, the exclusion now </w:t>
+            </w:r>
+            <w:r>
+              <w:rPr>
+                <w:b w:val="0"/>
+                <w:i/>
+                <w:strike w:val="0"/>
+              </w:rPr>
+              <w:t>does</w:t>
+            </w:r>
+            <w:r>
+              <w:rPr>
+                <w:b w:val="0"/>
+                <w:i w:val="0"/>
+                <w:strike w:val="0"/>
+              </w:rPr>
+              <w:t xml:space="preserve"> produce a uniformly closing cohort — the earlier caveat is spent</w:t>
             </w:r>
           </w:p>
         </w:tc>
@@ -8466,7 +8686,23 @@
           <w:i w:val="0"/>
           <w:strike w:val="0"/>
         </w:rPr>
-        <w:t>6.1 New blocking items — the bill should not go to a patron until these are resolved</w:t>
+        <w:t xml:space="preserve">6.1 The three blocking items — </w:t>
+      </w:r>
+      <w:r>
+        <w:rPr>
+          <w:b/>
+          <w:i w:val="0"/>
+          <w:strike w:val="0"/>
+        </w:rPr>
+        <w:t>resolved by the Council on October 20, 2026</w:t>
+      </w:r>
+      <w:r>
+        <w:rPr>
+          <w:b w:val="0"/>
+          <w:i w:val="0"/>
+          <w:strike w:val="0"/>
+        </w:rPr>
+        <w:t xml:space="preserve"> and implemented in version 1.2</w:t>
       </w:r>
     </w:p>
     <w:p>
@@ -8479,7 +8715,7 @@
           <w:i w:val="0"/>
           <w:strike w:val="0"/>
         </w:rPr>
-        <w:t>DECISION 8 — Deferred-member acceleration (supersedes DECISION 5; highest priority).</w:t>
+        <w:t>DECISION 8 — Deferred-member acceleration (supersedes DECISION 5). RESOLVED: "Require member-in-service status at retirement, not only at purchase."</w:t>
       </w:r>
       <w:r>
         <w:rPr>
@@ -8487,7 +8723,7 @@
           <w:i w:val="0"/>
           <w:strike w:val="0"/>
         </w:rPr>
-        <w:t xml:space="preserve"> § 51.1-153 C lets a member who terminates with five or more years of creditable service retire under subsection B — </w:t>
+        <w:t xml:space="preserve"> The exposure: § 51.1-153 C lets a member who terminates with five or more years of creditable service retire under subsection B — </w:t>
       </w:r>
       <w:r>
         <w:rPr>
@@ -8503,7 +8739,7 @@
           <w:i w:val="0"/>
           <w:strike w:val="0"/>
         </w:rPr>
-        <w:t xml:space="preserve"> — and expressly disapplies any member-in-service requirement; a deferred member's creditable service is frozen. § 51.1-142.4 B 1 requires member-in-service status only on the purchase date. A member who buys four years at age 44 with 26 years of service, resigns, and defers can take an </w:t>
+        <w:t xml:space="preserve"> — and expressly disapplies any member-in-service requirement; a deferred member's creditable service is frozen. Version 1.1's § 51.1-142.4 B 1 required member-in-service status only on the purchase date. A member who bought four years at age 44 with 26 years of service, resigned, and deferred could take an </w:t>
       </w:r>
       <w:r>
         <w:rPr>
@@ -8519,7 +8755,7 @@
           <w:i w:val="0"/>
           <w:strike w:val="0"/>
         </w:rPr>
-        <w:t xml:space="preserve"> allowance at age 50 that she could otherwise obtain only at 65, since with frozen service the clause (ii) date in § 51.1-155 A 2 never arrives. That is roughly </w:t>
+        <w:t xml:space="preserve"> allowance at age 50 that she could otherwise obtain only at 65, since with frozen service the clause (ii) date in § 51.1-155 A 2 never arrives — roughly </w:t>
       </w:r>
       <w:r>
         <w:rPr>
@@ -8535,15 +8771,17 @@
           <w:i w:val="0"/>
           <w:strike w:val="0"/>
         </w:rPr>
-        <w:t xml:space="preserve"> — an order of magnitude beyond the four-year illustration in Part 5.1. The same defect runs on the B 3 pathway at smaller magnitude, and it corrects a statement in Part 1.2: four bridge points accelerate B 3 eligibility by only two years for a member who </w:t>
-      </w:r>
+        <w:t>, an order of magnitude beyond the four-year illustration in Part 5.1.</w:t>
+      </w:r>
+    </w:p>
+    <w:p>
       <w:r>
         <w:rPr>
           <w:b/>
           <w:i w:val="0"/>
           <w:strike w:val="0"/>
         </w:rPr>
-        <w:t>stays</w:t>
+        <w:t>How version 1.2 implements it.</w:t>
       </w:r>
       <w:r>
         <w:rPr>
@@ -8551,23 +8789,7 @@
           <w:i w:val="0"/>
           <w:strike w:val="0"/>
         </w:rPr>
-        <w:t xml:space="preserve"> (age and service each advance), but by a full </w:t>
-      </w:r>
-      <w:r>
-        <w:rPr>
-          <w:b/>
-          <w:i w:val="0"/>
-          <w:strike w:val="0"/>
-        </w:rPr>
-        <w:t>four</w:t>
-      </w:r>
-      <w:r>
-        <w:rPr>
-          <w:b w:val="0"/>
-          <w:i w:val="0"/>
-          <w:strike w:val="0"/>
-        </w:rPr>
-        <w:t xml:space="preserve"> years for a deferred member whose service is frozen. The deferred case is the dominant strategy and must be priced as such. Options: (i) require member-in-service status at retirement, not merely at purchase; (ii) forfeit or pro-rate the credit on termination; (iii) make the credit usable only in combination with creditable service earned after purchase; (iv) keep it deliberately and have the actuary model the deferred case separately. </w:t>
+        <w:t xml:space="preserve"> New § 51.1-142.4 E 3 conditions the </w:t>
       </w:r>
       <w:r>
         <w:rPr>
@@ -8575,7 +8797,87 @@
           <w:i/>
           <w:strike w:val="0"/>
         </w:rPr>
-        <w:t>Owner: JLCVSO, with VRS actuarial input.</w:t>
+        <w:t>authorized effect</w:t>
+      </w:r>
+      <w:r>
+        <w:rPr>
+          <w:b w:val="0"/>
+          <w:i w:val="0"/>
+          <w:strike w:val="0"/>
+        </w:rPr>
+        <w:t xml:space="preserve"> of the credit — not the purchase — on the member having been a member in service on the day immediately preceding the effective date of retirement, and a new conforming amendment to § 51.1-153 C carries the same carve-out. </w:t>
+      </w:r>
+      <w:r>
+        <w:rPr>
+          <w:b/>
+          <w:i w:val="0"/>
+          <w:strike w:val="0"/>
+        </w:rPr>
+        <w:t>Both were necessary.</w:t>
+      </w:r>
+      <w:r>
+        <w:rPr>
+          <w:b w:val="0"/>
+          <w:i w:val="0"/>
+          <w:strike w:val="0"/>
+        </w:rPr>
+        <w:t xml:space="preserve"> The second sentence of § 51.1-153 C is a general waiver of "any requirements as to the member being in service," and it opens up the very subdivisions this bill operates on, so a condition stated only in § 51.1-142.4 would have been waived by the provision it was written to reach. Placing the condition on effect rather than on purchase also means a member who buys in good faith and is later separated does not simply lose her money: new subdivisions K 1 c and K 1 d refund it with interest, on application for deferred retirement or on written request, and subdivision I 2(vii) requires that this be disclosed in writing before purchase. </w:t>
+      </w:r>
+      <w:r>
+        <w:rPr>
+          <w:b/>
+          <w:i w:val="0"/>
+          <w:strike w:val="0"/>
+        </w:rPr>
+        <w:t>Residual.</w:t>
+      </w:r>
+      <w:r>
+        <w:rPr>
+          <w:b w:val="0"/>
+          <w:i w:val="0"/>
+          <w:strike w:val="0"/>
+        </w:rPr>
+        <w:t xml:space="preserve"> Part 1.2's corrected acceleration arithmetic still stands and is now the </w:t>
+      </w:r>
+      <w:r>
+        <w:rPr>
+          <w:b w:val="0"/>
+          <w:i/>
+          <w:strike w:val="0"/>
+        </w:rPr>
+        <w:t>only</w:t>
+      </w:r>
+      <w:r>
+        <w:rPr>
+          <w:b w:val="0"/>
+          <w:i w:val="0"/>
+          <w:strike w:val="0"/>
+        </w:rPr>
+        <w:t xml:space="preserve"> live version: four bridge points accelerate B 3 by about two years for a member who stays, because age and service each advance. The four-year deferred figure is no longer reachable. One sub-question is </w:t>
+      </w:r>
+      <w:r>
+        <w:rPr>
+          <w:b/>
+          <w:i w:val="0"/>
+          <w:strike w:val="0"/>
+        </w:rPr>
+        <w:t>flagged but not drafted</w:t>
+      </w:r>
+      <w:r>
+        <w:rPr>
+          <w:b w:val="0"/>
+          <w:i w:val="0"/>
+          <w:strike w:val="0"/>
+        </w:rPr>
+        <w:t xml:space="preserve"> — whether a member on approved leave or receiving long-term disability benefits at the moment of retirement should be deemed in service for E 3 purposes. Drafting note 10 states the options; the Council has not been asked. </w:t>
+      </w:r>
+      <w:r>
+        <w:rPr>
+          <w:b w:val="0"/>
+          <w:i/>
+          <w:strike w:val="0"/>
+        </w:rPr>
+        <w:t>Owner: JLCVSO, if it wants the softening.</w:t>
       </w:r>
     </w:p>
     <w:p>
@@ -8588,7 +8890,7 @@
           <w:i w:val="0"/>
           <w:strike w:val="0"/>
         </w:rPr>
-        <w:t>DECISION 9 — Health insurance credit and COLA commencement.</w:t>
+        <w:t>DECISION 9 — Health insurance credit and COLA commencement. RESOLVED: "Accept and price both; disclose them in the briefs and to the money committees."</w:t>
       </w:r>
       <w:r>
         <w:rPr>
@@ -8596,7 +8898,7 @@
           <w:i w:val="0"/>
           <w:strike w:val="0"/>
         </w:rPr>
-        <w:t xml:space="preserve"> See the two new Part 4 rows and Part 3.4 as corrected. Neither cost is reachable by exclusion drafting, because both key off the </w:t>
+        <w:t xml:space="preserve"> Neither cost is reachable by exclusion drafting, because both key off the </w:t>
       </w:r>
       <w:r>
         <w:rPr>
@@ -8612,14 +8914,32 @@
           <w:i w:val="0"/>
           <w:strike w:val="0"/>
         </w:rPr>
-        <w:t xml:space="preserve">. Options: (i) accept and price both, and say so in the brief and to the money committees; (ii) amend Chapter 14 and § 51.1-166 to delay commencement for bridge retirees by the period of acceleration — which is more intrusive than anything else in the bill and will be read as creating a second class of retiree; or (iii) offset by raising the bridge price above approximate normal cost, which abandons the proposal's central pricing premise. </w:t>
-      </w:r>
+        <w:t xml:space="preserve"> rather than creditable service or the unreduced-eligibility date. The Council rejected the two alternatives for stated reasons worth preserving: amending Chapter 14 and § 51.1-166 to delay commencement for bridge retirees would create a second class of retiree and would single out veterans for worse ancillary treatment than other early retirees, and raising the price above approximate normal cost would abandon the proposal's central pricing premise.</w:t>
+      </w:r>
+    </w:p>
+    <w:p>
       <w:r>
         <w:rPr>
           <w:b/>
           <w:i w:val="0"/>
           <w:strike w:val="0"/>
         </w:rPr>
+        <w:t>How version 1.2 implements it.</w:t>
+      </w:r>
+      <w:r>
+        <w:rPr>
+          <w:b w:val="0"/>
+          <w:i w:val="0"/>
+          <w:strike w:val="0"/>
+        </w:rPr>
+        <w:t xml:space="preserve"> No exclusion is attempted. Instead a savings paragraph at the end of § 51.1-142.4 F states affirmatively that nothing in subdivisions F 7 or F 8, or in the § 51.1-166 amendment, delays commencement or shortens duration — so the acceptance is deliberate on the face of the bill rather than an ambiguity for a later Board interpretation to resolve. </w:t>
+      </w:r>
+      <w:r>
+        <w:rPr>
+          <w:b/>
+          <w:i w:val="0"/>
+          <w:strike w:val="0"/>
+        </w:rPr>
         <w:t>Magnitude as modeled (MOO-259):</w:t>
       </w:r>
       <w:r>
@@ -8628,7 +8948,7 @@
           <w:i w:val="0"/>
           <w:strike w:val="0"/>
         </w:rPr>
-        <w:t xml:space="preserve"> the health insurance credit exposure is roughly </w:t>
+        <w:t xml:space="preserve"> health insurance credit exposure roughly </w:t>
       </w:r>
       <w:r>
         <w:rPr>
@@ -8644,15 +8964,15 @@
           <w:i w:val="0"/>
           <w:strike w:val="0"/>
         </w:rPr>
-        <w:t xml:space="preserve"> with 26 years of service, on a separately funded trust; the COLA exposure is not separately quantified. Neither sits inside the 0.19 bp contribution-rate figure in Part 5.1, because both run on trusts outside the retirement allowance funds — a committee will ask for them separately. </w:t>
-      </w:r>
-      <w:r>
-        <w:rPr>
-          <w:b w:val="0"/>
-          <w:i/>
-          <w:strike w:val="0"/>
-        </w:rPr>
-        <w:t>Owner: JLCVSO.</w:t>
+        <w:t xml:space="preserve"> with 26 years of service, on a separately funded trust; COLA exposure not separately quantified. Neither sits inside the 0.19 bp contribution-rate figure in Part 5.1, because both run on trusts outside the retirement allowance funds. Clause 3(vi) of the enactment requires the Board to report both, stated separately by trust, and both briefs now carry the disclosure. </w:t>
+      </w:r>
+      <w:r>
+        <w:rPr>
+          <w:b/>
+          <w:i w:val="0"/>
+          <w:strike w:val="0"/>
+        </w:rPr>
+        <w:t>This is a disclosed cost of the bill, not a defect in it — but it must be disclosed before a committee finds it.</w:t>
       </w:r>
     </w:p>
     <w:p>
@@ -8665,7 +8985,7 @@
           <w:i w:val="0"/>
           <w:strike w:val="0"/>
         </w:rPr>
-        <w:t>DECISION 10 — § 51.1-153 B 4 public-safety scope.</w:t>
+        <w:t>DECISION 10 — § 51.1-153 B 4 public-safety scope. RESOLVED, and narrower than this office recommended.</w:t>
       </w:r>
       <w:r>
         <w:rPr>
@@ -8673,7 +8993,32 @@
           <w:i w:val="0"/>
           <w:strike w:val="0"/>
         </w:rPr>
-        <w:t xml:space="preserve"> See the new Part 4 row. Either add an express exclusion for B 4-resolution employees in B 1 and J, or include them knowingly and give the actuary a permanent, growing population. This decision also determines the equal-treatment answer in Part 5.5: as currently drafted the operative line is </w:t>
+        <w:t xml:space="preserve"> The Council's answer, verbatim:</w:t>
+      </w:r>
+    </w:p>
+    <w:p>
+      <w:pPr>
+        <w:spacing w:after="80"/>
+        <w:ind w:left="480"/>
+      </w:pPr>
+      <w:r>
+        <w:rPr>
+          <w:b w:val="0"/>
+          <w:i w:val="0"/>
+          <w:strike w:val="0"/>
+          <w:sz w:val="20"/>
+        </w:rPr>
+        <w:t>"No person whose first membership in the Virginia Retirement System commenced on or after January 1, 2014, and whose exclusion from the hybrid retirement program results from a resolution adopted pursuant to subdivision B 4 of § 51.1-153, shall be eligible for Military Retirement Bridge Credit."</w:t>
+      </w:r>
+    </w:p>
+    <w:p>
+      <w:r>
+        <w:rPr>
+          <w:b w:val="0"/>
+          <w:i w:val="0"/>
+          <w:strike w:val="0"/>
+        </w:rPr>
+        <w:t xml:space="preserve">Counsel had recommended excluding the whole B 4-resolution class. </w:t>
       </w:r>
       <w:r>
         <w:rPr>
@@ -8681,7 +9026,7 @@
           <w:i w:val="0"/>
           <w:strike w:val="0"/>
         </w:rPr>
-        <w:t>not</w:t>
+        <w:t>The Council's line is the better-targeted fix and is adopted without reservation.</w:t>
       </w:r>
       <w:r>
         <w:rPr>
@@ -8689,7 +9034,7 @@
           <w:i w:val="0"/>
           <w:strike w:val="0"/>
         </w:rPr>
-        <w:t xml:space="preserve"> "veterans vs. non-veterans" but "public-safety employees in resolution localities vs. everyone hired since January 1, 2014," which has nothing to do with veteran status. Resolving this also requires an express rule for which deficit formula applies to a B 4 member, since the B 4 deeming does not reach B 2. </w:t>
+        <w:t xml:space="preserve"> The defect was never that B 4 public-safety employees benefit; it was that the class was </w:t>
       </w:r>
       <w:r>
         <w:rPr>
@@ -8697,7 +9042,119 @@
           <w:i/>
           <w:strike w:val="0"/>
         </w:rPr>
-        <w:t>Owner: JLCVSO.</w:t>
+        <w:t>permanent and growing</w:t>
+      </w:r>
+      <w:r>
+        <w:rPr>
+          <w:b w:val="0"/>
+          <w:i w:val="0"/>
+          <w:strike w:val="0"/>
+        </w:rPr>
+        <w:t xml:space="preserve">, because § 51.1-169 A's third sentence makes B 4-resolution employees hybrid-ineligible in every hire year, so clause B 1(i) never caught them. Excluding only post-2014 entrants removes exactly that growth while preserving the bridge for pre-2014 public-safety veterans, who are Plan 1 / Plan 2-era employees squarely within the class this bill is for. The result is that the beneficiary class is now </w:t>
+      </w:r>
+      <w:r>
+        <w:rPr>
+          <w:b/>
+          <w:i w:val="0"/>
+          <w:strike w:val="0"/>
+        </w:rPr>
+        <w:t>closed and shrinking across the entire bill</w:t>
+      </w:r>
+      <w:r>
+        <w:rPr>
+          <w:b w:val="0"/>
+          <w:i w:val="0"/>
+          <w:strike w:val="0"/>
+        </w:rPr>
+        <w:t xml:space="preserve"> — the single most useful fact for the money committees, and one the Council's narrower line secures just as completely as a blanket exclusion would have. </w:t>
+      </w:r>
+      <w:r>
+        <w:rPr>
+          <w:b/>
+          <w:i w:val="0"/>
+          <w:strike w:val="0"/>
+        </w:rPr>
+        <w:t>How version 1.2 implements it.</w:t>
+      </w:r>
+      <w:r>
+        <w:rPr>
+          <w:b w:val="0"/>
+          <w:i w:val="0"/>
+          <w:strike w:val="0"/>
+        </w:rPr>
+        <w:t xml:space="preserve"> New clause B 1(iv) and a cross-reference in subsection J. </w:t>
+      </w:r>
+      <w:r>
+        <w:rPr>
+          <w:b/>
+          <w:i w:val="0"/>
+          <w:strike w:val="0"/>
+        </w:rPr>
+        <w:t>The wording was conformed to the statute and the substance was not changed:</w:t>
+      </w:r>
+      <w:r>
+        <w:rPr>
+          <w:b w:val="0"/>
+          <w:i w:val="0"/>
+          <w:strike w:val="0"/>
+        </w:rPr>
+        <w:t xml:space="preserve"> Title 51.1 does not use "first membership … commenced," and expresses the concept as not having been "a member of a retirement plan administered by the Virginia Retirement System the first time he is hired or rehired on or after January 1, 2014, in a covered position" (§ 51.1-169 A, fourth sentence); the operative defined term is "military retirement eligibility credit," not "Military Retirement Bridge Credit," which is the bill's short title. The Council's text is recorded verbatim above so the decision and the drafting are separately auditable. </w:t>
+      </w:r>
+      <w:r>
+        <w:rPr>
+          <w:b/>
+          <w:i w:val="0"/>
+          <w:strike w:val="0"/>
+        </w:rPr>
+        <w:t>Two consequences.</w:t>
+      </w:r>
+      <w:r>
+        <w:rPr>
+          <w:b w:val="0"/>
+          <w:i w:val="0"/>
+          <w:strike w:val="0"/>
+        </w:rPr>
+        <w:t xml:space="preserve"> (i) The equal-treatment answer in Part 5.5 is now clean: the operative line tracks the hybrid-program boundary that already applies to every other post-2014 hire, rather than drawing a distinction among veterans or singling out resolution localities. (ii) The </w:t>
+      </w:r>
+      <w:r>
+        <w:rPr>
+          <w:b/>
+          <w:i w:val="0"/>
+          <w:strike w:val="0"/>
+        </w:rPr>
+        <w:t>technical</w:t>
+      </w:r>
+      <w:r>
+        <w:rPr>
+          <w:b w:val="0"/>
+          <w:i w:val="0"/>
+          <w:strike w:val="0"/>
+        </w:rPr>
+        <w:t xml:space="preserve"> half of this finding survives for the still-eligible pre-2014 class — the B 4 deeming is scoped to subdivisions B 1 and B 3, subsection D, and subdivision A 3 of § 51.1-155, and </w:t>
+      </w:r>
+      <w:r>
+        <w:rPr>
+          <w:b/>
+          <w:i w:val="0"/>
+          <w:strike w:val="0"/>
+        </w:rPr>
+        <w:t>B 2 is not in that list</w:t>
+      </w:r>
+      <w:r>
+        <w:rPr>
+          <w:b w:val="0"/>
+          <w:i w:val="0"/>
+          <w:strike w:val="0"/>
+        </w:rPr>
+        <w:t xml:space="preserve"> — so new subdivision C 1 c specifies that such a member is treated as a subdivision B 2 member and uses the C 1 a deficit formula. The approximate normal cost rate applicable to that class still needs VRS confirmation. </w:t>
+      </w:r>
+      <w:r>
+        <w:rPr>
+          <w:b w:val="0"/>
+          <w:i/>
+          <w:strike w:val="0"/>
+        </w:rPr>
+        <w:t>Owner: VRS.</w:t>
       </w:r>
     </w:p>
     <w:p>
@@ -8845,7 +9302,7 @@
           <w:i w:val="0"/>
           <w:strike w:val="0"/>
         </w:rPr>
-        <w:t>Superseded by DECISION 8.</w:t>
+        <w:t>Superseded by DECISION 8, now resolved.</w:t>
       </w:r>
       <w:r>
         <w:rPr>
@@ -8853,7 +9310,7 @@
           <w:i w:val="0"/>
           <w:strike w:val="0"/>
         </w:rPr>
-        <w:t xml:space="preserve"> Version 1.0 proposed to let a deferred member keep purchased credit, and treated that as a member-favorable confirmation item. Independent review showed it is the bill's largest unpriced exposure, not a detail. It is now a blocker.</w:t>
+        <w:t xml:space="preserve"> Version 1.0 proposed to let a deferred member keep purchased credit, and treated that as a member-favorable confirmation item. Independent review showed it was the bill's largest unpriced exposure, not a detail, and the Council closed it on October 20, 2026 by requiring member-in-service status at retirement.</w:t>
       </w:r>
     </w:p>
     <w:p>
@@ -8898,7 +9355,7 @@
           <w:i w:val="0"/>
           <w:strike w:val="0"/>
         </w:rPr>
-        <w:t>Correction:</w:t>
+        <w:t>Version 1.2:</w:t>
       </w:r>
       <w:r>
         <w:rPr>
@@ -8906,7 +9363,7 @@
           <w:i w:val="0"/>
           <w:strike w:val="0"/>
         </w:rPr>
-        <w:t xml:space="preserve"> for a </w:t>
+        <w:t xml:space="preserve"> the four-year deferred variant of this arithmetic is </w:t>
       </w:r>
       <w:r>
         <w:rPr>
@@ -8914,7 +9371,7 @@
           <w:i w:val="0"/>
           <w:strike w:val="0"/>
         </w:rPr>
-        <w:t>deferred</w:t>
+        <w:t>no longer reachable</w:t>
       </w:r>
       <w:r>
         <w:rPr>
@@ -8922,23 +9379,7 @@
           <w:i w:val="0"/>
           <w:strike w:val="0"/>
         </w:rPr>
-        <w:t xml:space="preserve"> member whose creditable service is frozen, the sum advances by only one point a year, so four bridge points accelerate B 3 eligibility by a full </w:t>
-      </w:r>
-      <w:r>
-        <w:rPr>
-          <w:b/>
-          <w:i w:val="0"/>
-          <w:strike w:val="0"/>
-        </w:rPr>
-        <w:t>four</w:t>
-      </w:r>
-      <w:r>
-        <w:rPr>
-          <w:b w:val="0"/>
-          <w:i w:val="0"/>
-          <w:strike w:val="0"/>
-        </w:rPr>
-        <w:t xml:space="preserve"> years. The two-year figure stated in version 1.0 holds only for members who stay. </w:t>
+        <w:t xml:space="preserve"> — DECISION 8 requires in-service status at retirement, so the two-year figure is now the only live one for B 3. </w:t>
       </w:r>
       <w:r>
         <w:rPr>
@@ -9351,7 +9792,7 @@
           <w:i w:val="0"/>
           <w:strike w:val="0"/>
         </w:rPr>
-        <w:t>Version 1.1 update:</w:t>
+        <w:t>Version 1.2 update:</w:t>
       </w:r>
       <w:r>
         <w:rPr>
@@ -9359,7 +9800,7 @@
           <w:i w:val="0"/>
           <w:strike w:val="0"/>
         </w:rPr>
-        <w:t xml:space="preserve"> the independent adversarial pass has reported (MOO-260) and returned twelve findings and fourteen citation defects, two of which falsified Part 4 conclusions; the precedent and stakeholder scan has reported (MOO-261); and the cost model for ACTUARY 1 and ACTUARY 2 has reported (MOO-259) and is integrated into Part 5.1. The cost model is illustrative and is </w:t>
+        <w:t xml:space="preserve"> all three blocking items in Part 6.1 are resolved and drafted. The independent adversarial pass reported (MOO-260) with twelve findings and fourteen citation defects, two of which falsified Part 4 conclusions; the precedent and stakeholder scan reported (MOO-261); and the cost model for ACTUARY 1 and ACTUARY 2 reported (MOO-259) and is integrated into Part 5.1. The cost model is illustrative and is </w:t>
       </w:r>
       <w:r>
         <w:rPr>
@@ -9375,7 +9816,7 @@
           <w:i w:val="0"/>
           <w:strike w:val="0"/>
         </w:rPr>
-        <w:t xml:space="preserve"> the VRS Board's § 30-19.1:7 statement, which has not been requested; its weakest input is the veteran-population funnel, which VRS does not publish, and it does </w:t>
+        <w:t xml:space="preserve"> the VRS Board's § 30-19.1:7 statement, which has not been requested; its weakest input is the veteran-population funnel, which VRS does not publish. </w:t>
       </w:r>
       <w:r>
         <w:rPr>
@@ -9383,7 +9824,7 @@
           <w:i w:val="0"/>
           <w:strike w:val="0"/>
         </w:rPr>
-        <w:t>not</w:t>
+        <w:t>The model now needs re-running against version 1.2</w:t>
       </w:r>
       <w:r>
         <w:rPr>
@@ -9391,7 +9832,7 @@
           <w:i w:val="0"/>
           <w:strike w:val="0"/>
         </w:rPr>
-        <w:t xml:space="preserve"> price the DECISION 8 deferred-member case. The adversarial pass was performed by the same attorney who drafted the package, because the independent Red Team / Counsel Reviewer was unavailable. That is a real limitation on its value and it should be re-run by a different reader before introduction.</w:t>
+        <w:t>, in the favorable direction on both counts: it priced four years of acceleration on a bill that then still left the DECISION 8 deferred path open, and it included a population that clause B 1(iv) now excludes. The adversarial pass was performed by the same attorney who drafted the package, because the independent Red Team / Counsel Reviewer was unavailable. That is a real limitation on its value — the October 20 sign-off pass found three stale cross-document statements that the adversarial pass had not caught — and version 1.2 should be re-read by a different reader before introduction.</w:t>
       </w:r>
     </w:p>
     <w:p>

--- a/legislation/military-service-retirement-bridge/02-legal-analysis-memo.docx
+++ b/legislation/military-service-retirement-bridge/02-legal-analysis-memo.docx
@@ -38,7 +38,7 @@
           <w:i w:val="0"/>
           <w:strike w:val="0"/>
         </w:rPr>
-        <w:t>From:</w:t>
+        <w:t>Prepared by Policy Development Team using legal, policy, and financial analysis tools, pending review by veterans' legal counsel.</w:t>
       </w:r>
       <w:r>
         <w:rPr>
@@ -46,7 +46,7 @@
           <w:i w:val="0"/>
           <w:strike w:val="0"/>
         </w:rPr>
-        <w:t xml:space="preserve"> VRS2 — Virginia Public Pension Benefits Attorney </w:t>
+        <w:t xml:space="preserve"> </w:t>
       </w:r>
       <w:r>
         <w:rPr>

--- a/legislation/military-service-retirement-bridge/02-legal-analysis-memo.docx
+++ b/legislation/military-service-retirement-bridge/02-legal-analysis-memo.docx
@@ -288,7 +288,7 @@
           <w:strike w:val="0"/>
           <w:sz w:val="20"/>
         </w:rPr>
-        <w:t xml:space="preserve"> The three blocking items that version 1.1 left open — DECISION 8 (deferred-member acceleration), DECISION 9 (health insurance credit and COLA commencement) and DECISION 10 (§ 51.1-153 B 4 public-safety scope) — were decided by the Council on October 20, 2026 and are drafted into version 1.2. Part 6.1 records each decision, the drafting that implements it, and what is left over. The affected Part 4 rows and the equal-treatment answer in Part 5.5 are updated. </w:t>
+        <w:t xml:space="preserve"> The three blocking items that version 1.1 left open — DECISION 8 (deferred-member acceleration), DECISION 9 (health insurance credit and COLA commencement) and DECISION 10 (§ 51.1-153 B 4 public-safety scope) — were resolved on October 20, 2026 and are drafted into version 1.2. Part 6.1 records each decision, the drafting that implements it, and what is left over. The affected Part 4 rows and the equal-treatment answer in Part 5.5 are updated. </w:t>
       </w:r>
       <w:r>
         <w:rPr>
@@ -423,7 +423,7 @@
           <w:strike w:val="0"/>
           <w:sz w:val="20"/>
         </w:rPr>
-        <w:t>DECISIONS 1 through 4 are resolved</w:t>
+        <w:t>DECISIONS 1 through 4 were resolved on October 19, 2026</w:t>
       </w:r>
       <w:r>
         <w:rPr>
@@ -432,7 +432,7 @@
           <w:strike w:val="0"/>
           <w:sz w:val="20"/>
         </w:rPr>
-        <w:t xml:space="preserve"> by JLCVSO as of this date and are recorded in Part 6. Three new blocking items replace them.</w:t>
+        <w:t xml:space="preserve"> and are recorded in Part 6. Three new blocking items replace them.</w:t>
       </w:r>
     </w:p>
     <w:p>
@@ -7284,7 +7284,7 @@
           <w:i w:val="0"/>
           <w:strike w:val="0"/>
         </w:rPr>
-        <w:t xml:space="preserve">, because almost no hybrid participant can satisfy § 51.1-142.4 B 5 and C before FY2038. The exclusion JLCVSO chose stands on equity and precedent grounds; if a committee asks for the fiscal justification, there is not one inside the window. Material hybrid cost begins in the </w:t>
+        <w:t xml:space="preserve">, because almost no hybrid participant can satisfy § 51.1-142.4 B 5 and C before FY2038. The exclusion resolved on October 19, 2026 stands on equity and precedent grounds; if a committee asks for the fiscal justification, there is not one inside the window. Material hybrid cost begins in the </w:t>
       </w:r>
       <w:r>
         <w:rPr>
@@ -7358,7 +7358,7 @@
           <w:i w:val="0"/>
           <w:strike w:val="0"/>
         </w:rPr>
-        <w:t xml:space="preserve"> but denies the benefit outright to every veteran whose qualifying service is shorter than their deficit. JLCVSO chose the partial-purchase rule, and </w:t>
+        <w:t xml:space="preserve"> but denies the benefit outright to every veteran whose qualifying service is shorter than their deficit. The partial-purchase rule was resolved on October 19, 2026, and </w:t>
       </w:r>
       <w:r>
         <w:rPr>
@@ -8227,7 +8227,7 @@
           <w:i w:val="0"/>
           <w:strike w:val="0"/>
         </w:rPr>
-        <w:t>6.0 Resolved by JLCVSO, October 19, 2026</w:t>
+        <w:t>6.0 Resolved on October 19, 2026</w:t>
       </w:r>
     </w:p>
     <w:tbl>
@@ -8694,7 +8694,7 @@
           <w:i w:val="0"/>
           <w:strike w:val="0"/>
         </w:rPr>
-        <w:t>resolved by the Council on October 20, 2026</w:t>
+        <w:t>resolved on October 20, 2026</w:t>
       </w:r>
       <w:r>
         <w:rPr>
@@ -8914,7 +8914,7 @@
           <w:i w:val="0"/>
           <w:strike w:val="0"/>
         </w:rPr>
-        <w:t xml:space="preserve"> rather than creditable service or the unreduced-eligibility date. The Council rejected the two alternatives for stated reasons worth preserving: amending Chapter 14 and § 51.1-166 to delay commencement for bridge retirees would create a second class of retiree and would single out veterans for worse ancillary treatment than other early retirees, and raising the price above approximate normal cost would abandon the proposal's central pricing premise.</w:t>
+        <w:t xml:space="preserve"> rather than creditable service or the unreduced-eligibility date. The resolution rejected the two alternatives for stated reasons worth preserving: amending Chapter 14 and § 51.1-166 to delay commencement for bridge retirees would create a second class of retiree and would single out veterans for worse ancillary treatment than other early retirees, and raising the price above approximate normal cost would abandon the proposal's central pricing premise.</w:t>
       </w:r>
     </w:p>
     <w:p>
@@ -8993,7 +8993,7 @@
           <w:i w:val="0"/>
           <w:strike w:val="0"/>
         </w:rPr>
-        <w:t xml:space="preserve"> The Council's answer, verbatim:</w:t>
+        <w:t xml:space="preserve"> The answer resolved on October 20, 2026, verbatim:</w:t>
       </w:r>
     </w:p>
     <w:p>
@@ -9026,7 +9026,7 @@
           <w:i w:val="0"/>
           <w:strike w:val="0"/>
         </w:rPr>
-        <w:t>The Council's line is the better-targeted fix and is adopted without reservation.</w:t>
+        <w:t>The resolved line is the better-targeted fix and is adopted without reservation.</w:t>
       </w:r>
       <w:r>
         <w:rPr>
@@ -9066,7 +9066,7 @@
           <w:i w:val="0"/>
           <w:strike w:val="0"/>
         </w:rPr>
-        <w:t xml:space="preserve"> — the single most useful fact for the money committees, and one the Council's narrower line secures just as completely as a blanket exclusion would have. </w:t>
+        <w:t xml:space="preserve"> — the single most useful fact for the money committees, and one the narrower resolved line secures just as completely as a blanket exclusion would have. </w:t>
       </w:r>
       <w:r>
         <w:rPr>
@@ -9098,7 +9098,7 @@
           <w:i w:val="0"/>
           <w:strike w:val="0"/>
         </w:rPr>
-        <w:t xml:space="preserve"> Title 51.1 does not use "first membership … commenced," and expresses the concept as not having been "a member of a retirement plan administered by the Virginia Retirement System the first time he is hired or rehired on or after January 1, 2014, in a covered position" (§ 51.1-169 A, fourth sentence); the operative defined term is "military retirement eligibility credit," not "Military Retirement Bridge Credit," which is the bill's short title. The Council's text is recorded verbatim above so the decision and the drafting are separately auditable. </w:t>
+        <w:t xml:space="preserve"> Title 51.1 does not use "first membership … commenced," and expresses the concept as not having been "a member of a retirement plan administered by the Virginia Retirement System the first time he is hired or rehired on or after January 1, 2014, in a covered position" (§ 51.1-169 A, fourth sentence); the operative defined term is "military retirement eligibility credit," not "Military Retirement Bridge Credit," which is the bill's short title. The resolved text is recorded verbatim above so the decision and the drafting are separately auditable. </w:t>
       </w:r>
       <w:r>
         <w:rPr>
@@ -9310,7 +9310,7 @@
           <w:i w:val="0"/>
           <w:strike w:val="0"/>
         </w:rPr>
-        <w:t xml:space="preserve"> Version 1.0 proposed to let a deferred member keep purchased credit, and treated that as a member-favorable confirmation item. Independent review showed it was the bill's largest unpriced exposure, not a detail, and the Council closed it on October 20, 2026 by requiring member-in-service status at retirement.</w:t>
+        <w:t xml:space="preserve"> Version 1.0 proposed to let a deferred member keep purchased credit, and treated that as a member-favorable confirmation item. Independent review showed it was the bill's largest unpriced exposure, not a detail, and it was closed on October 20, 2026 by requiring member-in-service status at retirement.</w:t>
       </w:r>
     </w:p>
     <w:p>

--- a/legislation/military-service-retirement-bridge/02-legal-analysis-memo.docx
+++ b/legislation/military-service-retirement-bridge/02-legal-analysis-memo.docx
@@ -447,7 +447,7 @@
           <w:strike w:val="0"/>
           <w:sz w:val="20"/>
         </w:rPr>
-        <w:t>Both changes come from the independent adversarial review in MOO-260 (</w:t>
+        <w:t>Both changes come from the red-team adversarial review in MOO-260 (</w:t>
       </w:r>
       <w:r>
         <w:rPr>
@@ -9310,7 +9310,7 @@
           <w:i w:val="0"/>
           <w:strike w:val="0"/>
         </w:rPr>
-        <w:t xml:space="preserve"> Version 1.0 proposed to let a deferred member keep purchased credit, and treated that as a member-favorable confirmation item. Independent review showed it was the bill's largest unpriced exposure, not a detail, and it was closed on October 20, 2026 by requiring member-in-service status at retirement.</w:t>
+        <w:t xml:space="preserve"> Version 1.0 proposed to let a deferred member keep purchased credit, and treated that as a member-favorable confirmation item. Red-team adversarial review showed it was the bill's largest unpriced exposure, not a detail, and it was closed on October 20, 2026 by requiring member-in-service status at retirement.</w:t>
       </w:r>
     </w:p>
     <w:p>
@@ -9800,7 +9800,7 @@
           <w:i w:val="0"/>
           <w:strike w:val="0"/>
         </w:rPr>
-        <w:t xml:space="preserve"> all three blocking items in Part 6.1 are resolved and drafted. The independent adversarial pass reported (MOO-260) with twelve findings and fourteen citation defects, two of which falsified Part 4 conclusions; the precedent and stakeholder scan reported (MOO-261); and the cost model for ACTUARY 1 and ACTUARY 2 reported (MOO-259) and is integrated into Part 5.1. The cost model is illustrative and is </w:t>
+        <w:t xml:space="preserve"> all three blocking items in Part 6.1 are resolved and drafted. The red-team adversarial review reported (MOO-260) with twelve findings and fourteen citation defects, two of which falsified Part 4 conclusions; the precedent and stakeholder scan reported (MOO-261); and the cost model for ACTUARY 1 and ACTUARY 2 reported (MOO-259) and is integrated into Part 5.1. The cost model is illustrative and is </w:t>
       </w:r>
       <w:r>
         <w:rPr>
@@ -9832,7 +9832,7 @@
           <w:i w:val="0"/>
           <w:strike w:val="0"/>
         </w:rPr>
-        <w:t>, in the favorable direction on both counts: it priced four years of acceleration on a bill that then still left the DECISION 8 deferred path open, and it included a population that clause B 1(iv) now excludes. The adversarial pass was performed by the same attorney who drafted the package, because the independent Red Team / Counsel Reviewer was unavailable. That is a real limitation on its value — the October 20 sign-off pass found three stale cross-document statements that the adversarial pass had not caught — and version 1.2 should be re-read by a different reader before introduction.</w:t>
+        <w:t>, in the favorable direction on both counts: it priced four years of acceleration on a bill that then still left the DECISION 8 deferred path open, and it included a population that clause B 1(iv) now excludes. The red-team adversarial review was performed by the same team that drafted the package, because no independent reviewer was available. That is a real limitation on its value — the October 20 sign-off pass found three stale cross-document statements that the red-team adversarial review had not caught — and version 1.2 should be re-read by a different reader before introduction.</w:t>
       </w:r>
     </w:p>
     <w:p>

--- a/legislation/military-service-retirement-bridge/02-legal-analysis-memo.docx
+++ b/legislation/military-service-retirement-bridge/02-legal-analysis-memo.docx
@@ -86,6 +86,22 @@
           <w:i w:val="0"/>
           <w:strike w:val="0"/>
         </w:rPr>
+        <w:t>Package version:</w:t>
+      </w:r>
+      <w:r>
+        <w:rPr>
+          <w:b w:val="0"/>
+          <w:i w:val="0"/>
+          <w:strike w:val="0"/>
+        </w:rPr>
+        <w:t xml:space="preserve"> 1.3 — External-Review Cleanup (October 20, 2026); operative bill text unchanged at version 1.2 </w:t>
+      </w:r>
+      <w:r>
+        <w:rPr>
+          <w:b/>
+          <w:i w:val="0"/>
+          <w:strike w:val="0"/>
+        </w:rPr>
         <w:t>Companion documents:</w:t>
       </w:r>
       <w:r>
@@ -297,7 +313,7 @@
           <w:strike w:val="0"/>
           <w:sz w:val="20"/>
         </w:rPr>
-        <w:t>No DECISION item in this memorandum is now blocking.</w:t>
+        <w:t>All principal policy questions are settled, and no DECISION item in this memorandum is now blocking.</w:t>
       </w:r>
       <w:r>
         <w:rPr>
@@ -306,7 +322,25 @@
           <w:strike w:val="0"/>
           <w:sz w:val="20"/>
         </w:rPr>
-        <w:t xml:space="preserve"> What remains before introduction is the VRS Board statement under § 30-19.1:7, the federal tax questions in Part 5.2, a re-run of the cost model against version 1.2, and two verification items in Part 7.5.</w:t>
+        <w:t xml:space="preserve"> One narrow policy question remains open: how the in-service-at-retirement requirement in subdivision E 3 applies to a member on approved leave or receiving long-term disability benefits (bill drafting note 10) — it must be resolved or expressly deferred before external or patron use. What else remains before introduction is the VRS Board statement under § 30-19.1:7, the federal tax questions in Part 5.2, a re-run of the MOO-259 cost model against version 1.2 (</w:t>
+      </w:r>
+      <w:r>
+        <w:rPr>
+          <w:b/>
+          <w:i w:val="0"/>
+          <w:strike w:val="0"/>
+          <w:sz w:val="20"/>
+        </w:rPr>
+        <w:t>the model is complete for version 1.1; a version 1.2 refresh is required before external use</w:t>
+      </w:r>
+      <w:r>
+        <w:rPr>
+          <w:b w:val="0"/>
+          <w:i w:val="0"/>
+          <w:strike w:val="0"/>
+          <w:sz w:val="20"/>
+        </w:rPr>
+        <w:t>), and two verification items in Part 7.5.</w:t>
       </w:r>
     </w:p>
     <w:p>
@@ -381,7 +415,7 @@
           <w:strike w:val="0"/>
           <w:sz w:val="20"/>
         </w:rPr>
-        <w:t xml:space="preserve"> because it keys off the date of retirement, which no exclusion in this bill reaches; and § 51.1-153 B 4 public-safety employees are </w:t>
+        <w:t xml:space="preserve"> because it follows the retirement date, so preventing earlier commencement would require separate statutory changes outside the bridge; and § 51.1-153 B 4 public-safety employees are </w:t>
       </w:r>
       <w:r>
         <w:rPr>
@@ -447,7 +481,7 @@
           <w:strike w:val="0"/>
           <w:sz w:val="20"/>
         </w:rPr>
-        <w:t>Both changes come from the red-team adversarial review in MOO-260 (</w:t>
+        <w:t>Both changes come from the internal adversarial review in MOO-260 (</w:t>
       </w:r>
       <w:r>
         <w:rPr>
@@ -1136,7 +1170,7 @@
                 <w:i w:val="0"/>
                 <w:strike w:val="0"/>
               </w:rPr>
-              <w:t>Plan 1 — state, teacher, local non-hazardous</w:t>
+              <w:t>Plan 1 — ordinary non-hazardous (state, teacher, local)</w:t>
             </w:r>
           </w:p>
         </w:tc>
@@ -1176,7 +1210,7 @@
                 <w:i w:val="0"/>
                 <w:strike w:val="0"/>
               </w:rPr>
-              <w:t>Plan 2 — state, teacher, local non-hazardous</w:t>
+              <w:t>Plan 2 — ordinary non-hazardous (state, teacher, local)</w:t>
             </w:r>
           </w:p>
         </w:tc>
@@ -3762,2778 +3796,38 @@
         <w:t xml:space="preserve"> rather than off creditable service.</w:t>
       </w:r>
     </w:p>
-    <w:tbl>
-      <w:tblPr>
-        <w:tblStyle w:val="TableGrid"/>
-        <w:tblW w:type="auto" w:w="0"/>
-        <w:tblLook w:firstColumn="1" w:firstRow="1" w:lastColumn="0" w:lastRow="0" w:noHBand="0" w:noVBand="1" w:val="04A0"/>
-      </w:tblPr>
-      <w:tblGrid>
-        <w:gridCol w:w="2160"/>
-        <w:gridCol w:w="2160"/>
-        <w:gridCol w:w="2160"/>
-        <w:gridCol w:w="2160"/>
-      </w:tblGrid>
-      <w:tr>
-        <w:tc>
-          <w:tcPr>
-            <w:tcW w:type="dxa" w:w="2160"/>
-          </w:tcPr>
-          <w:p>
-            <w:r>
-              <w:rPr>
-                <w:b/>
-                <w:i w:val="0"/>
-                <w:strike w:val="0"/>
-              </w:rPr>
-              <w:t>VRS provision</w:t>
-            </w:r>
-          </w:p>
-        </w:tc>
-        <w:tc>
-          <w:tcPr>
-            <w:tcW w:type="dxa" w:w="2160"/>
-          </w:tcPr>
-          <w:p>
-            <w:r>
-              <w:rPr>
-                <w:b/>
-                <w:i w:val="0"/>
-                <w:strike w:val="0"/>
-              </w:rPr>
-              <w:t>Authority</w:t>
-            </w:r>
-          </w:p>
-        </w:tc>
-        <w:tc>
-          <w:tcPr>
-            <w:tcW w:type="dxa" w:w="2160"/>
-          </w:tcPr>
-          <w:p>
-            <w:r>
-              <w:rPr>
-                <w:b/>
-                <w:i w:val="0"/>
-                <w:strike w:val="0"/>
-              </w:rPr>
-              <w:t>Affected?</w:t>
-            </w:r>
-          </w:p>
-        </w:tc>
-        <w:tc>
-          <w:tcPr>
-            <w:tcW w:type="dxa" w:w="2160"/>
-          </w:tcPr>
-          <w:p>
-            <w:r>
-              <w:rPr>
-                <w:b/>
-                <w:i w:val="0"/>
-                <w:strike w:val="0"/>
-              </w:rPr>
-              <w:t>Why</w:t>
-            </w:r>
-          </w:p>
-        </w:tc>
-      </w:tr>
-      <w:tr>
-        <w:tc>
-          <w:tcPr>
-            <w:tcW w:type="dxa" w:w="2160"/>
-          </w:tcPr>
-          <w:p>
-            <w:r>
-              <w:rPr>
-                <w:b w:val="0"/>
-                <w:i w:val="0"/>
-                <w:strike w:val="0"/>
-              </w:rPr>
-              <w:t>Benefit formula / Basic Benefit</w:t>
-            </w:r>
-          </w:p>
-        </w:tc>
-        <w:tc>
-          <w:tcPr>
-            <w:tcW w:type="dxa" w:w="2160"/>
-          </w:tcPr>
-          <w:p>
-            <w:r>
-              <w:rPr>
-                <w:b w:val="0"/>
-                <w:i w:val="0"/>
-                <w:strike w:val="0"/>
-              </w:rPr>
-              <w:t>§ 51.1-155 A 1</w:t>
-            </w:r>
-          </w:p>
-        </w:tc>
-        <w:tc>
-          <w:tcPr>
-            <w:tcW w:type="dxa" w:w="2160"/>
-          </w:tcPr>
-          <w:p>
-            <w:r>
-              <w:rPr>
-                <w:b/>
-                <w:i w:val="0"/>
-                <w:strike w:val="0"/>
-              </w:rPr>
-              <w:t>No</w:t>
-            </w:r>
-            <w:r>
-              <w:rPr>
-                <w:b w:val="0"/>
-                <w:i w:val="0"/>
-                <w:strike w:val="0"/>
-              </w:rPr>
-              <w:t xml:space="preserve"> — protected by definition + § 51.1-155 C</w:t>
-            </w:r>
-          </w:p>
-        </w:tc>
-        <w:tc>
-          <w:tcPr>
-            <w:tcW w:type="dxa" w:w="2160"/>
-          </w:tcPr>
-          <w:p>
-            <w:r>
-              <w:rPr>
-                <w:b w:val="0"/>
-                <w:i w:val="0"/>
-                <w:strike w:val="0"/>
-              </w:rPr>
-              <w:t xml:space="preserve">Allowance = 1.70%/1.65% × AFC × </w:t>
-            </w:r>
-            <w:r>
-              <w:rPr>
-                <w:b w:val="0"/>
-                <w:i/>
-                <w:strike w:val="0"/>
-              </w:rPr>
-              <w:t>creditable service</w:t>
-            </w:r>
-            <w:r>
-              <w:rPr>
-                <w:b w:val="0"/>
-                <w:i w:val="0"/>
-                <w:strike w:val="0"/>
-              </w:rPr>
-              <w:t>. Bridge credit is not creditable service.</w:t>
-            </w:r>
-          </w:p>
-        </w:tc>
-      </w:tr>
-      <w:tr>
-        <w:tc>
-          <w:tcPr>
-            <w:tcW w:type="dxa" w:w="2160"/>
-          </w:tcPr>
-          <w:p>
-            <w:r>
-              <w:rPr>
-                <w:b w:val="0"/>
-                <w:i w:val="0"/>
-                <w:strike w:val="0"/>
-              </w:rPr>
-              <w:t>Average final compensation</w:t>
-            </w:r>
-          </w:p>
-        </w:tc>
-        <w:tc>
-          <w:tcPr>
-            <w:tcW w:type="dxa" w:w="2160"/>
-          </w:tcPr>
-          <w:p>
-            <w:r>
-              <w:rPr>
-                <w:b w:val="0"/>
-                <w:i w:val="0"/>
-                <w:strike w:val="0"/>
-              </w:rPr>
-              <w:t>§ 51.1-124.3</w:t>
-            </w:r>
-          </w:p>
-        </w:tc>
-        <w:tc>
-          <w:tcPr>
-            <w:tcW w:type="dxa" w:w="2160"/>
-          </w:tcPr>
-          <w:p>
-            <w:r>
-              <w:rPr>
-                <w:b/>
-                <w:i w:val="0"/>
-                <w:strike w:val="0"/>
-              </w:rPr>
-              <w:t>No</w:t>
-            </w:r>
-            <w:r>
-              <w:rPr>
-                <w:b w:val="0"/>
-                <w:i w:val="0"/>
-                <w:strike w:val="0"/>
-              </w:rPr>
-              <w:t xml:space="preserve"> — protected by definition</w:t>
-            </w:r>
-          </w:p>
-        </w:tc>
-        <w:tc>
-          <w:tcPr>
-            <w:tcW w:type="dxa" w:w="2160"/>
-          </w:tcPr>
-          <w:p>
-            <w:r>
-              <w:rPr>
-                <w:b w:val="0"/>
-                <w:i w:val="0"/>
-                <w:strike w:val="0"/>
-              </w:rPr>
-              <w:t xml:space="preserve">AFC averages compensation over highest consecutive months </w:t>
-            </w:r>
-            <w:r>
-              <w:rPr>
-                <w:b w:val="0"/>
-                <w:i/>
-                <w:strike w:val="0"/>
-              </w:rPr>
-              <w:t>of creditable service</w:t>
-            </w:r>
-            <w:r>
-              <w:rPr>
-                <w:b w:val="0"/>
-                <w:i w:val="0"/>
-                <w:strike w:val="0"/>
-              </w:rPr>
-              <w:t>; bridge credit adds no months of creditable service and no compensation.</w:t>
-            </w:r>
-          </w:p>
-        </w:tc>
-      </w:tr>
-      <w:tr>
-        <w:tc>
-          <w:tcPr>
-            <w:tcW w:type="dxa" w:w="2160"/>
-          </w:tcPr>
-          <w:p>
-            <w:r>
-              <w:rPr>
-                <w:b w:val="0"/>
-                <w:i w:val="0"/>
-                <w:strike w:val="0"/>
-              </w:rPr>
-              <w:t>Early-retirement reduction factors</w:t>
-            </w:r>
-          </w:p>
-        </w:tc>
-        <w:tc>
-          <w:tcPr>
-            <w:tcW w:type="dxa" w:w="2160"/>
-          </w:tcPr>
-          <w:p>
-            <w:r>
-              <w:rPr>
-                <w:b w:val="0"/>
-                <w:i w:val="0"/>
-                <w:strike w:val="0"/>
-              </w:rPr>
-              <w:t>§ 51.1-155 A 2, A 3</w:t>
-            </w:r>
-          </w:p>
-        </w:tc>
-        <w:tc>
-          <w:tcPr>
-            <w:tcW w:type="dxa" w:w="2160"/>
-          </w:tcPr>
-          <w:p>
-            <w:r>
-              <w:rPr>
-                <w:b/>
-                <w:i w:val="0"/>
-                <w:strike w:val="0"/>
-              </w:rPr>
-              <w:t>Yes, by design, and only to the extent intended</w:t>
-            </w:r>
-          </w:p>
-        </w:tc>
-        <w:tc>
-          <w:tcPr>
-            <w:tcW w:type="dxa" w:w="2160"/>
-          </w:tcPr>
-          <w:p>
-            <w:r>
-              <w:rPr>
-                <w:b w:val="0"/>
-                <w:i w:val="0"/>
-                <w:strike w:val="0"/>
-              </w:rPr>
-              <w:t>The whole point is to reach an unreduced allowance. § 51.1-142.4 E limits the effect to the B 2 and B 3 eligibility tests; § 51.1-155 C bars the credit from the A 2/A 3 30-year and 90-point tests, which govern members retiring under § 51.1-153 B 1 or D.</w:t>
-            </w:r>
-          </w:p>
-        </w:tc>
-      </w:tr>
-      <w:tr>
-        <w:tc>
-          <w:tcPr>
-            <w:tcW w:type="dxa" w:w="2160"/>
-          </w:tcPr>
-          <w:p>
-            <w:r>
-              <w:rPr>
-                <w:b w:val="0"/>
-                <w:i w:val="0"/>
-                <w:strike w:val="0"/>
-              </w:rPr>
-              <w:t>Five-year threshold (vesting analogue)</w:t>
-            </w:r>
-          </w:p>
-        </w:tc>
-        <w:tc>
-          <w:tcPr>
-            <w:tcW w:type="dxa" w:w="2160"/>
-          </w:tcPr>
-          <w:p>
-            <w:r>
-              <w:rPr>
-                <w:b w:val="0"/>
-                <w:i w:val="0"/>
-                <w:strike w:val="0"/>
-              </w:rPr>
-              <w:t>§ 51.1-153 A, C; § 51.1-161 A</w:t>
-            </w:r>
-          </w:p>
-        </w:tc>
-        <w:tc>
-          <w:tcPr>
-            <w:tcW w:type="dxa" w:w="2160"/>
-          </w:tcPr>
-          <w:p>
-            <w:r>
-              <w:rPr>
-                <w:b/>
-                <w:i w:val="0"/>
-                <w:strike w:val="0"/>
-              </w:rPr>
-              <w:t>No</w:t>
-            </w:r>
-            <w:r>
-              <w:rPr>
-                <w:b w:val="0"/>
-                <w:i w:val="0"/>
-                <w:strike w:val="0"/>
-              </w:rPr>
-              <w:t xml:space="preserve"> — express exclusion</w:t>
-            </w:r>
-          </w:p>
-        </w:tc>
-        <w:tc>
-          <w:tcPr>
-            <w:tcW w:type="dxa" w:w="2160"/>
-          </w:tcPr>
-          <w:p>
-            <w:r>
-              <w:rPr>
-                <w:b w:val="0"/>
-                <w:i w:val="0"/>
-                <w:strike w:val="0"/>
-              </w:rPr>
-              <w:t>§ 51.1-142.4 F 1. The member must independently have five years of creditable service to buy at all (§ 51.1-142.4 B 3).</w:t>
-            </w:r>
-          </w:p>
-        </w:tc>
-      </w:tr>
-      <w:tr>
-        <w:tc>
-          <w:tcPr>
-            <w:tcW w:type="dxa" w:w="2160"/>
-          </w:tcPr>
-          <w:p>
-            <w:r>
-              <w:rPr>
-                <w:b w:val="0"/>
-                <w:i w:val="0"/>
-                <w:strike w:val="0"/>
-              </w:rPr>
-              <w:t>Normal retirement date</w:t>
-            </w:r>
-          </w:p>
-        </w:tc>
-        <w:tc>
-          <w:tcPr>
-            <w:tcW w:type="dxa" w:w="2160"/>
-          </w:tcPr>
-          <w:p>
-            <w:r>
-              <w:rPr>
-                <w:b w:val="0"/>
-                <w:i w:val="0"/>
-                <w:strike w:val="0"/>
-              </w:rPr>
-              <w:t>§ 51.1-124.3</w:t>
-            </w:r>
-          </w:p>
-        </w:tc>
-        <w:tc>
-          <w:tcPr>
-            <w:tcW w:type="dxa" w:w="2160"/>
-          </w:tcPr>
-          <w:p>
-            <w:r>
-              <w:rPr>
-                <w:b/>
-                <w:i w:val="0"/>
-                <w:strike w:val="0"/>
-              </w:rPr>
-              <w:t>No</w:t>
-            </w:r>
-          </w:p>
-        </w:tc>
-        <w:tc>
-          <w:tcPr>
-            <w:tcW w:type="dxa" w:w="2160"/>
-          </w:tcPr>
-          <w:p>
-            <w:r>
-              <w:rPr>
-                <w:b w:val="0"/>
-                <w:i w:val="0"/>
-                <w:strike w:val="0"/>
-              </w:rPr>
-              <w:t>Purely age-based (65, or Social Security retirement age). § 51.1-142.4 C 4 bars treating the credit as increasing attained age.</w:t>
-            </w:r>
-          </w:p>
-        </w:tc>
-      </w:tr>
-      <w:tr>
-        <w:tc>
-          <w:tcPr>
-            <w:tcW w:type="dxa" w:w="2160"/>
-          </w:tcPr>
-          <w:p>
-            <w:r>
-              <w:rPr>
-                <w:b w:val="0"/>
-                <w:i w:val="0"/>
-                <w:strike w:val="0"/>
-              </w:rPr>
-              <w:t>50/10 retirement</w:t>
-            </w:r>
-          </w:p>
-        </w:tc>
-        <w:tc>
-          <w:tcPr>
-            <w:tcW w:type="dxa" w:w="2160"/>
-          </w:tcPr>
-          <w:p>
-            <w:r>
-              <w:rPr>
-                <w:b w:val="0"/>
-                <w:i w:val="0"/>
-                <w:strike w:val="0"/>
-              </w:rPr>
-              <w:t>§ 51.1-153 D</w:t>
-            </w:r>
-          </w:p>
-        </w:tc>
-        <w:tc>
-          <w:tcPr>
-            <w:tcW w:type="dxa" w:w="2160"/>
-          </w:tcPr>
-          <w:p>
-            <w:r>
-              <w:rPr>
-                <w:b/>
-                <w:i w:val="0"/>
-                <w:strike w:val="0"/>
-              </w:rPr>
-              <w:t>No</w:t>
-            </w:r>
-            <w:r>
-              <w:rPr>
-                <w:b w:val="0"/>
-                <w:i w:val="0"/>
-                <w:strike w:val="0"/>
-              </w:rPr>
-              <w:t xml:space="preserve"> — express exclusion</w:t>
-            </w:r>
-          </w:p>
-        </w:tc>
-        <w:tc>
-          <w:tcPr>
-            <w:tcW w:type="dxa" w:w="2160"/>
-          </w:tcPr>
-          <w:p>
-            <w:r>
-              <w:rPr>
-                <w:b w:val="0"/>
-                <w:i w:val="0"/>
-                <w:strike w:val="0"/>
-              </w:rPr>
-              <w:t>F 1 covers the 10-year creditable-service requirement; the allowance under § 51.1-155 A 5 is unaffected.</w:t>
-            </w:r>
-          </w:p>
-        </w:tc>
-      </w:tr>
-      <w:tr>
-        <w:tc>
-          <w:tcPr>
-            <w:tcW w:type="dxa" w:w="2160"/>
-          </w:tcPr>
-          <w:p>
-            <w:r>
-              <w:rPr>
-                <w:b/>
-                <w:i w:val="0"/>
-                <w:strike w:val="0"/>
-              </w:rPr>
-              <w:t>PLOP</w:t>
-            </w:r>
-          </w:p>
-        </w:tc>
-        <w:tc>
-          <w:tcPr>
-            <w:tcW w:type="dxa" w:w="2160"/>
-          </w:tcPr>
-          <w:p>
-            <w:r>
-              <w:rPr>
-                <w:b w:val="0"/>
-                <w:i w:val="0"/>
-                <w:strike w:val="0"/>
-              </w:rPr>
-              <w:t>§ 51.1-165.01</w:t>
-            </w:r>
-          </w:p>
-        </w:tc>
-        <w:tc>
-          <w:tcPr>
-            <w:tcW w:type="dxa" w:w="2160"/>
-          </w:tcPr>
-          <w:p>
-            <w:r>
-              <w:rPr>
-                <w:b/>
-                <w:i w:val="0"/>
-                <w:strike w:val="0"/>
-              </w:rPr>
-              <w:t>Yes — requires express amendment</w:t>
-            </w:r>
-          </w:p>
-        </w:tc>
-        <w:tc>
-          <w:tcPr>
-            <w:tcW w:type="dxa" w:w="2160"/>
-          </w:tcPr>
-          <w:p>
-            <w:r>
-              <w:rPr>
-                <w:b w:val="0"/>
-                <w:i w:val="0"/>
-                <w:strike w:val="0"/>
-              </w:rPr>
-              <w:t xml:space="preserve">Eligibility keys off creditable service performed </w:t>
-            </w:r>
-            <w:r>
-              <w:rPr>
-                <w:b w:val="0"/>
-                <w:i/>
-                <w:strike w:val="0"/>
-              </w:rPr>
-              <w:t>after the date first eligible for an unreduced allowance</w:t>
-            </w:r>
-            <w:r>
-              <w:rPr>
-                <w:b w:val="0"/>
-                <w:i w:val="0"/>
-                <w:strike w:val="0"/>
-              </w:rPr>
-              <w:t>. Bridge credit would move that date earlier. Neutralized by the § 51.1-165.01 B amendment and F 6. See Part 3.3 and DECISION 1.</w:t>
-            </w:r>
-          </w:p>
-        </w:tc>
-      </w:tr>
-      <w:tr>
-        <w:tc>
-          <w:tcPr>
-            <w:tcW w:type="dxa" w:w="2160"/>
-          </w:tcPr>
-          <w:p>
-            <w:r>
-              <w:rPr>
-                <w:b/>
-                <w:i w:val="0"/>
-                <w:strike w:val="0"/>
-              </w:rPr>
-              <w:t>Post-retirement supplements (COLA)</w:t>
-            </w:r>
-          </w:p>
-        </w:tc>
-        <w:tc>
-          <w:tcPr>
-            <w:tcW w:type="dxa" w:w="2160"/>
-          </w:tcPr>
-          <w:p>
-            <w:r>
-              <w:rPr>
-                <w:b w:val="0"/>
-                <w:i w:val="0"/>
-                <w:strike w:val="0"/>
-              </w:rPr>
-              <w:t>§ 51.1-166 D 4</w:t>
-            </w:r>
-          </w:p>
-        </w:tc>
-        <w:tc>
-          <w:tcPr>
-            <w:tcW w:type="dxa" w:w="2160"/>
-          </w:tcPr>
-          <w:p>
-            <w:r>
-              <w:rPr>
-                <w:b/>
-                <w:i w:val="0"/>
-                <w:strike w:val="0"/>
-              </w:rPr>
-              <w:t>Yes — requires express amendment</w:t>
-            </w:r>
-          </w:p>
-        </w:tc>
-        <w:tc>
-          <w:tcPr>
-            <w:tcW w:type="dxa" w:w="2160"/>
-          </w:tcPr>
-          <w:p>
-            <w:r>
-              <w:rPr>
-                <w:b w:val="0"/>
-                <w:i w:val="0"/>
-                <w:strike w:val="0"/>
-              </w:rPr>
-              <w:t>Commencement for retirees with under 20 years of creditable service keys off the unreduced-eligibility date. Neutralized by the § 51.1-166 D 4 amendment and F 7. See Part 3.4.</w:t>
-            </w:r>
-          </w:p>
-        </w:tc>
-      </w:tr>
-      <w:tr>
-        <w:tc>
-          <w:tcPr>
-            <w:tcW w:type="dxa" w:w="2160"/>
-          </w:tcPr>
-          <w:p>
-            <w:r>
-              <w:rPr>
-                <w:b/>
-                <w:i w:val="0"/>
-                <w:strike w:val="0"/>
-              </w:rPr>
-              <w:t>Death before retirement (death in service)</w:t>
-            </w:r>
-          </w:p>
-        </w:tc>
-        <w:tc>
-          <w:tcPr>
-            <w:tcW w:type="dxa" w:w="2160"/>
-          </w:tcPr>
-          <w:p>
-            <w:r>
-              <w:rPr>
-                <w:b w:val="0"/>
-                <w:i w:val="0"/>
-                <w:strike w:val="0"/>
-              </w:rPr>
-              <w:t>§ 51.1-162 B</w:t>
-            </w:r>
-          </w:p>
-        </w:tc>
-        <w:tc>
-          <w:tcPr>
-            <w:tcW w:type="dxa" w:w="2160"/>
-          </w:tcPr>
-          <w:p>
-            <w:r>
-              <w:rPr>
-                <w:b/>
-                <w:i w:val="0"/>
-                <w:strike w:val="0"/>
-              </w:rPr>
-              <w:t>Yes — requires express amendment</w:t>
-            </w:r>
-          </w:p>
-        </w:tc>
-        <w:tc>
-          <w:tcPr>
-            <w:tcW w:type="dxa" w:w="2160"/>
-          </w:tcPr>
-          <w:p>
-            <w:r>
-              <w:rPr>
-                <w:b w:val="0"/>
-                <w:i w:val="0"/>
-                <w:strike w:val="0"/>
-              </w:rPr>
-              <w:t>The hypothetical allowance depends on unreduced-eligibility status. Neutralized by the § 51.1-162 B amendment and F 10. See Part 3.5.</w:t>
-            </w:r>
-          </w:p>
-        </w:tc>
-      </w:tr>
-      <w:tr>
-        <w:tc>
-          <w:tcPr>
-            <w:tcW w:type="dxa" w:w="2160"/>
-          </w:tcPr>
-          <w:p>
-            <w:r>
-              <w:rPr>
-                <w:b w:val="0"/>
-                <w:i w:val="0"/>
-                <w:strike w:val="0"/>
-              </w:rPr>
-              <w:t>Death before retirement (refund of contributions)</w:t>
-            </w:r>
-          </w:p>
-        </w:tc>
-        <w:tc>
-          <w:tcPr>
-            <w:tcW w:type="dxa" w:w="2160"/>
-          </w:tcPr>
-          <w:p>
-            <w:r>
-              <w:rPr>
-                <w:b w:val="0"/>
-                <w:i w:val="0"/>
-                <w:strike w:val="0"/>
-              </w:rPr>
-              <w:t>§ 51.1-162 A</w:t>
-            </w:r>
-          </w:p>
-        </w:tc>
-        <w:tc>
-          <w:tcPr>
-            <w:tcW w:type="dxa" w:w="2160"/>
-          </w:tcPr>
-          <w:p>
-            <w:r>
-              <w:rPr>
-                <w:b/>
-                <w:i w:val="0"/>
-                <w:strike w:val="0"/>
-              </w:rPr>
-              <w:t>Yes, intentionally and favorably</w:t>
-            </w:r>
-          </w:p>
-        </w:tc>
-        <w:tc>
-          <w:tcPr>
-            <w:tcW w:type="dxa" w:w="2160"/>
-          </w:tcPr>
-          <w:p>
-            <w:r>
-              <w:rPr>
-                <w:b w:val="0"/>
-                <w:i w:val="0"/>
-                <w:strike w:val="0"/>
-              </w:rPr>
-              <w:t>Member-paid bridge amounts sit in accumulated contributions, so they are returned to the beneficiary rather than forfeited (§ 51.1-142.4 G).</w:t>
-            </w:r>
-          </w:p>
-        </w:tc>
-      </w:tr>
-      <w:tr>
-        <w:tc>
-          <w:tcPr>
-            <w:tcW w:type="dxa" w:w="2160"/>
-          </w:tcPr>
-          <w:p>
-            <w:r>
-              <w:rPr>
-                <w:b w:val="0"/>
-                <w:i w:val="0"/>
-                <w:strike w:val="0"/>
-              </w:rPr>
-              <w:t>Death after retirement</w:t>
-            </w:r>
-          </w:p>
-        </w:tc>
-        <w:tc>
-          <w:tcPr>
-            <w:tcW w:type="dxa" w:w="2160"/>
-          </w:tcPr>
-          <w:p>
-            <w:r>
-              <w:rPr>
-                <w:b w:val="0"/>
-                <w:i w:val="0"/>
-                <w:strike w:val="0"/>
-              </w:rPr>
-              <w:t>§ 51.1-163</w:t>
-            </w:r>
-          </w:p>
-        </w:tc>
-        <w:tc>
-          <w:tcPr>
-            <w:tcW w:type="dxa" w:w="2160"/>
-          </w:tcPr>
-          <w:p>
-            <w:r>
-              <w:rPr>
-                <w:b/>
-                <w:i w:val="0"/>
-                <w:strike w:val="0"/>
-              </w:rPr>
-              <w:t>No material effect</w:t>
-            </w:r>
-          </w:p>
-        </w:tc>
-        <w:tc>
-          <w:tcPr>
-            <w:tcW w:type="dxa" w:w="2160"/>
-          </w:tcPr>
-          <w:p>
-            <w:r>
-              <w:rPr>
-                <w:b w:val="0"/>
-                <w:i w:val="0"/>
-                <w:strike w:val="0"/>
-              </w:rPr>
-              <w:t>Pays the excess of accumulated contributions over allowances received. Including the member's own bridge payment returns the member's money; it creates no employer-financed value.</w:t>
-            </w:r>
-          </w:p>
-        </w:tc>
-      </w:tr>
-      <w:tr>
-        <w:tc>
-          <w:tcPr>
-            <w:tcW w:type="dxa" w:w="2160"/>
-          </w:tcPr>
-          <w:p>
-            <w:r>
-              <w:rPr>
-                <w:b w:val="0"/>
-                <w:i w:val="0"/>
-                <w:strike w:val="0"/>
-              </w:rPr>
-              <w:t>Survivor / optional allowances</w:t>
-            </w:r>
-          </w:p>
-        </w:tc>
-        <w:tc>
-          <w:tcPr>
-            <w:tcW w:type="dxa" w:w="2160"/>
-          </w:tcPr>
-          <w:p>
-            <w:r>
-              <w:rPr>
-                <w:b w:val="0"/>
-                <w:i w:val="0"/>
-                <w:strike w:val="0"/>
-              </w:rPr>
-              <w:t>§ 51.1-165</w:t>
-            </w:r>
-          </w:p>
-        </w:tc>
-        <w:tc>
-          <w:tcPr>
-            <w:tcW w:type="dxa" w:w="2160"/>
-          </w:tcPr>
-          <w:p>
-            <w:r>
-              <w:rPr>
-                <w:b/>
-                <w:i w:val="0"/>
-                <w:strike w:val="0"/>
-              </w:rPr>
-              <w:t>No</w:t>
-            </w:r>
-          </w:p>
-        </w:tc>
-        <w:tc>
-          <w:tcPr>
-            <w:tcW w:type="dxa" w:w="2160"/>
-          </w:tcPr>
-          <w:p>
-            <w:r>
-              <w:rPr>
-                <w:b w:val="0"/>
-                <w:i w:val="0"/>
-                <w:strike w:val="0"/>
-              </w:rPr>
-              <w:t>Options are actuarial conversions of the allowance actually payable. Bridge credit does not increase that allowance. A bridge retiree may elect any option otherwise available — preserving the proposal's Survivor Benefit Clarification.</w:t>
-            </w:r>
-          </w:p>
-        </w:tc>
-      </w:tr>
-      <w:tr>
-        <w:tc>
-          <w:tcPr>
-            <w:tcW w:type="dxa" w:w="2160"/>
-          </w:tcPr>
-          <w:p>
-            <w:r>
-              <w:rPr>
-                <w:b w:val="0"/>
-                <w:i w:val="0"/>
-                <w:strike w:val="0"/>
-              </w:rPr>
-              <w:t>Disability retirement — eligibility</w:t>
-            </w:r>
-          </w:p>
-        </w:tc>
-        <w:tc>
-          <w:tcPr>
-            <w:tcW w:type="dxa" w:w="2160"/>
-          </w:tcPr>
-          <w:p>
-            <w:r>
-              <w:rPr>
-                <w:b w:val="0"/>
-                <w:i w:val="0"/>
-                <w:strike w:val="0"/>
-              </w:rPr>
-              <w:t>§ 51.1-156</w:t>
-            </w:r>
-          </w:p>
-        </w:tc>
-        <w:tc>
-          <w:tcPr>
-            <w:tcW w:type="dxa" w:w="2160"/>
-          </w:tcPr>
-          <w:p>
-            <w:r>
-              <w:rPr>
-                <w:b/>
-                <w:i w:val="0"/>
-                <w:strike w:val="0"/>
-              </w:rPr>
-              <w:t>No</w:t>
-            </w:r>
-          </w:p>
-        </w:tc>
-        <w:tc>
-          <w:tcPr>
-            <w:tcW w:type="dxa" w:w="2160"/>
-          </w:tcPr>
-          <w:p>
-            <w:r>
-              <w:rPr>
-                <w:b w:val="0"/>
-                <w:i w:val="0"/>
-                <w:strike w:val="0"/>
-              </w:rPr>
-              <w:t>Eligibility requires only being a member in service (or within 90 days of termination); no service threshold the credit could satisfy.</w:t>
-            </w:r>
-          </w:p>
-        </w:tc>
-      </w:tr>
-      <w:tr>
-        <w:tc>
-          <w:tcPr>
-            <w:tcW w:type="dxa" w:w="2160"/>
-          </w:tcPr>
-          <w:p>
-            <w:r>
-              <w:rPr>
-                <w:b w:val="0"/>
-                <w:i w:val="0"/>
-                <w:strike w:val="0"/>
-              </w:rPr>
-              <w:t>Disability retirement — amount</w:t>
-            </w:r>
-          </w:p>
-        </w:tc>
-        <w:tc>
-          <w:tcPr>
-            <w:tcW w:type="dxa" w:w="2160"/>
-          </w:tcPr>
-          <w:p>
-            <w:r>
-              <w:rPr>
-                <w:b w:val="0"/>
-                <w:i w:val="0"/>
-                <w:strike w:val="0"/>
-              </w:rPr>
-              <w:t>§ 51.1-157 A</w:t>
-            </w:r>
-          </w:p>
-        </w:tc>
-        <w:tc>
-          <w:tcPr>
-            <w:tcW w:type="dxa" w:w="2160"/>
-          </w:tcPr>
-          <w:p>
-            <w:r>
-              <w:rPr>
-                <w:b/>
-                <w:i w:val="0"/>
-                <w:strike w:val="0"/>
-              </w:rPr>
-              <w:t>No</w:t>
-            </w:r>
-            <w:r>
-              <w:rPr>
-                <w:b w:val="0"/>
-                <w:i w:val="0"/>
-                <w:strike w:val="0"/>
-              </w:rPr>
-              <w:t xml:space="preserve"> — protected by definition + F 9</w:t>
-            </w:r>
-          </w:p>
-        </w:tc>
-        <w:tc>
-          <w:tcPr>
-            <w:tcW w:type="dxa" w:w="2160"/>
-          </w:tcPr>
-          <w:p>
-            <w:r>
-              <w:rPr>
-                <w:b w:val="0"/>
-                <w:i w:val="0"/>
-                <w:strike w:val="0"/>
-              </w:rPr>
-              <w:t>Allowance = 1.70%/1.65% × AFC × the lesser of twice creditable service or creditable service projected to age 60. Bridge credit adds no creditable service. The five-year condition in § 51.1-157 A is covered by F 1.</w:t>
-            </w:r>
-          </w:p>
-        </w:tc>
-      </w:tr>
-      <w:tr>
-        <w:tc>
-          <w:tcPr>
-            <w:tcW w:type="dxa" w:w="2160"/>
-          </w:tcPr>
-          <w:p>
-            <w:r>
-              <w:rPr>
-                <w:b w:val="0"/>
-                <w:i w:val="0"/>
-                <w:strike w:val="0"/>
-              </w:rPr>
-              <w:t>Disability — workers' comp and special guarantees</w:t>
-            </w:r>
-          </w:p>
-        </w:tc>
-        <w:tc>
-          <w:tcPr>
-            <w:tcW w:type="dxa" w:w="2160"/>
-          </w:tcPr>
-          <w:p>
-            <w:r>
-              <w:rPr>
-                <w:b w:val="0"/>
-                <w:i w:val="0"/>
-                <w:strike w:val="0"/>
-              </w:rPr>
-              <w:t>§ 51.1-157 B, C, D</w:t>
-            </w:r>
-          </w:p>
-        </w:tc>
-        <w:tc>
-          <w:tcPr>
-            <w:tcW w:type="dxa" w:w="2160"/>
-          </w:tcPr>
-          <w:p>
-            <w:r>
-              <w:rPr>
-                <w:b/>
-                <w:i w:val="0"/>
-                <w:strike w:val="0"/>
-              </w:rPr>
-              <w:t>No</w:t>
-            </w:r>
-          </w:p>
-        </w:tc>
-        <w:tc>
-          <w:tcPr>
-            <w:tcW w:type="dxa" w:w="2160"/>
-          </w:tcPr>
-          <w:p>
-            <w:r>
-              <w:rPr>
-                <w:b w:val="0"/>
-                <w:i w:val="0"/>
-                <w:strike w:val="0"/>
-              </w:rPr>
-              <w:t>Percentage-of-AFC guarantees; no service component.</w:t>
-            </w:r>
-          </w:p>
-        </w:tc>
-      </w:tr>
-      <w:tr>
-        <w:tc>
-          <w:tcPr>
-            <w:tcW w:type="dxa" w:w="2160"/>
-          </w:tcPr>
-          <w:p>
-            <w:r>
-              <w:rPr>
-                <w:b w:val="0"/>
-                <w:i w:val="0"/>
-                <w:strike w:val="0"/>
-              </w:rPr>
-              <w:t>VSDP / long-term disability</w:t>
-            </w:r>
-          </w:p>
-        </w:tc>
-        <w:tc>
-          <w:tcPr>
-            <w:tcW w:type="dxa" w:w="2160"/>
-          </w:tcPr>
-          <w:p>
-            <w:r>
-              <w:rPr>
-                <w:b w:val="0"/>
-                <w:i w:val="0"/>
-                <w:strike w:val="0"/>
-              </w:rPr>
-              <w:t>§§ 51.1-1112, 51.1-1123, 51.1-1157, 51.1-1165</w:t>
-            </w:r>
-          </w:p>
-        </w:tc>
-        <w:tc>
-          <w:tcPr>
-            <w:tcW w:type="dxa" w:w="2160"/>
-          </w:tcPr>
-          <w:p>
-            <w:r>
-              <w:rPr>
-                <w:b/>
-                <w:i w:val="0"/>
-                <w:strike w:val="0"/>
-              </w:rPr>
-              <w:t>No</w:t>
-            </w:r>
-            <w:r>
-              <w:rPr>
-                <w:b w:val="0"/>
-                <w:i w:val="0"/>
-                <w:strike w:val="0"/>
-              </w:rPr>
-              <w:t xml:space="preserve"> — express exclusion</w:t>
-            </w:r>
-          </w:p>
-        </w:tc>
-        <w:tc>
-          <w:tcPr>
-            <w:tcW w:type="dxa" w:w="2160"/>
-          </w:tcPr>
-          <w:p>
-            <w:r>
-              <w:rPr>
-                <w:b w:val="0"/>
-                <w:i w:val="0"/>
-                <w:strike w:val="0"/>
-              </w:rPr>
-              <w:t>F 9. HIC amounts for disability retirees are computed on creditable service at disability (§ 51.1-1400 A), which bridge credit does not change.</w:t>
-            </w:r>
-          </w:p>
-        </w:tc>
-      </w:tr>
-      <w:tr>
-        <w:tc>
-          <w:tcPr>
-            <w:tcW w:type="dxa" w:w="2160"/>
-          </w:tcPr>
-          <w:p>
-            <w:r>
-              <w:rPr>
-                <w:b/>
-                <w:i w:val="0"/>
-                <w:strike w:val="0"/>
-              </w:rPr>
-              <w:t>Health insurance credit — threshold and amount</w:t>
-            </w:r>
-          </w:p>
-        </w:tc>
-        <w:tc>
-          <w:tcPr>
-            <w:tcW w:type="dxa" w:w="2160"/>
-          </w:tcPr>
-          <w:p>
-            <w:r>
-              <w:rPr>
-                <w:b w:val="0"/>
-                <w:i w:val="0"/>
-                <w:strike w:val="0"/>
-              </w:rPr>
-              <w:t>§§ 51.1-1400 through 51.1-1403</w:t>
-            </w:r>
-          </w:p>
-        </w:tc>
-        <w:tc>
-          <w:tcPr>
-            <w:tcW w:type="dxa" w:w="2160"/>
-          </w:tcPr>
-          <w:p>
-            <w:r>
-              <w:rPr>
-                <w:b/>
-                <w:i w:val="0"/>
-                <w:strike w:val="0"/>
-              </w:rPr>
-              <w:t>No</w:t>
-            </w:r>
-            <w:r>
-              <w:rPr>
-                <w:b w:val="0"/>
-                <w:i w:val="0"/>
-                <w:strike w:val="0"/>
-              </w:rPr>
-              <w:t xml:space="preserve"> — protected by definition</w:t>
-            </w:r>
-          </w:p>
-        </w:tc>
-        <w:tc>
-          <w:tcPr>
-            <w:tcW w:type="dxa" w:w="2160"/>
-          </w:tcPr>
-          <w:p>
-            <w:r>
-              <w:rPr>
-                <w:b w:val="0"/>
-                <w:i w:val="0"/>
-                <w:strike w:val="0"/>
-              </w:rPr>
-              <w:t xml:space="preserve">Both the </w:t>
-            </w:r>
-            <w:r>
-              <w:rPr>
-                <w:b/>
-                <w:i w:val="0"/>
-                <w:strike w:val="0"/>
-              </w:rPr>
-              <w:t>15-year eligibility threshold</w:t>
-            </w:r>
-            <w:r>
-              <w:rPr>
-                <w:b w:val="0"/>
-                <w:i w:val="0"/>
-                <w:strike w:val="0"/>
-              </w:rPr>
-              <w:t xml:space="preserve"> and the </w:t>
-            </w:r>
-            <w:r>
-              <w:rPr>
-                <w:b/>
-                <w:i w:val="0"/>
-                <w:strike w:val="0"/>
-              </w:rPr>
-              <w:t>per-year dollar amount</w:t>
-            </w:r>
-            <w:r>
-              <w:rPr>
-                <w:b w:val="0"/>
-                <w:i w:val="0"/>
-                <w:strike w:val="0"/>
-              </w:rPr>
-              <w:t xml:space="preserve"> ($4.00/$4.25 state and teacher; $1.50/$1.75 local and local officer, with caps) run on "total creditable service." Bridge credit never enters either. Reinforced by F 8.</w:t>
-            </w:r>
-          </w:p>
-        </w:tc>
-      </w:tr>
-      <w:tr>
-        <w:tc>
-          <w:tcPr>
-            <w:tcW w:type="dxa" w:w="2160"/>
-          </w:tcPr>
-          <w:p>
-            <w:r>
-              <w:rPr>
-                <w:b/>
-                <w:i w:val="0"/>
-                <w:strike w:val="0"/>
-              </w:rPr>
-              <w:t>Health insurance credit — commencement date</w:t>
-            </w:r>
-          </w:p>
-        </w:tc>
-        <w:tc>
-          <w:tcPr>
-            <w:tcW w:type="dxa" w:w="2160"/>
-          </w:tcPr>
-          <w:p>
-            <w:r>
-              <w:rPr>
-                <w:b w:val="0"/>
-                <w:i w:val="0"/>
-                <w:strike w:val="0"/>
-              </w:rPr>
-              <w:t>§§ 51.1-1400 A, 51.1-1401 A, 51.1-1402 A, 51.1-1403 A</w:t>
-            </w:r>
-          </w:p>
-        </w:tc>
-        <w:tc>
-          <w:tcPr>
-            <w:tcW w:type="dxa" w:w="2160"/>
-          </w:tcPr>
-          <w:p>
-            <w:r>
-              <w:rPr>
-                <w:b/>
-                <w:i w:val="0"/>
-                <w:strike w:val="0"/>
-              </w:rPr>
-              <w:t>YES — affected, and deliberately NOT cured: accepted and priced (DECISION 9).</w:t>
-            </w:r>
-            <w:r>
-              <w:rPr>
-                <w:b w:val="0"/>
-                <w:i w:val="0"/>
-                <w:strike w:val="0"/>
-              </w:rPr>
-              <w:t xml:space="preserve"> Corrects the earlier "No" conclusion.</w:t>
-            </w:r>
-          </w:p>
-        </w:tc>
-        <w:tc>
-          <w:tcPr>
-            <w:tcW w:type="dxa" w:w="2160"/>
-          </w:tcPr>
-          <w:p>
-            <w:r>
-              <w:rPr>
-                <w:b w:val="0"/>
-                <w:i w:val="0"/>
-                <w:strike w:val="0"/>
-              </w:rPr>
-              <w:t xml:space="preserve">The credit is payable to a former employee "who retired under the Virginia Retirement System" with at least 15 years of total creditable service, credited </w:t>
-            </w:r>
-            <w:r>
-              <w:rPr>
-                <w:b/>
-                <w:i w:val="0"/>
-                <w:strike w:val="0"/>
-              </w:rPr>
-              <w:t>monthly</w:t>
-            </w:r>
-            <w:r>
-              <w:rPr>
-                <w:b w:val="0"/>
-                <w:i w:val="0"/>
-                <w:strike w:val="0"/>
-              </w:rPr>
-              <w:t xml:space="preserve"> from retirement. The trigger is </w:t>
-            </w:r>
-            <w:r>
-              <w:rPr>
-                <w:b/>
-                <w:i w:val="0"/>
-                <w:strike w:val="0"/>
-              </w:rPr>
-              <w:t>retirement plus 15 years</w:t>
-            </w:r>
-            <w:r>
-              <w:rPr>
-                <w:b w:val="0"/>
-                <w:i w:val="0"/>
-                <w:strike w:val="0"/>
-              </w:rPr>
-              <w:t xml:space="preserve">, not the unreduced-eligibility date. An earlier retirement therefore adds up to four years of monthly payments: for a state retiree with 26 years, $4.25 × 26 = $110.50/month ≈ </w:t>
-            </w:r>
-            <w:r>
-              <w:rPr>
-                <w:b/>
-                <w:i w:val="0"/>
-                <w:strike w:val="0"/>
-              </w:rPr>
-              <w:t>$5,300 per member</w:t>
-            </w:r>
-            <w:r>
-              <w:rPr>
-                <w:b w:val="0"/>
-                <w:i w:val="0"/>
-                <w:strike w:val="0"/>
-              </w:rPr>
-              <w:t xml:space="preserve"> of additional trust liability. F 8 bars </w:t>
-            </w:r>
-            <w:r>
-              <w:rPr>
-                <w:b w:val="0"/>
-                <w:i/>
-                <w:strike w:val="0"/>
-              </w:rPr>
-              <w:t>eligibility</w:t>
-            </w:r>
-            <w:r>
-              <w:rPr>
-                <w:b w:val="0"/>
-                <w:i w:val="0"/>
-                <w:strike w:val="0"/>
-              </w:rPr>
-              <w:t xml:space="preserve"> and </w:t>
-            </w:r>
-            <w:r>
-              <w:rPr>
-                <w:b w:val="0"/>
-                <w:i/>
-                <w:strike w:val="0"/>
-              </w:rPr>
-              <w:t>amount</w:t>
-            </w:r>
-            <w:r>
-              <w:rPr>
-                <w:b w:val="0"/>
-                <w:i w:val="0"/>
-                <w:strike w:val="0"/>
-              </w:rPr>
-              <w:t xml:space="preserve">; neither verb reaches </w:t>
-            </w:r>
-            <w:r>
-              <w:rPr>
-                <w:b/>
-                <w:i w:val="0"/>
-                <w:strike w:val="0"/>
-              </w:rPr>
-              <w:t>duration</w:t>
-            </w:r>
-            <w:r>
-              <w:rPr>
-                <w:b w:val="0"/>
-                <w:i w:val="0"/>
-                <w:strike w:val="0"/>
-              </w:rPr>
-              <w:t xml:space="preserve">. Each of §§ 51.1-1401 through 51.1-1403 separately provides that a member who defers under § 51.1-153 C receives the credit "on the effective date of his retirement." </w:t>
-            </w:r>
-            <w:r>
-              <w:rPr>
-                <w:b/>
-                <w:i w:val="0"/>
-                <w:strike w:val="0"/>
-              </w:rPr>
-              <w:t>Resolved in version 1.2 by acceptance, not cure (DECISION 9):</w:t>
-            </w:r>
-            <w:r>
-              <w:rPr>
-                <w:b w:val="0"/>
-                <w:i w:val="0"/>
-                <w:strike w:val="0"/>
-              </w:rPr>
-              <w:t xml:space="preserve"> the cost is accepted, priced and disclosed, and the savings paragraph at the end of § 51.1-142.4 F says so affirmatively so that F 8 is not misread as delaying commencement. Clause 3(vi) of the enactment requires the Board to report it by trust. Note that DECISION 8 reduces this exposure as a side effect, since the deferred path that would have accelerated the credit furthest is now closed.</w:t>
-            </w:r>
-          </w:p>
-        </w:tc>
-      </w:tr>
-      <w:tr>
-        <w:tc>
-          <w:tcPr>
-            <w:tcW w:type="dxa" w:w="2160"/>
-          </w:tcPr>
-          <w:p>
-            <w:r>
-              <w:rPr>
-                <w:b/>
-                <w:i w:val="0"/>
-                <w:strike w:val="0"/>
-              </w:rPr>
-              <w:t>Post-retirement supplements (COLA) — ordinary commencement</w:t>
-            </w:r>
-          </w:p>
-        </w:tc>
-        <w:tc>
-          <w:tcPr>
-            <w:tcW w:type="dxa" w:w="2160"/>
-          </w:tcPr>
-          <w:p>
-            <w:r>
-              <w:rPr>
-                <w:b w:val="0"/>
-                <w:i w:val="0"/>
-                <w:strike w:val="0"/>
-              </w:rPr>
-              <w:t>§ 51.1-166 C</w:t>
-            </w:r>
-          </w:p>
-        </w:tc>
-        <w:tc>
-          <w:tcPr>
-            <w:tcW w:type="dxa" w:w="2160"/>
-          </w:tcPr>
-          <w:p>
-            <w:r>
-              <w:rPr>
-                <w:b/>
-                <w:i w:val="0"/>
-                <w:strike w:val="0"/>
-              </w:rPr>
-              <w:t>YES — affected, and deliberately NOT cured: accepted and priced (DECISION 9).</w:t>
-            </w:r>
-          </w:p>
-        </w:tc>
-        <w:tc>
-          <w:tcPr>
-            <w:tcW w:type="dxa" w:w="2160"/>
-          </w:tcPr>
-          <w:p>
-            <w:r>
-              <w:rPr>
-                <w:b w:val="0"/>
-                <w:i w:val="0"/>
-                <w:strike w:val="0"/>
-              </w:rPr>
-              <w:t xml:space="preserve">A bridge retiree falls outside D 1–D 4, so COLA commences on the ordinary subsection C determination-date schedule measured from actual retirement — up to four years earlier, compounding for life. The § 51.1-166 D 4 amendment does not reach this and must not be presented as if it did. Accepted per DECISION 9; the savings paragraph at the end of § 51.1-142.4 F states the acceptance affirmatively, and clause 3(vi) requires the Board to report the cost. </w:t>
-            </w:r>
-            <w:r>
-              <w:rPr>
-                <w:b/>
-                <w:i w:val="0"/>
-                <w:strike w:val="0"/>
-              </w:rPr>
-              <w:t>Not separately quantified in the MOO-259 model</w:t>
-            </w:r>
-            <w:r>
-              <w:rPr>
-                <w:b w:val="0"/>
-                <w:i w:val="0"/>
-                <w:strike w:val="0"/>
-              </w:rPr>
-              <w:t xml:space="preserve"> — the one acknowledged gap in the fiscal case. See Part 3.4 as corrected and </w:t>
-            </w:r>
-            <w:r>
-              <w:rPr>
-                <w:b/>
-                <w:i w:val="0"/>
-                <w:strike w:val="0"/>
-              </w:rPr>
-              <w:t>DECISION 9</w:t>
-            </w:r>
-            <w:r>
-              <w:rPr>
-                <w:b w:val="0"/>
-                <w:i w:val="0"/>
-                <w:strike w:val="0"/>
-              </w:rPr>
-              <w:t>.</w:t>
-            </w:r>
-          </w:p>
-        </w:tc>
-      </w:tr>
-      <w:tr>
-        <w:tc>
-          <w:tcPr>
-            <w:tcW w:type="dxa" w:w="2160"/>
-          </w:tcPr>
-          <w:p>
-            <w:r>
-              <w:rPr>
-                <w:b/>
-                <w:i w:val="0"/>
-                <w:strike w:val="0"/>
-              </w:rPr>
-              <w:t>Workforce Transition Act purchased years</w:t>
-            </w:r>
-          </w:p>
-        </w:tc>
-        <w:tc>
-          <w:tcPr>
-            <w:tcW w:type="dxa" w:w="2160"/>
-          </w:tcPr>
-          <w:p>
-            <w:r>
-              <w:rPr>
-                <w:b w:val="0"/>
-                <w:i w:val="0"/>
-                <w:strike w:val="0"/>
-              </w:rPr>
-              <w:t>§ 2.2-3204 A, C (Title 2.2)</w:t>
-            </w:r>
-          </w:p>
-        </w:tc>
-        <w:tc>
-          <w:tcPr>
-            <w:tcW w:type="dxa" w:w="2160"/>
-          </w:tcPr>
-          <w:p>
-            <w:r>
-              <w:rPr>
-                <w:b/>
-                <w:i w:val="0"/>
-                <w:strike w:val="0"/>
-              </w:rPr>
-              <w:t>YES — required a new conforming amendment</w:t>
-            </w:r>
-          </w:p>
-        </w:tc>
-        <w:tc>
-          <w:tcPr>
-            <w:tcW w:type="dxa" w:w="2160"/>
-          </w:tcPr>
-          <w:p>
-            <w:r>
-              <w:rPr>
-                <w:b w:val="0"/>
-                <w:i w:val="0"/>
-                <w:strike w:val="0"/>
-              </w:rPr>
-              <w:t xml:space="preserve">Employer-funded severance-conversion years go to the employee's </w:t>
-            </w:r>
-            <w:r>
-              <w:rPr>
-                <w:b/>
-                <w:i w:val="0"/>
-                <w:strike w:val="0"/>
-              </w:rPr>
-              <w:t>age</w:t>
-            </w:r>
-            <w:r>
-              <w:rPr>
-                <w:b w:val="0"/>
-                <w:i w:val="0"/>
-                <w:strike w:val="0"/>
-              </w:rPr>
-              <w:t xml:space="preserve"> unless the employee "is eligible for unreduced retirement," in which case they go to </w:t>
-            </w:r>
-            <w:r>
-              <w:rPr>
-                <w:b/>
-                <w:i w:val="0"/>
-                <w:strike w:val="0"/>
-              </w:rPr>
-              <w:t>creditable service</w:t>
-            </w:r>
-            <w:r>
-              <w:rPr>
-                <w:b w:val="0"/>
-                <w:i w:val="0"/>
-                <w:strike w:val="0"/>
-              </w:rPr>
-              <w:t xml:space="preserve"> and multiply into the § 51.1-155 A 1 allowance. Bridge credit flips that switch, producing an employer-funded increase in the allowance itself. F 1, F 12 and F 15 were all limited to "this title" and did not reach Title 2.2. Closed in version 1.1 by amending § 2.2-3204 A and C and extending F 15 to Title 2.2.</w:t>
-            </w:r>
-          </w:p>
-        </w:tc>
-      </w:tr>
-      <w:tr>
-        <w:tc>
-          <w:tcPr>
-            <w:tcW w:type="dxa" w:w="2160"/>
-          </w:tcPr>
-          <w:p>
-            <w:r>
-              <w:rPr>
-                <w:b/>
-                <w:i w:val="0"/>
-                <w:strike w:val="0"/>
-              </w:rPr>
-              <w:t>Deferred retirement under § 51.1-153 C</w:t>
-            </w:r>
-          </w:p>
-        </w:tc>
-        <w:tc>
-          <w:tcPr>
-            <w:tcW w:type="dxa" w:w="2160"/>
-          </w:tcPr>
-          <w:p>
-            <w:r>
-              <w:rPr>
-                <w:b w:val="0"/>
-                <w:i w:val="0"/>
-                <w:strike w:val="0"/>
-              </w:rPr>
-              <w:t>§ 51.1-153 C</w:t>
-            </w:r>
-          </w:p>
-        </w:tc>
-        <w:tc>
-          <w:tcPr>
-            <w:tcW w:type="dxa" w:w="2160"/>
-          </w:tcPr>
-          <w:p>
-            <w:r>
-              <w:rPr>
-                <w:b/>
-                <w:i w:val="0"/>
-                <w:strike w:val="0"/>
-              </w:rPr>
-              <w:t>YES — affected, and CLOSED in version 1.2 by an express amendment to § 51.1-153 C</w:t>
-            </w:r>
-          </w:p>
-        </w:tc>
-        <w:tc>
-          <w:tcPr>
-            <w:tcW w:type="dxa" w:w="2160"/>
-          </w:tcPr>
-          <w:p>
-            <w:r>
-              <w:rPr>
-                <w:b w:val="0"/>
-                <w:i w:val="0"/>
-                <w:strike w:val="0"/>
-              </w:rPr>
-              <w:t xml:space="preserve">Subsection C lets a member who terminates with five or more years retire under subsection B — </w:t>
-            </w:r>
-            <w:r>
-              <w:rPr>
-                <w:b/>
-                <w:i w:val="0"/>
-                <w:strike w:val="0"/>
-              </w:rPr>
-              <w:t>including B 2 and B 3</w:t>
-            </w:r>
-            <w:r>
-              <w:rPr>
-                <w:b w:val="0"/>
-                <w:i w:val="0"/>
-                <w:strike w:val="0"/>
-              </w:rPr>
-              <w:t xml:space="preserve"> — with the member-in-service requirement expressly inapplicable, and a deferred member's creditable service frozen. Version 1.1 required member-in-service status only at purchase, so acceleration for such a member could reach roughly 15 years rather than four; the C 2 d cap constrained but did not foreclose it. Version 1.2 adds § 51.1-142.4 E 3, which conditions the credit's </w:t>
-            </w:r>
-            <w:r>
-              <w:rPr>
-                <w:b w:val="0"/>
-                <w:i/>
-                <w:strike w:val="0"/>
-              </w:rPr>
-              <w:t>effect</w:t>
-            </w:r>
-            <w:r>
-              <w:rPr>
-                <w:b w:val="0"/>
-                <w:i w:val="0"/>
-                <w:strike w:val="0"/>
-              </w:rPr>
-              <w:t xml:space="preserve"> on in-service status immediately before retirement, </w:t>
-            </w:r>
-            <w:r>
-              <w:rPr>
-                <w:b/>
-                <w:i w:val="0"/>
-                <w:strike w:val="0"/>
-              </w:rPr>
-              <w:t>and amends § 51.1-153 C itself</w:t>
-            </w:r>
-            <w:r>
-              <w:rPr>
-                <w:b w:val="0"/>
-                <w:i w:val="0"/>
-                <w:strike w:val="0"/>
-              </w:rPr>
-              <w:t xml:space="preserve"> — necessarily, because that subsection's second sentence would otherwise have waived the new requirement. Refund with interest under K 1 c and K 1 d; pre-purchase disclosure under I 2(vii). See </w:t>
-            </w:r>
-            <w:r>
-              <w:rPr>
-                <w:b/>
-                <w:i w:val="0"/>
-                <w:strike w:val="0"/>
-              </w:rPr>
-              <w:t>DECISION 8</w:t>
-            </w:r>
-            <w:r>
-              <w:rPr>
-                <w:b w:val="0"/>
-                <w:i w:val="0"/>
-                <w:strike w:val="0"/>
-              </w:rPr>
-              <w:t>.</w:t>
-            </w:r>
-          </w:p>
-        </w:tc>
-      </w:tr>
-      <w:tr>
-        <w:tc>
-          <w:tcPr>
-            <w:tcW w:type="dxa" w:w="2160"/>
-          </w:tcPr>
-          <w:p>
-            <w:r>
-              <w:rPr>
-                <w:b w:val="0"/>
-                <w:i w:val="0"/>
-                <w:strike w:val="0"/>
-              </w:rPr>
-              <w:t>Group life insurance</w:t>
-            </w:r>
-          </w:p>
-        </w:tc>
-        <w:tc>
-          <w:tcPr>
-            <w:tcW w:type="dxa" w:w="2160"/>
-          </w:tcPr>
-          <w:p>
-            <w:r>
-              <w:rPr>
-                <w:b w:val="0"/>
-                <w:i w:val="0"/>
-                <w:strike w:val="0"/>
-              </w:rPr>
-              <w:t>§ 51.1-505 B, C</w:t>
-            </w:r>
-          </w:p>
-        </w:tc>
-        <w:tc>
-          <w:tcPr>
-            <w:tcW w:type="dxa" w:w="2160"/>
-          </w:tcPr>
-          <w:p>
-            <w:r>
-              <w:rPr>
-                <w:b/>
-                <w:i w:val="0"/>
-                <w:strike w:val="0"/>
-              </w:rPr>
-              <w:t>No</w:t>
-            </w:r>
-            <w:r>
-              <w:rPr>
-                <w:b w:val="0"/>
-                <w:i w:val="0"/>
-                <w:strike w:val="0"/>
-              </w:rPr>
-              <w:t xml:space="preserve"> — protected by definition</w:t>
-            </w:r>
-          </w:p>
-        </w:tc>
-        <w:tc>
-          <w:tcPr>
-            <w:tcW w:type="dxa" w:w="2160"/>
-          </w:tcPr>
-          <w:p>
-            <w:r>
-              <w:rPr>
-                <w:b w:val="0"/>
-                <w:i w:val="0"/>
-                <w:strike w:val="0"/>
-              </w:rPr>
-              <w:t>The 30-year floor ($8,000) and the 20-year double-salary provision run on creditable service; the retiree-coverage condition runs on "five or more years of service as an employee." Reinforced by F 11.</w:t>
-            </w:r>
-          </w:p>
-        </w:tc>
-      </w:tr>
-      <w:tr>
-        <w:tc>
-          <w:tcPr>
-            <w:tcW w:type="dxa" w:w="2160"/>
-          </w:tcPr>
-          <w:p>
-            <w:r>
-              <w:rPr>
-                <w:b w:val="0"/>
-                <w:i w:val="0"/>
-                <w:strike w:val="0"/>
-              </w:rPr>
-              <w:t>Hazardous duty — § 51.1-138 employees</w:t>
-            </w:r>
-          </w:p>
-        </w:tc>
-        <w:tc>
-          <w:tcPr>
-            <w:tcW w:type="dxa" w:w="2160"/>
-          </w:tcPr>
-          <w:p>
-            <w:r>
-              <w:rPr>
-                <w:b w:val="0"/>
-                <w:i w:val="0"/>
-                <w:strike w:val="0"/>
-              </w:rPr>
-              <w:t>§ 51.1-138 B, C</w:t>
-            </w:r>
-          </w:p>
-        </w:tc>
-        <w:tc>
-          <w:tcPr>
-            <w:tcW w:type="dxa" w:w="2160"/>
-          </w:tcPr>
-          <w:p>
-            <w:r>
-              <w:rPr>
-                <w:b/>
-                <w:i w:val="0"/>
-                <w:strike w:val="0"/>
-              </w:rPr>
-              <w:t>No</w:t>
-            </w:r>
-            <w:r>
-              <w:rPr>
-                <w:b w:val="0"/>
-                <w:i w:val="0"/>
-                <w:strike w:val="0"/>
-              </w:rPr>
-              <w:t xml:space="preserve"> — express exclusion</w:t>
-            </w:r>
-          </w:p>
-        </w:tc>
-        <w:tc>
-          <w:tcPr>
-            <w:tcW w:type="dxa" w:w="2160"/>
-          </w:tcPr>
-          <w:p>
-            <w:r>
-              <w:rPr>
-                <w:b w:val="0"/>
-                <w:i w:val="0"/>
-                <w:strike w:val="0"/>
-              </w:rPr>
-              <w:t>§ 51.1-142.4 B 1 and J exclude these employees from purchasing at all; F 12 bars any effect on § 51.1-138 benefits, including that section's own 30-year reduction test. Note that § 51.1-138 C uses the bare term "service," which is why version 1.1 adds "service" to F's opening enumeration.</w:t>
-            </w:r>
-          </w:p>
-        </w:tc>
-      </w:tr>
-      <w:tr>
-        <w:tc>
-          <w:tcPr>
-            <w:tcW w:type="dxa" w:w="2160"/>
-          </w:tcPr>
-          <w:p>
-            <w:r>
-              <w:rPr>
-                <w:b/>
-                <w:i w:val="0"/>
-                <w:strike w:val="0"/>
-              </w:rPr>
-              <w:t>Public-safety employees in § 51.1-153 B 4 "resolution" localities</w:t>
-            </w:r>
-          </w:p>
-        </w:tc>
-        <w:tc>
-          <w:tcPr>
-            <w:tcW w:type="dxa" w:w="2160"/>
-          </w:tcPr>
-          <w:p>
-            <w:r>
-              <w:rPr>
-                <w:b w:val="0"/>
-                <w:i w:val="0"/>
-                <w:strike w:val="0"/>
-              </w:rPr>
-              <w:t xml:space="preserve">§ 51.1-153 B 4; </w:t>
-            </w:r>
-            <w:r>
-              <w:rPr>
-                <w:b/>
-                <w:i w:val="0"/>
-                <w:strike w:val="0"/>
-              </w:rPr>
-              <w:t>§ 51.1-169 A, third and fourth sentences</w:t>
-            </w:r>
-            <w:r>
-              <w:rPr>
-                <w:b w:val="0"/>
-                <w:i w:val="0"/>
-                <w:strike w:val="0"/>
-              </w:rPr>
-              <w:t>; § 51.1-155 A 3</w:t>
-            </w:r>
-          </w:p>
-        </w:tc>
-        <w:tc>
-          <w:tcPr>
-            <w:tcW w:type="dxa" w:w="2160"/>
-          </w:tcPr>
-          <w:p>
-            <w:r>
-              <w:rPr>
-                <w:b/>
-                <w:i w:val="0"/>
-                <w:strike w:val="0"/>
-              </w:rPr>
-              <w:t>YES — inside the bill, and in version 1.2 the post-2014 entrants among them are now EXCLUDED.</w:t>
-            </w:r>
-            <w:r>
-              <w:rPr>
-                <w:b w:val="0"/>
-                <w:i w:val="0"/>
-                <w:strike w:val="0"/>
-              </w:rPr>
-              <w:t xml:space="preserve"> Corrects the earlier blanket "hazardous-duty members are excluded" conclusion.</w:t>
-            </w:r>
-          </w:p>
-        </w:tc>
-        <w:tc>
-          <w:tcPr>
-            <w:tcW w:type="dxa" w:w="2160"/>
-          </w:tcPr>
-          <w:p>
-            <w:r>
-              <w:rPr>
-                <w:b w:val="0"/>
-                <w:i w:val="0"/>
-                <w:strike w:val="0"/>
-              </w:rPr>
-              <w:t xml:space="preserve">Where a locality has adopted the irrevocable B 4 resolution, its EMS personnel, firefighters and law-enforcement officers are deemed not to be post-2010 members and to have at least 60 months of creditable service as of January 1, 2013. The third sentence of § 51.1-169 A then makes them </w:t>
-            </w:r>
-            <w:r>
-              <w:rPr>
-                <w:b/>
-                <w:i w:val="0"/>
-                <w:strike w:val="0"/>
-              </w:rPr>
-              <w:t>ineligible for the hybrid retirement program</w:t>
-            </w:r>
-            <w:r>
-              <w:rPr>
-                <w:b w:val="0"/>
-                <w:i w:val="0"/>
-                <w:strike w:val="0"/>
-              </w:rPr>
-              <w:t xml:space="preserve"> — in a sentence separate from the one covering § 51.1-138 employees, which is conclusive that the two local elections are distinct. Such an employee, hired in any year, was therefore caught by none of clauses B 1(i), (ii) or (iii), and the pathway left open was </w:t>
-            </w:r>
-            <w:r>
-              <w:rPr>
-                <w:b/>
-                <w:i w:val="0"/>
-                <w:strike w:val="0"/>
-              </w:rPr>
-              <w:t>B 2 — age 50 plus 30 years, one-for-one</w:t>
-            </w:r>
-            <w:r>
-              <w:rPr>
-                <w:b w:val="0"/>
-                <w:i w:val="0"/>
-                <w:strike w:val="0"/>
-              </w:rPr>
-              <w:t xml:space="preserve"> — the most generous acceleration in the bill. </w:t>
-            </w:r>
-            <w:r>
-              <w:rPr>
-                <w:b/>
-                <w:i w:val="0"/>
-                <w:strike w:val="0"/>
-              </w:rPr>
-              <w:t>Version 1.2 (DECISION 10)</w:t>
-            </w:r>
-            <w:r>
-              <w:rPr>
-                <w:b w:val="0"/>
-                <w:i w:val="0"/>
-                <w:strike w:val="0"/>
-              </w:rPr>
-              <w:t xml:space="preserve"> adds clause B 1(iv), excluding those whose first VRS membership began on or after January 1, 2014, which eliminates the permanent and growing share of this class; pre-2014 public-safety veterans remain eligible by deliberate choice. The residual technical problem for that remaining class — the B 4 deeming is scoped to B 1, B 3, subsection D and § 51.1-155 A 3, and </w:t>
-            </w:r>
-            <w:r>
-              <w:rPr>
-                <w:b/>
-                <w:i w:val="0"/>
-                <w:strike w:val="0"/>
-              </w:rPr>
-              <w:t>B 2 is not in that list</w:t>
-            </w:r>
-            <w:r>
-              <w:rPr>
-                <w:b w:val="0"/>
-                <w:i w:val="0"/>
-                <w:strike w:val="0"/>
-              </w:rPr>
-              <w:t xml:space="preserve"> — is fixed by new C 1 c, which routes them to the C 1 a deficit formula. The approximate normal cost rate for the class still needs VRS confirmation. See </w:t>
-            </w:r>
-            <w:r>
-              <w:rPr>
-                <w:b/>
-                <w:i w:val="0"/>
-                <w:strike w:val="0"/>
-              </w:rPr>
-              <w:t>DECISION 10</w:t>
-            </w:r>
-            <w:r>
-              <w:rPr>
-                <w:b w:val="0"/>
-                <w:i w:val="0"/>
-                <w:strike w:val="0"/>
-              </w:rPr>
-              <w:t>.</w:t>
-            </w:r>
-          </w:p>
-        </w:tc>
-      </w:tr>
-      <w:tr>
-        <w:tc>
-          <w:tcPr>
-            <w:tcW w:type="dxa" w:w="2160"/>
-          </w:tcPr>
-          <w:p>
-            <w:r>
-              <w:rPr>
-                <w:b w:val="0"/>
-                <w:i w:val="0"/>
-                <w:strike w:val="0"/>
-              </w:rPr>
-              <w:t>SPORS, VaLORS, JRS</w:t>
-            </w:r>
-          </w:p>
-        </w:tc>
-        <w:tc>
-          <w:tcPr>
-            <w:tcW w:type="dxa" w:w="2160"/>
-          </w:tcPr>
-          <w:p>
-            <w:r>
-              <w:rPr>
-                <w:b w:val="0"/>
-                <w:i w:val="0"/>
-                <w:strike w:val="0"/>
-              </w:rPr>
-              <w:t>Chapters 2, 2.1, 3</w:t>
-            </w:r>
-          </w:p>
-        </w:tc>
-        <w:tc>
-          <w:tcPr>
-            <w:tcW w:type="dxa" w:w="2160"/>
-          </w:tcPr>
-          <w:p>
-            <w:r>
-              <w:rPr>
-                <w:b/>
-                <w:i w:val="0"/>
-                <w:strike w:val="0"/>
-              </w:rPr>
-              <w:t>No</w:t>
-            </w:r>
-            <w:r>
-              <w:rPr>
-                <w:b w:val="0"/>
-                <w:i w:val="0"/>
-                <w:strike w:val="0"/>
-              </w:rPr>
-              <w:t xml:space="preserve"> — express non-application</w:t>
-            </w:r>
-          </w:p>
-        </w:tc>
-        <w:tc>
-          <w:tcPr>
-            <w:tcW w:type="dxa" w:w="2160"/>
-          </w:tcPr>
-          <w:p>
-            <w:r>
-              <w:rPr>
-                <w:b w:val="0"/>
-                <w:i w:val="0"/>
-                <w:strike w:val="0"/>
-              </w:rPr>
-              <w:t>§ 51.1-142.4 J. Note § 51.1-303 B already limits how § 51.1-142.2 purchases operate in JRS.</w:t>
-            </w:r>
-          </w:p>
-        </w:tc>
-      </w:tr>
-      <w:tr>
-        <w:tc>
-          <w:tcPr>
-            <w:tcW w:type="dxa" w:w="2160"/>
-          </w:tcPr>
-          <w:p>
-            <w:r>
-              <w:rPr>
-                <w:b w:val="0"/>
-                <w:i w:val="0"/>
-                <w:strike w:val="0"/>
-              </w:rPr>
-              <w:t>Hybrid retirement program</w:t>
-            </w:r>
-          </w:p>
-        </w:tc>
-        <w:tc>
-          <w:tcPr>
-            <w:tcW w:type="dxa" w:w="2160"/>
-          </w:tcPr>
-          <w:p>
-            <w:r>
-              <w:rPr>
-                <w:b w:val="0"/>
-                <w:i w:val="0"/>
-                <w:strike w:val="0"/>
-              </w:rPr>
-              <w:t>§ 51.1-169</w:t>
-            </w:r>
-          </w:p>
-        </w:tc>
-        <w:tc>
-          <w:tcPr>
-            <w:tcW w:type="dxa" w:w="2160"/>
-          </w:tcPr>
-          <w:p>
-            <w:r>
-              <w:rPr>
-                <w:b/>
-                <w:i w:val="0"/>
-                <w:strike w:val="0"/>
-              </w:rPr>
-              <w:t>No</w:t>
-            </w:r>
-            <w:r>
-              <w:rPr>
-                <w:b w:val="0"/>
-                <w:i w:val="0"/>
-                <w:strike w:val="0"/>
-              </w:rPr>
-              <w:t xml:space="preserve"> — express non-application</w:t>
-            </w:r>
-          </w:p>
-        </w:tc>
-        <w:tc>
-          <w:tcPr>
-            <w:tcW w:type="dxa" w:w="2160"/>
-          </w:tcPr>
-          <w:p>
-            <w:r>
-              <w:rPr>
-                <w:b w:val="0"/>
-                <w:i w:val="0"/>
-                <w:strike w:val="0"/>
-              </w:rPr>
-              <w:t xml:space="preserve">§ 51.1-142.4 B 1 and J. </w:t>
-            </w:r>
-            <w:r>
-              <w:rPr>
-                <w:b/>
-                <w:i w:val="0"/>
-                <w:strike w:val="0"/>
-              </w:rPr>
-              <w:t>This is the scope question in DECISION 2, not a technical conclusion.</w:t>
-            </w:r>
-          </w:p>
-        </w:tc>
-      </w:tr>
-      <w:tr>
-        <w:tc>
-          <w:tcPr>
-            <w:tcW w:type="dxa" w:w="2160"/>
-          </w:tcPr>
-          <w:p>
-            <w:r>
-              <w:rPr>
-                <w:b w:val="0"/>
-                <w:i w:val="0"/>
-                <w:strike w:val="0"/>
-              </w:rPr>
-              <w:t>Post-threshold pension accrual</w:t>
-            </w:r>
-          </w:p>
-        </w:tc>
-        <w:tc>
-          <w:tcPr>
-            <w:tcW w:type="dxa" w:w="2160"/>
-          </w:tcPr>
-          <w:p>
-            <w:r>
-              <w:rPr>
-                <w:b w:val="0"/>
-                <w:i w:val="0"/>
-                <w:strike w:val="0"/>
-              </w:rPr>
-              <w:t>§ 51.1-155 A 1</w:t>
-            </w:r>
-          </w:p>
-        </w:tc>
-        <w:tc>
-          <w:tcPr>
-            <w:tcW w:type="dxa" w:w="2160"/>
-          </w:tcPr>
-          <w:p>
-            <w:r>
-              <w:rPr>
-                <w:b/>
-                <w:i w:val="0"/>
-                <w:strike w:val="0"/>
-              </w:rPr>
-              <w:t>No</w:t>
-            </w:r>
-            <w:r>
-              <w:rPr>
-                <w:b w:val="0"/>
-                <w:i w:val="0"/>
-                <w:strike w:val="0"/>
-              </w:rPr>
-              <w:t xml:space="preserve"> — express exclusion</w:t>
-            </w:r>
-          </w:p>
-        </w:tc>
-        <w:tc>
-          <w:tcPr>
-            <w:tcW w:type="dxa" w:w="2160"/>
-          </w:tcPr>
-          <w:p>
-            <w:r>
-              <w:rPr>
-                <w:b w:val="0"/>
-                <w:i w:val="0"/>
-                <w:strike w:val="0"/>
-              </w:rPr>
-              <w:t>F 13. Continued work after the accelerated date accrues allowance normally on actual creditable service; the credit itself never accrues.</w:t>
-            </w:r>
-          </w:p>
-        </w:tc>
-      </w:tr>
-      <w:tr>
-        <w:tc>
-          <w:tcPr>
-            <w:tcW w:type="dxa" w:w="2160"/>
-          </w:tcPr>
-          <w:p>
-            <w:r>
-              <w:rPr>
-                <w:b w:val="0"/>
-                <w:i w:val="0"/>
-                <w:strike w:val="0"/>
-              </w:rPr>
-              <w:t>Portability / transfer</w:t>
-            </w:r>
-          </w:p>
-        </w:tc>
-        <w:tc>
-          <w:tcPr>
-            <w:tcW w:type="dxa" w:w="2160"/>
-          </w:tcPr>
-          <w:p>
-            <w:r>
-              <w:rPr>
-                <w:b w:val="0"/>
-                <w:i w:val="0"/>
-                <w:strike w:val="0"/>
-              </w:rPr>
-              <w:t>§ 51.1-143.1; other systems</w:t>
-            </w:r>
-          </w:p>
-        </w:tc>
-        <w:tc>
-          <w:tcPr>
-            <w:tcW w:type="dxa" w:w="2160"/>
-          </w:tcPr>
-          <w:p>
-            <w:r>
-              <w:rPr>
-                <w:b/>
-                <w:i w:val="0"/>
-                <w:strike w:val="0"/>
-              </w:rPr>
-              <w:t>No</w:t>
-            </w:r>
-            <w:r>
-              <w:rPr>
-                <w:b w:val="0"/>
-                <w:i w:val="0"/>
-                <w:strike w:val="0"/>
-              </w:rPr>
-              <w:t xml:space="preserve"> — express exclusion</w:t>
-            </w:r>
-          </w:p>
-        </w:tc>
-        <w:tc>
-          <w:tcPr>
-            <w:tcW w:type="dxa" w:w="2160"/>
-          </w:tcPr>
-          <w:p>
-            <w:r>
-              <w:rPr>
-                <w:b w:val="0"/>
-                <w:i w:val="0"/>
-                <w:strike w:val="0"/>
-              </w:rPr>
-              <w:t>F 14.</w:t>
-            </w:r>
-          </w:p>
-        </w:tc>
-      </w:tr>
-      <w:tr>
-        <w:tc>
-          <w:tcPr>
-            <w:tcW w:type="dxa" w:w="2160"/>
-          </w:tcPr>
-          <w:p>
-            <w:r>
-              <w:rPr>
-                <w:b w:val="0"/>
-                <w:i w:val="0"/>
-                <w:strike w:val="0"/>
-              </w:rPr>
-              <w:t>Refund of contributions</w:t>
-            </w:r>
-          </w:p>
-        </w:tc>
-        <w:tc>
-          <w:tcPr>
-            <w:tcW w:type="dxa" w:w="2160"/>
-          </w:tcPr>
-          <w:p>
-            <w:r>
-              <w:rPr>
-                <w:b w:val="0"/>
-                <w:i w:val="0"/>
-                <w:strike w:val="0"/>
-              </w:rPr>
-              <w:t>§§ 51.1-128, 51.1-161</w:t>
-            </w:r>
-          </w:p>
-        </w:tc>
-        <w:tc>
-          <w:tcPr>
-            <w:tcW w:type="dxa" w:w="2160"/>
-          </w:tcPr>
-          <w:p>
-            <w:r>
-              <w:rPr>
-                <w:b/>
-                <w:i w:val="0"/>
-                <w:strike w:val="0"/>
-              </w:rPr>
-              <w:t>Yes, intentionally</w:t>
-            </w:r>
-          </w:p>
-        </w:tc>
-        <w:tc>
-          <w:tcPr>
-            <w:tcW w:type="dxa" w:w="2160"/>
-          </w:tcPr>
-          <w:p>
-            <w:r>
-              <w:rPr>
-                <w:b w:val="0"/>
-                <w:i w:val="0"/>
-                <w:strike w:val="0"/>
-              </w:rPr>
-              <w:t>§ 51.1-142.4 G: member-paid amounts refundable; employer-paid amounts not; credit forfeited on withdrawal.</w:t>
-            </w:r>
-          </w:p>
-        </w:tc>
-      </w:tr>
-      <w:tr>
-        <w:tc>
-          <w:tcPr>
-            <w:tcW w:type="dxa" w:w="2160"/>
-          </w:tcPr>
-          <w:p>
-            <w:r>
-              <w:rPr>
-                <w:b w:val="0"/>
-                <w:i w:val="0"/>
-                <w:strike w:val="0"/>
-              </w:rPr>
-              <w:t>Return to covered employment</w:t>
-            </w:r>
-          </w:p>
-        </w:tc>
-        <w:tc>
-          <w:tcPr>
-            <w:tcW w:type="dxa" w:w="2160"/>
-          </w:tcPr>
-          <w:p>
-            <w:r>
-              <w:rPr>
-                <w:b w:val="0"/>
-                <w:i w:val="0"/>
-                <w:strike w:val="0"/>
-              </w:rPr>
-              <w:t>§ 51.1-155 B 1</w:t>
-            </w:r>
-          </w:p>
-        </w:tc>
-        <w:tc>
-          <w:tcPr>
-            <w:tcW w:type="dxa" w:w="2160"/>
-          </w:tcPr>
-          <w:p>
-            <w:r>
-              <w:rPr>
-                <w:b/>
-                <w:i w:val="0"/>
-                <w:strike w:val="0"/>
-              </w:rPr>
-              <w:t>No</w:t>
-            </w:r>
-          </w:p>
-        </w:tc>
-        <w:tc>
-          <w:tcPr>
-            <w:tcW w:type="dxa" w:w="2160"/>
-          </w:tcPr>
-          <w:p>
-            <w:r>
-              <w:rPr>
-                <w:b w:val="0"/>
-                <w:i w:val="0"/>
-                <w:strike w:val="0"/>
-              </w:rPr>
-              <w:t>Allowance ceases while re-employed in a covered position regardless of how eligibility was attained.</w:t>
-            </w:r>
-          </w:p>
-        </w:tc>
-      </w:tr>
-      <w:tr>
-        <w:tc>
-          <w:tcPr>
-            <w:tcW w:type="dxa" w:w="2160"/>
-          </w:tcPr>
-          <w:p>
-            <w:r>
-              <w:rPr>
-                <w:b w:val="0"/>
-                <w:i w:val="0"/>
-                <w:strike w:val="0"/>
-              </w:rPr>
-              <w:t>Existing § 51.1-142.2 B 2 purchase right</w:t>
-            </w:r>
-          </w:p>
-        </w:tc>
-        <w:tc>
-          <w:tcPr>
-            <w:tcW w:type="dxa" w:w="2160"/>
-          </w:tcPr>
-          <w:p>
-            <w:r>
-              <w:rPr>
-                <w:b w:val="0"/>
-                <w:i w:val="0"/>
-                <w:strike w:val="0"/>
-              </w:rPr>
-              <w:t>§ 51.1-142.2</w:t>
-            </w:r>
-          </w:p>
-        </w:tc>
-        <w:tc>
-          <w:tcPr>
-            <w:tcW w:type="dxa" w:w="2160"/>
-          </w:tcPr>
-          <w:p>
-            <w:r>
-              <w:rPr>
-                <w:b/>
-                <w:i w:val="0"/>
-                <w:strike w:val="0"/>
-              </w:rPr>
-              <w:t>No</w:t>
-            </w:r>
-            <w:r>
-              <w:rPr>
-                <w:b w:val="0"/>
-                <w:i w:val="0"/>
-                <w:strike w:val="0"/>
-              </w:rPr>
-              <w:t xml:space="preserve"> — expressly preserved</w:t>
-            </w:r>
-          </w:p>
-        </w:tc>
-        <w:tc>
-          <w:tcPr>
-            <w:tcW w:type="dxa" w:w="2160"/>
-          </w:tcPr>
-          <w:p>
-            <w:r>
-              <w:rPr>
-                <w:b w:val="0"/>
-                <w:i w:val="0"/>
-                <w:strike w:val="0"/>
-              </w:rPr>
-              <w:t>§ 51.1-142.4 H 1. Members keep the in-window normal-cost right and the post-window actuarial-cost right, and § 51.1-142.4 H 4 adds a conversion right with credit for amounts already paid.</w:t>
-            </w:r>
-          </w:p>
-        </w:tc>
-      </w:tr>
-      <w:tr>
-        <w:tc>
-          <w:tcPr>
-            <w:tcW w:type="dxa" w:w="2160"/>
-          </w:tcPr>
-          <w:p>
-            <w:r>
-              <w:rPr>
-                <w:b w:val="0"/>
-                <w:i w:val="0"/>
-                <w:strike w:val="0"/>
-              </w:rPr>
-              <w:t>Free military credit for members on military leave</w:t>
-            </w:r>
-          </w:p>
-        </w:tc>
-        <w:tc>
-          <w:tcPr>
-            <w:tcW w:type="dxa" w:w="2160"/>
-          </w:tcPr>
-          <w:p>
-            <w:r>
-              <w:rPr>
-                <w:b w:val="0"/>
-                <w:i w:val="0"/>
-                <w:strike w:val="0"/>
-              </w:rPr>
-              <w:t>§ 51.1-142.2 I</w:t>
-            </w:r>
-          </w:p>
-        </w:tc>
-        <w:tc>
-          <w:tcPr>
-            <w:tcW w:type="dxa" w:w="2160"/>
-          </w:tcPr>
-          <w:p>
-            <w:r>
-              <w:rPr>
-                <w:b/>
-                <w:i w:val="0"/>
-                <w:strike w:val="0"/>
-              </w:rPr>
-              <w:t>No</w:t>
-            </w:r>
-          </w:p>
-        </w:tc>
-        <w:tc>
-          <w:tcPr>
-            <w:tcW w:type="dxa" w:w="2160"/>
-          </w:tcPr>
-          <w:p>
-            <w:r>
-              <w:rPr>
-                <w:b w:val="0"/>
-                <w:i w:val="0"/>
-                <w:strike w:val="0"/>
-              </w:rPr>
-              <w:t>Untouched; a different right with different conditions.</w:t>
-            </w:r>
-          </w:p>
-        </w:tc>
-      </w:tr>
-      <w:tr>
-        <w:tc>
-          <w:tcPr>
-            <w:tcW w:type="dxa" w:w="2160"/>
-          </w:tcPr>
-          <w:p>
-            <w:r>
-              <w:rPr>
-                <w:b w:val="0"/>
-                <w:i w:val="0"/>
-                <w:strike w:val="0"/>
-              </w:rPr>
-              <w:t>Four-year aggregate military cap</w:t>
-            </w:r>
-          </w:p>
-        </w:tc>
-        <w:tc>
-          <w:tcPr>
-            <w:tcW w:type="dxa" w:w="2160"/>
-          </w:tcPr>
-          <w:p>
-            <w:r>
-              <w:rPr>
-                <w:b w:val="0"/>
-                <w:i w:val="0"/>
-                <w:strike w:val="0"/>
-              </w:rPr>
-              <w:t>§ 51.1-142.2 B 2</w:t>
-            </w:r>
-          </w:p>
-        </w:tc>
-        <w:tc>
-          <w:tcPr>
-            <w:tcW w:type="dxa" w:w="2160"/>
-          </w:tcPr>
-          <w:p>
-            <w:r>
-              <w:rPr>
-                <w:b/>
-                <w:i w:val="0"/>
-                <w:strike w:val="0"/>
-              </w:rPr>
-              <w:t>Preserved</w:t>
-            </w:r>
-          </w:p>
-        </w:tc>
-        <w:tc>
-          <w:tcPr>
-            <w:tcW w:type="dxa" w:w="2160"/>
-          </w:tcPr>
-          <w:p>
-            <w:r>
-              <w:rPr>
-                <w:b w:val="0"/>
-                <w:i w:val="0"/>
-                <w:strike w:val="0"/>
-              </w:rPr>
-              <w:t>§ 51.1-142.4 H 2 and the § 51.1-142.2 B 2 amendment make the cap a combined cap, with H 3 barring double purchase of the same period.</w:t>
-            </w:r>
-          </w:p>
-        </w:tc>
-      </w:tr>
-      <w:tr>
-        <w:tc>
-          <w:tcPr>
-            <w:tcW w:type="dxa" w:w="2160"/>
-          </w:tcPr>
-          <w:p>
-            <w:r>
-              <w:rPr>
-                <w:b w:val="0"/>
-                <w:i w:val="0"/>
-                <w:strike w:val="0"/>
-              </w:rPr>
-              <w:t>Four-year cap on other purchasable categories</w:t>
-            </w:r>
-          </w:p>
-        </w:tc>
-        <w:tc>
-          <w:tcPr>
-            <w:tcW w:type="dxa" w:w="2160"/>
-          </w:tcPr>
-          <w:p>
-            <w:r>
-              <w:rPr>
-                <w:b w:val="0"/>
-                <w:i w:val="0"/>
-                <w:strike w:val="0"/>
-              </w:rPr>
-              <w:t>§ 51.1-142.2 B 1</w:t>
-            </w:r>
-          </w:p>
-        </w:tc>
-        <w:tc>
-          <w:tcPr>
-            <w:tcW w:type="dxa" w:w="2160"/>
-          </w:tcPr>
-          <w:p>
-            <w:r>
-              <w:rPr>
-                <w:b/>
-                <w:i w:val="0"/>
-                <w:strike w:val="0"/>
-              </w:rPr>
-              <w:t>No</w:t>
-            </w:r>
-          </w:p>
-        </w:tc>
-        <w:tc>
-          <w:tcPr>
-            <w:tcW w:type="dxa" w:w="2160"/>
-          </w:tcPr>
-          <w:p>
-            <w:r>
-              <w:rPr>
-                <w:b w:val="0"/>
-                <w:i w:val="0"/>
-                <w:strike w:val="0"/>
-              </w:rPr>
-              <w:t>A separate cap; the bill does not touch it.</w:t>
-            </w:r>
-          </w:p>
-        </w:tc>
-      </w:tr>
-    </w:tbl>
-    <w:p/>
     <w:p>
-      <w:pPr>
-        <w:jc w:val="center"/>
-      </w:pPr>
-      <w:r>
-        <w:rPr>
-          <w:color w:val="909090"/>
-          <w:sz w:val="18"/>
-        </w:rPr>
-        <w:t>* * *</w:t>
-      </w:r>
-    </w:p>
-    <w:p>
-      <w:pPr>
-        <w:pStyle w:val="Heading2"/>
-      </w:pPr>
+      <w:r>
+        <w:rPr>
+          <w:b/>
+          <w:i w:val="0"/>
+          <w:strike w:val="0"/>
+        </w:rPr>
+        <w:t>How to read this table, and how not to.</w:t>
+      </w:r>
       <w:r>
         <w:rPr>
           <w:b w:val="0"/>
           <w:i w:val="0"/>
           <w:strike w:val="0"/>
         </w:rPr>
-        <w:t>Part 5 — Risks that are not drafting problems</w:t>
-      </w:r>
-    </w:p>
-    <w:p>
-      <w:pPr>
-        <w:pStyle w:val="Heading3"/>
-      </w:pPr>
+        <w:t xml:space="preserve"> The bridge does </w:t>
+      </w:r>
+      <w:r>
+        <w:rPr>
+          <w:b/>
+          <w:i w:val="0"/>
+          <w:strike w:val="0"/>
+        </w:rPr>
+        <w:t>not</w:t>
+      </w:r>
       <w:r>
         <w:rPr>
           <w:b w:val="0"/>
           <w:i w:val="0"/>
           <w:strike w:val="0"/>
         </w:rPr>
-        <w:t xml:space="preserve">5.1 The pricing problem (the central fiscal issue) — </w:t>
+        <w:t xml:space="preserve"> increase benefit-calculation service, the pension formula, or any benefit calculated by reference to service credit. It is </w:t>
       </w:r>
       <w:r>
         <w:rPr>
@@ -6541,33 +3835,15 @@
           <w:i w:val="0"/>
           <w:strike w:val="0"/>
         </w:rPr>
-        <w:t>ACTUARY 1, now modeled</w:t>
-      </w:r>
-    </w:p>
-    <w:p>
+        <w:t>not</w:t>
+      </w:r>
       <w:r>
         <w:rPr>
           <w:b w:val="0"/>
           <w:i w:val="0"/>
           <w:strike w:val="0"/>
         </w:rPr>
-        <w:t xml:space="preserve">The proposal prices bridge credit at the </w:t>
-      </w:r>
-      <w:r>
-        <w:rPr>
-          <w:b/>
-          <w:i w:val="0"/>
-          <w:strike w:val="0"/>
-        </w:rPr>
-        <w:t>approximate normal cost</w:t>
-      </w:r>
-      <w:r>
-        <w:rPr>
-          <w:b w:val="0"/>
-          <w:i w:val="0"/>
-          <w:strike w:val="0"/>
-        </w:rPr>
-        <w:t xml:space="preserve"> — the price of a year of </w:t>
+        <w:t xml:space="preserve"> correct to say that it has "no effect on any other VRS benefit." The exclusion architecture controls what the credit </w:t>
       </w:r>
       <w:r>
         <w:rPr>
@@ -6575,7 +3851,7 @@
           <w:i/>
           <w:strike w:val="0"/>
         </w:rPr>
-        <w:t>benefit accrual</w:t>
+        <w:t>is</w:t>
       </w:r>
       <w:r>
         <w:rPr>
@@ -6583,7 +3859,7 @@
           <w:i w:val="0"/>
           <w:strike w:val="0"/>
         </w:rPr>
-        <w:t xml:space="preserve">. But the bridge sells a different good: </w:t>
+        <w:t xml:space="preserve">; it does not control what an </w:t>
       </w:r>
       <w:r>
         <w:rPr>
@@ -6591,7 +3867,7 @@
           <w:i w:val="0"/>
           <w:strike w:val="0"/>
         </w:rPr>
-        <w:t>removal of an actuarial early-retirement reduction</w:t>
+        <w:t>earlier retirement date</w:t>
       </w:r>
       <w:r>
         <w:rPr>
@@ -6599,17 +3875,15 @@
           <w:i w:val="0"/>
           <w:strike w:val="0"/>
         </w:rPr>
-        <w:t>, i.e., the early-retirement subsidy. These two things do not have the same actuarial value, and there is no reason to expect the normal-cost rate to cover the subsidy.</w:t>
-      </w:r>
-    </w:p>
-    <w:p>
+        <w:t xml:space="preserve"> does, and </w:t>
+      </w:r>
       <w:r>
         <w:rPr>
           <w:b/>
           <w:i w:val="0"/>
           <w:strike w:val="0"/>
         </w:rPr>
-        <w:t>Version 1.1 update — the number now exists.</w:t>
+        <w:t>the ordinary consequences of an earlier retirement date remain applicable</w:t>
       </w:r>
       <w:r>
         <w:rPr>
@@ -6617,1617 +3891,7 @@
           <w:i w:val="0"/>
           <w:strike w:val="0"/>
         </w:rPr>
-        <w:t xml:space="preserve"> The ACTUARY 1 and ACTUARY 2 questions have been modeled (MOO-259; memorandum at </w:t>
-      </w:r>
-      <w:r>
-        <w:rPr>
-          <w:rFonts w:ascii="Consolas" w:hAnsi="Consolas"/>
-          <w:b w:val="0"/>
-          <w:i w:val="0"/>
-          <w:strike w:val="0"/>
-          <w:color w:val="303030"/>
-          <w:sz w:val="19"/>
-        </w:rPr>
-        <w:t>08-fiscal-model-memo.docx</w:t>
-      </w:r>
-      <w:r>
-        <w:rPr>
-          <w:b w:val="0"/>
-          <w:i w:val="0"/>
-          <w:strike w:val="0"/>
-        </w:rPr>
-        <w:t xml:space="preserve">, reproducible code and tables in </w:t>
-      </w:r>
-      <w:r>
-        <w:rPr>
-          <w:rFonts w:ascii="Consolas" w:hAnsi="Consolas"/>
-          <w:b w:val="0"/>
-          <w:i w:val="0"/>
-          <w:strike w:val="0"/>
-          <w:color w:val="303030"/>
-          <w:sz w:val="19"/>
-        </w:rPr>
-        <w:t>fiscal-model/</w:t>
-      </w:r>
-      <w:r>
-        <w:rPr>
-          <w:b w:val="0"/>
-          <w:i w:val="0"/>
-          <w:strike w:val="0"/>
-        </w:rPr>
-        <w:t xml:space="preserve">). The model is an illustrative public-finance model built from published VRS, Commonwealth and federal sources. </w:t>
-      </w:r>
-      <w:r>
-        <w:rPr>
-          <w:b/>
-          <w:i w:val="0"/>
-          <w:strike w:val="0"/>
-        </w:rPr>
-        <w:t>It is not an actuarial certification and it does not substitute for the VRS Board's statement under Va. Code § 30-19.1:7.</w:t>
-      </w:r>
-      <w:r>
-        <w:rPr>
-          <w:b w:val="0"/>
-          <w:i w:val="0"/>
-          <w:strike w:val="0"/>
-        </w:rPr>
-        <w:t xml:space="preserve"> It confirms the diagnosis in this Part and supplies magnitudes:</w:t>
-      </w:r>
-    </w:p>
-    <w:tbl>
-      <w:tblPr>
-        <w:tblStyle w:val="TableGrid"/>
-        <w:tblW w:type="auto" w:w="0"/>
-        <w:tblLook w:firstColumn="1" w:firstRow="1" w:lastColumn="0" w:lastRow="0" w:noHBand="0" w:noVBand="1" w:val="04A0"/>
-      </w:tblPr>
-      <w:tblGrid>
-        <w:gridCol w:w="4320"/>
-        <w:gridCol w:w="4320"/>
-      </w:tblGrid>
-      <w:tr>
-        <w:tc>
-          <w:tcPr>
-            <w:tcW w:type="dxa" w:w="4320"/>
-          </w:tcPr>
-          <w:p>
-            <w:r>
-              <w:rPr>
-                <w:b/>
-                <w:i w:val="0"/>
-                <w:strike w:val="0"/>
-              </w:rPr>
-              <w:t>Question</w:t>
-            </w:r>
-          </w:p>
-        </w:tc>
-        <w:tc>
-          <w:tcPr>
-            <w:tcW w:type="dxa" w:w="4320"/>
-          </w:tcPr>
-          <w:p>
-            <w:r>
-              <w:rPr>
-                <w:b/>
-                <w:i w:val="0"/>
-                <w:strike w:val="0"/>
-              </w:rPr>
-              <w:t>Modeled answer</w:t>
-            </w:r>
-          </w:p>
-        </w:tc>
-      </w:tr>
-      <w:tr>
-        <w:tc>
-          <w:tcPr>
-            <w:tcW w:type="dxa" w:w="4320"/>
-          </w:tcPr>
-          <w:p>
-            <w:r>
-              <w:rPr>
-                <w:b w:val="0"/>
-                <w:i w:val="0"/>
-                <w:strike w:val="0"/>
-              </w:rPr>
-              <w:t>Does approximate normal cost cover the value of the acceleration?</w:t>
-            </w:r>
-          </w:p>
-        </w:tc>
-        <w:tc>
-          <w:tcPr>
-            <w:tcW w:type="dxa" w:w="4320"/>
-          </w:tcPr>
-          <w:p>
-            <w:r>
-              <w:rPr>
-                <w:b/>
-                <w:i w:val="0"/>
-                <w:strike w:val="0"/>
-              </w:rPr>
-              <w:t>No.</w:t>
-            </w:r>
-            <w:r>
-              <w:rPr>
-                <w:b w:val="0"/>
-                <w:i w:val="0"/>
-                <w:strike w:val="0"/>
-              </w:rPr>
-              <w:t xml:space="preserve"> Price recovers </w:t>
-            </w:r>
-            <w:r>
-              <w:rPr>
-                <w:b/>
-                <w:i w:val="0"/>
-                <w:strike w:val="0"/>
-              </w:rPr>
-              <w:t>11% to 78%</w:t>
-            </w:r>
-            <w:r>
-              <w:rPr>
-                <w:b w:val="0"/>
-                <w:i w:val="0"/>
-                <w:strike w:val="0"/>
-              </w:rPr>
-              <w:t xml:space="preserve"> of value, depending on plan and profile. An actuarially equivalent price for the maximum-acceleration Plan 1 case would be about </w:t>
-            </w:r>
-            <w:r>
-              <w:rPr>
-                <w:b/>
-                <w:i w:val="0"/>
-                <w:strike w:val="0"/>
-              </w:rPr>
-              <w:t>112.8% of salary per year purchased</w:t>
-            </w:r>
-            <w:r>
-              <w:rPr>
-                <w:b w:val="0"/>
-                <w:i w:val="0"/>
-                <w:strike w:val="0"/>
-              </w:rPr>
-              <w:t>, versus the 12.50% charged.</w:t>
-            </w:r>
-          </w:p>
-        </w:tc>
-      </w:tr>
-      <w:tr>
-        <w:tc>
-          <w:tcPr>
-            <w:tcW w:type="dxa" w:w="4320"/>
-          </w:tcPr>
-          <w:p>
-            <w:r>
-              <w:rPr>
-                <w:b w:val="0"/>
-                <w:i w:val="0"/>
-                <w:strike w:val="0"/>
-              </w:rPr>
-              <w:t>Largest per-member subsidy</w:t>
-            </w:r>
-          </w:p>
-        </w:tc>
-        <w:tc>
-          <w:tcPr>
-            <w:tcW w:type="dxa" w:w="4320"/>
-          </w:tcPr>
-          <w:p>
-            <w:r>
-              <w:rPr>
-                <w:b w:val="0"/>
-                <w:i w:val="0"/>
-                <w:strike w:val="0"/>
-              </w:rPr>
-              <w:t xml:space="preserve">Plan 1, age 50 with 26 years at $85,000: pays </w:t>
-            </w:r>
-            <w:r>
-              <w:rPr>
-                <w:b/>
-                <w:i w:val="0"/>
-                <w:strike w:val="0"/>
-              </w:rPr>
-              <w:t>$42,500</w:t>
-            </w:r>
-            <w:r>
-              <w:rPr>
-                <w:b w:val="0"/>
-                <w:i w:val="0"/>
-                <w:strike w:val="0"/>
-              </w:rPr>
-              <w:t xml:space="preserve">, receives </w:t>
-            </w:r>
-            <w:r>
-              <w:rPr>
-                <w:b/>
-                <w:i w:val="0"/>
-                <w:strike w:val="0"/>
-              </w:rPr>
-              <w:t>$383,565</w:t>
-            </w:r>
-            <w:r>
-              <w:rPr>
-                <w:b w:val="0"/>
-                <w:i w:val="0"/>
-                <w:strike w:val="0"/>
-              </w:rPr>
-              <w:t xml:space="preserve"> of value — </w:t>
-            </w:r>
-            <w:r>
-              <w:rPr>
-                <w:b/>
-                <w:i w:val="0"/>
-                <w:strike w:val="0"/>
-              </w:rPr>
-              <w:t>$341,065</w:t>
-            </w:r>
-            <w:r>
-              <w:rPr>
-                <w:b w:val="0"/>
-                <w:i w:val="0"/>
-                <w:strike w:val="0"/>
-              </w:rPr>
-              <w:t xml:space="preserve"> net, at </w:t>
-            </w:r>
-            <w:r>
-              <w:rPr>
-                <w:b/>
-                <w:i w:val="0"/>
-                <w:strike w:val="0"/>
-              </w:rPr>
-              <w:t>11.1%</w:t>
-            </w:r>
-            <w:r>
-              <w:rPr>
-                <w:b w:val="0"/>
-                <w:i w:val="0"/>
-                <w:strike w:val="0"/>
-              </w:rPr>
-              <w:t xml:space="preserve"> cost recovery. The driver is that the current-law 50/10 reduction is about </w:t>
-            </w:r>
-            <w:r>
-              <w:rPr>
-                <w:b/>
-                <w:i w:val="0"/>
-                <w:strike w:val="0"/>
-              </w:rPr>
-              <w:t>60%</w:t>
-            </w:r>
-            <w:r>
-              <w:rPr>
-                <w:b w:val="0"/>
-                <w:i w:val="0"/>
-                <w:strike w:val="0"/>
-              </w:rPr>
-              <w:t>, so the bridge converts a 40-cent benefit into a dollar benefit for life.</w:t>
-            </w:r>
-          </w:p>
-        </w:tc>
-      </w:tr>
-      <w:tr>
-        <w:tc>
-          <w:tcPr>
-            <w:tcW w:type="dxa" w:w="4320"/>
-          </w:tcPr>
-          <w:p>
-            <w:r>
-              <w:rPr>
-                <w:b w:val="0"/>
-                <w:i w:val="0"/>
-                <w:strike w:val="0"/>
-              </w:rPr>
-              <w:t>Why Plan 2 prices better</w:t>
-            </w:r>
-          </w:p>
-        </w:tc>
-        <w:tc>
-          <w:tcPr>
-            <w:tcW w:type="dxa" w:w="4320"/>
-          </w:tcPr>
-          <w:p>
-            <w:r>
-              <w:rPr>
-                <w:b/>
-                <w:i w:val="0"/>
-                <w:strike w:val="0"/>
-              </w:rPr>
-              <w:t>56% to 79%</w:t>
-            </w:r>
-            <w:r>
-              <w:rPr>
-                <w:b w:val="0"/>
-                <w:i w:val="0"/>
-                <w:strike w:val="0"/>
-              </w:rPr>
-              <w:t xml:space="preserve"> recovery. The Rule-of-90 sum grows two points per year worked while a bridge year adds one, so four bridge points accelerate eligibility by only </w:t>
-            </w:r>
-            <w:r>
-              <w:rPr>
-                <w:b/>
-                <w:i w:val="0"/>
-                <w:strike w:val="0"/>
-              </w:rPr>
-              <w:t>two years</w:t>
-            </w:r>
-            <w:r>
-              <w:rPr>
-                <w:b w:val="0"/>
-                <w:i w:val="0"/>
-                <w:strike w:val="0"/>
-              </w:rPr>
-              <w:t xml:space="preserve"> — this memorandum's Part 1.2 asymmetry, confirmed and now priced.</w:t>
-            </w:r>
-          </w:p>
-        </w:tc>
-      </w:tr>
-      <w:tr>
-        <w:tc>
-          <w:tcPr>
-            <w:tcW w:type="dxa" w:w="4320"/>
-          </w:tcPr>
-          <w:p>
-            <w:r>
-              <w:rPr>
-                <w:b w:val="0"/>
-                <w:i w:val="0"/>
-                <w:strike w:val="0"/>
-              </w:rPr>
-              <w:t>Aggregate employer contribution rate impact, FY2029–FY2038</w:t>
-            </w:r>
-          </w:p>
-        </w:tc>
-        <w:tc>
-          <w:tcPr>
-            <w:tcW w:type="dxa" w:w="4320"/>
-          </w:tcPr>
-          <w:p>
-            <w:r>
-              <w:rPr>
-                <w:b/>
-                <w:i w:val="0"/>
-                <w:strike w:val="0"/>
-              </w:rPr>
-              <w:t>0.22 bp</w:t>
-            </w:r>
-            <w:r>
-              <w:rPr>
-                <w:b w:val="0"/>
-                <w:i w:val="0"/>
-                <w:strike w:val="0"/>
-              </w:rPr>
-              <w:t xml:space="preserve"> state, </w:t>
-            </w:r>
-            <w:r>
-              <w:rPr>
-                <w:b/>
-                <w:i w:val="0"/>
-                <w:strike w:val="0"/>
-              </w:rPr>
-              <w:t>0.20 bp</w:t>
-            </w:r>
-            <w:r>
-              <w:rPr>
-                <w:b w:val="0"/>
-                <w:i w:val="0"/>
-                <w:strike w:val="0"/>
-              </w:rPr>
-              <w:t xml:space="preserve"> teacher, </w:t>
-            </w:r>
-            <w:r>
-              <w:rPr>
-                <w:b/>
-                <w:i w:val="0"/>
-                <w:strike w:val="0"/>
-              </w:rPr>
-              <w:t>0.14 bp</w:t>
-            </w:r>
-            <w:r>
-              <w:rPr>
-                <w:b w:val="0"/>
-                <w:i w:val="0"/>
-                <w:strike w:val="0"/>
-              </w:rPr>
-              <w:t xml:space="preserve"> political subdivisions, </w:t>
-            </w:r>
-            <w:r>
-              <w:rPr>
-                <w:b/>
-                <w:i w:val="0"/>
-                <w:strike w:val="0"/>
-              </w:rPr>
-              <w:t>0.19 bp</w:t>
-            </w:r>
-            <w:r>
-              <w:rPr>
-                <w:b w:val="0"/>
-                <w:i w:val="0"/>
-                <w:strike w:val="0"/>
-              </w:rPr>
-              <w:t xml:space="preserve"> combined — about </w:t>
-            </w:r>
-            <w:r>
-              <w:rPr>
-                <w:b/>
-                <w:i w:val="0"/>
-                <w:strike w:val="0"/>
-              </w:rPr>
-              <w:t>222 purchasers</w:t>
-            </w:r>
-            <w:r>
-              <w:rPr>
-                <w:b w:val="0"/>
-                <w:i w:val="0"/>
-                <w:strike w:val="0"/>
-              </w:rPr>
-              <w:t xml:space="preserve"> against </w:t>
-            </w:r>
-            <w:r>
-              <w:rPr>
-                <w:b/>
-                <w:i w:val="0"/>
-                <w:strike w:val="0"/>
-              </w:rPr>
-              <w:t>$26.05 billion</w:t>
-            </w:r>
-            <w:r>
-              <w:rPr>
-                <w:b w:val="0"/>
-                <w:i w:val="0"/>
-                <w:strike w:val="0"/>
-              </w:rPr>
-              <w:t xml:space="preserve"> of covered payroll, paying about </w:t>
-            </w:r>
-            <w:r>
-              <w:rPr>
-                <w:b/>
-                <w:i w:val="0"/>
-                <w:strike w:val="0"/>
-              </w:rPr>
-              <w:t>$7.29M</w:t>
-            </w:r>
-            <w:r>
-              <w:rPr>
-                <w:b w:val="0"/>
-                <w:i w:val="0"/>
-                <w:strike w:val="0"/>
-              </w:rPr>
-              <w:t xml:space="preserve"> in. To the nearest basis point no plan's rate changes. Full sensitivity range </w:t>
-            </w:r>
-            <w:r>
-              <w:rPr>
-                <w:b/>
-                <w:i w:val="0"/>
-                <w:strike w:val="0"/>
-              </w:rPr>
-              <w:t>0.05 to 0.44 bp</w:t>
-            </w:r>
-            <w:r>
-              <w:rPr>
-                <w:b w:val="0"/>
-                <w:i w:val="0"/>
-                <w:strike w:val="0"/>
-              </w:rPr>
-              <w:t xml:space="preserve"> aggregate; no single plan exceeds </w:t>
-            </w:r>
-            <w:r>
-              <w:rPr>
-                <w:b/>
-                <w:i w:val="0"/>
-                <w:strike w:val="0"/>
-              </w:rPr>
-              <w:t>0.84 bp</w:t>
-            </w:r>
-            <w:r>
-              <w:rPr>
-                <w:b w:val="0"/>
-                <w:i w:val="0"/>
-                <w:strike w:val="0"/>
-              </w:rPr>
-              <w:t xml:space="preserve"> in any scenario tested.</w:t>
-            </w:r>
-          </w:p>
-        </w:tc>
-      </w:tr>
-      <w:tr>
-        <w:tc>
-          <w:tcPr>
-            <w:tcW w:type="dxa" w:w="4320"/>
-          </w:tcPr>
-          <w:p>
-            <w:r>
-              <w:rPr>
-                <w:b w:val="0"/>
-                <w:i w:val="0"/>
-                <w:strike w:val="0"/>
-              </w:rPr>
-              <w:t>Does any scenario make it cost-neutral?</w:t>
-            </w:r>
-          </w:p>
-        </w:tc>
-        <w:tc>
-          <w:tcPr>
-            <w:tcW w:type="dxa" w:w="4320"/>
-          </w:tcPr>
-          <w:p>
-            <w:r>
-              <w:rPr>
-                <w:b/>
-                <w:i w:val="0"/>
-                <w:strike w:val="0"/>
-              </w:rPr>
-              <w:t>No.</w:t>
-            </w:r>
-            <w:r>
-              <w:rPr>
-                <w:b w:val="0"/>
-                <w:i w:val="0"/>
-                <w:strike w:val="0"/>
-              </w:rPr>
-              <w:t xml:space="preserve"> Nothing tested flips the aggregate into a saving. Cost neutrality is not an available claim.</w:t>
-            </w:r>
-          </w:p>
-        </w:tc>
-      </w:tr>
-    </w:tbl>
-    <w:p/>
-    <w:p>
-      <w:r>
-        <w:rPr>
-          <w:b w:val="0"/>
-          <w:i w:val="0"/>
-          <w:strike w:val="0"/>
-        </w:rPr>
-        <w:t>Three consequences for this memorandum's legal analysis:</w:t>
-      </w:r>
-    </w:p>
-    <w:p>
-      <w:pPr>
-        <w:pStyle w:val="ListNumber"/>
-      </w:pPr>
-      <w:r>
-        <w:rPr>
-          <w:b/>
-          <w:i w:val="0"/>
-          <w:strike w:val="0"/>
-        </w:rPr>
-        <w:t>The § 51.1-124.3 carve-out is doing more work than any other provision.</w:t>
-      </w:r>
-      <w:r>
-        <w:rPr>
-          <w:b w:val="0"/>
-          <w:i w:val="0"/>
-          <w:strike w:val="0"/>
-        </w:rPr>
-        <w:t xml:space="preserve"> If eligibility credit counted as creditable service, the modeled liability increase for the lead profile would rise from </w:t>
-      </w:r>
-      <w:r>
-        <w:rPr>
-          <w:b/>
-          <w:i w:val="0"/>
-          <w:strike w:val="0"/>
-        </w:rPr>
-        <w:t>$21,000 to $119,349 — 5.7 times larger</w:t>
-      </w:r>
-      <w:r>
-        <w:rPr>
-          <w:b w:val="0"/>
-          <w:i w:val="0"/>
-          <w:strike w:val="0"/>
-        </w:rPr>
-        <w:t>, and the annual allowance from $35,696 to $41,188 for life. The three-move architecture in Part 3 is vindicated quantitatively, not merely conceptually.</w:t>
-      </w:r>
-    </w:p>
-    <w:p>
-      <w:pPr>
-        <w:pStyle w:val="ListNumber"/>
-      </w:pPr>
-      <w:r>
-        <w:rPr>
-          <w:b/>
-          <w:i w:val="0"/>
-          <w:strike w:val="0"/>
-        </w:rPr>
-        <w:t>The sign of the per-member result depends on member behaviour, not on drafting.</w:t>
-      </w:r>
-      <w:r>
-        <w:rPr>
-          <w:b w:val="0"/>
-          <w:i w:val="0"/>
-          <w:strike w:val="0"/>
-        </w:rPr>
-        <w:t xml:space="preserve"> On the "work-to-eligibility" baseline — the member would have worked on to unreduced eligibility and then retired — the member </w:t>
-      </w:r>
-      <w:r>
-        <w:rPr>
-          <w:b/>
-          <w:i w:val="0"/>
-          <w:strike w:val="0"/>
-        </w:rPr>
-        <w:t>overpays in every profile modeled</w:t>
-      </w:r>
-      <w:r>
-        <w:rPr>
-          <w:b w:val="0"/>
-          <w:i w:val="0"/>
-          <w:strike w:val="0"/>
-        </w:rPr>
-        <w:t>, because the bridge requires surrendering four years of accrual and of AFC growth. The subsidy exists only for members who were going to leave anyway. No public data bears on the mix, which is why the aggregate is reported as a range.</w:t>
-      </w:r>
-    </w:p>
-    <w:p>
-      <w:pPr>
-        <w:pStyle w:val="ListNumber"/>
-      </w:pPr>
-      <w:r>
-        <w:rPr>
-          <w:b/>
-          <w:i w:val="0"/>
-          <w:strike w:val="0"/>
-        </w:rPr>
-        <w:t>DECISION 2 (hybrid exclusion) cannot be defended on near-term cost.</w:t>
-      </w:r>
-      <w:r>
-        <w:rPr>
-          <w:b w:val="0"/>
-          <w:i w:val="0"/>
-          <w:strike w:val="0"/>
-        </w:rPr>
-        <w:t xml:space="preserve"> Including hybrid participants changes the ten-year number by </w:t>
-      </w:r>
-      <w:r>
-        <w:rPr>
-          <w:b/>
-          <w:i w:val="0"/>
-          <w:strike w:val="0"/>
-        </w:rPr>
-        <w:t>less than one hundredth of a basis point</w:t>
-      </w:r>
-      <w:r>
-        <w:rPr>
-          <w:b w:val="0"/>
-          <w:i w:val="0"/>
-          <w:strike w:val="0"/>
-        </w:rPr>
-        <w:t xml:space="preserve">, because almost no hybrid participant can satisfy § 51.1-142.4 B 5 and C before FY2038. The exclusion resolved on October 19, 2026 stands on equity and precedent grounds; if a committee asks for the fiscal justification, there is not one inside the window. Material hybrid cost begins in the </w:t>
-      </w:r>
-      <w:r>
-        <w:rPr>
-          <w:b/>
-          <w:i w:val="0"/>
-          <w:strike w:val="0"/>
-        </w:rPr>
-        <w:t>2040s</w:t>
-      </w:r>
-      <w:r>
-        <w:rPr>
-          <w:b w:val="0"/>
-          <w:i w:val="0"/>
-          <w:strike w:val="0"/>
-        </w:rPr>
-        <w:t>, outside any fiscal note horizon and unmodeled.</w:t>
-      </w:r>
-    </w:p>
-    <w:p>
-      <w:r>
-        <w:rPr>
-          <w:b w:val="0"/>
-          <w:i w:val="0"/>
-          <w:strike w:val="0"/>
-        </w:rPr>
-        <w:t xml:space="preserve">Options if containment is required: (i) Board-set bridge-specific rate under § 51.1-142.4 D; (ii) require actuarial equivalent cost measured against the </w:t>
-      </w:r>
-      <w:r>
-        <w:rPr>
-          <w:b w:val="0"/>
-          <w:i/>
-          <w:strike w:val="0"/>
-        </w:rPr>
-        <w:t>acceleration</w:t>
-      </w:r>
-      <w:r>
-        <w:rPr>
-          <w:b w:val="0"/>
-          <w:i w:val="0"/>
-          <w:strike w:val="0"/>
-        </w:rPr>
-        <w:t xml:space="preserve">, not against a year of accrual; (iii) cap the acceleration at fewer than four years; (iv) require an appropriation to offset the liability. (i) and (ii) would substantially raise the price and undercut the policy; they are not drafted. The model adds a fifth that is </w:t>
-      </w:r>
-      <w:r>
-        <w:rPr>
-          <w:b/>
-          <w:i w:val="0"/>
-          <w:strike w:val="0"/>
-        </w:rPr>
-        <w:t>not</w:t>
-      </w:r>
-      <w:r>
-        <w:rPr>
-          <w:b w:val="0"/>
-          <w:i w:val="0"/>
-          <w:strike w:val="0"/>
-        </w:rPr>
-        <w:t xml:space="preserve"> recommended: the stricter DECISION 4 purchase rule (permit a purchase only where it fully completes eligibility) saves about </w:t>
-      </w:r>
-      <w:r>
-        <w:rPr>
-          <w:b/>
-          <w:i w:val="0"/>
-          <w:strike w:val="0"/>
-        </w:rPr>
-        <w:t>0.06 bp</w:t>
-      </w:r>
-      <w:r>
-        <w:rPr>
-          <w:b w:val="0"/>
-          <w:i w:val="0"/>
-          <w:strike w:val="0"/>
-        </w:rPr>
-        <w:t xml:space="preserve"> but denies the benefit outright to every veteran whose qualifying service is shorter than their deficit. The partial-purchase rule was resolved on October 19, 2026, and </w:t>
-      </w:r>
-      <w:r>
-        <w:rPr>
-          <w:b/>
-          <w:i w:val="0"/>
-          <w:strike w:val="0"/>
-        </w:rPr>
-        <w:t>0.06 bp is its measured price</w:t>
-      </w:r>
-      <w:r>
-        <w:rPr>
-          <w:b w:val="0"/>
-          <w:i w:val="0"/>
-          <w:strike w:val="0"/>
-        </w:rPr>
-        <w:t xml:space="preserve"> — a defensible trade to put to a committee.</w:t>
-      </w:r>
-    </w:p>
-    <w:p>
-      <w:r>
-        <w:rPr>
-          <w:b/>
-          <w:i w:val="0"/>
-          <w:strike w:val="0"/>
-        </w:rPr>
-        <w:t>What the model does not price.</w:t>
-      </w:r>
-      <w:r>
-        <w:rPr>
-          <w:b w:val="0"/>
-          <w:i w:val="0"/>
-          <w:strike w:val="0"/>
-        </w:rPr>
-        <w:t xml:space="preserve"> </w:t>
-      </w:r>
-      <w:r>
-        <w:rPr>
-          <w:b/>
-          <w:i w:val="0"/>
-          <w:strike w:val="0"/>
-        </w:rPr>
-        <w:t>Version 1.2 update:</w:t>
-      </w:r>
-      <w:r>
-        <w:rPr>
-          <w:b w:val="0"/>
-          <w:i w:val="0"/>
-          <w:strike w:val="0"/>
-        </w:rPr>
-        <w:t xml:space="preserve"> the model was built against version 1.1 and needs re-running, but both of the corrections now run in the </w:t>
-      </w:r>
-      <w:r>
-        <w:rPr>
-          <w:b/>
-          <w:i w:val="0"/>
-          <w:strike w:val="0"/>
-        </w:rPr>
-        <w:t>favorable</w:t>
-      </w:r>
-      <w:r>
-        <w:rPr>
-          <w:b w:val="0"/>
-          <w:i w:val="0"/>
-          <w:strike w:val="0"/>
-        </w:rPr>
-        <w:t xml:space="preserve"> direction, so no figure above is an understatement on their account. (i) The deferred-member strategy is not in any figure above — the model prices four years of acceleration, not fifteen — and DECISION 8 has now </w:t>
-      </w:r>
-      <w:r>
-        <w:rPr>
-          <w:b/>
-          <w:i w:val="0"/>
-          <w:strike w:val="0"/>
-        </w:rPr>
-        <w:t>closed</w:t>
-      </w:r>
-      <w:r>
-        <w:rPr>
-          <w:b w:val="0"/>
-          <w:i w:val="0"/>
-          <w:strike w:val="0"/>
-        </w:rPr>
-        <w:t xml:space="preserve"> that path, so the omission no longer understates the cost. (ii) The model's population includes post-2014 B 4-resolution public-safety employees whom clause B 1(iv) now </w:t>
-      </w:r>
-      <w:r>
-        <w:rPr>
-          <w:b/>
-          <w:i w:val="0"/>
-          <w:strike w:val="0"/>
-        </w:rPr>
-        <w:t>excludes</w:t>
-      </w:r>
-      <w:r>
-        <w:rPr>
-          <w:b w:val="0"/>
-          <w:i w:val="0"/>
-          <w:strike w:val="0"/>
-        </w:rPr>
-        <w:t xml:space="preserve">, so the modeled population is too large rather than too small. What remains genuinely outside the contribution-rate figures is the DECISION 9 health insurance credit and COLA commencement cost, which sits on </w:t>
-      </w:r>
-      <w:r>
-        <w:rPr>
-          <w:b/>
-          <w:i w:val="0"/>
-          <w:strike w:val="0"/>
-        </w:rPr>
-        <w:t>separately funded trusts</w:t>
-      </w:r>
-      <w:r>
-        <w:rPr>
-          <w:b w:val="0"/>
-          <w:i w:val="0"/>
-          <w:strike w:val="0"/>
-        </w:rPr>
-        <w:t>; only the per-member health insurance credit order of magnitude (≈ $5,300) has been estimated, and the COLA exposure has not been quantified at all. The model should nonetheless be restated against the bill actually introduced.</w:t>
-      </w:r>
-    </w:p>
-    <w:p>
-      <w:pPr>
-        <w:pStyle w:val="Heading3"/>
-      </w:pPr>
-      <w:r>
-        <w:rPr>
-          <w:b w:val="0"/>
-          <w:i w:val="0"/>
-          <w:strike w:val="0"/>
-        </w:rPr>
-        <w:t xml:space="preserve">5.2 Military retirees may be excluded from the bridge entirely — </w:t>
-      </w:r>
-      <w:r>
-        <w:rPr>
-          <w:b/>
-          <w:i w:val="0"/>
-          <w:strike w:val="0"/>
-        </w:rPr>
-        <w:t>COUNSEL 2 / DECISION 3</w:t>
-      </w:r>
-    </w:p>
-    <w:p>
-      <w:r>
-        <w:rPr>
-          <w:b w:val="0"/>
-          <w:i w:val="0"/>
-          <w:strike w:val="0"/>
-        </w:rPr>
-        <w:t xml:space="preserve">§ 51.1-142.2 B bars purchase of service "included in the calculation of any retirement allowance received or to be received by the member from this or another retirement system," except as required by </w:t>
-      </w:r>
-      <w:r>
-        <w:rPr>
-          <w:b/>
-          <w:i w:val="0"/>
-          <w:strike w:val="0"/>
-        </w:rPr>
-        <w:t>10 U.S.C. ch. 1223</w:t>
-      </w:r>
-      <w:r>
-        <w:rPr>
-          <w:b w:val="0"/>
-          <w:i w:val="0"/>
-          <w:strike w:val="0"/>
-        </w:rPr>
-        <w:t xml:space="preserve"> (reserve-component non-regular retired pay). VRS administers this as a bar where the service "qualifies you for a military pension."</w:t>
-      </w:r>
-    </w:p>
-    <w:p>
-      <w:r>
-        <w:rPr>
-          <w:b w:val="0"/>
-          <w:i w:val="0"/>
-          <w:strike w:val="0"/>
-        </w:rPr>
-        <w:t xml:space="preserve">The practical consequence is severe and runs against the proposal's framing: a </w:t>
-      </w:r>
-      <w:r>
-        <w:rPr>
-          <w:b/>
-          <w:i w:val="0"/>
-          <w:strike w:val="0"/>
-        </w:rPr>
-        <w:t>career active-component military retiree</w:t>
-      </w:r>
-      <w:r>
-        <w:rPr>
-          <w:b w:val="0"/>
-          <w:i w:val="0"/>
-          <w:strike w:val="0"/>
-        </w:rPr>
-        <w:t xml:space="preserve"> — precisely the "long-serving veteran" the brief describes — generally </w:t>
-      </w:r>
-      <w:r>
-        <w:rPr>
-          <w:b/>
-          <w:i w:val="0"/>
-          <w:strike w:val="0"/>
-        </w:rPr>
-        <w:t>cannot</w:t>
-      </w:r>
-      <w:r>
-        <w:rPr>
-          <w:b w:val="0"/>
-          <w:i w:val="0"/>
-          <w:strike w:val="0"/>
-        </w:rPr>
-        <w:t xml:space="preserve"> purchase the service, because it is counted in military retired pay. The bridge as drafted inherits that bar through § 51.1-142.4 B 4 and H 5. The realistic beneficiary population is veterans who served and separated </w:t>
-      </w:r>
-      <w:r>
-        <w:rPr>
-          <w:b/>
-          <w:i w:val="0"/>
-          <w:strike w:val="0"/>
-        </w:rPr>
-        <w:t>without</w:t>
-      </w:r>
-      <w:r>
-        <w:rPr>
-          <w:b w:val="0"/>
-          <w:i w:val="0"/>
-          <w:strike w:val="0"/>
-        </w:rPr>
-        <w:t xml:space="preserve"> retirement-eligible service, plus reserve/Guard members protected by 10 U.S.C. ch. 1223.</w:t>
-      </w:r>
-    </w:p>
-    <w:p>
-      <w:r>
-        <w:rPr>
-          <w:b w:val="0"/>
-          <w:i w:val="0"/>
-          <w:strike w:val="0"/>
-        </w:rPr>
-        <w:t>JLCVSO should decide whether to (a) accept the bar, (b) seek an express exception for military retired pay — which raises a genuine double-counting objection and a much larger fiscal number, or (c) at minimum require VRS to publish the rule plainly so members are not surprised. The bill as drafted does (a).</w:t>
-      </w:r>
-    </w:p>
-    <w:p>
-      <w:pPr>
-        <w:pStyle w:val="Heading3"/>
-      </w:pPr>
-      <w:r>
-        <w:rPr>
-          <w:b w:val="0"/>
-          <w:i w:val="0"/>
-          <w:strike w:val="0"/>
-        </w:rPr>
-        <w:t xml:space="preserve">5.3 Federal tax qualification — </w:t>
-      </w:r>
-      <w:r>
-        <w:rPr>
-          <w:b/>
-          <w:i w:val="0"/>
-          <w:strike w:val="0"/>
-        </w:rPr>
-        <w:t>COUNSEL 3</w:t>
-      </w:r>
-    </w:p>
-    <w:p>
-      <w:r>
-        <w:rPr>
-          <w:b w:val="0"/>
-          <w:i w:val="0"/>
-          <w:strike w:val="0"/>
-        </w:rPr>
-        <w:t xml:space="preserve">Member purchases of service in a governmental plan are normally analyzed as "permissive service credit" under </w:t>
-      </w:r>
-      <w:r>
-        <w:rPr>
-          <w:b/>
-          <w:i w:val="0"/>
-          <w:strike w:val="0"/>
-        </w:rPr>
-        <w:t>IRC § 415(n)</w:t>
-      </w:r>
-      <w:r>
-        <w:rPr>
-          <w:b w:val="0"/>
-          <w:i w:val="0"/>
-          <w:strike w:val="0"/>
-        </w:rPr>
-        <w:t xml:space="preserve">, which is framed in terms of purchasing </w:t>
-      </w:r>
-      <w:r>
-        <w:rPr>
-          <w:b w:val="0"/>
-          <w:i/>
-          <w:strike w:val="0"/>
-        </w:rPr>
-        <w:t>service credit</w:t>
-      </w:r>
-      <w:r>
-        <w:rPr>
-          <w:b w:val="0"/>
-          <w:i w:val="0"/>
-          <w:strike w:val="0"/>
-        </w:rPr>
-        <w:t xml:space="preserve"> that increases benefits. A purchase that buys </w:t>
-      </w:r>
-      <w:r>
-        <w:rPr>
-          <w:b/>
-          <w:i w:val="0"/>
-          <w:strike w:val="0"/>
-        </w:rPr>
-        <w:t>no</w:t>
-      </w:r>
-      <w:r>
-        <w:rPr>
-          <w:b w:val="0"/>
-          <w:i w:val="0"/>
-          <w:strike w:val="0"/>
-        </w:rPr>
-        <w:t xml:space="preserve"> benefit accrual and only eligibility is unusual and does not map cleanly onto § 415(n)'s structure.</w:t>
-      </w:r>
-    </w:p>
-    <w:p>
-      <w:r>
-        <w:rPr>
-          <w:b/>
-          <w:i w:val="0"/>
-          <w:strike w:val="0"/>
-        </w:rPr>
-        <w:t>Sharpened in version 1.1 — the problem is not a poor fit but probable non-application, and it has a design consequence.</w:t>
-      </w:r>
-      <w:r>
-        <w:rPr>
-          <w:b w:val="0"/>
-          <w:i w:val="0"/>
-          <w:strike w:val="0"/>
-        </w:rPr>
-        <w:t xml:space="preserve"> § 415(n)(3)(A) defines permissive service credit as service credit "</w:t>
-      </w:r>
-      <w:r>
-        <w:rPr>
-          <w:b/>
-          <w:i w:val="0"/>
-          <w:strike w:val="0"/>
-        </w:rPr>
-        <w:t>recognized by the plan for purposes of calculating a participant's benefit under the plan</w:t>
-      </w:r>
-      <w:r>
-        <w:rPr>
-          <w:b w:val="0"/>
-          <w:i w:val="0"/>
-          <w:strike w:val="0"/>
-        </w:rPr>
-        <w:t xml:space="preserve">." Bridge credit is, by express design, not recognized for that purpose, so clause (i) appears </w:t>
-      </w:r>
-      <w:r>
-        <w:rPr>
-          <w:b/>
-          <w:i w:val="0"/>
-          <w:strike w:val="0"/>
-        </w:rPr>
-        <w:t>not to be satisfied at all</w:t>
-      </w:r>
-      <w:r>
-        <w:rPr>
-          <w:b w:val="0"/>
-          <w:i w:val="0"/>
-          <w:strike w:val="0"/>
-        </w:rPr>
-        <w:t>. Three consequences follow:</w:t>
-      </w:r>
-    </w:p>
-    <w:p>
-      <w:pPr>
-        <w:pStyle w:val="ListNumber"/>
-      </w:pPr>
-      <w:r>
-        <w:rPr>
-          <w:b/>
-          <w:i w:val="0"/>
-          <w:strike w:val="0"/>
-        </w:rPr>
-        <w:t>§ 415(c) exposure.</w:t>
-      </w:r>
-      <w:r>
-        <w:rPr>
-          <w:b w:val="0"/>
-          <w:i w:val="0"/>
-          <w:strike w:val="0"/>
-        </w:rPr>
-        <w:t xml:space="preserve"> Voluntary after-tax employee contributions to a governmental defined benefit plan are annual additions (Treas. Reg. § 1.415(c)-1(a)(2)(ii)(B)). § 415(n)(1)(B) is the relief that lets a governmental plan avoid an annual-additions failure on a service purchase. Without it, a lump sum of roughly $35,000 could exceed the § 415(c) limit in the year of purchase. § 51.1-168 addresses §§ 415(b) and 415(d), not this.</w:t>
-      </w:r>
-    </w:p>
-    <w:p>
-      <w:pPr>
-        <w:pStyle w:val="ListNumber"/>
-      </w:pPr>
-      <w:r>
-        <w:rPr>
-          <w:b/>
-          <w:i w:val="0"/>
-          <w:strike w:val="0"/>
-        </w:rPr>
-        <w:t>Funding sources disappear — a design fact, not a footnote.</w:t>
-      </w:r>
-      <w:r>
-        <w:rPr>
-          <w:b w:val="0"/>
-          <w:i w:val="0"/>
-          <w:strike w:val="0"/>
-        </w:rPr>
-        <w:t xml:space="preserve"> IRC §§ 403(b)(13) and 457(e)(17) permit trustee-to-trustee transfers to a governmental defined benefit plan only for the purchase of "permissive service credit (as defined in section 415(n)(3)(A))" or a § 415(k)(3) repayment. If bridge credit is not permissive service credit, members </w:t>
-      </w:r>
-      <w:r>
-        <w:rPr>
-          <w:b/>
-          <w:i w:val="0"/>
-          <w:strike w:val="0"/>
-        </w:rPr>
-        <w:t>cannot fund it from a 403(b) or 457(b) account</w:t>
-      </w:r>
-      <w:r>
-        <w:rPr>
-          <w:b w:val="0"/>
-          <w:i w:val="0"/>
-          <w:strike w:val="0"/>
-        </w:rPr>
-        <w:t xml:space="preserve"> — which is how most VRS members fund service purchases. JLCVSO should know this before the bill is introduced, because it materially changes who can afford the bridge.</w:t>
-      </w:r>
-    </w:p>
-    <w:p>
-      <w:pPr>
-        <w:pStyle w:val="ListNumber"/>
-      </w:pPr>
-      <w:r>
-        <w:rPr>
-          <w:b/>
-          <w:i w:val="0"/>
-          <w:strike w:val="0"/>
-        </w:rPr>
-        <w:t>§ 414(h)(2) pick-up.</w:t>
-      </w:r>
-      <w:r>
-        <w:rPr>
-          <w:b w:val="0"/>
-          <w:i w:val="0"/>
-          <w:strike w:val="0"/>
-        </w:rPr>
-        <w:t xml:space="preserve"> The payroll-deduction route in § 51.1-142.4 D borrows § 51.1-142.2 F, but a pick-up determination for one section does not carry over to a different section buying a different thing.</w:t>
-      </w:r>
-    </w:p>
-    <w:p>
-      <w:r>
-        <w:rPr>
-          <w:b/>
-          <w:i w:val="0"/>
-          <w:strike w:val="0"/>
-        </w:rPr>
-        <w:t>Downgraded:</w:t>
-      </w:r>
-      <w:r>
-        <w:rPr>
-          <w:b w:val="0"/>
-          <w:i w:val="0"/>
-          <w:strike w:val="0"/>
-        </w:rPr>
-        <w:t xml:space="preserve"> § 401(a) definitely-determinable benefits. The benefit </w:t>
-      </w:r>
-      <w:r>
-        <w:rPr>
-          <w:b w:val="0"/>
-          <w:i/>
-          <w:strike w:val="0"/>
-        </w:rPr>
-        <w:t>amount</w:t>
-      </w:r>
-      <w:r>
-        <w:rPr>
-          <w:b w:val="0"/>
-          <w:i w:val="0"/>
-          <w:strike w:val="0"/>
-        </w:rPr>
-        <w:t xml:space="preserve"> is untouched and the eligibility condition is objective and fixed in statute, so Treas. Reg. § 1.401-1(b)(1)(i) is satisfied on its face; the governmental-plan exemptions in IRC §§ 401(a)(5)(G) and 401(a)(26)(G) also take § 401(a)(4) and § 401(a)(26) off the table. Counsel's time belongs on § 415(n)/§ 415(c).</w:t>
-      </w:r>
-    </w:p>
-    <w:p>
-      <w:r>
-        <w:rPr>
-          <w:b/>
-          <w:i w:val="0"/>
-          <w:strike w:val="0"/>
-        </w:rPr>
-        <w:t>Added: 10 U.S.C. § 12736 is the operative federal provision, and this package previously cited only the chapter.</w:t>
-      </w:r>
-      <w:r>
-        <w:rPr>
-          <w:b w:val="0"/>
-          <w:i w:val="0"/>
-          <w:strike w:val="0"/>
-        </w:rPr>
-        <w:t xml:space="preserve"> § 12736 provides that no period of service included in determining a person's right to non-regular retired pay "may be excluded in determining his </w:t>
-      </w:r>
-      <w:r>
-        <w:rPr>
-          <w:b/>
-          <w:i w:val="0"/>
-          <w:strike w:val="0"/>
-        </w:rPr>
-        <w:t>eligibility</w:t>
-      </w:r>
-      <w:r>
-        <w:rPr>
-          <w:b w:val="0"/>
-          <w:i w:val="0"/>
-          <w:strike w:val="0"/>
-        </w:rPr>
-        <w:t xml:space="preserve"> for any annuity, pension, or old-age benefit, under any other provision of law, State or Federal." Virginia has long read chapter 1223 as permitting </w:t>
-      </w:r>
-      <w:r>
-        <w:rPr>
-          <w:b w:val="0"/>
-          <w:i/>
-          <w:strike w:val="0"/>
-        </w:rPr>
-        <w:t>purchase</w:t>
-      </w:r>
-      <w:r>
-        <w:rPr>
-          <w:b w:val="0"/>
-          <w:i w:val="0"/>
-          <w:strike w:val="0"/>
-        </w:rPr>
-        <w:t xml:space="preserve"> of reserve-component service rather than mandating free credit. But this bill's entire subject matter </w:t>
-      </w:r>
-      <w:r>
-        <w:rPr>
-          <w:b/>
-          <w:i w:val="0"/>
-          <w:strike w:val="0"/>
-        </w:rPr>
-        <w:t>is eligibility</w:t>
-      </w:r>
-      <w:r>
-        <w:rPr>
-          <w:b w:val="0"/>
-          <w:i w:val="0"/>
-          <w:strike w:val="0"/>
-        </w:rPr>
-        <w:t xml:space="preserve">, which engages § 12736's operative word directly and invites the argument that chapter 1223 service must count toward § 51.1-153 B 2 and B 3 eligibility </w:t>
-      </w:r>
-      <w:r>
-        <w:rPr>
-          <w:b/>
-          <w:i w:val="0"/>
-          <w:strike w:val="0"/>
-        </w:rPr>
-        <w:t>at no cost</w:t>
-      </w:r>
-      <w:r>
-        <w:rPr>
-          <w:b w:val="0"/>
-          <w:i w:val="0"/>
-          <w:strike w:val="0"/>
-        </w:rPr>
-        <w:t>. Put that question to legislative counsel with § 12736 in front of them before introduction.</w:t>
-      </w:r>
-    </w:p>
-    <w:p>
-      <w:r>
-        <w:rPr>
-          <w:b w:val="0"/>
-          <w:i w:val="0"/>
-          <w:strike w:val="0"/>
-        </w:rPr>
-        <w:t xml:space="preserve">This should be resolved </w:t>
-      </w:r>
-      <w:r>
-        <w:rPr>
-          <w:b/>
-          <w:i w:val="0"/>
-          <w:strike w:val="0"/>
-        </w:rPr>
-        <w:t>before</w:t>
-      </w:r>
-      <w:r>
-        <w:rPr>
-          <w:b w:val="0"/>
-          <w:i w:val="0"/>
-          <w:strike w:val="0"/>
-        </w:rPr>
-        <w:t xml:space="preserve"> introduction, not in committee.</w:t>
-      </w:r>
-    </w:p>
-    <w:p>
-      <w:pPr>
-        <w:pStyle w:val="Heading3"/>
-      </w:pPr>
-      <w:r>
-        <w:rPr>
-          <w:b w:val="0"/>
-          <w:i w:val="0"/>
-          <w:strike w:val="0"/>
-        </w:rPr>
-        <w:t xml:space="preserve">5.4 Administration — </w:t>
-      </w:r>
-      <w:r>
-        <w:rPr>
-          <w:b/>
-          <w:i w:val="0"/>
-          <w:strike w:val="0"/>
-        </w:rPr>
-        <w:t>ACTUARY 2 / COUNSEL 4</w:t>
-      </w:r>
-    </w:p>
-    <w:p>
-      <w:r>
-        <w:rPr>
-          <w:b w:val="0"/>
-          <w:i w:val="0"/>
-          <w:strike w:val="0"/>
-        </w:rPr>
-        <w:t xml:space="preserve">VRS must carry a </w:t>
-      </w:r>
-      <w:r>
-        <w:rPr>
-          <w:b/>
-          <w:i w:val="0"/>
-          <w:strike w:val="0"/>
-        </w:rPr>
-        <w:t>second, parallel service ledger</w:t>
-      </w:r>
-      <w:r>
-        <w:rPr>
-          <w:b w:val="0"/>
-          <w:i w:val="0"/>
-          <w:strike w:val="0"/>
-        </w:rPr>
-        <w:t xml:space="preserve"> that is excluded from every downstream calculation, which touches member statements, benefit estimators, employer reporting, the HIC and group life interfaces, and the § 30-19.1:7 and annual valuation processes. § 51.1-142.4 I requires separate accounting and separate reporting. The implementation lead time is the reason the drafted effective date is </w:t>
-      </w:r>
-      <w:r>
-        <w:rPr>
-          <w:b/>
-          <w:i w:val="0"/>
-          <w:strike w:val="0"/>
-        </w:rPr>
-        <w:t>July 1, 2028</w:t>
-      </w:r>
-      <w:r>
-        <w:rPr>
-          <w:b w:val="0"/>
-          <w:i w:val="0"/>
-          <w:strike w:val="0"/>
-        </w:rPr>
-        <w:t xml:space="preserve"> rather than July 1, 2027. VRS should state the lead time it actually needs.</w:t>
-      </w:r>
-    </w:p>
-    <w:p>
-      <w:pPr>
-        <w:pStyle w:val="Heading3"/>
-      </w:pPr>
-      <w:r>
-        <w:rPr>
-          <w:b w:val="0"/>
-          <w:i w:val="0"/>
-          <w:strike w:val="0"/>
-        </w:rPr>
-        <w:t>5.5 Equal-treatment and precedent exposure</w:t>
-      </w:r>
-    </w:p>
-    <w:p>
-      <w:r>
-        <w:rPr>
-          <w:b w:val="0"/>
-          <w:i w:val="0"/>
-          <w:strike w:val="0"/>
-        </w:rPr>
-        <w:t xml:space="preserve">Three fairness arguments will be made against the bill and should be answered in advance, not improvised at the podium: (i) hybrid members — most veterans hired since January 1, 2014 — are excluded (DECISION 2, now settled as exclusion); (ii) SPORS, VaLORS and § 51.1-138 members are excluded even though many are veterans; (iii) other groups (first responders, teachers with out-of-state service) will argue for parallel eligibility-only bridges. The narrow-scope architecture is itself the best answer to (iii): the bill creates a </w:t>
-      </w:r>
-      <w:r>
-        <w:rPr>
-          <w:b w:val="0"/>
-          <w:i/>
-          <w:strike w:val="0"/>
-        </w:rPr>
-        <w:t>military-specific</w:t>
-      </w:r>
-      <w:r>
-        <w:rPr>
-          <w:b w:val="0"/>
-          <w:i w:val="0"/>
-          <w:strike w:val="0"/>
-        </w:rPr>
-        <w:t xml:space="preserve"> credit, not a general eligibility-purchase mechanism.</w:t>
-      </w:r>
-    </w:p>
-    <w:p>
-      <w:r>
-        <w:rPr>
-          <w:b/>
-          <w:i w:val="0"/>
-          <w:strike w:val="0"/>
-        </w:rPr>
-        <w:t>Correction to (ii) — and its repair in version 1.2.</w:t>
-      </w:r>
-      <w:r>
-        <w:rPr>
-          <w:b w:val="0"/>
-          <w:i w:val="0"/>
-          <w:strike w:val="0"/>
-        </w:rPr>
-        <w:t xml:space="preserve"> Version 1.0 stated flatly that hazardous-duty members are excluded. That was wrong for the largest group of them: public-safety employees in § 51.1-153 B 4 resolution localities were </w:t>
-      </w:r>
-      <w:r>
-        <w:rPr>
-          <w:b/>
-          <w:i w:val="0"/>
-          <w:strike w:val="0"/>
-        </w:rPr>
-        <w:t>inside</w:t>
-      </w:r>
-      <w:r>
-        <w:rPr>
-          <w:b w:val="0"/>
-          <w:i w:val="0"/>
-          <w:strike w:val="0"/>
-        </w:rPr>
-        <w:t xml:space="preserve"> the bill, permanently, including employees hired this year — see the Part 4 row and DECISION 10. On version 1.1 the operative line was therefore not "veterans vs. non-veterans" but </w:t>
-      </w:r>
-      <w:r>
-        <w:rPr>
-          <w:b/>
-          <w:i w:val="0"/>
-          <w:strike w:val="0"/>
-        </w:rPr>
-        <w:t>"public-safety employees in resolution localities vs. everyone hired since January 1, 2014,"</w:t>
-      </w:r>
-      <w:r>
-        <w:rPr>
-          <w:b w:val="0"/>
-          <w:i w:val="0"/>
-          <w:strike w:val="0"/>
-        </w:rPr>
-        <w:t xml:space="preserve"> a distinction with nothing to do with military service and considerably harder to defend.</w:t>
-      </w:r>
-    </w:p>
-    <w:p>
-      <w:r>
-        <w:rPr>
-          <w:b/>
-          <w:i w:val="0"/>
-          <w:strike w:val="0"/>
-        </w:rPr>
-        <w:t>Version 1.2 fixes it, and the equal-treatment answer above is now deployable.</w:t>
-      </w:r>
-      <w:r>
-        <w:rPr>
-          <w:b w:val="0"/>
-          <w:i w:val="0"/>
-          <w:strike w:val="0"/>
-        </w:rPr>
-        <w:t xml:space="preserve"> Clause B 1(iv) excludes B 4-resolution employees whose first VRS membership began on or after January 1, 2014, so the bill's boundary now tracks the </w:t>
-      </w:r>
-      <w:r>
-        <w:rPr>
-          <w:b/>
-          <w:i w:val="0"/>
-          <w:strike w:val="0"/>
-        </w:rPr>
-        <w:t>hybrid-program line that already applies to every other post-2014 hire</w:t>
-      </w:r>
-      <w:r>
-        <w:rPr>
-          <w:b w:val="0"/>
-          <w:i w:val="0"/>
-          <w:strike w:val="0"/>
-        </w:rPr>
-        <w:t xml:space="preserve"> rather than carving out an occupation. The remaining eligible class — members whose first membership predates January 1, 2014 — is defined by hire date and plan structure, not by occupation, and it is closed and shrinking. Two residual points to hold in reserve rather than volunteer: pre-2014 B 4-resolution public-safety employees do retain access through the B 2 pathway, which is the most generous in the bill, and they pay the hazardous-duty approximate normal cost rate (23.78% Plan 1 / 19.15% Plan 2) rather than the 12.50% / 10.74% non-hazardous rate, which is a fair answer on price if the point is raised. The answer to (iii) is correspondingly restored: the beneficiary class is defined by military service within a closed pre-2014 membership cohort, not by occupation.</w:t>
-      </w:r>
-    </w:p>
-    <w:p>
-      <w:r>
-        <w:rPr>
-          <w:b/>
-          <w:i w:val="0"/>
-          <w:strike w:val="0"/>
-        </w:rPr>
-        <w:t>A better precedent than § 51.1-303 B, previously missed.</w:t>
-      </w:r>
-      <w:r>
-        <w:rPr>
-          <w:b w:val="0"/>
-          <w:i w:val="0"/>
-          <w:strike w:val="0"/>
-        </w:rPr>
-        <w:t xml:space="preserve"> § 51.1-303 B is good precedent for narrow-scope </w:t>
-      </w:r>
-      <w:r>
-        <w:rPr>
-          <w:b w:val="0"/>
-          <w:i/>
-          <w:strike w:val="0"/>
-        </w:rPr>
-        <w:t>carve-outs</w:t>
-      </w:r>
-      <w:r>
-        <w:rPr>
-          <w:b w:val="0"/>
-          <w:i w:val="0"/>
-          <w:strike w:val="0"/>
-        </w:rPr>
-        <w:t xml:space="preserve">. </w:t>
-      </w:r>
-      <w:r>
-        <w:rPr>
-          <w:b/>
-          <w:i w:val="0"/>
-          <w:strike w:val="0"/>
-        </w:rPr>
-        <w:t>§ 2.2-3204 is precedent for the thing itself:</w:t>
-      </w:r>
-      <w:r>
-        <w:rPr>
-          <w:b w:val="0"/>
-          <w:i w:val="0"/>
-          <w:strike w:val="0"/>
-        </w:rPr>
-        <w:t xml:space="preserve"> under the Workforce Transition Act the Commonwealth already purchases age or creditable service on an employee's behalf in order to manufacture retirement eligibility, by statute, at a stated price of </w:t>
-      </w:r>
-      <w:r>
-        <w:rPr>
-          <w:b/>
-          <w:i w:val="0"/>
-          <w:strike w:val="0"/>
-        </w:rPr>
-        <w:t>15 percent of the employee's present annual compensation</w:t>
-      </w:r>
-      <w:r>
-        <w:rPr>
-          <w:b w:val="0"/>
-          <w:i w:val="0"/>
-          <w:strike w:val="0"/>
-        </w:rPr>
-        <w:t>. That cuts both ways and both are worth preparing. Adverse: a committee member who finds it will ask why veterans should pay 12.50% (Plan 1) or 10.74% (Plan 2) when the Commonwealth's own statutory price for the same good is 15%. Favorable: it defeats the objection that eligibility-purchasing is unprecedented in Virginia law — it is not, and the General Assembly wrote the precedent. Note the irony that § 2.2-3204 is also the source of the Title 2.2 leak closed in version 1.1.</w:t>
-      </w:r>
-    </w:p>
-    <w:p>
-      <w:pPr>
-        <w:jc w:val="center"/>
-      </w:pPr>
-      <w:r>
-        <w:rPr>
-          <w:color w:val="909090"/>
-          <w:sz w:val="18"/>
-        </w:rPr>
-        <w:t>* * *</w:t>
-      </w:r>
-    </w:p>
-    <w:p>
-      <w:pPr>
-        <w:pStyle w:val="Heading2"/>
-      </w:pPr>
-      <w:r>
-        <w:rPr>
-          <w:b w:val="0"/>
-          <w:i w:val="0"/>
-          <w:strike w:val="0"/>
-        </w:rPr>
-        <w:t>Part 6 — Open questions requiring JLCVSO, VRS, or counsel resolution</w:t>
-      </w:r>
-    </w:p>
-    <w:p>
-      <w:pPr>
-        <w:pStyle w:val="Heading3"/>
-      </w:pPr>
-      <w:r>
-        <w:rPr>
-          <w:b w:val="0"/>
-          <w:i w:val="0"/>
-          <w:strike w:val="0"/>
-        </w:rPr>
-        <w:t>6.0 Resolved on October 19, 2026</w:t>
+        <w:t>. The health insurance credit and COLA rows below are the clearest instance: both follow the retirement date, so preventing earlier commencement would require separate statutory changes outside the bridge, and the proposal deliberately accepts and discloses that earlier commencement rather than adding separate delay provisions.</w:t>
       </w:r>
     </w:p>
     <w:tbl>
@@ -8254,7 +3918,7 @@
                 <w:i w:val="0"/>
                 <w:strike w:val="0"/>
               </w:rPr>
-              <w:t>#</w:t>
+              <w:t>VRS provision</w:t>
             </w:r>
           </w:p>
         </w:tc>
@@ -8269,7 +3933,7 @@
                 <w:i w:val="0"/>
                 <w:strike w:val="0"/>
               </w:rPr>
-              <w:t>Question</w:t>
+              <w:t>Authority</w:t>
             </w:r>
           </w:p>
         </w:tc>
@@ -8284,7 +3948,7 @@
                 <w:i w:val="0"/>
                 <w:strike w:val="0"/>
               </w:rPr>
-              <w:t>Decision</w:t>
+              <w:t>Affected?</w:t>
             </w:r>
           </w:p>
         </w:tc>
@@ -8299,7 +3963,7 @@
                 <w:i w:val="0"/>
                 <w:strike w:val="0"/>
               </w:rPr>
-              <w:t>Effect on the bill</w:t>
+              <w:t>Why</w:t>
             </w:r>
           </w:p>
         </w:tc>
@@ -8316,7 +3980,7 @@
                 <w:i w:val="0"/>
                 <w:strike w:val="0"/>
               </w:rPr>
-              <w:t>DECISION 1</w:t>
+              <w:t>Benefit formula / Basic Benefit</w:t>
             </w:r>
           </w:p>
         </w:tc>
@@ -8331,7 +3995,7 @@
                 <w:i w:val="0"/>
                 <w:strike w:val="0"/>
               </w:rPr>
-              <w:t>PLOP window</w:t>
+              <w:t>§ 51.1-155 A 1</w:t>
             </w:r>
           </w:p>
         </w:tc>
@@ -8346,7 +4010,7 @@
                 <w:i w:val="0"/>
                 <w:strike w:val="0"/>
               </w:rPr>
-              <w:t>Freeze</w:t>
+              <w:t>No</w:t>
             </w:r>
             <w:r>
               <w:rPr>
@@ -8354,7 +4018,7 @@
                 <w:i w:val="0"/>
                 <w:strike w:val="0"/>
               </w:rPr>
-              <w:t xml:space="preserve"> the unreduced-eligibility date without regard to eligibility credit, and disclose the trade-off in the JLCVSO briefs</w:t>
+              <w:t xml:space="preserve"> — protected by definition + § 51.1-155 C</w:t>
             </w:r>
           </w:p>
         </w:tc>
@@ -8369,7 +4033,23 @@
                 <w:i w:val="0"/>
                 <w:strike w:val="0"/>
               </w:rPr>
-              <w:t>No text change — § 51.1-165.01 amendment and F 6 already implement it. Disclosure added to both briefs, and version 1.1 adds a statutory pre-purchase disclosure requirement in § 51.1-142.4 I 2(v)</w:t>
+              <w:t xml:space="preserve">Allowance = 1.70%/1.65% × AFC × </w:t>
+            </w:r>
+            <w:r>
+              <w:rPr>
+                <w:b w:val="0"/>
+                <w:i/>
+                <w:strike w:val="0"/>
+              </w:rPr>
+              <w:t>creditable service</w:t>
+            </w:r>
+            <w:r>
+              <w:rPr>
+                <w:b w:val="0"/>
+                <w:i w:val="0"/>
+                <w:strike w:val="0"/>
+              </w:rPr>
+              <w:t>. Bridge credit is not creditable service.</w:t>
             </w:r>
           </w:p>
         </w:tc>
@@ -8386,7 +4066,7 @@
                 <w:i w:val="0"/>
                 <w:strike w:val="0"/>
               </w:rPr>
-              <w:t>DECISION 2</w:t>
+              <w:t>Average final compensation</w:t>
             </w:r>
           </w:p>
         </w:tc>
@@ -8401,7 +4081,7 @@
                 <w:i w:val="0"/>
                 <w:strike w:val="0"/>
               </w:rPr>
-              <w:t>Hybrid plan scope</w:t>
+              <w:t>§ 51.1-124.3</w:t>
             </w:r>
           </w:p>
         </w:tc>
@@ -8416,7 +4096,7 @@
                 <w:i w:val="0"/>
                 <w:strike w:val="0"/>
               </w:rPr>
-              <w:t>Exclude</w:t>
+              <w:t>No</w:t>
             </w:r>
             <w:r>
               <w:rPr>
@@ -8424,7 +4104,7 @@
                 <w:i w:val="0"/>
                 <w:strike w:val="0"/>
               </w:rPr>
-              <w:t xml:space="preserve"> hybrid participants; Plan 1 / Plan 2 only</w:t>
+              <w:t xml:space="preserve"> — protected by definition</w:t>
             </w:r>
           </w:p>
         </w:tc>
@@ -8439,23 +4119,7 @@
                 <w:i w:val="0"/>
                 <w:strike w:val="0"/>
               </w:rPr>
-              <w:t xml:space="preserve">B 1(i) and J implement it. </w:t>
-            </w:r>
-            <w:r>
-              <w:rPr>
-                <w:b/>
-                <w:i w:val="0"/>
-                <w:strike w:val="0"/>
-              </w:rPr>
-              <w:t>Version 1.2:</w:t>
-            </w:r>
-            <w:r>
-              <w:rPr>
-                <w:b w:val="0"/>
-                <w:i w:val="0"/>
-                <w:strike w:val="0"/>
-              </w:rPr>
-              <w:t xml:space="preserve"> with clause B 1(iv) added under DECISION 10, the exclusion now </w:t>
+              <w:t xml:space="preserve">AFC averages compensation over highest consecutive months </w:t>
             </w:r>
             <w:r>
               <w:rPr>
@@ -8463,7 +4127,7 @@
                 <w:i/>
                 <w:strike w:val="0"/>
               </w:rPr>
-              <w:t>does</w:t>
+              <w:t>of creditable service</w:t>
             </w:r>
             <w:r>
               <w:rPr>
@@ -8471,7 +4135,7 @@
                 <w:i w:val="0"/>
                 <w:strike w:val="0"/>
               </w:rPr>
-              <w:t xml:space="preserve"> produce a uniformly closing cohort — the earlier caveat is spent</w:t>
+              <w:t>; bridge credit adds no months of creditable service and no compensation.</w:t>
             </w:r>
           </w:p>
         </w:tc>
@@ -8488,7 +4152,7 @@
                 <w:i w:val="0"/>
                 <w:strike w:val="0"/>
               </w:rPr>
-              <w:t>DECISION 3</w:t>
+              <w:t>Early-retirement reduction factors</w:t>
             </w:r>
           </w:p>
         </w:tc>
@@ -8503,7 +4167,7 @@
                 <w:i w:val="0"/>
                 <w:strike w:val="0"/>
               </w:rPr>
-              <w:t>Military retired pay bar</w:t>
+              <w:t>§ 51.1-155 A 2, A 3</w:t>
             </w:r>
           </w:p>
         </w:tc>
@@ -8518,15 +4182,7 @@
                 <w:i w:val="0"/>
                 <w:strike w:val="0"/>
               </w:rPr>
-              <w:t>Inherit</w:t>
-            </w:r>
-            <w:r>
-              <w:rPr>
-                <w:b w:val="0"/>
-                <w:i w:val="0"/>
-                <w:strike w:val="0"/>
-              </w:rPr>
-              <w:t xml:space="preserve"> the bar; no express exception sought</w:t>
+              <w:t>Yes, by design, and only to the extent intended</w:t>
             </w:r>
           </w:p>
         </w:tc>
@@ -8541,23 +4197,7 @@
                 <w:i w:val="0"/>
                 <w:strike w:val="0"/>
               </w:rPr>
-              <w:t xml:space="preserve">No text change — H 5 carries it, and H 5 is load-bearing because the § 51.1-142.2 bar is framed "under this </w:t>
-            </w:r>
-            <w:r>
-              <w:rPr>
-                <w:b/>
-                <w:i w:val="0"/>
-                <w:strike w:val="0"/>
-              </w:rPr>
-              <w:t>section</w:t>
-            </w:r>
-            <w:r>
-              <w:rPr>
-                <w:b w:val="0"/>
-                <w:i w:val="0"/>
-                <w:strike w:val="0"/>
-              </w:rPr>
-              <w:t>" and does not reach § 51.1-142.4 of its own force. Career active-component retirees are generally unable to use the bridge; disclosed in both briefs and in I 2</w:t>
+              <w:t>The whole point is to reach an unreduced allowance. § 51.1-142.4 E limits the effect to the B 2 and B 3 eligibility tests; § 51.1-155 C bars the credit from the A 2/A 3 30-year and 90-point tests, which govern members retiring under § 51.1-153 B 1 or D.</w:t>
             </w:r>
           </w:p>
         </w:tc>
@@ -8574,7 +4214,7 @@
                 <w:i w:val="0"/>
                 <w:strike w:val="0"/>
               </w:rPr>
-              <w:t>DECISION 4</w:t>
+              <w:t>Five-year threshold (vesting analogue)</w:t>
             </w:r>
           </w:p>
         </w:tc>
@@ -8589,7 +4229,7 @@
                 <w:i w:val="0"/>
                 <w:strike w:val="0"/>
               </w:rPr>
-              <w:t>Purchase amount</w:t>
+              <w:t>§ 51.1-153 A, C; § 51.1-161 A</w:t>
             </w:r>
           </w:p>
         </w:tc>
@@ -8604,7 +4244,15 @@
                 <w:i w:val="0"/>
                 <w:strike w:val="0"/>
               </w:rPr>
-              <w:t>Partial purchase capped at the shortfall</w:t>
+              <w:t>No</w:t>
+            </w:r>
+            <w:r>
+              <w:rPr>
+                <w:b w:val="0"/>
+                <w:i w:val="0"/>
+                <w:strike w:val="0"/>
+              </w:rPr>
+              <w:t xml:space="preserve"> — express exclusion</w:t>
             </w:r>
           </w:p>
         </w:tc>
@@ -8619,7 +4267,2363 @@
                 <w:i w:val="0"/>
                 <w:strike w:val="0"/>
               </w:rPr>
-              <w:t>C 2 retained. Version 1.1 adds the achievable-acceleration cap in C 2 d, which is a different constraint: it prevents purchases that move the retirement date by nothing. See DECISION 11</w:t>
+              <w:t>§ 51.1-142.4 F 1. The member must independently have five years of creditable service to buy at all (§ 51.1-142.4 B 3).</w:t>
+            </w:r>
+          </w:p>
+        </w:tc>
+      </w:tr>
+      <w:tr>
+        <w:tc>
+          <w:tcPr>
+            <w:tcW w:type="dxa" w:w="2160"/>
+          </w:tcPr>
+          <w:p>
+            <w:r>
+              <w:rPr>
+                <w:b w:val="0"/>
+                <w:i w:val="0"/>
+                <w:strike w:val="0"/>
+              </w:rPr>
+              <w:t>Normal retirement date</w:t>
+            </w:r>
+          </w:p>
+        </w:tc>
+        <w:tc>
+          <w:tcPr>
+            <w:tcW w:type="dxa" w:w="2160"/>
+          </w:tcPr>
+          <w:p>
+            <w:r>
+              <w:rPr>
+                <w:b w:val="0"/>
+                <w:i w:val="0"/>
+                <w:strike w:val="0"/>
+              </w:rPr>
+              <w:t>§ 51.1-124.3</w:t>
+            </w:r>
+          </w:p>
+        </w:tc>
+        <w:tc>
+          <w:tcPr>
+            <w:tcW w:type="dxa" w:w="2160"/>
+          </w:tcPr>
+          <w:p>
+            <w:r>
+              <w:rPr>
+                <w:b/>
+                <w:i w:val="0"/>
+                <w:strike w:val="0"/>
+              </w:rPr>
+              <w:t>No</w:t>
+            </w:r>
+          </w:p>
+        </w:tc>
+        <w:tc>
+          <w:tcPr>
+            <w:tcW w:type="dxa" w:w="2160"/>
+          </w:tcPr>
+          <w:p>
+            <w:r>
+              <w:rPr>
+                <w:b w:val="0"/>
+                <w:i w:val="0"/>
+                <w:strike w:val="0"/>
+              </w:rPr>
+              <w:t>Purely age-based (65, or Social Security retirement age). § 51.1-142.4 C 4 bars treating the credit as increasing attained age.</w:t>
+            </w:r>
+          </w:p>
+        </w:tc>
+      </w:tr>
+      <w:tr>
+        <w:tc>
+          <w:tcPr>
+            <w:tcW w:type="dxa" w:w="2160"/>
+          </w:tcPr>
+          <w:p>
+            <w:r>
+              <w:rPr>
+                <w:b w:val="0"/>
+                <w:i w:val="0"/>
+                <w:strike w:val="0"/>
+              </w:rPr>
+              <w:t>50/10 retirement</w:t>
+            </w:r>
+          </w:p>
+        </w:tc>
+        <w:tc>
+          <w:tcPr>
+            <w:tcW w:type="dxa" w:w="2160"/>
+          </w:tcPr>
+          <w:p>
+            <w:r>
+              <w:rPr>
+                <w:b w:val="0"/>
+                <w:i w:val="0"/>
+                <w:strike w:val="0"/>
+              </w:rPr>
+              <w:t>§ 51.1-153 D</w:t>
+            </w:r>
+          </w:p>
+        </w:tc>
+        <w:tc>
+          <w:tcPr>
+            <w:tcW w:type="dxa" w:w="2160"/>
+          </w:tcPr>
+          <w:p>
+            <w:r>
+              <w:rPr>
+                <w:b/>
+                <w:i w:val="0"/>
+                <w:strike w:val="0"/>
+              </w:rPr>
+              <w:t>No</w:t>
+            </w:r>
+            <w:r>
+              <w:rPr>
+                <w:b w:val="0"/>
+                <w:i w:val="0"/>
+                <w:strike w:val="0"/>
+              </w:rPr>
+              <w:t xml:space="preserve"> — express exclusion</w:t>
+            </w:r>
+          </w:p>
+        </w:tc>
+        <w:tc>
+          <w:tcPr>
+            <w:tcW w:type="dxa" w:w="2160"/>
+          </w:tcPr>
+          <w:p>
+            <w:r>
+              <w:rPr>
+                <w:b w:val="0"/>
+                <w:i w:val="0"/>
+                <w:strike w:val="0"/>
+              </w:rPr>
+              <w:t>F 1 covers the 10-year creditable-service requirement; the allowance under § 51.1-155 A 5 is unaffected.</w:t>
+            </w:r>
+          </w:p>
+        </w:tc>
+      </w:tr>
+      <w:tr>
+        <w:tc>
+          <w:tcPr>
+            <w:tcW w:type="dxa" w:w="2160"/>
+          </w:tcPr>
+          <w:p>
+            <w:r>
+              <w:rPr>
+                <w:b/>
+                <w:i w:val="0"/>
+                <w:strike w:val="0"/>
+              </w:rPr>
+              <w:t>PLOP</w:t>
+            </w:r>
+          </w:p>
+        </w:tc>
+        <w:tc>
+          <w:tcPr>
+            <w:tcW w:type="dxa" w:w="2160"/>
+          </w:tcPr>
+          <w:p>
+            <w:r>
+              <w:rPr>
+                <w:b w:val="0"/>
+                <w:i w:val="0"/>
+                <w:strike w:val="0"/>
+              </w:rPr>
+              <w:t>§ 51.1-165.01</w:t>
+            </w:r>
+          </w:p>
+        </w:tc>
+        <w:tc>
+          <w:tcPr>
+            <w:tcW w:type="dxa" w:w="2160"/>
+          </w:tcPr>
+          <w:p>
+            <w:r>
+              <w:rPr>
+                <w:b/>
+                <w:i w:val="0"/>
+                <w:strike w:val="0"/>
+              </w:rPr>
+              <w:t>Yes — requires express amendment</w:t>
+            </w:r>
+          </w:p>
+        </w:tc>
+        <w:tc>
+          <w:tcPr>
+            <w:tcW w:type="dxa" w:w="2160"/>
+          </w:tcPr>
+          <w:p>
+            <w:r>
+              <w:rPr>
+                <w:b w:val="0"/>
+                <w:i w:val="0"/>
+                <w:strike w:val="0"/>
+              </w:rPr>
+              <w:t xml:space="preserve">Eligibility keys off creditable service performed </w:t>
+            </w:r>
+            <w:r>
+              <w:rPr>
+                <w:b w:val="0"/>
+                <w:i/>
+                <w:strike w:val="0"/>
+              </w:rPr>
+              <w:t>after the date first eligible for an unreduced allowance</w:t>
+            </w:r>
+            <w:r>
+              <w:rPr>
+                <w:b w:val="0"/>
+                <w:i w:val="0"/>
+                <w:strike w:val="0"/>
+              </w:rPr>
+              <w:t>. Bridge credit would move that date earlier. Neutralized by the § 51.1-165.01 B amendment and F 6. See Part 3.3 and DECISION 1.</w:t>
+            </w:r>
+          </w:p>
+        </w:tc>
+      </w:tr>
+      <w:tr>
+        <w:tc>
+          <w:tcPr>
+            <w:tcW w:type="dxa" w:w="2160"/>
+          </w:tcPr>
+          <w:p>
+            <w:r>
+              <w:rPr>
+                <w:b/>
+                <w:i w:val="0"/>
+                <w:strike w:val="0"/>
+              </w:rPr>
+              <w:t>Post-retirement supplements (COLA)</w:t>
+            </w:r>
+          </w:p>
+        </w:tc>
+        <w:tc>
+          <w:tcPr>
+            <w:tcW w:type="dxa" w:w="2160"/>
+          </w:tcPr>
+          <w:p>
+            <w:r>
+              <w:rPr>
+                <w:b w:val="0"/>
+                <w:i w:val="0"/>
+                <w:strike w:val="0"/>
+              </w:rPr>
+              <w:t>§ 51.1-166 D 4</w:t>
+            </w:r>
+          </w:p>
+        </w:tc>
+        <w:tc>
+          <w:tcPr>
+            <w:tcW w:type="dxa" w:w="2160"/>
+          </w:tcPr>
+          <w:p>
+            <w:r>
+              <w:rPr>
+                <w:b/>
+                <w:i w:val="0"/>
+                <w:strike w:val="0"/>
+              </w:rPr>
+              <w:t>Yes — requires express amendment</w:t>
+            </w:r>
+          </w:p>
+        </w:tc>
+        <w:tc>
+          <w:tcPr>
+            <w:tcW w:type="dxa" w:w="2160"/>
+          </w:tcPr>
+          <w:p>
+            <w:r>
+              <w:rPr>
+                <w:b w:val="0"/>
+                <w:i w:val="0"/>
+                <w:strike w:val="0"/>
+              </w:rPr>
+              <w:t>Commencement for retirees with under 20 years of creditable service keys off the unreduced-eligibility date. Neutralized by the § 51.1-166 D 4 amendment and F 7. See Part 3.4.</w:t>
+            </w:r>
+          </w:p>
+        </w:tc>
+      </w:tr>
+      <w:tr>
+        <w:tc>
+          <w:tcPr>
+            <w:tcW w:type="dxa" w:w="2160"/>
+          </w:tcPr>
+          <w:p>
+            <w:r>
+              <w:rPr>
+                <w:b/>
+                <w:i w:val="0"/>
+                <w:strike w:val="0"/>
+              </w:rPr>
+              <w:t>Death before retirement (death in service)</w:t>
+            </w:r>
+          </w:p>
+        </w:tc>
+        <w:tc>
+          <w:tcPr>
+            <w:tcW w:type="dxa" w:w="2160"/>
+          </w:tcPr>
+          <w:p>
+            <w:r>
+              <w:rPr>
+                <w:b w:val="0"/>
+                <w:i w:val="0"/>
+                <w:strike w:val="0"/>
+              </w:rPr>
+              <w:t>§ 51.1-162 B</w:t>
+            </w:r>
+          </w:p>
+        </w:tc>
+        <w:tc>
+          <w:tcPr>
+            <w:tcW w:type="dxa" w:w="2160"/>
+          </w:tcPr>
+          <w:p>
+            <w:r>
+              <w:rPr>
+                <w:b/>
+                <w:i w:val="0"/>
+                <w:strike w:val="0"/>
+              </w:rPr>
+              <w:t>Yes — requires express amendment</w:t>
+            </w:r>
+          </w:p>
+        </w:tc>
+        <w:tc>
+          <w:tcPr>
+            <w:tcW w:type="dxa" w:w="2160"/>
+          </w:tcPr>
+          <w:p>
+            <w:r>
+              <w:rPr>
+                <w:b w:val="0"/>
+                <w:i w:val="0"/>
+                <w:strike w:val="0"/>
+              </w:rPr>
+              <w:t>The hypothetical allowance depends on unreduced-eligibility status. Neutralized by the § 51.1-162 B amendment and F 10. See Part 3.5.</w:t>
+            </w:r>
+          </w:p>
+        </w:tc>
+      </w:tr>
+      <w:tr>
+        <w:tc>
+          <w:tcPr>
+            <w:tcW w:type="dxa" w:w="2160"/>
+          </w:tcPr>
+          <w:p>
+            <w:r>
+              <w:rPr>
+                <w:b w:val="0"/>
+                <w:i w:val="0"/>
+                <w:strike w:val="0"/>
+              </w:rPr>
+              <w:t>Death before retirement (refund of contributions)</w:t>
+            </w:r>
+          </w:p>
+        </w:tc>
+        <w:tc>
+          <w:tcPr>
+            <w:tcW w:type="dxa" w:w="2160"/>
+          </w:tcPr>
+          <w:p>
+            <w:r>
+              <w:rPr>
+                <w:b w:val="0"/>
+                <w:i w:val="0"/>
+                <w:strike w:val="0"/>
+              </w:rPr>
+              <w:t>§ 51.1-162 A</w:t>
+            </w:r>
+          </w:p>
+        </w:tc>
+        <w:tc>
+          <w:tcPr>
+            <w:tcW w:type="dxa" w:w="2160"/>
+          </w:tcPr>
+          <w:p>
+            <w:r>
+              <w:rPr>
+                <w:b/>
+                <w:i w:val="0"/>
+                <w:strike w:val="0"/>
+              </w:rPr>
+              <w:t>Yes, intentionally and favorably</w:t>
+            </w:r>
+          </w:p>
+        </w:tc>
+        <w:tc>
+          <w:tcPr>
+            <w:tcW w:type="dxa" w:w="2160"/>
+          </w:tcPr>
+          <w:p>
+            <w:r>
+              <w:rPr>
+                <w:b w:val="0"/>
+                <w:i w:val="0"/>
+                <w:strike w:val="0"/>
+              </w:rPr>
+              <w:t>Member-paid bridge amounts sit in accumulated contributions, so they are returned to the beneficiary rather than forfeited (§ 51.1-142.4 G).</w:t>
+            </w:r>
+          </w:p>
+        </w:tc>
+      </w:tr>
+      <w:tr>
+        <w:tc>
+          <w:tcPr>
+            <w:tcW w:type="dxa" w:w="2160"/>
+          </w:tcPr>
+          <w:p>
+            <w:r>
+              <w:rPr>
+                <w:b w:val="0"/>
+                <w:i w:val="0"/>
+                <w:strike w:val="0"/>
+              </w:rPr>
+              <w:t>Death after retirement</w:t>
+            </w:r>
+          </w:p>
+        </w:tc>
+        <w:tc>
+          <w:tcPr>
+            <w:tcW w:type="dxa" w:w="2160"/>
+          </w:tcPr>
+          <w:p>
+            <w:r>
+              <w:rPr>
+                <w:b w:val="0"/>
+                <w:i w:val="0"/>
+                <w:strike w:val="0"/>
+              </w:rPr>
+              <w:t>§ 51.1-163</w:t>
+            </w:r>
+          </w:p>
+        </w:tc>
+        <w:tc>
+          <w:tcPr>
+            <w:tcW w:type="dxa" w:w="2160"/>
+          </w:tcPr>
+          <w:p>
+            <w:r>
+              <w:rPr>
+                <w:b/>
+                <w:i w:val="0"/>
+                <w:strike w:val="0"/>
+              </w:rPr>
+              <w:t>No material effect</w:t>
+            </w:r>
+          </w:p>
+        </w:tc>
+        <w:tc>
+          <w:tcPr>
+            <w:tcW w:type="dxa" w:w="2160"/>
+          </w:tcPr>
+          <w:p>
+            <w:r>
+              <w:rPr>
+                <w:b w:val="0"/>
+                <w:i w:val="0"/>
+                <w:strike w:val="0"/>
+              </w:rPr>
+              <w:t>Pays the excess of accumulated contributions over allowances received. Including the member's own bridge payment returns the member's money; it creates no employer-financed value.</w:t>
+            </w:r>
+          </w:p>
+        </w:tc>
+      </w:tr>
+      <w:tr>
+        <w:tc>
+          <w:tcPr>
+            <w:tcW w:type="dxa" w:w="2160"/>
+          </w:tcPr>
+          <w:p>
+            <w:r>
+              <w:rPr>
+                <w:b w:val="0"/>
+                <w:i w:val="0"/>
+                <w:strike w:val="0"/>
+              </w:rPr>
+              <w:t>Survivor / optional allowances</w:t>
+            </w:r>
+          </w:p>
+        </w:tc>
+        <w:tc>
+          <w:tcPr>
+            <w:tcW w:type="dxa" w:w="2160"/>
+          </w:tcPr>
+          <w:p>
+            <w:r>
+              <w:rPr>
+                <w:b w:val="0"/>
+                <w:i w:val="0"/>
+                <w:strike w:val="0"/>
+              </w:rPr>
+              <w:t>§ 51.1-165</w:t>
+            </w:r>
+          </w:p>
+        </w:tc>
+        <w:tc>
+          <w:tcPr>
+            <w:tcW w:type="dxa" w:w="2160"/>
+          </w:tcPr>
+          <w:p>
+            <w:r>
+              <w:rPr>
+                <w:b/>
+                <w:i w:val="0"/>
+                <w:strike w:val="0"/>
+              </w:rPr>
+              <w:t>No</w:t>
+            </w:r>
+          </w:p>
+        </w:tc>
+        <w:tc>
+          <w:tcPr>
+            <w:tcW w:type="dxa" w:w="2160"/>
+          </w:tcPr>
+          <w:p>
+            <w:r>
+              <w:rPr>
+                <w:b w:val="0"/>
+                <w:i w:val="0"/>
+                <w:strike w:val="0"/>
+              </w:rPr>
+              <w:t>Options are actuarial conversions of the allowance actually payable. Bridge credit does not increase that allowance. A bridge retiree may elect any option otherwise available — preserving the proposal's Survivor Benefit Clarification.</w:t>
+            </w:r>
+          </w:p>
+        </w:tc>
+      </w:tr>
+      <w:tr>
+        <w:tc>
+          <w:tcPr>
+            <w:tcW w:type="dxa" w:w="2160"/>
+          </w:tcPr>
+          <w:p>
+            <w:r>
+              <w:rPr>
+                <w:b w:val="0"/>
+                <w:i w:val="0"/>
+                <w:strike w:val="0"/>
+              </w:rPr>
+              <w:t>Disability retirement — eligibility</w:t>
+            </w:r>
+          </w:p>
+        </w:tc>
+        <w:tc>
+          <w:tcPr>
+            <w:tcW w:type="dxa" w:w="2160"/>
+          </w:tcPr>
+          <w:p>
+            <w:r>
+              <w:rPr>
+                <w:b w:val="0"/>
+                <w:i w:val="0"/>
+                <w:strike w:val="0"/>
+              </w:rPr>
+              <w:t>§ 51.1-156</w:t>
+            </w:r>
+          </w:p>
+        </w:tc>
+        <w:tc>
+          <w:tcPr>
+            <w:tcW w:type="dxa" w:w="2160"/>
+          </w:tcPr>
+          <w:p>
+            <w:r>
+              <w:rPr>
+                <w:b/>
+                <w:i w:val="0"/>
+                <w:strike w:val="0"/>
+              </w:rPr>
+              <w:t>No</w:t>
+            </w:r>
+          </w:p>
+        </w:tc>
+        <w:tc>
+          <w:tcPr>
+            <w:tcW w:type="dxa" w:w="2160"/>
+          </w:tcPr>
+          <w:p>
+            <w:r>
+              <w:rPr>
+                <w:b w:val="0"/>
+                <w:i w:val="0"/>
+                <w:strike w:val="0"/>
+              </w:rPr>
+              <w:t>Eligibility requires only being a member in service (or within 90 days of termination); no service threshold the credit could satisfy.</w:t>
+            </w:r>
+          </w:p>
+        </w:tc>
+      </w:tr>
+      <w:tr>
+        <w:tc>
+          <w:tcPr>
+            <w:tcW w:type="dxa" w:w="2160"/>
+          </w:tcPr>
+          <w:p>
+            <w:r>
+              <w:rPr>
+                <w:b w:val="0"/>
+                <w:i w:val="0"/>
+                <w:strike w:val="0"/>
+              </w:rPr>
+              <w:t>Disability retirement — amount</w:t>
+            </w:r>
+          </w:p>
+        </w:tc>
+        <w:tc>
+          <w:tcPr>
+            <w:tcW w:type="dxa" w:w="2160"/>
+          </w:tcPr>
+          <w:p>
+            <w:r>
+              <w:rPr>
+                <w:b w:val="0"/>
+                <w:i w:val="0"/>
+                <w:strike w:val="0"/>
+              </w:rPr>
+              <w:t>§ 51.1-157 A</w:t>
+            </w:r>
+          </w:p>
+        </w:tc>
+        <w:tc>
+          <w:tcPr>
+            <w:tcW w:type="dxa" w:w="2160"/>
+          </w:tcPr>
+          <w:p>
+            <w:r>
+              <w:rPr>
+                <w:b/>
+                <w:i w:val="0"/>
+                <w:strike w:val="0"/>
+              </w:rPr>
+              <w:t>No</w:t>
+            </w:r>
+            <w:r>
+              <w:rPr>
+                <w:b w:val="0"/>
+                <w:i w:val="0"/>
+                <w:strike w:val="0"/>
+              </w:rPr>
+              <w:t xml:space="preserve"> — protected by definition + F 9</w:t>
+            </w:r>
+          </w:p>
+        </w:tc>
+        <w:tc>
+          <w:tcPr>
+            <w:tcW w:type="dxa" w:w="2160"/>
+          </w:tcPr>
+          <w:p>
+            <w:r>
+              <w:rPr>
+                <w:b w:val="0"/>
+                <w:i w:val="0"/>
+                <w:strike w:val="0"/>
+              </w:rPr>
+              <w:t>Allowance = 1.70%/1.65% × AFC × the lesser of twice creditable service or creditable service projected to age 60. Bridge credit adds no creditable service. The five-year condition in § 51.1-157 A is covered by F 1.</w:t>
+            </w:r>
+          </w:p>
+        </w:tc>
+      </w:tr>
+      <w:tr>
+        <w:tc>
+          <w:tcPr>
+            <w:tcW w:type="dxa" w:w="2160"/>
+          </w:tcPr>
+          <w:p>
+            <w:r>
+              <w:rPr>
+                <w:b w:val="0"/>
+                <w:i w:val="0"/>
+                <w:strike w:val="0"/>
+              </w:rPr>
+              <w:t>Disability — workers' comp and special guarantees</w:t>
+            </w:r>
+          </w:p>
+        </w:tc>
+        <w:tc>
+          <w:tcPr>
+            <w:tcW w:type="dxa" w:w="2160"/>
+          </w:tcPr>
+          <w:p>
+            <w:r>
+              <w:rPr>
+                <w:b w:val="0"/>
+                <w:i w:val="0"/>
+                <w:strike w:val="0"/>
+              </w:rPr>
+              <w:t>§ 51.1-157 B, C, D</w:t>
+            </w:r>
+          </w:p>
+        </w:tc>
+        <w:tc>
+          <w:tcPr>
+            <w:tcW w:type="dxa" w:w="2160"/>
+          </w:tcPr>
+          <w:p>
+            <w:r>
+              <w:rPr>
+                <w:b/>
+                <w:i w:val="0"/>
+                <w:strike w:val="0"/>
+              </w:rPr>
+              <w:t>No</w:t>
+            </w:r>
+          </w:p>
+        </w:tc>
+        <w:tc>
+          <w:tcPr>
+            <w:tcW w:type="dxa" w:w="2160"/>
+          </w:tcPr>
+          <w:p>
+            <w:r>
+              <w:rPr>
+                <w:b w:val="0"/>
+                <w:i w:val="0"/>
+                <w:strike w:val="0"/>
+              </w:rPr>
+              <w:t>Percentage-of-AFC guarantees; no service component.</w:t>
+            </w:r>
+          </w:p>
+        </w:tc>
+      </w:tr>
+      <w:tr>
+        <w:tc>
+          <w:tcPr>
+            <w:tcW w:type="dxa" w:w="2160"/>
+          </w:tcPr>
+          <w:p>
+            <w:r>
+              <w:rPr>
+                <w:b w:val="0"/>
+                <w:i w:val="0"/>
+                <w:strike w:val="0"/>
+              </w:rPr>
+              <w:t>VSDP / long-term disability</w:t>
+            </w:r>
+          </w:p>
+        </w:tc>
+        <w:tc>
+          <w:tcPr>
+            <w:tcW w:type="dxa" w:w="2160"/>
+          </w:tcPr>
+          <w:p>
+            <w:r>
+              <w:rPr>
+                <w:b w:val="0"/>
+                <w:i w:val="0"/>
+                <w:strike w:val="0"/>
+              </w:rPr>
+              <w:t>§§ 51.1-1112, 51.1-1123, 51.1-1157, 51.1-1165</w:t>
+            </w:r>
+          </w:p>
+        </w:tc>
+        <w:tc>
+          <w:tcPr>
+            <w:tcW w:type="dxa" w:w="2160"/>
+          </w:tcPr>
+          <w:p>
+            <w:r>
+              <w:rPr>
+                <w:b/>
+                <w:i w:val="0"/>
+                <w:strike w:val="0"/>
+              </w:rPr>
+              <w:t>No</w:t>
+            </w:r>
+            <w:r>
+              <w:rPr>
+                <w:b w:val="0"/>
+                <w:i w:val="0"/>
+                <w:strike w:val="0"/>
+              </w:rPr>
+              <w:t xml:space="preserve"> — express exclusion</w:t>
+            </w:r>
+          </w:p>
+        </w:tc>
+        <w:tc>
+          <w:tcPr>
+            <w:tcW w:type="dxa" w:w="2160"/>
+          </w:tcPr>
+          <w:p>
+            <w:r>
+              <w:rPr>
+                <w:b w:val="0"/>
+                <w:i w:val="0"/>
+                <w:strike w:val="0"/>
+              </w:rPr>
+              <w:t>F 9. HIC amounts for disability retirees are computed on creditable service at disability (§ 51.1-1400 A), which bridge credit does not change.</w:t>
+            </w:r>
+          </w:p>
+        </w:tc>
+      </w:tr>
+      <w:tr>
+        <w:tc>
+          <w:tcPr>
+            <w:tcW w:type="dxa" w:w="2160"/>
+          </w:tcPr>
+          <w:p>
+            <w:r>
+              <w:rPr>
+                <w:b/>
+                <w:i w:val="0"/>
+                <w:strike w:val="0"/>
+              </w:rPr>
+              <w:t>Health insurance credit — threshold and amount</w:t>
+            </w:r>
+          </w:p>
+        </w:tc>
+        <w:tc>
+          <w:tcPr>
+            <w:tcW w:type="dxa" w:w="2160"/>
+          </w:tcPr>
+          <w:p>
+            <w:r>
+              <w:rPr>
+                <w:b w:val="0"/>
+                <w:i w:val="0"/>
+                <w:strike w:val="0"/>
+              </w:rPr>
+              <w:t>§§ 51.1-1400 through 51.1-1403</w:t>
+            </w:r>
+          </w:p>
+        </w:tc>
+        <w:tc>
+          <w:tcPr>
+            <w:tcW w:type="dxa" w:w="2160"/>
+          </w:tcPr>
+          <w:p>
+            <w:r>
+              <w:rPr>
+                <w:b/>
+                <w:i w:val="0"/>
+                <w:strike w:val="0"/>
+              </w:rPr>
+              <w:t>No</w:t>
+            </w:r>
+            <w:r>
+              <w:rPr>
+                <w:b w:val="0"/>
+                <w:i w:val="0"/>
+                <w:strike w:val="0"/>
+              </w:rPr>
+              <w:t xml:space="preserve"> — protected by definition</w:t>
+            </w:r>
+          </w:p>
+        </w:tc>
+        <w:tc>
+          <w:tcPr>
+            <w:tcW w:type="dxa" w:w="2160"/>
+          </w:tcPr>
+          <w:p>
+            <w:r>
+              <w:rPr>
+                <w:b w:val="0"/>
+                <w:i w:val="0"/>
+                <w:strike w:val="0"/>
+              </w:rPr>
+              <w:t xml:space="preserve">Both the </w:t>
+            </w:r>
+            <w:r>
+              <w:rPr>
+                <w:b/>
+                <w:i w:val="0"/>
+                <w:strike w:val="0"/>
+              </w:rPr>
+              <w:t>15-year eligibility threshold</w:t>
+            </w:r>
+            <w:r>
+              <w:rPr>
+                <w:b w:val="0"/>
+                <w:i w:val="0"/>
+                <w:strike w:val="0"/>
+              </w:rPr>
+              <w:t xml:space="preserve"> and the </w:t>
+            </w:r>
+            <w:r>
+              <w:rPr>
+                <w:b/>
+                <w:i w:val="0"/>
+                <w:strike w:val="0"/>
+              </w:rPr>
+              <w:t>per-year dollar amount</w:t>
+            </w:r>
+            <w:r>
+              <w:rPr>
+                <w:b w:val="0"/>
+                <w:i w:val="0"/>
+                <w:strike w:val="0"/>
+              </w:rPr>
+              <w:t xml:space="preserve"> ($4.00/$4.25 state and teacher; $1.50/$1.75 local and local officer, with caps) run on "total creditable service." Bridge credit never enters either. Reinforced by F 8.</w:t>
+            </w:r>
+          </w:p>
+        </w:tc>
+      </w:tr>
+      <w:tr>
+        <w:tc>
+          <w:tcPr>
+            <w:tcW w:type="dxa" w:w="2160"/>
+          </w:tcPr>
+          <w:p>
+            <w:r>
+              <w:rPr>
+                <w:b/>
+                <w:i w:val="0"/>
+                <w:strike w:val="0"/>
+              </w:rPr>
+              <w:t>Health insurance credit — commencement date</w:t>
+            </w:r>
+          </w:p>
+        </w:tc>
+        <w:tc>
+          <w:tcPr>
+            <w:tcW w:type="dxa" w:w="2160"/>
+          </w:tcPr>
+          <w:p>
+            <w:r>
+              <w:rPr>
+                <w:b w:val="0"/>
+                <w:i w:val="0"/>
+                <w:strike w:val="0"/>
+              </w:rPr>
+              <w:t>§§ 51.1-1400 A, 51.1-1401 A, 51.1-1402 A, 51.1-1403 A</w:t>
+            </w:r>
+          </w:p>
+        </w:tc>
+        <w:tc>
+          <w:tcPr>
+            <w:tcW w:type="dxa" w:w="2160"/>
+          </w:tcPr>
+          <w:p>
+            <w:r>
+              <w:rPr>
+                <w:b/>
+                <w:i w:val="0"/>
+                <w:strike w:val="0"/>
+              </w:rPr>
+              <w:t>YES — affected, and deliberately NOT cured: accepted and priced (DECISION 9).</w:t>
+            </w:r>
+            <w:r>
+              <w:rPr>
+                <w:b w:val="0"/>
+                <w:i w:val="0"/>
+                <w:strike w:val="0"/>
+              </w:rPr>
+              <w:t xml:space="preserve"> Corrects the earlier "No" conclusion.</w:t>
+            </w:r>
+          </w:p>
+        </w:tc>
+        <w:tc>
+          <w:tcPr>
+            <w:tcW w:type="dxa" w:w="2160"/>
+          </w:tcPr>
+          <w:p>
+            <w:r>
+              <w:rPr>
+                <w:b w:val="0"/>
+                <w:i w:val="0"/>
+                <w:strike w:val="0"/>
+              </w:rPr>
+              <w:t xml:space="preserve">The credit is payable to a former employee "who retired under the Virginia Retirement System" with at least 15 years of total creditable service, credited </w:t>
+            </w:r>
+            <w:r>
+              <w:rPr>
+                <w:b/>
+                <w:i w:val="0"/>
+                <w:strike w:val="0"/>
+              </w:rPr>
+              <w:t>monthly</w:t>
+            </w:r>
+            <w:r>
+              <w:rPr>
+                <w:b w:val="0"/>
+                <w:i w:val="0"/>
+                <w:strike w:val="0"/>
+              </w:rPr>
+              <w:t xml:space="preserve"> from retirement. The trigger is </w:t>
+            </w:r>
+            <w:r>
+              <w:rPr>
+                <w:b/>
+                <w:i w:val="0"/>
+                <w:strike w:val="0"/>
+              </w:rPr>
+              <w:t>retirement plus 15 years</w:t>
+            </w:r>
+            <w:r>
+              <w:rPr>
+                <w:b w:val="0"/>
+                <w:i w:val="0"/>
+                <w:strike w:val="0"/>
+              </w:rPr>
+              <w:t xml:space="preserve">, not the unreduced-eligibility date. An earlier retirement therefore adds up to four years of monthly payments: for a state retiree with 26 years, $4.25 × 26 = $110.50/month ≈ </w:t>
+            </w:r>
+            <w:r>
+              <w:rPr>
+                <w:b/>
+                <w:i w:val="0"/>
+                <w:strike w:val="0"/>
+              </w:rPr>
+              <w:t>$5,300 per member</w:t>
+            </w:r>
+            <w:r>
+              <w:rPr>
+                <w:b w:val="0"/>
+                <w:i w:val="0"/>
+                <w:strike w:val="0"/>
+              </w:rPr>
+              <w:t xml:space="preserve"> of additional trust liability. F 8 bars </w:t>
+            </w:r>
+            <w:r>
+              <w:rPr>
+                <w:b w:val="0"/>
+                <w:i/>
+                <w:strike w:val="0"/>
+              </w:rPr>
+              <w:t>eligibility</w:t>
+            </w:r>
+            <w:r>
+              <w:rPr>
+                <w:b w:val="0"/>
+                <w:i w:val="0"/>
+                <w:strike w:val="0"/>
+              </w:rPr>
+              <w:t xml:space="preserve"> and </w:t>
+            </w:r>
+            <w:r>
+              <w:rPr>
+                <w:b w:val="0"/>
+                <w:i/>
+                <w:strike w:val="0"/>
+              </w:rPr>
+              <w:t>amount</w:t>
+            </w:r>
+            <w:r>
+              <w:rPr>
+                <w:b w:val="0"/>
+                <w:i w:val="0"/>
+                <w:strike w:val="0"/>
+              </w:rPr>
+              <w:t xml:space="preserve">; neither verb reaches </w:t>
+            </w:r>
+            <w:r>
+              <w:rPr>
+                <w:b/>
+                <w:i w:val="0"/>
+                <w:strike w:val="0"/>
+              </w:rPr>
+              <w:t>duration</w:t>
+            </w:r>
+            <w:r>
+              <w:rPr>
+                <w:b w:val="0"/>
+                <w:i w:val="0"/>
+                <w:strike w:val="0"/>
+              </w:rPr>
+              <w:t xml:space="preserve">. Each of §§ 51.1-1401 through 51.1-1403 separately provides that a member who defers under § 51.1-153 C receives the credit "on the effective date of his retirement." </w:t>
+            </w:r>
+            <w:r>
+              <w:rPr>
+                <w:b/>
+                <w:i w:val="0"/>
+                <w:strike w:val="0"/>
+              </w:rPr>
+              <w:t>Resolved in version 1.2 by acceptance, not cure (DECISION 9):</w:t>
+            </w:r>
+            <w:r>
+              <w:rPr>
+                <w:b w:val="0"/>
+                <w:i w:val="0"/>
+                <w:strike w:val="0"/>
+              </w:rPr>
+              <w:t xml:space="preserve"> the cost is accepted, priced and disclosed, and the savings paragraph at the end of § 51.1-142.4 F says so affirmatively so that F 8 is not misread as delaying commencement. Clause 3(vi) of the enactment requires the Board to report it by trust. Note that DECISION 8 reduces this exposure as a side effect, since the deferred path that would have accelerated the credit furthest is now closed.</w:t>
+            </w:r>
+          </w:p>
+        </w:tc>
+      </w:tr>
+      <w:tr>
+        <w:tc>
+          <w:tcPr>
+            <w:tcW w:type="dxa" w:w="2160"/>
+          </w:tcPr>
+          <w:p>
+            <w:r>
+              <w:rPr>
+                <w:b/>
+                <w:i w:val="0"/>
+                <w:strike w:val="0"/>
+              </w:rPr>
+              <w:t>Post-retirement supplements (COLA) — ordinary commencement</w:t>
+            </w:r>
+          </w:p>
+        </w:tc>
+        <w:tc>
+          <w:tcPr>
+            <w:tcW w:type="dxa" w:w="2160"/>
+          </w:tcPr>
+          <w:p>
+            <w:r>
+              <w:rPr>
+                <w:b w:val="0"/>
+                <w:i w:val="0"/>
+                <w:strike w:val="0"/>
+              </w:rPr>
+              <w:t>§ 51.1-166 C</w:t>
+            </w:r>
+          </w:p>
+        </w:tc>
+        <w:tc>
+          <w:tcPr>
+            <w:tcW w:type="dxa" w:w="2160"/>
+          </w:tcPr>
+          <w:p>
+            <w:r>
+              <w:rPr>
+                <w:b/>
+                <w:i w:val="0"/>
+                <w:strike w:val="0"/>
+              </w:rPr>
+              <w:t>YES — affected, and deliberately NOT cured: accepted and priced (DECISION 9).</w:t>
+            </w:r>
+          </w:p>
+        </w:tc>
+        <w:tc>
+          <w:tcPr>
+            <w:tcW w:type="dxa" w:w="2160"/>
+          </w:tcPr>
+          <w:p>
+            <w:r>
+              <w:rPr>
+                <w:b w:val="0"/>
+                <w:i w:val="0"/>
+                <w:strike w:val="0"/>
+              </w:rPr>
+              <w:t xml:space="preserve">A bridge retiree falls outside D 1–D 4, so COLA commences on the ordinary subsection C determination-date schedule measured from actual retirement — up to four years earlier, compounding for life. The § 51.1-166 D 4 amendment does not reach this and must not be presented as if it did. Accepted per DECISION 9; the savings paragraph at the end of § 51.1-142.4 F states the acceptance affirmatively, and clause 3(vi) requires the Board to report the cost. </w:t>
+            </w:r>
+            <w:r>
+              <w:rPr>
+                <w:b/>
+                <w:i w:val="0"/>
+                <w:strike w:val="0"/>
+              </w:rPr>
+              <w:t>Not separately quantified in the MOO-259 model</w:t>
+            </w:r>
+            <w:r>
+              <w:rPr>
+                <w:b w:val="0"/>
+                <w:i w:val="0"/>
+                <w:strike w:val="0"/>
+              </w:rPr>
+              <w:t xml:space="preserve"> — the one acknowledged gap in the fiscal case. See Part 3.4 as corrected and </w:t>
+            </w:r>
+            <w:r>
+              <w:rPr>
+                <w:b/>
+                <w:i w:val="0"/>
+                <w:strike w:val="0"/>
+              </w:rPr>
+              <w:t>DECISION 9</w:t>
+            </w:r>
+            <w:r>
+              <w:rPr>
+                <w:b w:val="0"/>
+                <w:i w:val="0"/>
+                <w:strike w:val="0"/>
+              </w:rPr>
+              <w:t>.</w:t>
+            </w:r>
+          </w:p>
+        </w:tc>
+      </w:tr>
+      <w:tr>
+        <w:tc>
+          <w:tcPr>
+            <w:tcW w:type="dxa" w:w="2160"/>
+          </w:tcPr>
+          <w:p>
+            <w:r>
+              <w:rPr>
+                <w:b/>
+                <w:i w:val="0"/>
+                <w:strike w:val="0"/>
+              </w:rPr>
+              <w:t>Workforce Transition Act purchased years</w:t>
+            </w:r>
+          </w:p>
+        </w:tc>
+        <w:tc>
+          <w:tcPr>
+            <w:tcW w:type="dxa" w:w="2160"/>
+          </w:tcPr>
+          <w:p>
+            <w:r>
+              <w:rPr>
+                <w:b w:val="0"/>
+                <w:i w:val="0"/>
+                <w:strike w:val="0"/>
+              </w:rPr>
+              <w:t>§ 2.2-3204 A, C (Title 2.2)</w:t>
+            </w:r>
+          </w:p>
+        </w:tc>
+        <w:tc>
+          <w:tcPr>
+            <w:tcW w:type="dxa" w:w="2160"/>
+          </w:tcPr>
+          <w:p>
+            <w:r>
+              <w:rPr>
+                <w:b/>
+                <w:i w:val="0"/>
+                <w:strike w:val="0"/>
+              </w:rPr>
+              <w:t>YES — required a new conforming amendment</w:t>
+            </w:r>
+          </w:p>
+        </w:tc>
+        <w:tc>
+          <w:tcPr>
+            <w:tcW w:type="dxa" w:w="2160"/>
+          </w:tcPr>
+          <w:p>
+            <w:r>
+              <w:rPr>
+                <w:b w:val="0"/>
+                <w:i w:val="0"/>
+                <w:strike w:val="0"/>
+              </w:rPr>
+              <w:t xml:space="preserve">Employer-funded severance-conversion years go to the employee's </w:t>
+            </w:r>
+            <w:r>
+              <w:rPr>
+                <w:b/>
+                <w:i w:val="0"/>
+                <w:strike w:val="0"/>
+              </w:rPr>
+              <w:t>age</w:t>
+            </w:r>
+            <w:r>
+              <w:rPr>
+                <w:b w:val="0"/>
+                <w:i w:val="0"/>
+                <w:strike w:val="0"/>
+              </w:rPr>
+              <w:t xml:space="preserve"> unless the employee "is eligible for unreduced retirement," in which case they go to </w:t>
+            </w:r>
+            <w:r>
+              <w:rPr>
+                <w:b/>
+                <w:i w:val="0"/>
+                <w:strike w:val="0"/>
+              </w:rPr>
+              <w:t>creditable service</w:t>
+            </w:r>
+            <w:r>
+              <w:rPr>
+                <w:b w:val="0"/>
+                <w:i w:val="0"/>
+                <w:strike w:val="0"/>
+              </w:rPr>
+              <w:t xml:space="preserve"> and multiply into the § 51.1-155 A 1 allowance. Bridge credit flips that switch, producing an employer-funded increase in the allowance itself. F 1, F 12 and F 15 were all limited to "this title" and did not reach Title 2.2. Closed in version 1.1 by amending § 2.2-3204 A and C and extending F 15 to Title 2.2.</w:t>
+            </w:r>
+          </w:p>
+        </w:tc>
+      </w:tr>
+      <w:tr>
+        <w:tc>
+          <w:tcPr>
+            <w:tcW w:type="dxa" w:w="2160"/>
+          </w:tcPr>
+          <w:p>
+            <w:r>
+              <w:rPr>
+                <w:b/>
+                <w:i w:val="0"/>
+                <w:strike w:val="0"/>
+              </w:rPr>
+              <w:t>Deferred retirement under § 51.1-153 C</w:t>
+            </w:r>
+          </w:p>
+        </w:tc>
+        <w:tc>
+          <w:tcPr>
+            <w:tcW w:type="dxa" w:w="2160"/>
+          </w:tcPr>
+          <w:p>
+            <w:r>
+              <w:rPr>
+                <w:b w:val="0"/>
+                <w:i w:val="0"/>
+                <w:strike w:val="0"/>
+              </w:rPr>
+              <w:t>§ 51.1-153 C</w:t>
+            </w:r>
+          </w:p>
+        </w:tc>
+        <w:tc>
+          <w:tcPr>
+            <w:tcW w:type="dxa" w:w="2160"/>
+          </w:tcPr>
+          <w:p>
+            <w:r>
+              <w:rPr>
+                <w:b/>
+                <w:i w:val="0"/>
+                <w:strike w:val="0"/>
+              </w:rPr>
+              <w:t>YES — affected, and CLOSED in version 1.2 by an express amendment to § 51.1-153 C</w:t>
+            </w:r>
+          </w:p>
+        </w:tc>
+        <w:tc>
+          <w:tcPr>
+            <w:tcW w:type="dxa" w:w="2160"/>
+          </w:tcPr>
+          <w:p>
+            <w:r>
+              <w:rPr>
+                <w:b w:val="0"/>
+                <w:i w:val="0"/>
+                <w:strike w:val="0"/>
+              </w:rPr>
+              <w:t xml:space="preserve">Subsection C lets a member who terminates with five or more years retire under subsection B — </w:t>
+            </w:r>
+            <w:r>
+              <w:rPr>
+                <w:b/>
+                <w:i w:val="0"/>
+                <w:strike w:val="0"/>
+              </w:rPr>
+              <w:t>including B 2 and B 3</w:t>
+            </w:r>
+            <w:r>
+              <w:rPr>
+                <w:b w:val="0"/>
+                <w:i w:val="0"/>
+                <w:strike w:val="0"/>
+              </w:rPr>
+              <w:t xml:space="preserve"> — with the member-in-service requirement expressly inapplicable, and a deferred member's creditable service frozen. Version 1.1 required member-in-service status only at purchase, so acceleration for such a member could reach roughly 15 years rather than four; the C 2 d cap constrained but did not foreclose it. Version 1.2 adds § 51.1-142.4 E 3, which conditions the credit's </w:t>
+            </w:r>
+            <w:r>
+              <w:rPr>
+                <w:b w:val="0"/>
+                <w:i/>
+                <w:strike w:val="0"/>
+              </w:rPr>
+              <w:t>effect</w:t>
+            </w:r>
+            <w:r>
+              <w:rPr>
+                <w:b w:val="0"/>
+                <w:i w:val="0"/>
+                <w:strike w:val="0"/>
+              </w:rPr>
+              <w:t xml:space="preserve"> on in-service status immediately before retirement, </w:t>
+            </w:r>
+            <w:r>
+              <w:rPr>
+                <w:b/>
+                <w:i w:val="0"/>
+                <w:strike w:val="0"/>
+              </w:rPr>
+              <w:t>and amends § 51.1-153 C itself</w:t>
+            </w:r>
+            <w:r>
+              <w:rPr>
+                <w:b w:val="0"/>
+                <w:i w:val="0"/>
+                <w:strike w:val="0"/>
+              </w:rPr>
+              <w:t xml:space="preserve"> — necessarily, because that subsection's second sentence would otherwise have waived the new requirement. Refund with interest under K 1 c and K 1 d; pre-purchase disclosure under I 2(vii). See </w:t>
+            </w:r>
+            <w:r>
+              <w:rPr>
+                <w:b/>
+                <w:i w:val="0"/>
+                <w:strike w:val="0"/>
+              </w:rPr>
+              <w:t>DECISION 8</w:t>
+            </w:r>
+            <w:r>
+              <w:rPr>
+                <w:b w:val="0"/>
+                <w:i w:val="0"/>
+                <w:strike w:val="0"/>
+              </w:rPr>
+              <w:t>.</w:t>
+            </w:r>
+          </w:p>
+        </w:tc>
+      </w:tr>
+      <w:tr>
+        <w:tc>
+          <w:tcPr>
+            <w:tcW w:type="dxa" w:w="2160"/>
+          </w:tcPr>
+          <w:p>
+            <w:r>
+              <w:rPr>
+                <w:b w:val="0"/>
+                <w:i w:val="0"/>
+                <w:strike w:val="0"/>
+              </w:rPr>
+              <w:t>Group life insurance</w:t>
+            </w:r>
+          </w:p>
+        </w:tc>
+        <w:tc>
+          <w:tcPr>
+            <w:tcW w:type="dxa" w:w="2160"/>
+          </w:tcPr>
+          <w:p>
+            <w:r>
+              <w:rPr>
+                <w:b w:val="0"/>
+                <w:i w:val="0"/>
+                <w:strike w:val="0"/>
+              </w:rPr>
+              <w:t>§ 51.1-505 B, C</w:t>
+            </w:r>
+          </w:p>
+        </w:tc>
+        <w:tc>
+          <w:tcPr>
+            <w:tcW w:type="dxa" w:w="2160"/>
+          </w:tcPr>
+          <w:p>
+            <w:r>
+              <w:rPr>
+                <w:b/>
+                <w:i w:val="0"/>
+                <w:strike w:val="0"/>
+              </w:rPr>
+              <w:t>No</w:t>
+            </w:r>
+            <w:r>
+              <w:rPr>
+                <w:b w:val="0"/>
+                <w:i w:val="0"/>
+                <w:strike w:val="0"/>
+              </w:rPr>
+              <w:t xml:space="preserve"> — protected by definition</w:t>
+            </w:r>
+          </w:p>
+        </w:tc>
+        <w:tc>
+          <w:tcPr>
+            <w:tcW w:type="dxa" w:w="2160"/>
+          </w:tcPr>
+          <w:p>
+            <w:r>
+              <w:rPr>
+                <w:b w:val="0"/>
+                <w:i w:val="0"/>
+                <w:strike w:val="0"/>
+              </w:rPr>
+              <w:t>The 30-year floor ($8,000) and the 20-year double-salary provision run on creditable service; the retiree-coverage condition runs on "five or more years of service as an employee." Reinforced by F 11.</w:t>
+            </w:r>
+          </w:p>
+        </w:tc>
+      </w:tr>
+      <w:tr>
+        <w:tc>
+          <w:tcPr>
+            <w:tcW w:type="dxa" w:w="2160"/>
+          </w:tcPr>
+          <w:p>
+            <w:r>
+              <w:rPr>
+                <w:b w:val="0"/>
+                <w:i w:val="0"/>
+                <w:strike w:val="0"/>
+              </w:rPr>
+              <w:t>Hazardous duty — § 51.1-138 employees</w:t>
+            </w:r>
+          </w:p>
+        </w:tc>
+        <w:tc>
+          <w:tcPr>
+            <w:tcW w:type="dxa" w:w="2160"/>
+          </w:tcPr>
+          <w:p>
+            <w:r>
+              <w:rPr>
+                <w:b w:val="0"/>
+                <w:i w:val="0"/>
+                <w:strike w:val="0"/>
+              </w:rPr>
+              <w:t>§ 51.1-138 B, C</w:t>
+            </w:r>
+          </w:p>
+        </w:tc>
+        <w:tc>
+          <w:tcPr>
+            <w:tcW w:type="dxa" w:w="2160"/>
+          </w:tcPr>
+          <w:p>
+            <w:r>
+              <w:rPr>
+                <w:b/>
+                <w:i w:val="0"/>
+                <w:strike w:val="0"/>
+              </w:rPr>
+              <w:t>No</w:t>
+            </w:r>
+            <w:r>
+              <w:rPr>
+                <w:b w:val="0"/>
+                <w:i w:val="0"/>
+                <w:strike w:val="0"/>
+              </w:rPr>
+              <w:t xml:space="preserve"> — express exclusion</w:t>
+            </w:r>
+          </w:p>
+        </w:tc>
+        <w:tc>
+          <w:tcPr>
+            <w:tcW w:type="dxa" w:w="2160"/>
+          </w:tcPr>
+          <w:p>
+            <w:r>
+              <w:rPr>
+                <w:b w:val="0"/>
+                <w:i w:val="0"/>
+                <w:strike w:val="0"/>
+              </w:rPr>
+              <w:t>§ 51.1-142.4 B 1 and J exclude these employees from purchasing at all; F 12 bars any effect on § 51.1-138 benefits, including that section's own 30-year reduction test. Note that § 51.1-138 C uses the bare term "service," which is why version 1.1 adds "service" to F's opening enumeration.</w:t>
+            </w:r>
+          </w:p>
+        </w:tc>
+      </w:tr>
+      <w:tr>
+        <w:tc>
+          <w:tcPr>
+            <w:tcW w:type="dxa" w:w="2160"/>
+          </w:tcPr>
+          <w:p>
+            <w:r>
+              <w:rPr>
+                <w:b/>
+                <w:i w:val="0"/>
+                <w:strike w:val="0"/>
+              </w:rPr>
+              <w:t>Public-safety employees in § 51.1-153 B 4 "resolution" localities</w:t>
+            </w:r>
+          </w:p>
+        </w:tc>
+        <w:tc>
+          <w:tcPr>
+            <w:tcW w:type="dxa" w:w="2160"/>
+          </w:tcPr>
+          <w:p>
+            <w:r>
+              <w:rPr>
+                <w:b w:val="0"/>
+                <w:i w:val="0"/>
+                <w:strike w:val="0"/>
+              </w:rPr>
+              <w:t xml:space="preserve">§ 51.1-153 B 4; </w:t>
+            </w:r>
+            <w:r>
+              <w:rPr>
+                <w:b/>
+                <w:i w:val="0"/>
+                <w:strike w:val="0"/>
+              </w:rPr>
+              <w:t>§ 51.1-169 A, third and fourth sentences</w:t>
+            </w:r>
+            <w:r>
+              <w:rPr>
+                <w:b w:val="0"/>
+                <w:i w:val="0"/>
+                <w:strike w:val="0"/>
+              </w:rPr>
+              <w:t>; § 51.1-155 A 3</w:t>
+            </w:r>
+          </w:p>
+        </w:tc>
+        <w:tc>
+          <w:tcPr>
+            <w:tcW w:type="dxa" w:w="2160"/>
+          </w:tcPr>
+          <w:p>
+            <w:r>
+              <w:rPr>
+                <w:b/>
+                <w:i w:val="0"/>
+                <w:strike w:val="0"/>
+              </w:rPr>
+              <w:t>YES — inside the bill, and in version 1.2 those who first entered the VRS-administered retirement system on or after the January 1, 2014 Hybrid transition are now EXCLUDED.</w:t>
+            </w:r>
+            <w:r>
+              <w:rPr>
+                <w:b w:val="0"/>
+                <w:i w:val="0"/>
+                <w:strike w:val="0"/>
+              </w:rPr>
+              <w:t xml:space="preserve"> Corrects the earlier blanket "hazardous-duty members are excluded" conclusion.</w:t>
+            </w:r>
+          </w:p>
+        </w:tc>
+        <w:tc>
+          <w:tcPr>
+            <w:tcW w:type="dxa" w:w="2160"/>
+          </w:tcPr>
+          <w:p>
+            <w:r>
+              <w:rPr>
+                <w:b w:val="0"/>
+                <w:i w:val="0"/>
+                <w:strike w:val="0"/>
+              </w:rPr>
+              <w:t xml:space="preserve">Where a locality has adopted the irrevocable B 4 resolution, its EMS personnel, firefighters and law-enforcement officers are deemed not to be post-2010 members and to have at least 60 months of creditable service as of January 1, 2013. The third sentence of § 51.1-169 A then makes them </w:t>
+            </w:r>
+            <w:r>
+              <w:rPr>
+                <w:b/>
+                <w:i w:val="0"/>
+                <w:strike w:val="0"/>
+              </w:rPr>
+              <w:t>ineligible for the hybrid retirement program</w:t>
+            </w:r>
+            <w:r>
+              <w:rPr>
+                <w:b w:val="0"/>
+                <w:i w:val="0"/>
+                <w:strike w:val="0"/>
+              </w:rPr>
+              <w:t xml:space="preserve"> — in a sentence separate from the one covering § 51.1-138 employees, which is conclusive that the two local elections are distinct. Such an employee, hired in any year, was therefore caught by none of clauses B 1(i), (ii) or (iii), and the pathway left open was </w:t>
+            </w:r>
+            <w:r>
+              <w:rPr>
+                <w:b/>
+                <w:i w:val="0"/>
+                <w:strike w:val="0"/>
+              </w:rPr>
+              <w:t>B 2 — age 50 plus 30 years, one-for-one</w:t>
+            </w:r>
+            <w:r>
+              <w:rPr>
+                <w:b w:val="0"/>
+                <w:i w:val="0"/>
+                <w:strike w:val="0"/>
+              </w:rPr>
+              <w:t xml:space="preserve"> — the most generous acceleration in the bill. </w:t>
+            </w:r>
+            <w:r>
+              <w:rPr>
+                <w:b/>
+                <w:i w:val="0"/>
+                <w:strike w:val="0"/>
+              </w:rPr>
+              <w:t>Version 1.2 (DECISION 10)</w:t>
+            </w:r>
+            <w:r>
+              <w:rPr>
+                <w:b w:val="0"/>
+                <w:i w:val="0"/>
+                <w:strike w:val="0"/>
+              </w:rPr>
+              <w:t xml:space="preserve"> adds clause B 1(iv), excluding those qualifying B 4 employees who first entered the VRS-administered retirement system on or after the January 1, 2014 Hybrid transition — tracking the § 51.1-169 A membership test, so a member already in a VRS-administered plan before that date remains potentially eligible even if rehired later — which eliminates the permanent and growing share of this class; pre-2014 public-safety veterans remain eligible by deliberate choice. The residual technical problem for that remaining class — the B 4 deeming is scoped to B 1, B 3, subsection D and § 51.1-155 A 3, and </w:t>
+            </w:r>
+            <w:r>
+              <w:rPr>
+                <w:b/>
+                <w:i w:val="0"/>
+                <w:strike w:val="0"/>
+              </w:rPr>
+              <w:t>B 2 is not in that list</w:t>
+            </w:r>
+            <w:r>
+              <w:rPr>
+                <w:b w:val="0"/>
+                <w:i w:val="0"/>
+                <w:strike w:val="0"/>
+              </w:rPr>
+              <w:t xml:space="preserve"> — is fixed by new C 1 c, which routes them to the C 1 a deficit formula. The approximate normal cost rate for the class still needs VRS confirmation. See </w:t>
+            </w:r>
+            <w:r>
+              <w:rPr>
+                <w:b/>
+                <w:i w:val="0"/>
+                <w:strike w:val="0"/>
+              </w:rPr>
+              <w:t>DECISION 10</w:t>
+            </w:r>
+            <w:r>
+              <w:rPr>
+                <w:b w:val="0"/>
+                <w:i w:val="0"/>
+                <w:strike w:val="0"/>
+              </w:rPr>
+              <w:t>.</w:t>
+            </w:r>
+          </w:p>
+        </w:tc>
+      </w:tr>
+      <w:tr>
+        <w:tc>
+          <w:tcPr>
+            <w:tcW w:type="dxa" w:w="2160"/>
+          </w:tcPr>
+          <w:p>
+            <w:r>
+              <w:rPr>
+                <w:b w:val="0"/>
+                <w:i w:val="0"/>
+                <w:strike w:val="0"/>
+              </w:rPr>
+              <w:t>SPORS, VaLORS, JRS</w:t>
+            </w:r>
+          </w:p>
+        </w:tc>
+        <w:tc>
+          <w:tcPr>
+            <w:tcW w:type="dxa" w:w="2160"/>
+          </w:tcPr>
+          <w:p>
+            <w:r>
+              <w:rPr>
+                <w:b w:val="0"/>
+                <w:i w:val="0"/>
+                <w:strike w:val="0"/>
+              </w:rPr>
+              <w:t>Chapters 2, 2.1, 3</w:t>
+            </w:r>
+          </w:p>
+        </w:tc>
+        <w:tc>
+          <w:tcPr>
+            <w:tcW w:type="dxa" w:w="2160"/>
+          </w:tcPr>
+          <w:p>
+            <w:r>
+              <w:rPr>
+                <w:b/>
+                <w:i w:val="0"/>
+                <w:strike w:val="0"/>
+              </w:rPr>
+              <w:t>No</w:t>
+            </w:r>
+            <w:r>
+              <w:rPr>
+                <w:b w:val="0"/>
+                <w:i w:val="0"/>
+                <w:strike w:val="0"/>
+              </w:rPr>
+              <w:t xml:space="preserve"> — express non-application</w:t>
+            </w:r>
+          </w:p>
+        </w:tc>
+        <w:tc>
+          <w:tcPr>
+            <w:tcW w:type="dxa" w:w="2160"/>
+          </w:tcPr>
+          <w:p>
+            <w:r>
+              <w:rPr>
+                <w:b w:val="0"/>
+                <w:i w:val="0"/>
+                <w:strike w:val="0"/>
+              </w:rPr>
+              <w:t>§ 51.1-142.4 J. Note § 51.1-303 B already limits how § 51.1-142.2 purchases operate in JRS.</w:t>
+            </w:r>
+          </w:p>
+        </w:tc>
+      </w:tr>
+      <w:tr>
+        <w:tc>
+          <w:tcPr>
+            <w:tcW w:type="dxa" w:w="2160"/>
+          </w:tcPr>
+          <w:p>
+            <w:r>
+              <w:rPr>
+                <w:b w:val="0"/>
+                <w:i w:val="0"/>
+                <w:strike w:val="0"/>
+              </w:rPr>
+              <w:t>Hybrid retirement program</w:t>
+            </w:r>
+          </w:p>
+        </w:tc>
+        <w:tc>
+          <w:tcPr>
+            <w:tcW w:type="dxa" w:w="2160"/>
+          </w:tcPr>
+          <w:p>
+            <w:r>
+              <w:rPr>
+                <w:b w:val="0"/>
+                <w:i w:val="0"/>
+                <w:strike w:val="0"/>
+              </w:rPr>
+              <w:t>§ 51.1-169</w:t>
+            </w:r>
+          </w:p>
+        </w:tc>
+        <w:tc>
+          <w:tcPr>
+            <w:tcW w:type="dxa" w:w="2160"/>
+          </w:tcPr>
+          <w:p>
+            <w:r>
+              <w:rPr>
+                <w:b/>
+                <w:i w:val="0"/>
+                <w:strike w:val="0"/>
+              </w:rPr>
+              <w:t>No</w:t>
+            </w:r>
+            <w:r>
+              <w:rPr>
+                <w:b w:val="0"/>
+                <w:i w:val="0"/>
+                <w:strike w:val="0"/>
+              </w:rPr>
+              <w:t xml:space="preserve"> — express non-application</w:t>
+            </w:r>
+          </w:p>
+        </w:tc>
+        <w:tc>
+          <w:tcPr>
+            <w:tcW w:type="dxa" w:w="2160"/>
+          </w:tcPr>
+          <w:p>
+            <w:r>
+              <w:rPr>
+                <w:b w:val="0"/>
+                <w:i w:val="0"/>
+                <w:strike w:val="0"/>
+              </w:rPr>
+              <w:t xml:space="preserve">§ 51.1-142.4 B 1 and J. </w:t>
+            </w:r>
+            <w:r>
+              <w:rPr>
+                <w:b/>
+                <w:i w:val="0"/>
+                <w:strike w:val="0"/>
+              </w:rPr>
+              <w:t>This is the scope question in DECISION 2, not a technical conclusion.</w:t>
+            </w:r>
+          </w:p>
+        </w:tc>
+      </w:tr>
+      <w:tr>
+        <w:tc>
+          <w:tcPr>
+            <w:tcW w:type="dxa" w:w="2160"/>
+          </w:tcPr>
+          <w:p>
+            <w:r>
+              <w:rPr>
+                <w:b w:val="0"/>
+                <w:i w:val="0"/>
+                <w:strike w:val="0"/>
+              </w:rPr>
+              <w:t>Post-threshold pension accrual</w:t>
+            </w:r>
+          </w:p>
+        </w:tc>
+        <w:tc>
+          <w:tcPr>
+            <w:tcW w:type="dxa" w:w="2160"/>
+          </w:tcPr>
+          <w:p>
+            <w:r>
+              <w:rPr>
+                <w:b w:val="0"/>
+                <w:i w:val="0"/>
+                <w:strike w:val="0"/>
+              </w:rPr>
+              <w:t>§ 51.1-155 A 1</w:t>
+            </w:r>
+          </w:p>
+        </w:tc>
+        <w:tc>
+          <w:tcPr>
+            <w:tcW w:type="dxa" w:w="2160"/>
+          </w:tcPr>
+          <w:p>
+            <w:r>
+              <w:rPr>
+                <w:b/>
+                <w:i w:val="0"/>
+                <w:strike w:val="0"/>
+              </w:rPr>
+              <w:t>No</w:t>
+            </w:r>
+            <w:r>
+              <w:rPr>
+                <w:b w:val="0"/>
+                <w:i w:val="0"/>
+                <w:strike w:val="0"/>
+              </w:rPr>
+              <w:t xml:space="preserve"> — express exclusion</w:t>
+            </w:r>
+          </w:p>
+        </w:tc>
+        <w:tc>
+          <w:tcPr>
+            <w:tcW w:type="dxa" w:w="2160"/>
+          </w:tcPr>
+          <w:p>
+            <w:r>
+              <w:rPr>
+                <w:b w:val="0"/>
+                <w:i w:val="0"/>
+                <w:strike w:val="0"/>
+              </w:rPr>
+              <w:t>F 13. Continued work after the accelerated date accrues allowance normally on actual creditable service; the credit itself never accrues.</w:t>
+            </w:r>
+          </w:p>
+        </w:tc>
+      </w:tr>
+      <w:tr>
+        <w:tc>
+          <w:tcPr>
+            <w:tcW w:type="dxa" w:w="2160"/>
+          </w:tcPr>
+          <w:p>
+            <w:r>
+              <w:rPr>
+                <w:b w:val="0"/>
+                <w:i w:val="0"/>
+                <w:strike w:val="0"/>
+              </w:rPr>
+              <w:t>Portability / transfer</w:t>
+            </w:r>
+          </w:p>
+        </w:tc>
+        <w:tc>
+          <w:tcPr>
+            <w:tcW w:type="dxa" w:w="2160"/>
+          </w:tcPr>
+          <w:p>
+            <w:r>
+              <w:rPr>
+                <w:b w:val="0"/>
+                <w:i w:val="0"/>
+                <w:strike w:val="0"/>
+              </w:rPr>
+              <w:t>§ 51.1-143.1; other systems</w:t>
+            </w:r>
+          </w:p>
+        </w:tc>
+        <w:tc>
+          <w:tcPr>
+            <w:tcW w:type="dxa" w:w="2160"/>
+          </w:tcPr>
+          <w:p>
+            <w:r>
+              <w:rPr>
+                <w:b/>
+                <w:i w:val="0"/>
+                <w:strike w:val="0"/>
+              </w:rPr>
+              <w:t>No</w:t>
+            </w:r>
+            <w:r>
+              <w:rPr>
+                <w:b w:val="0"/>
+                <w:i w:val="0"/>
+                <w:strike w:val="0"/>
+              </w:rPr>
+              <w:t xml:space="preserve"> — express exclusion</w:t>
+            </w:r>
+          </w:p>
+        </w:tc>
+        <w:tc>
+          <w:tcPr>
+            <w:tcW w:type="dxa" w:w="2160"/>
+          </w:tcPr>
+          <w:p>
+            <w:r>
+              <w:rPr>
+                <w:b w:val="0"/>
+                <w:i w:val="0"/>
+                <w:strike w:val="0"/>
+              </w:rPr>
+              <w:t>F 14.</w:t>
+            </w:r>
+          </w:p>
+        </w:tc>
+      </w:tr>
+      <w:tr>
+        <w:tc>
+          <w:tcPr>
+            <w:tcW w:type="dxa" w:w="2160"/>
+          </w:tcPr>
+          <w:p>
+            <w:r>
+              <w:rPr>
+                <w:b w:val="0"/>
+                <w:i w:val="0"/>
+                <w:strike w:val="0"/>
+              </w:rPr>
+              <w:t>Refund of contributions</w:t>
+            </w:r>
+          </w:p>
+        </w:tc>
+        <w:tc>
+          <w:tcPr>
+            <w:tcW w:type="dxa" w:w="2160"/>
+          </w:tcPr>
+          <w:p>
+            <w:r>
+              <w:rPr>
+                <w:b w:val="0"/>
+                <w:i w:val="0"/>
+                <w:strike w:val="0"/>
+              </w:rPr>
+              <w:t>§§ 51.1-128, 51.1-161</w:t>
+            </w:r>
+          </w:p>
+        </w:tc>
+        <w:tc>
+          <w:tcPr>
+            <w:tcW w:type="dxa" w:w="2160"/>
+          </w:tcPr>
+          <w:p>
+            <w:r>
+              <w:rPr>
+                <w:b/>
+                <w:i w:val="0"/>
+                <w:strike w:val="0"/>
+              </w:rPr>
+              <w:t>Yes, intentionally</w:t>
+            </w:r>
+          </w:p>
+        </w:tc>
+        <w:tc>
+          <w:tcPr>
+            <w:tcW w:type="dxa" w:w="2160"/>
+          </w:tcPr>
+          <w:p>
+            <w:r>
+              <w:rPr>
+                <w:b w:val="0"/>
+                <w:i w:val="0"/>
+                <w:strike w:val="0"/>
+              </w:rPr>
+              <w:t>§ 51.1-142.4 G: member-paid amounts refundable; employer-paid amounts not; credit forfeited on withdrawal.</w:t>
+            </w:r>
+          </w:p>
+        </w:tc>
+      </w:tr>
+      <w:tr>
+        <w:tc>
+          <w:tcPr>
+            <w:tcW w:type="dxa" w:w="2160"/>
+          </w:tcPr>
+          <w:p>
+            <w:r>
+              <w:rPr>
+                <w:b w:val="0"/>
+                <w:i w:val="0"/>
+                <w:strike w:val="0"/>
+              </w:rPr>
+              <w:t>Return to covered employment</w:t>
+            </w:r>
+          </w:p>
+        </w:tc>
+        <w:tc>
+          <w:tcPr>
+            <w:tcW w:type="dxa" w:w="2160"/>
+          </w:tcPr>
+          <w:p>
+            <w:r>
+              <w:rPr>
+                <w:b w:val="0"/>
+                <w:i w:val="0"/>
+                <w:strike w:val="0"/>
+              </w:rPr>
+              <w:t>§ 51.1-155 B 1</w:t>
+            </w:r>
+          </w:p>
+        </w:tc>
+        <w:tc>
+          <w:tcPr>
+            <w:tcW w:type="dxa" w:w="2160"/>
+          </w:tcPr>
+          <w:p>
+            <w:r>
+              <w:rPr>
+                <w:b/>
+                <w:i w:val="0"/>
+                <w:strike w:val="0"/>
+              </w:rPr>
+              <w:t>No</w:t>
+            </w:r>
+          </w:p>
+        </w:tc>
+        <w:tc>
+          <w:tcPr>
+            <w:tcW w:type="dxa" w:w="2160"/>
+          </w:tcPr>
+          <w:p>
+            <w:r>
+              <w:rPr>
+                <w:b w:val="0"/>
+                <w:i w:val="0"/>
+                <w:strike w:val="0"/>
+              </w:rPr>
+              <w:t>Allowance ceases while re-employed in a covered position regardless of how eligibility was attained.</w:t>
+            </w:r>
+          </w:p>
+        </w:tc>
+      </w:tr>
+      <w:tr>
+        <w:tc>
+          <w:tcPr>
+            <w:tcW w:type="dxa" w:w="2160"/>
+          </w:tcPr>
+          <w:p>
+            <w:r>
+              <w:rPr>
+                <w:b w:val="0"/>
+                <w:i w:val="0"/>
+                <w:strike w:val="0"/>
+              </w:rPr>
+              <w:t>Existing § 51.1-142.2 B 2 purchase right</w:t>
+            </w:r>
+          </w:p>
+        </w:tc>
+        <w:tc>
+          <w:tcPr>
+            <w:tcW w:type="dxa" w:w="2160"/>
+          </w:tcPr>
+          <w:p>
+            <w:r>
+              <w:rPr>
+                <w:b w:val="0"/>
+                <w:i w:val="0"/>
+                <w:strike w:val="0"/>
+              </w:rPr>
+              <w:t>§ 51.1-142.2</w:t>
+            </w:r>
+          </w:p>
+        </w:tc>
+        <w:tc>
+          <w:tcPr>
+            <w:tcW w:type="dxa" w:w="2160"/>
+          </w:tcPr>
+          <w:p>
+            <w:r>
+              <w:rPr>
+                <w:b/>
+                <w:i w:val="0"/>
+                <w:strike w:val="0"/>
+              </w:rPr>
+              <w:t>No</w:t>
+            </w:r>
+            <w:r>
+              <w:rPr>
+                <w:b w:val="0"/>
+                <w:i w:val="0"/>
+                <w:strike w:val="0"/>
+              </w:rPr>
+              <w:t xml:space="preserve"> — expressly preserved</w:t>
+            </w:r>
+          </w:p>
+        </w:tc>
+        <w:tc>
+          <w:tcPr>
+            <w:tcW w:type="dxa" w:w="2160"/>
+          </w:tcPr>
+          <w:p>
+            <w:r>
+              <w:rPr>
+                <w:b w:val="0"/>
+                <w:i w:val="0"/>
+                <w:strike w:val="0"/>
+              </w:rPr>
+              <w:t>§ 51.1-142.4 H 1. Members keep the in-window normal-cost right and the post-window actuarial-cost right, and § 51.1-142.4 H 4 adds a conversion right with credit for amounts already paid.</w:t>
+            </w:r>
+          </w:p>
+        </w:tc>
+      </w:tr>
+      <w:tr>
+        <w:tc>
+          <w:tcPr>
+            <w:tcW w:type="dxa" w:w="2160"/>
+          </w:tcPr>
+          <w:p>
+            <w:r>
+              <w:rPr>
+                <w:b w:val="0"/>
+                <w:i w:val="0"/>
+                <w:strike w:val="0"/>
+              </w:rPr>
+              <w:t>Free military credit for members on military leave</w:t>
+            </w:r>
+          </w:p>
+        </w:tc>
+        <w:tc>
+          <w:tcPr>
+            <w:tcW w:type="dxa" w:w="2160"/>
+          </w:tcPr>
+          <w:p>
+            <w:r>
+              <w:rPr>
+                <w:b w:val="0"/>
+                <w:i w:val="0"/>
+                <w:strike w:val="0"/>
+              </w:rPr>
+              <w:t>§ 51.1-142.2 I</w:t>
+            </w:r>
+          </w:p>
+        </w:tc>
+        <w:tc>
+          <w:tcPr>
+            <w:tcW w:type="dxa" w:w="2160"/>
+          </w:tcPr>
+          <w:p>
+            <w:r>
+              <w:rPr>
+                <w:b/>
+                <w:i w:val="0"/>
+                <w:strike w:val="0"/>
+              </w:rPr>
+              <w:t>No</w:t>
+            </w:r>
+          </w:p>
+        </w:tc>
+        <w:tc>
+          <w:tcPr>
+            <w:tcW w:type="dxa" w:w="2160"/>
+          </w:tcPr>
+          <w:p>
+            <w:r>
+              <w:rPr>
+                <w:b w:val="0"/>
+                <w:i w:val="0"/>
+                <w:strike w:val="0"/>
+              </w:rPr>
+              <w:t>Untouched; a different right with different conditions.</w:t>
+            </w:r>
+          </w:p>
+        </w:tc>
+      </w:tr>
+      <w:tr>
+        <w:tc>
+          <w:tcPr>
+            <w:tcW w:type="dxa" w:w="2160"/>
+          </w:tcPr>
+          <w:p>
+            <w:r>
+              <w:rPr>
+                <w:b w:val="0"/>
+                <w:i w:val="0"/>
+                <w:strike w:val="0"/>
+              </w:rPr>
+              <w:t>Four-year aggregate military cap</w:t>
+            </w:r>
+          </w:p>
+        </w:tc>
+        <w:tc>
+          <w:tcPr>
+            <w:tcW w:type="dxa" w:w="2160"/>
+          </w:tcPr>
+          <w:p>
+            <w:r>
+              <w:rPr>
+                <w:b w:val="0"/>
+                <w:i w:val="0"/>
+                <w:strike w:val="0"/>
+              </w:rPr>
+              <w:t>§ 51.1-142.2 B 2</w:t>
+            </w:r>
+          </w:p>
+        </w:tc>
+        <w:tc>
+          <w:tcPr>
+            <w:tcW w:type="dxa" w:w="2160"/>
+          </w:tcPr>
+          <w:p>
+            <w:r>
+              <w:rPr>
+                <w:b/>
+                <w:i w:val="0"/>
+                <w:strike w:val="0"/>
+              </w:rPr>
+              <w:t>Preserved</w:t>
+            </w:r>
+          </w:p>
+        </w:tc>
+        <w:tc>
+          <w:tcPr>
+            <w:tcW w:type="dxa" w:w="2160"/>
+          </w:tcPr>
+          <w:p>
+            <w:r>
+              <w:rPr>
+                <w:b w:val="0"/>
+                <w:i w:val="0"/>
+                <w:strike w:val="0"/>
+              </w:rPr>
+              <w:t>§ 51.1-142.4 H 2 and the § 51.1-142.2 B 2 amendment make the cap a combined cap, with H 3 barring double purchase of the same period.</w:t>
+            </w:r>
+          </w:p>
+        </w:tc>
+      </w:tr>
+      <w:tr>
+        <w:tc>
+          <w:tcPr>
+            <w:tcW w:type="dxa" w:w="2160"/>
+          </w:tcPr>
+          <w:p>
+            <w:r>
+              <w:rPr>
+                <w:b w:val="0"/>
+                <w:i w:val="0"/>
+                <w:strike w:val="0"/>
+              </w:rPr>
+              <w:t>Four-year cap on other purchasable categories</w:t>
+            </w:r>
+          </w:p>
+        </w:tc>
+        <w:tc>
+          <w:tcPr>
+            <w:tcW w:type="dxa" w:w="2160"/>
+          </w:tcPr>
+          <w:p>
+            <w:r>
+              <w:rPr>
+                <w:b w:val="0"/>
+                <w:i w:val="0"/>
+                <w:strike w:val="0"/>
+              </w:rPr>
+              <w:t>§ 51.1-142.2 B 1</w:t>
+            </w:r>
+          </w:p>
+        </w:tc>
+        <w:tc>
+          <w:tcPr>
+            <w:tcW w:type="dxa" w:w="2160"/>
+          </w:tcPr>
+          <w:p>
+            <w:r>
+              <w:rPr>
+                <w:b/>
+                <w:i w:val="0"/>
+                <w:strike w:val="0"/>
+              </w:rPr>
+              <w:t>No</w:t>
+            </w:r>
+          </w:p>
+        </w:tc>
+        <w:tc>
+          <w:tcPr>
+            <w:tcW w:type="dxa" w:w="2160"/>
+          </w:tcPr>
+          <w:p>
+            <w:r>
+              <w:rPr>
+                <w:b w:val="0"/>
+                <w:i w:val="0"/>
+                <w:strike w:val="0"/>
+              </w:rPr>
+              <w:t>A separate cap; the bill does not touch it.</w:t>
             </w:r>
           </w:p>
         </w:tc>
@@ -8627,53 +6631,28 @@
     </w:tbl>
     <w:p/>
     <w:p>
-      <w:r>
-        <w:rPr>
-          <w:b/>
-          <w:i w:val="0"/>
-          <w:strike w:val="0"/>
-        </w:rPr>
-        <w:t>Consequence of DECISION 1 that must be in member-facing material.</w:t>
-      </w:r>
+      <w:pPr>
+        <w:jc w:val="center"/>
+      </w:pPr>
+      <w:r>
+        <w:rPr>
+          <w:color w:val="909090"/>
+          <w:sz w:val="18"/>
+        </w:rPr>
+        <w:t>* * *</w:t>
+      </w:r>
+    </w:p>
+    <w:p>
+      <w:pPr>
+        <w:pStyle w:val="Heading2"/>
+      </w:pPr>
       <w:r>
         <w:rPr>
           <w:b w:val="0"/>
           <w:i w:val="0"/>
           <w:strike w:val="0"/>
         </w:rPr>
-        <w:t xml:space="preserve"> Because PLOP eligibility under § 51.1-165.01 B runs on creditable service performed after the </w:t>
-      </w:r>
-      <w:r>
-        <w:rPr>
-          <w:b w:val="0"/>
-          <w:i/>
-          <w:strike w:val="0"/>
-        </w:rPr>
-        <w:t>unaffected</w:t>
-      </w:r>
-      <w:r>
-        <w:rPr>
-          <w:b w:val="0"/>
-          <w:i w:val="0"/>
-          <w:strike w:val="0"/>
-        </w:rPr>
-        <w:t xml:space="preserve"> eligibility date, a member who retires at the accelerated date will generally have </w:t>
-      </w:r>
-      <w:r>
-        <w:rPr>
-          <w:b/>
-          <w:i w:val="0"/>
-          <w:strike w:val="0"/>
-        </w:rPr>
-        <w:t>no PLOP</w:t>
-      </w:r>
-      <w:r>
-        <w:rPr>
-          <w:b w:val="0"/>
-          <w:i w:val="0"/>
-          <w:strike w:val="0"/>
-        </w:rPr>
-        <w:t>. A member who uses the credit and works through to normal retirement date retains full PLOP eligibility through clause B 1(i) of that section — a point the source appendix originally stated incompletely (it recorded only the three-year branch of B 1(i), not the "satisfied the requirements for normal retirement after January 1, 2004" branch), and which materially softens the warning in Part 3.3.</w:t>
+        <w:t>Part 5 — Risks that are not drafting problems</w:t>
       </w:r>
     </w:p>
     <w:p>
@@ -8686,6 +6665,2295 @@
           <w:i w:val="0"/>
           <w:strike w:val="0"/>
         </w:rPr>
+        <w:t xml:space="preserve">5.1 The pricing problem (the central fiscal issue) — </w:t>
+      </w:r>
+      <w:r>
+        <w:rPr>
+          <w:b/>
+          <w:i w:val="0"/>
+          <w:strike w:val="0"/>
+        </w:rPr>
+        <w:t>ACTUARY 1, now modeled</w:t>
+      </w:r>
+    </w:p>
+    <w:p>
+      <w:r>
+        <w:rPr>
+          <w:b w:val="0"/>
+          <w:i w:val="0"/>
+          <w:strike w:val="0"/>
+        </w:rPr>
+        <w:t xml:space="preserve">The proposal prices bridge credit at the </w:t>
+      </w:r>
+      <w:r>
+        <w:rPr>
+          <w:b/>
+          <w:i w:val="0"/>
+          <w:strike w:val="0"/>
+        </w:rPr>
+        <w:t>approximate normal cost</w:t>
+      </w:r>
+      <w:r>
+        <w:rPr>
+          <w:b w:val="0"/>
+          <w:i w:val="0"/>
+          <w:strike w:val="0"/>
+        </w:rPr>
+        <w:t xml:space="preserve"> — the price of a year of </w:t>
+      </w:r>
+      <w:r>
+        <w:rPr>
+          <w:b w:val="0"/>
+          <w:i/>
+          <w:strike w:val="0"/>
+        </w:rPr>
+        <w:t>benefit accrual</w:t>
+      </w:r>
+      <w:r>
+        <w:rPr>
+          <w:b w:val="0"/>
+          <w:i w:val="0"/>
+          <w:strike w:val="0"/>
+        </w:rPr>
+        <w:t xml:space="preserve">. But the bridge sells a different good: </w:t>
+      </w:r>
+      <w:r>
+        <w:rPr>
+          <w:b/>
+          <w:i w:val="0"/>
+          <w:strike w:val="0"/>
+        </w:rPr>
+        <w:t>removal of an actuarial early-retirement reduction</w:t>
+      </w:r>
+      <w:r>
+        <w:rPr>
+          <w:b w:val="0"/>
+          <w:i w:val="0"/>
+          <w:strike w:val="0"/>
+        </w:rPr>
+        <w:t>, i.e., the early-retirement subsidy. These two things do not have the same actuarial value, and there is no reason to expect the normal-cost rate to cover the subsidy.</w:t>
+      </w:r>
+    </w:p>
+    <w:p>
+      <w:r>
+        <w:rPr>
+          <w:b/>
+          <w:i w:val="0"/>
+          <w:strike w:val="0"/>
+        </w:rPr>
+        <w:t>Version 1.1 update — the number now exists.</w:t>
+      </w:r>
+      <w:r>
+        <w:rPr>
+          <w:b w:val="0"/>
+          <w:i w:val="0"/>
+          <w:strike w:val="0"/>
+        </w:rPr>
+        <w:t xml:space="preserve"> The ACTUARY 1 and ACTUARY 2 questions have been modeled (MOO-259; memorandum at </w:t>
+      </w:r>
+      <w:r>
+        <w:rPr>
+          <w:rFonts w:ascii="Consolas" w:hAnsi="Consolas"/>
+          <w:b w:val="0"/>
+          <w:i w:val="0"/>
+          <w:strike w:val="0"/>
+          <w:color w:val="303030"/>
+          <w:sz w:val="19"/>
+        </w:rPr>
+        <w:t>08-fiscal-model-memo.docx</w:t>
+      </w:r>
+      <w:r>
+        <w:rPr>
+          <w:b w:val="0"/>
+          <w:i w:val="0"/>
+          <w:strike w:val="0"/>
+        </w:rPr>
+        <w:t xml:space="preserve">, reproducible code and tables in </w:t>
+      </w:r>
+      <w:r>
+        <w:rPr>
+          <w:rFonts w:ascii="Consolas" w:hAnsi="Consolas"/>
+          <w:b w:val="0"/>
+          <w:i w:val="0"/>
+          <w:strike w:val="0"/>
+          <w:color w:val="303030"/>
+          <w:sz w:val="19"/>
+        </w:rPr>
+        <w:t>fiscal-model/</w:t>
+      </w:r>
+      <w:r>
+        <w:rPr>
+          <w:b w:val="0"/>
+          <w:i w:val="0"/>
+          <w:strike w:val="0"/>
+        </w:rPr>
+        <w:t xml:space="preserve">). The model is an illustrative public-finance model built from published VRS, Commonwealth and federal sources. </w:t>
+      </w:r>
+      <w:r>
+        <w:rPr>
+          <w:b/>
+          <w:i w:val="0"/>
+          <w:strike w:val="0"/>
+        </w:rPr>
+        <w:t>It is not an actuarial certification and it does not substitute for the VRS Board's statement under Va. Code § 30-19.1:7.</w:t>
+      </w:r>
+      <w:r>
+        <w:rPr>
+          <w:b w:val="0"/>
+          <w:i w:val="0"/>
+          <w:strike w:val="0"/>
+        </w:rPr>
+        <w:t xml:space="preserve"> It confirms the diagnosis in this Part and supplies magnitudes:</w:t>
+      </w:r>
+    </w:p>
+    <w:tbl>
+      <w:tblPr>
+        <w:tblStyle w:val="TableGrid"/>
+        <w:tblW w:type="auto" w:w="0"/>
+        <w:tblLook w:firstColumn="1" w:firstRow="1" w:lastColumn="0" w:lastRow="0" w:noHBand="0" w:noVBand="1" w:val="04A0"/>
+      </w:tblPr>
+      <w:tblGrid>
+        <w:gridCol w:w="4320"/>
+        <w:gridCol w:w="4320"/>
+      </w:tblGrid>
+      <w:tr>
+        <w:tc>
+          <w:tcPr>
+            <w:tcW w:type="dxa" w:w="4320"/>
+          </w:tcPr>
+          <w:p>
+            <w:r>
+              <w:rPr>
+                <w:b/>
+                <w:i w:val="0"/>
+                <w:strike w:val="0"/>
+              </w:rPr>
+              <w:t>Question</w:t>
+            </w:r>
+          </w:p>
+        </w:tc>
+        <w:tc>
+          <w:tcPr>
+            <w:tcW w:type="dxa" w:w="4320"/>
+          </w:tcPr>
+          <w:p>
+            <w:r>
+              <w:rPr>
+                <w:b/>
+                <w:i w:val="0"/>
+                <w:strike w:val="0"/>
+              </w:rPr>
+              <w:t>Modeled answer</w:t>
+            </w:r>
+          </w:p>
+        </w:tc>
+      </w:tr>
+      <w:tr>
+        <w:tc>
+          <w:tcPr>
+            <w:tcW w:type="dxa" w:w="4320"/>
+          </w:tcPr>
+          <w:p>
+            <w:r>
+              <w:rPr>
+                <w:b w:val="0"/>
+                <w:i w:val="0"/>
+                <w:strike w:val="0"/>
+              </w:rPr>
+              <w:t>Does approximate normal cost cover the value of the acceleration?</w:t>
+            </w:r>
+          </w:p>
+        </w:tc>
+        <w:tc>
+          <w:tcPr>
+            <w:tcW w:type="dxa" w:w="4320"/>
+          </w:tcPr>
+          <w:p>
+            <w:r>
+              <w:rPr>
+                <w:b/>
+                <w:i w:val="0"/>
+                <w:strike w:val="0"/>
+              </w:rPr>
+              <w:t>No.</w:t>
+            </w:r>
+            <w:r>
+              <w:rPr>
+                <w:b w:val="0"/>
+                <w:i w:val="0"/>
+                <w:strike w:val="0"/>
+              </w:rPr>
+              <w:t xml:space="preserve"> Price recovers </w:t>
+            </w:r>
+            <w:r>
+              <w:rPr>
+                <w:b/>
+                <w:i w:val="0"/>
+                <w:strike w:val="0"/>
+              </w:rPr>
+              <w:t>11% to 78%</w:t>
+            </w:r>
+            <w:r>
+              <w:rPr>
+                <w:b w:val="0"/>
+                <w:i w:val="0"/>
+                <w:strike w:val="0"/>
+              </w:rPr>
+              <w:t xml:space="preserve"> of value, depending on plan and profile. An actuarially equivalent price for the maximum-acceleration Plan 1 case would be about </w:t>
+            </w:r>
+            <w:r>
+              <w:rPr>
+                <w:b/>
+                <w:i w:val="0"/>
+                <w:strike w:val="0"/>
+              </w:rPr>
+              <w:t>112.8% of salary per year purchased</w:t>
+            </w:r>
+            <w:r>
+              <w:rPr>
+                <w:b w:val="0"/>
+                <w:i w:val="0"/>
+                <w:strike w:val="0"/>
+              </w:rPr>
+              <w:t xml:space="preserve">, versus the </w:t>
+            </w:r>
+            <w:r>
+              <w:rPr>
+                <w:b/>
+                <w:i w:val="0"/>
+                <w:strike w:val="0"/>
+              </w:rPr>
+              <w:t>12.50%</w:t>
+            </w:r>
+            <w:r>
+              <w:rPr>
+                <w:b w:val="0"/>
+                <w:i w:val="0"/>
+                <w:strike w:val="0"/>
+              </w:rPr>
+              <w:t xml:space="preserve"> charged — that being the rate for </w:t>
+            </w:r>
+            <w:r>
+              <w:rPr>
+                <w:b/>
+                <w:i w:val="0"/>
+                <w:strike w:val="0"/>
+              </w:rPr>
+              <w:t>ordinary non-hazardous</w:t>
+            </w:r>
+            <w:r>
+              <w:rPr>
+                <w:b w:val="0"/>
+                <w:i w:val="0"/>
+                <w:strike w:val="0"/>
+              </w:rPr>
+              <w:t xml:space="preserve"> Plan 1 members. The rate applicable to eligible pre-2014 § 51.1-153 B 4 public-safety members </w:t>
+            </w:r>
+            <w:r>
+              <w:rPr>
+                <w:b/>
+                <w:i w:val="0"/>
+                <w:strike w:val="0"/>
+              </w:rPr>
+              <w:t>requires VRS confirmation</w:t>
+            </w:r>
+            <w:r>
+              <w:rPr>
+                <w:b w:val="0"/>
+                <w:i w:val="0"/>
+                <w:strike w:val="0"/>
+              </w:rPr>
+              <w:t>.</w:t>
+            </w:r>
+          </w:p>
+        </w:tc>
+      </w:tr>
+      <w:tr>
+        <w:tc>
+          <w:tcPr>
+            <w:tcW w:type="dxa" w:w="4320"/>
+          </w:tcPr>
+          <w:p>
+            <w:r>
+              <w:rPr>
+                <w:b w:val="0"/>
+                <w:i w:val="0"/>
+                <w:strike w:val="0"/>
+              </w:rPr>
+              <w:t>Largest per-member subsidy</w:t>
+            </w:r>
+          </w:p>
+        </w:tc>
+        <w:tc>
+          <w:tcPr>
+            <w:tcW w:type="dxa" w:w="4320"/>
+          </w:tcPr>
+          <w:p>
+            <w:r>
+              <w:rPr>
+                <w:b w:val="0"/>
+                <w:i w:val="0"/>
+                <w:strike w:val="0"/>
+              </w:rPr>
+              <w:t xml:space="preserve">Plan 1, age 50 with 26 years at $85,000: pays </w:t>
+            </w:r>
+            <w:r>
+              <w:rPr>
+                <w:b/>
+                <w:i w:val="0"/>
+                <w:strike w:val="0"/>
+              </w:rPr>
+              <w:t>$42,500</w:t>
+            </w:r>
+            <w:r>
+              <w:rPr>
+                <w:b w:val="0"/>
+                <w:i w:val="0"/>
+                <w:strike w:val="0"/>
+              </w:rPr>
+              <w:t xml:space="preserve">, receives </w:t>
+            </w:r>
+            <w:r>
+              <w:rPr>
+                <w:b/>
+                <w:i w:val="0"/>
+                <w:strike w:val="0"/>
+              </w:rPr>
+              <w:t>$383,565</w:t>
+            </w:r>
+            <w:r>
+              <w:rPr>
+                <w:b w:val="0"/>
+                <w:i w:val="0"/>
+                <w:strike w:val="0"/>
+              </w:rPr>
+              <w:t xml:space="preserve"> of value — </w:t>
+            </w:r>
+            <w:r>
+              <w:rPr>
+                <w:b/>
+                <w:i w:val="0"/>
+                <w:strike w:val="0"/>
+              </w:rPr>
+              <w:t>$341,065</w:t>
+            </w:r>
+            <w:r>
+              <w:rPr>
+                <w:b w:val="0"/>
+                <w:i w:val="0"/>
+                <w:strike w:val="0"/>
+              </w:rPr>
+              <w:t xml:space="preserve"> net, at </w:t>
+            </w:r>
+            <w:r>
+              <w:rPr>
+                <w:b/>
+                <w:i w:val="0"/>
+                <w:strike w:val="0"/>
+              </w:rPr>
+              <w:t>11.1%</w:t>
+            </w:r>
+            <w:r>
+              <w:rPr>
+                <w:b w:val="0"/>
+                <w:i w:val="0"/>
+                <w:strike w:val="0"/>
+              </w:rPr>
+              <w:t xml:space="preserve"> cost recovery. The driver is that the current-law 50/10 reduction is about </w:t>
+            </w:r>
+            <w:r>
+              <w:rPr>
+                <w:b/>
+                <w:i w:val="0"/>
+                <w:strike w:val="0"/>
+              </w:rPr>
+              <w:t>60%</w:t>
+            </w:r>
+            <w:r>
+              <w:rPr>
+                <w:b w:val="0"/>
+                <w:i w:val="0"/>
+                <w:strike w:val="0"/>
+              </w:rPr>
+              <w:t>, so the bridge converts a 40-cent benefit into a dollar benefit for life.</w:t>
+            </w:r>
+          </w:p>
+        </w:tc>
+      </w:tr>
+      <w:tr>
+        <w:tc>
+          <w:tcPr>
+            <w:tcW w:type="dxa" w:w="4320"/>
+          </w:tcPr>
+          <w:p>
+            <w:r>
+              <w:rPr>
+                <w:b w:val="0"/>
+                <w:i w:val="0"/>
+                <w:strike w:val="0"/>
+              </w:rPr>
+              <w:t>Why Plan 2 prices better</w:t>
+            </w:r>
+          </w:p>
+        </w:tc>
+        <w:tc>
+          <w:tcPr>
+            <w:tcW w:type="dxa" w:w="4320"/>
+          </w:tcPr>
+          <w:p>
+            <w:r>
+              <w:rPr>
+                <w:b/>
+                <w:i w:val="0"/>
+                <w:strike w:val="0"/>
+              </w:rPr>
+              <w:t>56% to 79%</w:t>
+            </w:r>
+            <w:r>
+              <w:rPr>
+                <w:b w:val="0"/>
+                <w:i w:val="0"/>
+                <w:strike w:val="0"/>
+              </w:rPr>
+              <w:t xml:space="preserve"> recovery. The Rule-of-90 sum grows two points per year worked while a bridge year adds one, so four bridge points accelerate eligibility by only </w:t>
+            </w:r>
+            <w:r>
+              <w:rPr>
+                <w:b/>
+                <w:i w:val="0"/>
+                <w:strike w:val="0"/>
+              </w:rPr>
+              <w:t>two years</w:t>
+            </w:r>
+            <w:r>
+              <w:rPr>
+                <w:b w:val="0"/>
+                <w:i w:val="0"/>
+                <w:strike w:val="0"/>
+              </w:rPr>
+              <w:t xml:space="preserve"> — this memorandum's Part 1.2 asymmetry, confirmed and now priced.</w:t>
+            </w:r>
+          </w:p>
+        </w:tc>
+      </w:tr>
+      <w:tr>
+        <w:tc>
+          <w:tcPr>
+            <w:tcW w:type="dxa" w:w="4320"/>
+          </w:tcPr>
+          <w:p>
+            <w:r>
+              <w:rPr>
+                <w:b w:val="0"/>
+                <w:i w:val="0"/>
+                <w:strike w:val="0"/>
+              </w:rPr>
+              <w:t xml:space="preserve">Aggregate employer contribution rate impact, FY2029–FY2038 — </w:t>
+            </w:r>
+            <w:r>
+              <w:rPr>
+                <w:b/>
+                <w:i w:val="0"/>
+                <w:strike w:val="0"/>
+              </w:rPr>
+              <w:t>the modeled retirement-plan employer contribution impact, excluding the separately funded health insurance credit and COLA effects, including unquantified COLA exposure</w:t>
+            </w:r>
+          </w:p>
+        </w:tc>
+        <w:tc>
+          <w:tcPr>
+            <w:tcW w:type="dxa" w:w="4320"/>
+          </w:tcPr>
+          <w:p>
+            <w:r>
+              <w:rPr>
+                <w:b/>
+                <w:i w:val="0"/>
+                <w:strike w:val="0"/>
+              </w:rPr>
+              <w:t>0.22 bp</w:t>
+            </w:r>
+            <w:r>
+              <w:rPr>
+                <w:b w:val="0"/>
+                <w:i w:val="0"/>
+                <w:strike w:val="0"/>
+              </w:rPr>
+              <w:t xml:space="preserve"> state, </w:t>
+            </w:r>
+            <w:r>
+              <w:rPr>
+                <w:b/>
+                <w:i w:val="0"/>
+                <w:strike w:val="0"/>
+              </w:rPr>
+              <w:t>0.20 bp</w:t>
+            </w:r>
+            <w:r>
+              <w:rPr>
+                <w:b w:val="0"/>
+                <w:i w:val="0"/>
+                <w:strike w:val="0"/>
+              </w:rPr>
+              <w:t xml:space="preserve"> teacher, </w:t>
+            </w:r>
+            <w:r>
+              <w:rPr>
+                <w:b/>
+                <w:i w:val="0"/>
+                <w:strike w:val="0"/>
+              </w:rPr>
+              <w:t>0.14 bp</w:t>
+            </w:r>
+            <w:r>
+              <w:rPr>
+                <w:b w:val="0"/>
+                <w:i w:val="0"/>
+                <w:strike w:val="0"/>
+              </w:rPr>
+              <w:t xml:space="preserve"> political subdivisions, </w:t>
+            </w:r>
+            <w:r>
+              <w:rPr>
+                <w:b/>
+                <w:i w:val="0"/>
+                <w:strike w:val="0"/>
+              </w:rPr>
+              <w:t>0.19 bp</w:t>
+            </w:r>
+            <w:r>
+              <w:rPr>
+                <w:b w:val="0"/>
+                <w:i w:val="0"/>
+                <w:strike w:val="0"/>
+              </w:rPr>
+              <w:t xml:space="preserve"> combined — about </w:t>
+            </w:r>
+            <w:r>
+              <w:rPr>
+                <w:b/>
+                <w:i w:val="0"/>
+                <w:strike w:val="0"/>
+              </w:rPr>
+              <w:t>222 purchasers</w:t>
+            </w:r>
+            <w:r>
+              <w:rPr>
+                <w:b w:val="0"/>
+                <w:i w:val="0"/>
+                <w:strike w:val="0"/>
+              </w:rPr>
+              <w:t xml:space="preserve"> against </w:t>
+            </w:r>
+            <w:r>
+              <w:rPr>
+                <w:b/>
+                <w:i w:val="0"/>
+                <w:strike w:val="0"/>
+              </w:rPr>
+              <w:t>$26.05 billion</w:t>
+            </w:r>
+            <w:r>
+              <w:rPr>
+                <w:b w:val="0"/>
+                <w:i w:val="0"/>
+                <w:strike w:val="0"/>
+              </w:rPr>
+              <w:t xml:space="preserve"> of covered payroll, paying about </w:t>
+            </w:r>
+            <w:r>
+              <w:rPr>
+                <w:b/>
+                <w:i w:val="0"/>
+                <w:strike w:val="0"/>
+              </w:rPr>
+              <w:t>$7.29M</w:t>
+            </w:r>
+            <w:r>
+              <w:rPr>
+                <w:b w:val="0"/>
+                <w:i w:val="0"/>
+                <w:strike w:val="0"/>
+              </w:rPr>
+              <w:t xml:space="preserve"> in. To the nearest basis point no plan's rate changes. Full sensitivity range </w:t>
+            </w:r>
+            <w:r>
+              <w:rPr>
+                <w:b/>
+                <w:i w:val="0"/>
+                <w:strike w:val="0"/>
+              </w:rPr>
+              <w:t>0.05 to 0.44 bp</w:t>
+            </w:r>
+            <w:r>
+              <w:rPr>
+                <w:b w:val="0"/>
+                <w:i w:val="0"/>
+                <w:strike w:val="0"/>
+              </w:rPr>
+              <w:t xml:space="preserve"> aggregate; no single plan exceeds </w:t>
+            </w:r>
+            <w:r>
+              <w:rPr>
+                <w:b/>
+                <w:i w:val="0"/>
+                <w:strike w:val="0"/>
+              </w:rPr>
+              <w:t>0.84 bp</w:t>
+            </w:r>
+            <w:r>
+              <w:rPr>
+                <w:b w:val="0"/>
+                <w:i w:val="0"/>
+                <w:strike w:val="0"/>
+              </w:rPr>
+              <w:t xml:space="preserve"> in any scenario tested.</w:t>
+            </w:r>
+          </w:p>
+        </w:tc>
+      </w:tr>
+      <w:tr>
+        <w:tc>
+          <w:tcPr>
+            <w:tcW w:type="dxa" w:w="4320"/>
+          </w:tcPr>
+          <w:p>
+            <w:r>
+              <w:rPr>
+                <w:b w:val="0"/>
+                <w:i w:val="0"/>
+                <w:strike w:val="0"/>
+              </w:rPr>
+              <w:t>Does any scenario make it cost-neutral?</w:t>
+            </w:r>
+          </w:p>
+        </w:tc>
+        <w:tc>
+          <w:tcPr>
+            <w:tcW w:type="dxa" w:w="4320"/>
+          </w:tcPr>
+          <w:p>
+            <w:r>
+              <w:rPr>
+                <w:b/>
+                <w:i w:val="0"/>
+                <w:strike w:val="0"/>
+              </w:rPr>
+              <w:t>No.</w:t>
+            </w:r>
+            <w:r>
+              <w:rPr>
+                <w:b w:val="0"/>
+                <w:i w:val="0"/>
+                <w:strike w:val="0"/>
+              </w:rPr>
+              <w:t xml:space="preserve"> Nothing tested flips the aggregate into a saving. Cost neutrality is not an available claim.</w:t>
+            </w:r>
+          </w:p>
+        </w:tc>
+      </w:tr>
+    </w:tbl>
+    <w:p/>
+    <w:p>
+      <w:r>
+        <w:rPr>
+          <w:b w:val="0"/>
+          <w:i w:val="0"/>
+          <w:strike w:val="0"/>
+        </w:rPr>
+        <w:t>Three consequences for this memorandum's legal analysis:</w:t>
+      </w:r>
+    </w:p>
+    <w:p>
+      <w:pPr>
+        <w:pStyle w:val="ListNumber"/>
+      </w:pPr>
+      <w:r>
+        <w:rPr>
+          <w:b/>
+          <w:i w:val="0"/>
+          <w:strike w:val="0"/>
+        </w:rPr>
+        <w:t>The § 51.1-124.3 carve-out is doing more work than any other provision.</w:t>
+      </w:r>
+      <w:r>
+        <w:rPr>
+          <w:b w:val="0"/>
+          <w:i w:val="0"/>
+          <w:strike w:val="0"/>
+        </w:rPr>
+        <w:t xml:space="preserve"> If eligibility credit counted as creditable service, the modeled liability increase for the lead profile would rise from </w:t>
+      </w:r>
+      <w:r>
+        <w:rPr>
+          <w:b/>
+          <w:i w:val="0"/>
+          <w:strike w:val="0"/>
+        </w:rPr>
+        <w:t>$21,000 to $119,349 — 5.7 times larger</w:t>
+      </w:r>
+      <w:r>
+        <w:rPr>
+          <w:b w:val="0"/>
+          <w:i w:val="0"/>
+          <w:strike w:val="0"/>
+        </w:rPr>
+        <w:t>, and the annual allowance from $35,696 to $41,188 for life. The three-move architecture in Part 3 is vindicated quantitatively, not merely conceptually.</w:t>
+      </w:r>
+    </w:p>
+    <w:p>
+      <w:pPr>
+        <w:pStyle w:val="ListNumber"/>
+      </w:pPr>
+      <w:r>
+        <w:rPr>
+          <w:b/>
+          <w:i w:val="0"/>
+          <w:strike w:val="0"/>
+        </w:rPr>
+        <w:t>The sign of the per-member result depends on member behaviour, not on drafting.</w:t>
+      </w:r>
+      <w:r>
+        <w:rPr>
+          <w:b w:val="0"/>
+          <w:i w:val="0"/>
+          <w:strike w:val="0"/>
+        </w:rPr>
+        <w:t xml:space="preserve"> On the "work-to-eligibility" baseline — the member would have worked on to unreduced eligibility and then retired — the member </w:t>
+      </w:r>
+      <w:r>
+        <w:rPr>
+          <w:b/>
+          <w:i w:val="0"/>
+          <w:strike w:val="0"/>
+        </w:rPr>
+        <w:t>overpays in every profile modeled</w:t>
+      </w:r>
+      <w:r>
+        <w:rPr>
+          <w:b w:val="0"/>
+          <w:i w:val="0"/>
+          <w:strike w:val="0"/>
+        </w:rPr>
+        <w:t>, because the bridge requires surrendering four years of accrual and of AFC growth. The subsidy exists only for members who were going to leave anyway. No public data bears on the mix, which is why the aggregate is reported as a range.</w:t>
+      </w:r>
+    </w:p>
+    <w:p>
+      <w:pPr>
+        <w:pStyle w:val="ListNumber"/>
+      </w:pPr>
+      <w:r>
+        <w:rPr>
+          <w:b/>
+          <w:i w:val="0"/>
+          <w:strike w:val="0"/>
+        </w:rPr>
+        <w:t>DECISION 2 (hybrid exclusion) cannot be defended on near-term cost.</w:t>
+      </w:r>
+      <w:r>
+        <w:rPr>
+          <w:b w:val="0"/>
+          <w:i w:val="0"/>
+          <w:strike w:val="0"/>
+        </w:rPr>
+        <w:t xml:space="preserve"> Including hybrid participants changes the ten-year number by </w:t>
+      </w:r>
+      <w:r>
+        <w:rPr>
+          <w:b/>
+          <w:i w:val="0"/>
+          <w:strike w:val="0"/>
+        </w:rPr>
+        <w:t>less than one hundredth of a basis point</w:t>
+      </w:r>
+      <w:r>
+        <w:rPr>
+          <w:b w:val="0"/>
+          <w:i w:val="0"/>
+          <w:strike w:val="0"/>
+        </w:rPr>
+        <w:t xml:space="preserve">, because almost no hybrid participant can satisfy § 51.1-142.4 B 5 and C before FY2038. The exclusion resolved on October 19, 2026 stands on equity and precedent grounds; if a committee asks for the fiscal justification, there is not one inside the window. Material hybrid cost begins in the </w:t>
+      </w:r>
+      <w:r>
+        <w:rPr>
+          <w:b/>
+          <w:i w:val="0"/>
+          <w:strike w:val="0"/>
+        </w:rPr>
+        <w:t>2040s</w:t>
+      </w:r>
+      <w:r>
+        <w:rPr>
+          <w:b w:val="0"/>
+          <w:i w:val="0"/>
+          <w:strike w:val="0"/>
+        </w:rPr>
+        <w:t>, outside any fiscal note horizon and unmodeled.</w:t>
+      </w:r>
+    </w:p>
+    <w:p>
+      <w:r>
+        <w:rPr>
+          <w:b w:val="0"/>
+          <w:i w:val="0"/>
+          <w:strike w:val="0"/>
+        </w:rPr>
+        <w:t xml:space="preserve">Options if containment is required: (i) Board-set bridge-specific rate under § 51.1-142.4 D; (ii) require actuarial equivalent cost measured against the </w:t>
+      </w:r>
+      <w:r>
+        <w:rPr>
+          <w:b w:val="0"/>
+          <w:i/>
+          <w:strike w:val="0"/>
+        </w:rPr>
+        <w:t>acceleration</w:t>
+      </w:r>
+      <w:r>
+        <w:rPr>
+          <w:b w:val="0"/>
+          <w:i w:val="0"/>
+          <w:strike w:val="0"/>
+        </w:rPr>
+        <w:t xml:space="preserve">, not against a year of accrual; (iii) cap the acceleration at fewer than four years; (iv) require an appropriation to offset the liability. (i) and (ii) would substantially raise the price and undercut the policy; they are not drafted. The model adds a fifth that is </w:t>
+      </w:r>
+      <w:r>
+        <w:rPr>
+          <w:b/>
+          <w:i w:val="0"/>
+          <w:strike w:val="0"/>
+        </w:rPr>
+        <w:t>not</w:t>
+      </w:r>
+      <w:r>
+        <w:rPr>
+          <w:b w:val="0"/>
+          <w:i w:val="0"/>
+          <w:strike w:val="0"/>
+        </w:rPr>
+        <w:t xml:space="preserve"> recommended: the stricter DECISION 4 purchase rule (permit a purchase only where it fully completes eligibility) saves about </w:t>
+      </w:r>
+      <w:r>
+        <w:rPr>
+          <w:b/>
+          <w:i w:val="0"/>
+          <w:strike w:val="0"/>
+        </w:rPr>
+        <w:t>0.06 bp</w:t>
+      </w:r>
+      <w:r>
+        <w:rPr>
+          <w:b w:val="0"/>
+          <w:i w:val="0"/>
+          <w:strike w:val="0"/>
+        </w:rPr>
+        <w:t xml:space="preserve"> but denies the benefit outright to every veteran whose qualifying service is shorter than their deficit. The partial-purchase rule was resolved on October 19, 2026, and </w:t>
+      </w:r>
+      <w:r>
+        <w:rPr>
+          <w:b/>
+          <w:i w:val="0"/>
+          <w:strike w:val="0"/>
+        </w:rPr>
+        <w:t>0.06 bp is its measured price</w:t>
+      </w:r>
+      <w:r>
+        <w:rPr>
+          <w:b w:val="0"/>
+          <w:i w:val="0"/>
+          <w:strike w:val="0"/>
+        </w:rPr>
+        <w:t xml:space="preserve"> — a defensible trade to put to a committee.</w:t>
+      </w:r>
+    </w:p>
+    <w:p>
+      <w:r>
+        <w:rPr>
+          <w:b/>
+          <w:i w:val="0"/>
+          <w:strike w:val="0"/>
+        </w:rPr>
+        <w:t>What the model does not price.</w:t>
+      </w:r>
+      <w:r>
+        <w:rPr>
+          <w:b w:val="0"/>
+          <w:i w:val="0"/>
+          <w:strike w:val="0"/>
+        </w:rPr>
+        <w:t xml:space="preserve"> </w:t>
+      </w:r>
+      <w:r>
+        <w:rPr>
+          <w:b/>
+          <w:i w:val="0"/>
+          <w:strike w:val="0"/>
+        </w:rPr>
+        <w:t>Version 1.2 update:</w:t>
+      </w:r>
+      <w:r>
+        <w:rPr>
+          <w:b w:val="0"/>
+          <w:i w:val="0"/>
+          <w:strike w:val="0"/>
+        </w:rPr>
+        <w:t xml:space="preserve"> the model was built against version 1.1 and needs re-running, but both of the corrections now run in the </w:t>
+      </w:r>
+      <w:r>
+        <w:rPr>
+          <w:b/>
+          <w:i w:val="0"/>
+          <w:strike w:val="0"/>
+        </w:rPr>
+        <w:t>favorable</w:t>
+      </w:r>
+      <w:r>
+        <w:rPr>
+          <w:b w:val="0"/>
+          <w:i w:val="0"/>
+          <w:strike w:val="0"/>
+        </w:rPr>
+        <w:t xml:space="preserve"> direction, so no figure above is an understatement on their account. (i) The deferred-member strategy is not in any figure above — the model prices four years of acceleration, not fifteen — and DECISION 8 has now </w:t>
+      </w:r>
+      <w:r>
+        <w:rPr>
+          <w:b/>
+          <w:i w:val="0"/>
+          <w:strike w:val="0"/>
+        </w:rPr>
+        <w:t>closed</w:t>
+      </w:r>
+      <w:r>
+        <w:rPr>
+          <w:b w:val="0"/>
+          <w:i w:val="0"/>
+          <w:strike w:val="0"/>
+        </w:rPr>
+        <w:t xml:space="preserve"> that path, so the omission no longer understates the cost. (ii) The model's population includes the B 4-resolution public-safety employees who first entered the VRS-administered retirement system on or after the January 1, 2014 Hybrid transition, whom clause B 1(iv) now </w:t>
+      </w:r>
+      <w:r>
+        <w:rPr>
+          <w:b/>
+          <w:i w:val="0"/>
+          <w:strike w:val="0"/>
+        </w:rPr>
+        <w:t>excludes</w:t>
+      </w:r>
+      <w:r>
+        <w:rPr>
+          <w:b w:val="0"/>
+          <w:i w:val="0"/>
+          <w:strike w:val="0"/>
+        </w:rPr>
+        <w:t xml:space="preserve">, so the modeled population is too large rather than too small. What remains genuinely outside the contribution-rate figures is the DECISION 9 health insurance credit and COLA commencement cost, which sits on </w:t>
+      </w:r>
+      <w:r>
+        <w:rPr>
+          <w:b/>
+          <w:i w:val="0"/>
+          <w:strike w:val="0"/>
+        </w:rPr>
+        <w:t>separately funded trusts</w:t>
+      </w:r>
+      <w:r>
+        <w:rPr>
+          <w:b w:val="0"/>
+          <w:i w:val="0"/>
+          <w:strike w:val="0"/>
+        </w:rPr>
+        <w:t>; only the per-member health insurance credit order of magnitude (≈ $5,300) has been estimated, and the COLA exposure has not been quantified at all. The model should nonetheless be restated against the bill actually introduced.</w:t>
+      </w:r>
+    </w:p>
+    <w:p>
+      <w:pPr>
+        <w:pStyle w:val="Heading3"/>
+      </w:pPr>
+      <w:r>
+        <w:rPr>
+          <w:b w:val="0"/>
+          <w:i w:val="0"/>
+          <w:strike w:val="0"/>
+        </w:rPr>
+        <w:t xml:space="preserve">5.2 Military retirees may be excluded from the bridge entirely — </w:t>
+      </w:r>
+      <w:r>
+        <w:rPr>
+          <w:b/>
+          <w:i w:val="0"/>
+          <w:strike w:val="0"/>
+        </w:rPr>
+        <w:t>COUNSEL 2 / DECISION 3</w:t>
+      </w:r>
+    </w:p>
+    <w:p>
+      <w:r>
+        <w:rPr>
+          <w:b w:val="0"/>
+          <w:i w:val="0"/>
+          <w:strike w:val="0"/>
+        </w:rPr>
+        <w:t xml:space="preserve">§ 51.1-142.2 B bars purchase of service "included in the calculation of any retirement allowance received or to be received by the member from this or another retirement system," except as required by </w:t>
+      </w:r>
+      <w:r>
+        <w:rPr>
+          <w:b/>
+          <w:i w:val="0"/>
+          <w:strike w:val="0"/>
+        </w:rPr>
+        <w:t>10 U.S.C. ch. 1223</w:t>
+      </w:r>
+      <w:r>
+        <w:rPr>
+          <w:b w:val="0"/>
+          <w:i w:val="0"/>
+          <w:strike w:val="0"/>
+        </w:rPr>
+        <w:t xml:space="preserve"> (reserve-component non-regular retired pay). VRS administers this as a bar where the service "qualifies you for a military pension."</w:t>
+      </w:r>
+    </w:p>
+    <w:p>
+      <w:r>
+        <w:rPr>
+          <w:b w:val="0"/>
+          <w:i w:val="0"/>
+          <w:strike w:val="0"/>
+        </w:rPr>
+        <w:t xml:space="preserve">The practical consequence is severe and runs against the proposal's framing: a </w:t>
+      </w:r>
+      <w:r>
+        <w:rPr>
+          <w:b/>
+          <w:i w:val="0"/>
+          <w:strike w:val="0"/>
+        </w:rPr>
+        <w:t>career active-component military retiree</w:t>
+      </w:r>
+      <w:r>
+        <w:rPr>
+          <w:b w:val="0"/>
+          <w:i w:val="0"/>
+          <w:strike w:val="0"/>
+        </w:rPr>
+        <w:t xml:space="preserve"> — precisely the "long-serving veteran" the brief describes — generally </w:t>
+      </w:r>
+      <w:r>
+        <w:rPr>
+          <w:b/>
+          <w:i w:val="0"/>
+          <w:strike w:val="0"/>
+        </w:rPr>
+        <w:t>cannot</w:t>
+      </w:r>
+      <w:r>
+        <w:rPr>
+          <w:b w:val="0"/>
+          <w:i w:val="0"/>
+          <w:strike w:val="0"/>
+        </w:rPr>
+        <w:t xml:space="preserve"> purchase the service, because it is counted in military retired pay. The bridge as drafted inherits that bar through § 51.1-142.4 B 4 and H 5. The realistic beneficiary population is veterans who served and separated </w:t>
+      </w:r>
+      <w:r>
+        <w:rPr>
+          <w:b/>
+          <w:i w:val="0"/>
+          <w:strike w:val="0"/>
+        </w:rPr>
+        <w:t>without</w:t>
+      </w:r>
+      <w:r>
+        <w:rPr>
+          <w:b w:val="0"/>
+          <w:i w:val="0"/>
+          <w:strike w:val="0"/>
+        </w:rPr>
+        <w:t xml:space="preserve"> retirement-eligible service. Federal law protects qualifying service associated with </w:t>
+      </w:r>
+      <w:r>
+        <w:rPr>
+          <w:b/>
+          <w:i w:val="0"/>
+          <w:strike w:val="0"/>
+        </w:rPr>
+        <w:t>non-regular Reserve-component retired pay under 10 U.S.C. chapter 1223</w:t>
+      </w:r>
+      <w:r>
+        <w:rPr>
+          <w:b w:val="0"/>
+          <w:i w:val="0"/>
+          <w:strike w:val="0"/>
+        </w:rPr>
+        <w:t xml:space="preserve">; it does </w:t>
+      </w:r>
+      <w:r>
+        <w:rPr>
+          <w:b/>
+          <w:i w:val="0"/>
+          <w:strike w:val="0"/>
+        </w:rPr>
+        <w:t>not</w:t>
+      </w:r>
+      <w:r>
+        <w:rPr>
+          <w:b w:val="0"/>
+          <w:i w:val="0"/>
+          <w:strike w:val="0"/>
+        </w:rPr>
+        <w:t xml:space="preserve"> follow that all Reserve and National Guard service is protected, and no document in this package asserts that. Whether </w:t>
+      </w:r>
+      <w:r>
+        <w:rPr>
+          <w:b/>
+          <w:i w:val="0"/>
+          <w:strike w:val="0"/>
+        </w:rPr>
+        <w:t>§ 12736 applies to this bridge is subject to counsel confirmation</w:t>
+      </w:r>
+      <w:r>
+        <w:rPr>
+          <w:b w:val="0"/>
+          <w:i w:val="0"/>
+          <w:strike w:val="0"/>
+        </w:rPr>
+        <w:t xml:space="preserve"> — see Part 5.2.</w:t>
+      </w:r>
+    </w:p>
+    <w:p>
+      <w:r>
+        <w:rPr>
+          <w:b w:val="0"/>
+          <w:i w:val="0"/>
+          <w:strike w:val="0"/>
+        </w:rPr>
+        <w:t>JLCVSO should decide whether to (a) accept the bar, (b) seek an express exception for military retired pay — which raises a genuine double-counting objection and a much larger fiscal number, or (c) at minimum require VRS to publish the rule plainly so members are not surprised. The bill as drafted does (a).</w:t>
+      </w:r>
+    </w:p>
+    <w:p>
+      <w:pPr>
+        <w:pStyle w:val="Heading3"/>
+      </w:pPr>
+      <w:r>
+        <w:rPr>
+          <w:b w:val="0"/>
+          <w:i w:val="0"/>
+          <w:strike w:val="0"/>
+        </w:rPr>
+        <w:t xml:space="preserve">5.3 Federal tax qualification — </w:t>
+      </w:r>
+      <w:r>
+        <w:rPr>
+          <w:b/>
+          <w:i w:val="0"/>
+          <w:strike w:val="0"/>
+        </w:rPr>
+        <w:t>COUNSEL 3</w:t>
+      </w:r>
+    </w:p>
+    <w:p>
+      <w:r>
+        <w:rPr>
+          <w:b w:val="0"/>
+          <w:i w:val="0"/>
+          <w:strike w:val="0"/>
+        </w:rPr>
+        <w:t xml:space="preserve">Member purchases of service in a governmental plan are normally analyzed as "permissive service credit" under </w:t>
+      </w:r>
+      <w:r>
+        <w:rPr>
+          <w:b/>
+          <w:i w:val="0"/>
+          <w:strike w:val="0"/>
+        </w:rPr>
+        <w:t>IRC § 415(n)</w:t>
+      </w:r>
+      <w:r>
+        <w:rPr>
+          <w:b w:val="0"/>
+          <w:i w:val="0"/>
+          <w:strike w:val="0"/>
+        </w:rPr>
+        <w:t xml:space="preserve">, which is framed in terms of purchasing </w:t>
+      </w:r>
+      <w:r>
+        <w:rPr>
+          <w:b w:val="0"/>
+          <w:i/>
+          <w:strike w:val="0"/>
+        </w:rPr>
+        <w:t>service credit</w:t>
+      </w:r>
+      <w:r>
+        <w:rPr>
+          <w:b w:val="0"/>
+          <w:i w:val="0"/>
+          <w:strike w:val="0"/>
+        </w:rPr>
+        <w:t xml:space="preserve"> that increases benefits. A purchase that buys </w:t>
+      </w:r>
+      <w:r>
+        <w:rPr>
+          <w:b/>
+          <w:i w:val="0"/>
+          <w:strike w:val="0"/>
+        </w:rPr>
+        <w:t>no</w:t>
+      </w:r>
+      <w:r>
+        <w:rPr>
+          <w:b w:val="0"/>
+          <w:i w:val="0"/>
+          <w:strike w:val="0"/>
+        </w:rPr>
+        <w:t xml:space="preserve"> benefit accrual and only eligibility is unusual and does not map cleanly onto § 415(n)'s structure.</w:t>
+      </w:r>
+    </w:p>
+    <w:p>
+      <w:r>
+        <w:rPr>
+          <w:b/>
+          <w:i w:val="0"/>
+          <w:strike w:val="0"/>
+        </w:rPr>
+        <w:t>Sharpened in version 1.1 — the problem is not a poor fit but probable non-application, and it has a design consequence.</w:t>
+      </w:r>
+      <w:r>
+        <w:rPr>
+          <w:b w:val="0"/>
+          <w:i w:val="0"/>
+          <w:strike w:val="0"/>
+        </w:rPr>
+        <w:t xml:space="preserve"> § 415(n)(3)(A) defines permissive service credit as service credit "</w:t>
+      </w:r>
+      <w:r>
+        <w:rPr>
+          <w:b/>
+          <w:i w:val="0"/>
+          <w:strike w:val="0"/>
+        </w:rPr>
+        <w:t>recognized by the plan for purposes of calculating a participant's benefit under the plan</w:t>
+      </w:r>
+      <w:r>
+        <w:rPr>
+          <w:b w:val="0"/>
+          <w:i w:val="0"/>
+          <w:strike w:val="0"/>
+        </w:rPr>
+        <w:t xml:space="preserve">." Bridge credit is, by express design, not recognized for that purpose, so clause (i) appears </w:t>
+      </w:r>
+      <w:r>
+        <w:rPr>
+          <w:b/>
+          <w:i w:val="0"/>
+          <w:strike w:val="0"/>
+        </w:rPr>
+        <w:t>not to be satisfied at all</w:t>
+      </w:r>
+      <w:r>
+        <w:rPr>
+          <w:b w:val="0"/>
+          <w:i w:val="0"/>
+          <w:strike w:val="0"/>
+        </w:rPr>
+        <w:t>. Three consequences follow:</w:t>
+      </w:r>
+    </w:p>
+    <w:p>
+      <w:pPr>
+        <w:pStyle w:val="ListNumber"/>
+      </w:pPr>
+      <w:r>
+        <w:rPr>
+          <w:b/>
+          <w:i w:val="0"/>
+          <w:strike w:val="0"/>
+        </w:rPr>
+        <w:t>§ 415(c) exposure.</w:t>
+      </w:r>
+      <w:r>
+        <w:rPr>
+          <w:b w:val="0"/>
+          <w:i w:val="0"/>
+          <w:strike w:val="0"/>
+        </w:rPr>
+        <w:t xml:space="preserve"> Voluntary after-tax employee contributions to a governmental defined benefit plan are annual additions (Treas. Reg. § 1.415(c)-1(a)(2)(ii)(B)). § 415(n)(1)(B) is the relief that lets a governmental plan avoid an annual-additions failure on a service purchase. Without it, a lump sum of roughly $35,000 could exceed the § 415(c) limit in the year of purchase. § 51.1-168 addresses §§ 415(b) and 415(d), not this.</w:t>
+      </w:r>
+    </w:p>
+    <w:p>
+      <w:pPr>
+        <w:pStyle w:val="ListNumber"/>
+      </w:pPr>
+      <w:r>
+        <w:rPr>
+          <w:b/>
+          <w:i w:val="0"/>
+          <w:strike w:val="0"/>
+        </w:rPr>
+        <w:t>Funding sources disappear — a design fact, not a footnote.</w:t>
+      </w:r>
+      <w:r>
+        <w:rPr>
+          <w:b w:val="0"/>
+          <w:i w:val="0"/>
+          <w:strike w:val="0"/>
+        </w:rPr>
+        <w:t xml:space="preserve"> IRC §§ 403(b)(13) and 457(e)(17) permit trustee-to-trustee transfers to a governmental defined benefit plan only for the purchase of "permissive service credit (as defined in section 415(n)(3)(A))" or a § 415(k)(3) repayment. If bridge credit is not permissive service credit, members </w:t>
+      </w:r>
+      <w:r>
+        <w:rPr>
+          <w:b/>
+          <w:i w:val="0"/>
+          <w:strike w:val="0"/>
+        </w:rPr>
+        <w:t>cannot fund it from a 403(b) or 457(b) account</w:t>
+      </w:r>
+      <w:r>
+        <w:rPr>
+          <w:b w:val="0"/>
+          <w:i w:val="0"/>
+          <w:strike w:val="0"/>
+        </w:rPr>
+        <w:t xml:space="preserve"> — which is how most VRS members fund service purchases. JLCVSO should know this before the bill is introduced, because it materially changes who can afford the bridge.</w:t>
+      </w:r>
+    </w:p>
+    <w:p>
+      <w:pPr>
+        <w:pStyle w:val="ListNumber"/>
+      </w:pPr>
+      <w:r>
+        <w:rPr>
+          <w:b/>
+          <w:i w:val="0"/>
+          <w:strike w:val="0"/>
+        </w:rPr>
+        <w:t>§ 414(h)(2) pick-up.</w:t>
+      </w:r>
+      <w:r>
+        <w:rPr>
+          <w:b w:val="0"/>
+          <w:i w:val="0"/>
+          <w:strike w:val="0"/>
+        </w:rPr>
+        <w:t xml:space="preserve"> The payroll-deduction route in § 51.1-142.4 D borrows § 51.1-142.2 F, but a pick-up determination for one section does not carry over to a different section buying a different thing.</w:t>
+      </w:r>
+    </w:p>
+    <w:p>
+      <w:r>
+        <w:rPr>
+          <w:b/>
+          <w:i w:val="0"/>
+          <w:strike w:val="0"/>
+        </w:rPr>
+        <w:t>Downgraded:</w:t>
+      </w:r>
+      <w:r>
+        <w:rPr>
+          <w:b w:val="0"/>
+          <w:i w:val="0"/>
+          <w:strike w:val="0"/>
+        </w:rPr>
+        <w:t xml:space="preserve"> § 401(a) definitely-determinable benefits. The benefit </w:t>
+      </w:r>
+      <w:r>
+        <w:rPr>
+          <w:b w:val="0"/>
+          <w:i/>
+          <w:strike w:val="0"/>
+        </w:rPr>
+        <w:t>amount</w:t>
+      </w:r>
+      <w:r>
+        <w:rPr>
+          <w:b w:val="0"/>
+          <w:i w:val="0"/>
+          <w:strike w:val="0"/>
+        </w:rPr>
+        <w:t xml:space="preserve"> is untouched and the eligibility condition is objective and fixed in statute, so Treas. Reg. § 1.401-1(b)(1)(i) is satisfied on its face; the governmental-plan exemptions in IRC §§ 401(a)(5)(G) and 401(a)(26)(G) also take § 401(a)(4) and § 401(a)(26) off the table. Counsel's time belongs on § 415(n)/§ 415(c).</w:t>
+      </w:r>
+    </w:p>
+    <w:p>
+      <w:r>
+        <w:rPr>
+          <w:b/>
+          <w:i w:val="0"/>
+          <w:strike w:val="0"/>
+        </w:rPr>
+        <w:t>Added: 10 U.S.C. § 12736 is the operative federal provision, and this package previously cited only the chapter.</w:t>
+      </w:r>
+      <w:r>
+        <w:rPr>
+          <w:b w:val="0"/>
+          <w:i w:val="0"/>
+          <w:strike w:val="0"/>
+        </w:rPr>
+        <w:t xml:space="preserve"> § 12736 provides that no period of service included in determining a person's right to non-regular retired pay "may be excluded in determining his </w:t>
+      </w:r>
+      <w:r>
+        <w:rPr>
+          <w:b/>
+          <w:i w:val="0"/>
+          <w:strike w:val="0"/>
+        </w:rPr>
+        <w:t>eligibility</w:t>
+      </w:r>
+      <w:r>
+        <w:rPr>
+          <w:b w:val="0"/>
+          <w:i w:val="0"/>
+          <w:strike w:val="0"/>
+        </w:rPr>
+        <w:t xml:space="preserve"> for any annuity, pension, or old-age benefit, under any other provision of law, State or Federal." Virginia has long read chapter 1223 as permitting </w:t>
+      </w:r>
+      <w:r>
+        <w:rPr>
+          <w:b w:val="0"/>
+          <w:i/>
+          <w:strike w:val="0"/>
+        </w:rPr>
+        <w:t>purchase</w:t>
+      </w:r>
+      <w:r>
+        <w:rPr>
+          <w:b w:val="0"/>
+          <w:i w:val="0"/>
+          <w:strike w:val="0"/>
+        </w:rPr>
+        <w:t xml:space="preserve"> of reserve-component service rather than mandating free credit. But this bill's entire subject matter </w:t>
+      </w:r>
+      <w:r>
+        <w:rPr>
+          <w:b/>
+          <w:i w:val="0"/>
+          <w:strike w:val="0"/>
+        </w:rPr>
+        <w:t>is eligibility</w:t>
+      </w:r>
+      <w:r>
+        <w:rPr>
+          <w:b w:val="0"/>
+          <w:i w:val="0"/>
+          <w:strike w:val="0"/>
+        </w:rPr>
+        <w:t xml:space="preserve">, which engages § 12736's operative word directly and invites the argument that chapter 1223 service must count toward § 51.1-153 B 2 and B 3 eligibility </w:t>
+      </w:r>
+      <w:r>
+        <w:rPr>
+          <w:b/>
+          <w:i w:val="0"/>
+          <w:strike w:val="0"/>
+        </w:rPr>
+        <w:t>at no cost</w:t>
+      </w:r>
+      <w:r>
+        <w:rPr>
+          <w:b w:val="0"/>
+          <w:i w:val="0"/>
+          <w:strike w:val="0"/>
+        </w:rPr>
+        <w:t xml:space="preserve">. Put that question to legislative counsel with § 12736 in front of them before introduction. Until counsel confirms, the package states only that federal law protects qualifying service associated with non-regular Reserve-component retired pay under chapter 1223, and that </w:t>
+      </w:r>
+      <w:r>
+        <w:rPr>
+          <w:b/>
+          <w:i w:val="0"/>
+          <w:strike w:val="0"/>
+        </w:rPr>
+        <w:t>§ 12736's application to this bridge is subject to counsel confirmation</w:t>
+      </w:r>
+      <w:r>
+        <w:rPr>
+          <w:b w:val="0"/>
+          <w:i w:val="0"/>
+          <w:strike w:val="0"/>
+        </w:rPr>
+        <w:t>.</w:t>
+      </w:r>
+    </w:p>
+    <w:p>
+      <w:r>
+        <w:rPr>
+          <w:b w:val="0"/>
+          <w:i w:val="0"/>
+          <w:strike w:val="0"/>
+        </w:rPr>
+        <w:t xml:space="preserve">This should be resolved </w:t>
+      </w:r>
+      <w:r>
+        <w:rPr>
+          <w:b/>
+          <w:i w:val="0"/>
+          <w:strike w:val="0"/>
+        </w:rPr>
+        <w:t>before</w:t>
+      </w:r>
+      <w:r>
+        <w:rPr>
+          <w:b w:val="0"/>
+          <w:i w:val="0"/>
+          <w:strike w:val="0"/>
+        </w:rPr>
+        <w:t xml:space="preserve"> introduction, not in committee.</w:t>
+      </w:r>
+    </w:p>
+    <w:p>
+      <w:pPr>
+        <w:pStyle w:val="Heading3"/>
+      </w:pPr>
+      <w:r>
+        <w:rPr>
+          <w:b w:val="0"/>
+          <w:i w:val="0"/>
+          <w:strike w:val="0"/>
+        </w:rPr>
+        <w:t xml:space="preserve">5.4 Administration — </w:t>
+      </w:r>
+      <w:r>
+        <w:rPr>
+          <w:b/>
+          <w:i w:val="0"/>
+          <w:strike w:val="0"/>
+        </w:rPr>
+        <w:t>ACTUARY 2 / COUNSEL 4</w:t>
+      </w:r>
+    </w:p>
+    <w:p>
+      <w:r>
+        <w:rPr>
+          <w:b w:val="0"/>
+          <w:i w:val="0"/>
+          <w:strike w:val="0"/>
+        </w:rPr>
+        <w:t xml:space="preserve">VRS must carry a </w:t>
+      </w:r>
+      <w:r>
+        <w:rPr>
+          <w:b/>
+          <w:i w:val="0"/>
+          <w:strike w:val="0"/>
+        </w:rPr>
+        <w:t>second, parallel service ledger</w:t>
+      </w:r>
+      <w:r>
+        <w:rPr>
+          <w:b w:val="0"/>
+          <w:i w:val="0"/>
+          <w:strike w:val="0"/>
+        </w:rPr>
+        <w:t xml:space="preserve"> that is excluded from every downstream calculation, which touches member statements, benefit estimators, employer reporting, the HIC and group life interfaces, and the § 30-19.1:7 and annual valuation processes. § 51.1-142.4 I requires separate accounting and separate reporting. The implementation lead time is the reason the drafted effective date is </w:t>
+      </w:r>
+      <w:r>
+        <w:rPr>
+          <w:b/>
+          <w:i w:val="0"/>
+          <w:strike w:val="0"/>
+        </w:rPr>
+        <w:t>July 1, 2028</w:t>
+      </w:r>
+      <w:r>
+        <w:rPr>
+          <w:b w:val="0"/>
+          <w:i w:val="0"/>
+          <w:strike w:val="0"/>
+        </w:rPr>
+        <w:t xml:space="preserve"> rather than July 1, 2027. VRS should state the lead time it actually needs.</w:t>
+      </w:r>
+    </w:p>
+    <w:p>
+      <w:pPr>
+        <w:pStyle w:val="Heading3"/>
+      </w:pPr>
+      <w:r>
+        <w:rPr>
+          <w:b w:val="0"/>
+          <w:i w:val="0"/>
+          <w:strike w:val="0"/>
+        </w:rPr>
+        <w:t>5.5 Equal-treatment and precedent exposure</w:t>
+      </w:r>
+    </w:p>
+    <w:p>
+      <w:r>
+        <w:rPr>
+          <w:b w:val="0"/>
+          <w:i w:val="0"/>
+          <w:strike w:val="0"/>
+        </w:rPr>
+        <w:t xml:space="preserve">Three fairness arguments will be made against the bill and should be answered in advance, not improvised at the podium: (i) hybrid members — most veterans hired since January 1, 2014 — are excluded (DECISION 2, now settled as exclusion); (ii) SPORS, VaLORS and § 51.1-138 members are excluded even though many are veterans; (iii) other groups (first responders, teachers with out-of-state service) will argue for parallel eligibility-only bridges. The narrow-scope architecture is itself the best answer to (iii): the bill creates a </w:t>
+      </w:r>
+      <w:r>
+        <w:rPr>
+          <w:b w:val="0"/>
+          <w:i/>
+          <w:strike w:val="0"/>
+        </w:rPr>
+        <w:t>military-specific</w:t>
+      </w:r>
+      <w:r>
+        <w:rPr>
+          <w:b w:val="0"/>
+          <w:i w:val="0"/>
+          <w:strike w:val="0"/>
+        </w:rPr>
+        <w:t xml:space="preserve"> credit, not a general eligibility-purchase mechanism.</w:t>
+      </w:r>
+    </w:p>
+    <w:p>
+      <w:r>
+        <w:rPr>
+          <w:b/>
+          <w:i w:val="0"/>
+          <w:strike w:val="0"/>
+        </w:rPr>
+        <w:t>Correction to (ii) — and its repair in version 1.2.</w:t>
+      </w:r>
+      <w:r>
+        <w:rPr>
+          <w:b w:val="0"/>
+          <w:i w:val="0"/>
+          <w:strike w:val="0"/>
+        </w:rPr>
+        <w:t xml:space="preserve"> Version 1.0 stated flatly that hazardous-duty members are excluded. That was wrong for the largest group of them: public-safety employees in § 51.1-153 B 4 resolution localities were </w:t>
+      </w:r>
+      <w:r>
+        <w:rPr>
+          <w:b/>
+          <w:i w:val="0"/>
+          <w:strike w:val="0"/>
+        </w:rPr>
+        <w:t>inside</w:t>
+      </w:r>
+      <w:r>
+        <w:rPr>
+          <w:b w:val="0"/>
+          <w:i w:val="0"/>
+          <w:strike w:val="0"/>
+        </w:rPr>
+        <w:t xml:space="preserve"> the bill, permanently, including employees hired this year — see the Part 4 row and DECISION 10. On version 1.1 the operative line was therefore not "veterans vs. non-veterans" but </w:t>
+      </w:r>
+      <w:r>
+        <w:rPr>
+          <w:b/>
+          <w:i w:val="0"/>
+          <w:strike w:val="0"/>
+        </w:rPr>
+        <w:t>"public-safety employees in resolution localities vs. everyone hired since January 1, 2014,"</w:t>
+      </w:r>
+      <w:r>
+        <w:rPr>
+          <w:b w:val="0"/>
+          <w:i w:val="0"/>
+          <w:strike w:val="0"/>
+        </w:rPr>
+        <w:t xml:space="preserve"> a distinction with nothing to do with military service and considerably harder to defend.</w:t>
+      </w:r>
+    </w:p>
+    <w:p>
+      <w:r>
+        <w:rPr>
+          <w:b/>
+          <w:i w:val="0"/>
+          <w:strike w:val="0"/>
+        </w:rPr>
+        <w:t>Version 1.2 fixes it, and the equal-treatment answer above is now deployable.</w:t>
+      </w:r>
+      <w:r>
+        <w:rPr>
+          <w:b w:val="0"/>
+          <w:i w:val="0"/>
+          <w:strike w:val="0"/>
+        </w:rPr>
+        <w:t xml:space="preserve"> Clause B 1(iv) excludes those qualifying B 4-resolution employees who first entered the VRS-administered retirement system on or after the January 1, 2014 Hybrid transition, so the bill's boundary now tracks the </w:t>
+      </w:r>
+      <w:r>
+        <w:rPr>
+          <w:b/>
+          <w:i w:val="0"/>
+          <w:strike w:val="0"/>
+        </w:rPr>
+        <w:t>§ 51.1-169 A hybrid-program membership line that already applies to every other entrant on or after that date</w:t>
+      </w:r>
+      <w:r>
+        <w:rPr>
+          <w:b w:val="0"/>
+          <w:i w:val="0"/>
+          <w:strike w:val="0"/>
+        </w:rPr>
+        <w:t xml:space="preserve"> rather than carving out an occupation. The remaining eligible class — members whose first membership predates January 1, 2014 — is defined by hire date and plan structure, not by occupation, and it is closed and shrinking. Two residual points to hold in reserve rather than volunteer: pre-2014 B 4-resolution public-safety employees do retain access through the B 2 pathway, which is the most generous in the bill, and they are expected to pay the hazardous-duty approximate normal cost rate (23.78% Plan 1 / 19.15% Plan 2) rather than the 12.50% / 10.74% ordinary non-hazardous rate, which is a fair answer on price if the point is raised — </w:t>
+      </w:r>
+      <w:r>
+        <w:rPr>
+          <w:b/>
+          <w:i w:val="0"/>
+          <w:strike w:val="0"/>
+        </w:rPr>
+        <w:t>though the applicable rate for this class requires VRS confirmation</w:t>
+      </w:r>
+      <w:r>
+        <w:rPr>
+          <w:b w:val="0"/>
+          <w:i w:val="0"/>
+          <w:strike w:val="0"/>
+        </w:rPr>
+        <w:t>. The answer to (iii) is correspondingly restored: the beneficiary class is defined by military service within a closed pre-2014 membership cohort, not by occupation.</w:t>
+      </w:r>
+    </w:p>
+    <w:p>
+      <w:r>
+        <w:rPr>
+          <w:b/>
+          <w:i w:val="0"/>
+          <w:strike w:val="0"/>
+        </w:rPr>
+        <w:t>A better precedent than § 51.1-303 B, previously missed.</w:t>
+      </w:r>
+      <w:r>
+        <w:rPr>
+          <w:b w:val="0"/>
+          <w:i w:val="0"/>
+          <w:strike w:val="0"/>
+        </w:rPr>
+        <w:t xml:space="preserve"> § 51.1-303 B is good precedent for narrow-scope </w:t>
+      </w:r>
+      <w:r>
+        <w:rPr>
+          <w:b w:val="0"/>
+          <w:i/>
+          <w:strike w:val="0"/>
+        </w:rPr>
+        <w:t>carve-outs</w:t>
+      </w:r>
+      <w:r>
+        <w:rPr>
+          <w:b w:val="0"/>
+          <w:i w:val="0"/>
+          <w:strike w:val="0"/>
+        </w:rPr>
+        <w:t xml:space="preserve">. </w:t>
+      </w:r>
+      <w:r>
+        <w:rPr>
+          <w:b/>
+          <w:i w:val="0"/>
+          <w:strike w:val="0"/>
+        </w:rPr>
+        <w:t>§ 2.2-3204 is precedent for the thing itself:</w:t>
+      </w:r>
+      <w:r>
+        <w:rPr>
+          <w:b w:val="0"/>
+          <w:i w:val="0"/>
+          <w:strike w:val="0"/>
+        </w:rPr>
+        <w:t xml:space="preserve"> under the Workforce Transition Act the Commonwealth already purchases age or creditable service on an employee's behalf in order to manufacture retirement eligibility, by statute, at a stated price of </w:t>
+      </w:r>
+      <w:r>
+        <w:rPr>
+          <w:b/>
+          <w:i w:val="0"/>
+          <w:strike w:val="0"/>
+        </w:rPr>
+        <w:t>15 percent of the employee's present annual compensation</w:t>
+      </w:r>
+      <w:r>
+        <w:rPr>
+          <w:b w:val="0"/>
+          <w:i w:val="0"/>
+          <w:strike w:val="0"/>
+        </w:rPr>
+        <w:t>. That cuts both ways and both are worth preparing. Adverse: a committee member who finds it will ask why veterans should pay 12.50% (Plan 1) or 10.74% (Plan 2) — the ordinary non-hazardous rates — when the Commonwealth's own statutory price for the same good is 15%. Favorable: it defeats the objection that eligibility-purchasing is unprecedented in Virginia law — it is not, and the General Assembly wrote the precedent. Note the irony that § 2.2-3204 is also the source of the Title 2.2 leak closed in version 1.1.</w:t>
+      </w:r>
+    </w:p>
+    <w:p>
+      <w:pPr>
+        <w:jc w:val="center"/>
+      </w:pPr>
+      <w:r>
+        <w:rPr>
+          <w:color w:val="909090"/>
+          <w:sz w:val="18"/>
+        </w:rPr>
+        <w:t>* * *</w:t>
+      </w:r>
+    </w:p>
+    <w:p>
+      <w:pPr>
+        <w:pStyle w:val="Heading2"/>
+      </w:pPr>
+      <w:r>
+        <w:rPr>
+          <w:b w:val="0"/>
+          <w:i w:val="0"/>
+          <w:strike w:val="0"/>
+        </w:rPr>
+        <w:t>Part 6 — Open questions requiring JLCVSO, VRS, or counsel resolution</w:t>
+      </w:r>
+    </w:p>
+    <w:p>
+      <w:pPr>
+        <w:pStyle w:val="Heading3"/>
+      </w:pPr>
+      <w:r>
+        <w:rPr>
+          <w:b w:val="0"/>
+          <w:i w:val="0"/>
+          <w:strike w:val="0"/>
+        </w:rPr>
+        <w:t>6.0 Resolved on October 19, 2026</w:t>
+      </w:r>
+    </w:p>
+    <w:tbl>
+      <w:tblPr>
+        <w:tblStyle w:val="TableGrid"/>
+        <w:tblW w:type="auto" w:w="0"/>
+        <w:tblLook w:firstColumn="1" w:firstRow="1" w:lastColumn="0" w:lastRow="0" w:noHBand="0" w:noVBand="1" w:val="04A0"/>
+      </w:tblPr>
+      <w:tblGrid>
+        <w:gridCol w:w="2160"/>
+        <w:gridCol w:w="2160"/>
+        <w:gridCol w:w="2160"/>
+        <w:gridCol w:w="2160"/>
+      </w:tblGrid>
+      <w:tr>
+        <w:tc>
+          <w:tcPr>
+            <w:tcW w:type="dxa" w:w="2160"/>
+          </w:tcPr>
+          <w:p>
+            <w:r>
+              <w:rPr>
+                <w:b/>
+                <w:i w:val="0"/>
+                <w:strike w:val="0"/>
+              </w:rPr>
+              <w:t>#</w:t>
+            </w:r>
+          </w:p>
+        </w:tc>
+        <w:tc>
+          <w:tcPr>
+            <w:tcW w:type="dxa" w:w="2160"/>
+          </w:tcPr>
+          <w:p>
+            <w:r>
+              <w:rPr>
+                <w:b/>
+                <w:i w:val="0"/>
+                <w:strike w:val="0"/>
+              </w:rPr>
+              <w:t>Question</w:t>
+            </w:r>
+          </w:p>
+        </w:tc>
+        <w:tc>
+          <w:tcPr>
+            <w:tcW w:type="dxa" w:w="2160"/>
+          </w:tcPr>
+          <w:p>
+            <w:r>
+              <w:rPr>
+                <w:b/>
+                <w:i w:val="0"/>
+                <w:strike w:val="0"/>
+              </w:rPr>
+              <w:t>Decision</w:t>
+            </w:r>
+          </w:p>
+        </w:tc>
+        <w:tc>
+          <w:tcPr>
+            <w:tcW w:type="dxa" w:w="2160"/>
+          </w:tcPr>
+          <w:p>
+            <w:r>
+              <w:rPr>
+                <w:b/>
+                <w:i w:val="0"/>
+                <w:strike w:val="0"/>
+              </w:rPr>
+              <w:t>Effect on the bill</w:t>
+            </w:r>
+          </w:p>
+        </w:tc>
+      </w:tr>
+      <w:tr>
+        <w:tc>
+          <w:tcPr>
+            <w:tcW w:type="dxa" w:w="2160"/>
+          </w:tcPr>
+          <w:p>
+            <w:r>
+              <w:rPr>
+                <w:b w:val="0"/>
+                <w:i w:val="0"/>
+                <w:strike w:val="0"/>
+              </w:rPr>
+              <w:t>DECISION 1</w:t>
+            </w:r>
+          </w:p>
+        </w:tc>
+        <w:tc>
+          <w:tcPr>
+            <w:tcW w:type="dxa" w:w="2160"/>
+          </w:tcPr>
+          <w:p>
+            <w:r>
+              <w:rPr>
+                <w:b w:val="0"/>
+                <w:i w:val="0"/>
+                <w:strike w:val="0"/>
+              </w:rPr>
+              <w:t>PLOP window</w:t>
+            </w:r>
+          </w:p>
+        </w:tc>
+        <w:tc>
+          <w:tcPr>
+            <w:tcW w:type="dxa" w:w="2160"/>
+          </w:tcPr>
+          <w:p>
+            <w:r>
+              <w:rPr>
+                <w:b/>
+                <w:i w:val="0"/>
+                <w:strike w:val="0"/>
+              </w:rPr>
+              <w:t>Freeze</w:t>
+            </w:r>
+            <w:r>
+              <w:rPr>
+                <w:b w:val="0"/>
+                <w:i w:val="0"/>
+                <w:strike w:val="0"/>
+              </w:rPr>
+              <w:t xml:space="preserve"> the unreduced-eligibility date without regard to eligibility credit, and disclose the trade-off in the JLCVSO briefs</w:t>
+            </w:r>
+          </w:p>
+        </w:tc>
+        <w:tc>
+          <w:tcPr>
+            <w:tcW w:type="dxa" w:w="2160"/>
+          </w:tcPr>
+          <w:p>
+            <w:r>
+              <w:rPr>
+                <w:b w:val="0"/>
+                <w:i w:val="0"/>
+                <w:strike w:val="0"/>
+              </w:rPr>
+              <w:t>No text change — § 51.1-165.01 amendment and F 6 already implement it. Disclosure added to both briefs, and version 1.1 adds a statutory pre-purchase disclosure requirement in § 51.1-142.4 I 2(v)</w:t>
+            </w:r>
+          </w:p>
+        </w:tc>
+      </w:tr>
+      <w:tr>
+        <w:tc>
+          <w:tcPr>
+            <w:tcW w:type="dxa" w:w="2160"/>
+          </w:tcPr>
+          <w:p>
+            <w:r>
+              <w:rPr>
+                <w:b w:val="0"/>
+                <w:i w:val="0"/>
+                <w:strike w:val="0"/>
+              </w:rPr>
+              <w:t>DECISION 2</w:t>
+            </w:r>
+          </w:p>
+        </w:tc>
+        <w:tc>
+          <w:tcPr>
+            <w:tcW w:type="dxa" w:w="2160"/>
+          </w:tcPr>
+          <w:p>
+            <w:r>
+              <w:rPr>
+                <w:b w:val="0"/>
+                <w:i w:val="0"/>
+                <w:strike w:val="0"/>
+              </w:rPr>
+              <w:t>Hybrid plan scope</w:t>
+            </w:r>
+          </w:p>
+        </w:tc>
+        <w:tc>
+          <w:tcPr>
+            <w:tcW w:type="dxa" w:w="2160"/>
+          </w:tcPr>
+          <w:p>
+            <w:r>
+              <w:rPr>
+                <w:b/>
+                <w:i w:val="0"/>
+                <w:strike w:val="0"/>
+              </w:rPr>
+              <w:t>Exclude</w:t>
+            </w:r>
+            <w:r>
+              <w:rPr>
+                <w:b w:val="0"/>
+                <w:i w:val="0"/>
+                <w:strike w:val="0"/>
+              </w:rPr>
+              <w:t xml:space="preserve"> hybrid participants; Plan 1 / Plan 2 only</w:t>
+            </w:r>
+          </w:p>
+        </w:tc>
+        <w:tc>
+          <w:tcPr>
+            <w:tcW w:type="dxa" w:w="2160"/>
+          </w:tcPr>
+          <w:p>
+            <w:r>
+              <w:rPr>
+                <w:b w:val="0"/>
+                <w:i w:val="0"/>
+                <w:strike w:val="0"/>
+              </w:rPr>
+              <w:t xml:space="preserve">B 1(i) and J implement it. </w:t>
+            </w:r>
+            <w:r>
+              <w:rPr>
+                <w:b/>
+                <w:i w:val="0"/>
+                <w:strike w:val="0"/>
+              </w:rPr>
+              <w:t>Version 1.2:</w:t>
+            </w:r>
+            <w:r>
+              <w:rPr>
+                <w:b w:val="0"/>
+                <w:i w:val="0"/>
+                <w:strike w:val="0"/>
+              </w:rPr>
+              <w:t xml:space="preserve"> with clause B 1(iv) added under DECISION 10, the exclusion now </w:t>
+            </w:r>
+            <w:r>
+              <w:rPr>
+                <w:b w:val="0"/>
+                <w:i/>
+                <w:strike w:val="0"/>
+              </w:rPr>
+              <w:t>does</w:t>
+            </w:r>
+            <w:r>
+              <w:rPr>
+                <w:b w:val="0"/>
+                <w:i w:val="0"/>
+                <w:strike w:val="0"/>
+              </w:rPr>
+              <w:t xml:space="preserve"> produce a uniformly closing cohort — the earlier caveat is spent</w:t>
+            </w:r>
+          </w:p>
+        </w:tc>
+      </w:tr>
+      <w:tr>
+        <w:tc>
+          <w:tcPr>
+            <w:tcW w:type="dxa" w:w="2160"/>
+          </w:tcPr>
+          <w:p>
+            <w:r>
+              <w:rPr>
+                <w:b w:val="0"/>
+                <w:i w:val="0"/>
+                <w:strike w:val="0"/>
+              </w:rPr>
+              <w:t>DECISION 3</w:t>
+            </w:r>
+          </w:p>
+        </w:tc>
+        <w:tc>
+          <w:tcPr>
+            <w:tcW w:type="dxa" w:w="2160"/>
+          </w:tcPr>
+          <w:p>
+            <w:r>
+              <w:rPr>
+                <w:b w:val="0"/>
+                <w:i w:val="0"/>
+                <w:strike w:val="0"/>
+              </w:rPr>
+              <w:t>Military retired pay bar</w:t>
+            </w:r>
+          </w:p>
+        </w:tc>
+        <w:tc>
+          <w:tcPr>
+            <w:tcW w:type="dxa" w:w="2160"/>
+          </w:tcPr>
+          <w:p>
+            <w:r>
+              <w:rPr>
+                <w:b/>
+                <w:i w:val="0"/>
+                <w:strike w:val="0"/>
+              </w:rPr>
+              <w:t>Inherit</w:t>
+            </w:r>
+            <w:r>
+              <w:rPr>
+                <w:b w:val="0"/>
+                <w:i w:val="0"/>
+                <w:strike w:val="0"/>
+              </w:rPr>
+              <w:t xml:space="preserve"> the bar; no express exception sought</w:t>
+            </w:r>
+          </w:p>
+        </w:tc>
+        <w:tc>
+          <w:tcPr>
+            <w:tcW w:type="dxa" w:w="2160"/>
+          </w:tcPr>
+          <w:p>
+            <w:r>
+              <w:rPr>
+                <w:b w:val="0"/>
+                <w:i w:val="0"/>
+                <w:strike w:val="0"/>
+              </w:rPr>
+              <w:t xml:space="preserve">No text change — H 5 carries it, and H 5 is load-bearing because the § 51.1-142.2 bar is framed "under this </w:t>
+            </w:r>
+            <w:r>
+              <w:rPr>
+                <w:b/>
+                <w:i w:val="0"/>
+                <w:strike w:val="0"/>
+              </w:rPr>
+              <w:t>section</w:t>
+            </w:r>
+            <w:r>
+              <w:rPr>
+                <w:b w:val="0"/>
+                <w:i w:val="0"/>
+                <w:strike w:val="0"/>
+              </w:rPr>
+              <w:t>" and does not reach § 51.1-142.4 of its own force. Career active-component retirees are generally unable to use the bridge; disclosed in both briefs and in I 2</w:t>
+            </w:r>
+          </w:p>
+        </w:tc>
+      </w:tr>
+      <w:tr>
+        <w:tc>
+          <w:tcPr>
+            <w:tcW w:type="dxa" w:w="2160"/>
+          </w:tcPr>
+          <w:p>
+            <w:r>
+              <w:rPr>
+                <w:b w:val="0"/>
+                <w:i w:val="0"/>
+                <w:strike w:val="0"/>
+              </w:rPr>
+              <w:t>DECISION 4</w:t>
+            </w:r>
+          </w:p>
+        </w:tc>
+        <w:tc>
+          <w:tcPr>
+            <w:tcW w:type="dxa" w:w="2160"/>
+          </w:tcPr>
+          <w:p>
+            <w:r>
+              <w:rPr>
+                <w:b w:val="0"/>
+                <w:i w:val="0"/>
+                <w:strike w:val="0"/>
+              </w:rPr>
+              <w:t>Purchase amount</w:t>
+            </w:r>
+          </w:p>
+        </w:tc>
+        <w:tc>
+          <w:tcPr>
+            <w:tcW w:type="dxa" w:w="2160"/>
+          </w:tcPr>
+          <w:p>
+            <w:r>
+              <w:rPr>
+                <w:b/>
+                <w:i w:val="0"/>
+                <w:strike w:val="0"/>
+              </w:rPr>
+              <w:t>Partial purchase capped at the shortfall</w:t>
+            </w:r>
+          </w:p>
+        </w:tc>
+        <w:tc>
+          <w:tcPr>
+            <w:tcW w:type="dxa" w:w="2160"/>
+          </w:tcPr>
+          <w:p>
+            <w:r>
+              <w:rPr>
+                <w:b w:val="0"/>
+                <w:i w:val="0"/>
+                <w:strike w:val="0"/>
+              </w:rPr>
+              <w:t>C 2 retained. Version 1.1 adds the achievable-acceleration cap in C 2 d, which is a different constraint: it prevents purchases that move the retirement date by nothing. See DECISION 11</w:t>
+            </w:r>
+          </w:p>
+        </w:tc>
+      </w:tr>
+    </w:tbl>
+    <w:p/>
+    <w:p>
+      <w:r>
+        <w:rPr>
+          <w:b/>
+          <w:i w:val="0"/>
+          <w:strike w:val="0"/>
+        </w:rPr>
+        <w:t>Consequence of DECISION 1 that must be in member-facing material.</w:t>
+      </w:r>
+      <w:r>
+        <w:rPr>
+          <w:b w:val="0"/>
+          <w:i w:val="0"/>
+          <w:strike w:val="0"/>
+        </w:rPr>
+        <w:t xml:space="preserve"> Because PLOP eligibility under § 51.1-165.01 B runs on creditable service performed after the </w:t>
+      </w:r>
+      <w:r>
+        <w:rPr>
+          <w:b w:val="0"/>
+          <w:i/>
+          <w:strike w:val="0"/>
+        </w:rPr>
+        <w:t>unaffected</w:t>
+      </w:r>
+      <w:r>
+        <w:rPr>
+          <w:b w:val="0"/>
+          <w:i w:val="0"/>
+          <w:strike w:val="0"/>
+        </w:rPr>
+        <w:t xml:space="preserve"> eligibility date, a member who retires at the accelerated date will generally have </w:t>
+      </w:r>
+      <w:r>
+        <w:rPr>
+          <w:b/>
+          <w:i w:val="0"/>
+          <w:strike w:val="0"/>
+        </w:rPr>
+        <w:t>no PLOP</w:t>
+      </w:r>
+      <w:r>
+        <w:rPr>
+          <w:b w:val="0"/>
+          <w:i w:val="0"/>
+          <w:strike w:val="0"/>
+        </w:rPr>
+        <w:t>. A member who uses the credit and works through to normal retirement date retains full PLOP eligibility through clause B 1(i) of that section — a point the source appendix originally stated incompletely (it recorded only the three-year branch of B 1(i), not the "satisfied the requirements for normal retirement after January 1, 2004" branch), and which materially softens the warning in Part 3.3.</w:t>
+      </w:r>
+    </w:p>
+    <w:p>
+      <w:pPr>
+        <w:pStyle w:val="Heading3"/>
+      </w:pPr>
+      <w:r>
+        <w:rPr>
+          <w:b w:val="0"/>
+          <w:i w:val="0"/>
+          <w:strike w:val="0"/>
+        </w:rPr>
         <w:t xml:space="preserve">6.1 The three blocking items — </w:t>
       </w:r>
       <w:r>
@@ -8898,7 +9166,7 @@
           <w:i w:val="0"/>
           <w:strike w:val="0"/>
         </w:rPr>
-        <w:t xml:space="preserve"> Neither cost is reachable by exclusion drafting, because both key off the </w:t>
+        <w:t xml:space="preserve"> </w:t>
       </w:r>
       <w:r>
         <w:rPr>
@@ -8906,7 +9174,7 @@
           <w:i w:val="0"/>
           <w:strike w:val="0"/>
         </w:rPr>
-        <w:t>date of retirement</w:t>
+        <w:t>HIC and COLA follow the retirement date rather than creditable service or the unreduced-eligibility date, so preventing earlier commencement would require separate statutory changes outside the bridge</w:t>
       </w:r>
       <w:r>
         <w:rPr>
@@ -8914,7 +9182,7 @@
           <w:i w:val="0"/>
           <w:strike w:val="0"/>
         </w:rPr>
-        <w:t xml:space="preserve"> rather than creditable service or the unreduced-eligibility date. The resolution rejected the two alternatives for stated reasons worth preserving: amending Chapter 14 and § 51.1-166 to delay commencement for bridge retirees would create a second class of retiree and would single out veterans for worse ancillary treatment than other early retirees, and raising the price above approximate normal cost would abandon the proposal's central pricing premise.</w:t>
+        <w:t xml:space="preserve"> — to Chapter 14 and to § 51.1-166. The resolution rejected the two alternatives for stated reasons worth preserving: amending Chapter 14 and § 51.1-166 to delay commencement for bridge retirees would create a second class of retiree and would single out veterans for worse ancillary treatment than other early retirees, and raising the price above approximate normal cost would abandon the proposal's central pricing premise.</w:t>
       </w:r>
     </w:p>
     <w:p>
@@ -8932,7 +9200,7 @@
           <w:i w:val="0"/>
           <w:strike w:val="0"/>
         </w:rPr>
-        <w:t xml:space="preserve"> No exclusion is attempted. Instead a savings paragraph at the end of § 51.1-142.4 F states affirmatively that nothing in subdivisions F 7 or F 8, or in the § 51.1-166 amendment, delays commencement or shortens duration — so the acceptance is deliberate on the face of the bill rather than an ambiguity for a later Board interpretation to resolve. </w:t>
+        <w:t xml:space="preserve"> No exclusion is attempted: the proposal </w:t>
       </w:r>
       <w:r>
         <w:rPr>
@@ -8940,6 +9208,22 @@
           <w:i w:val="0"/>
           <w:strike w:val="0"/>
         </w:rPr>
+        <w:t>deliberately accepts and discloses the earlier commencement rather than adding separate delay provisions</w:t>
+      </w:r>
+      <w:r>
+        <w:rPr>
+          <w:b w:val="0"/>
+          <w:i w:val="0"/>
+          <w:strike w:val="0"/>
+        </w:rPr>
+        <w:t xml:space="preserve">. Instead a savings paragraph at the end of § 51.1-142.4 F states affirmatively that nothing in subdivisions F 7 or F 8, or in the § 51.1-166 amendment, delays commencement or shortens duration — so the acceptance is deliberate on the face of the bill rather than an ambiguity for a later Board interpretation to resolve. </w:t>
+      </w:r>
+      <w:r>
+        <w:rPr>
+          <w:b/>
+          <w:i w:val="0"/>
+          <w:strike w:val="0"/>
+        </w:rPr>
         <w:t>Magnitude as modeled (MOO-259):</w:t>
       </w:r>
       <w:r>
@@ -8964,7 +9248,23 @@
           <w:i w:val="0"/>
           <w:strike w:val="0"/>
         </w:rPr>
-        <w:t xml:space="preserve"> with 26 years of service, on a separately funded trust; COLA exposure not separately quantified. Neither sits inside the 0.19 bp contribution-rate figure in Part 5.1, because both run on trusts outside the retirement allowance funds. Clause 3(vi) of the enactment requires the Board to report both, stated separately by trust, and both briefs now carry the disclosure. </w:t>
+        <w:t xml:space="preserve"> with 26 years of service, on a separately funded trust; COLA exposure not separately quantified. Neither sits inside the 0.19 bp contribution-rate figure in Part 5.1 — that figure is the </w:t>
+      </w:r>
+      <w:r>
+        <w:rPr>
+          <w:b/>
+          <w:i w:val="0"/>
+          <w:strike w:val="0"/>
+        </w:rPr>
+        <w:t>modeled retirement-plan employer contribution impact and excludes the separately funded health insurance credit and COLA effects, including unquantified COLA exposure</w:t>
+      </w:r>
+      <w:r>
+        <w:rPr>
+          <w:b w:val="0"/>
+          <w:i w:val="0"/>
+          <w:strike w:val="0"/>
+        </w:rPr>
+        <w:t xml:space="preserve"> — because both run on trusts outside the retirement allowance funds. Clause 3(vi) of the enactment requires the Board to report both, stated separately by trust, and both briefs now carry the disclosure. </w:t>
       </w:r>
       <w:r>
         <w:rPr>
@@ -8985,7 +9285,7 @@
           <w:i w:val="0"/>
           <w:strike w:val="0"/>
         </w:rPr>
-        <w:t>DECISION 10 — § 51.1-153 B 4 public-safety scope. RESOLVED, and narrower than this office recommended.</w:t>
+        <w:t>DECISION 10 — § 51.1-153 B 4 public-safety scope. RESOLVED, and narrower than the policy-development team recommended.</w:t>
       </w:r>
       <w:r>
         <w:rPr>
@@ -9018,7 +9318,7 @@
           <w:i w:val="0"/>
           <w:strike w:val="0"/>
         </w:rPr>
-        <w:t xml:space="preserve">Counsel had recommended excluding the whole B 4-resolution class. </w:t>
+        <w:t xml:space="preserve">The policy-development team had recommended excluding the whole B 4-resolution class. </w:t>
       </w:r>
       <w:r>
         <w:rPr>
@@ -9050,7 +9350,7 @@
           <w:i w:val="0"/>
           <w:strike w:val="0"/>
         </w:rPr>
-        <w:t xml:space="preserve">, because § 51.1-169 A's third sentence makes B 4-resolution employees hybrid-ineligible in every hire year, so clause B 1(i) never caught them. Excluding only post-2014 entrants removes exactly that growth while preserving the bridge for pre-2014 public-safety veterans, who are Plan 1 / Plan 2-era employees squarely within the class this bill is for. The result is that the beneficiary class is now </w:t>
+        <w:t xml:space="preserve">, because § 51.1-169 A's third sentence makes B 4-resolution employees hybrid-ineligible in every hire year, so clause B 1(i) never caught them. Excluding only those who first entered the VRS-administered retirement system on or after January 1, 2014 removes exactly that growth while preserving the bridge for pre-2014 public-safety veterans, who are Plan 1 / Plan 2-era employees squarely within the class this bill is for. The result is that the beneficiary class is now </w:t>
       </w:r>
       <w:r>
         <w:rPr>
@@ -9114,7 +9414,7 @@
           <w:i w:val="0"/>
           <w:strike w:val="0"/>
         </w:rPr>
-        <w:t xml:space="preserve"> (i) The equal-treatment answer in Part 5.5 is now clean: the operative line tracks the hybrid-program boundary that already applies to every other post-2014 hire, rather than drawing a distinction among veterans or singling out resolution localities. (ii) The </w:t>
+        <w:t xml:space="preserve"> (i) The equal-treatment answer in Part 5.5 is now clean: the operative line tracks the § 51.1-169 A hybrid-program membership boundary that already applies to every other entrant on or after January 1, 2014, rather than drawing a distinction among veterans or singling out resolution localities. (ii) The </w:t>
       </w:r>
       <w:r>
         <w:rPr>
@@ -9310,7 +9610,7 @@
           <w:i w:val="0"/>
           <w:strike w:val="0"/>
         </w:rPr>
-        <w:t xml:space="preserve"> Version 1.0 proposed to let a deferred member keep purchased credit, and treated that as a member-favorable confirmation item. Red-team adversarial review showed it was the bill's largest unpriced exposure, not a detail, and it was closed on October 20, 2026 by requiring member-in-service status at retirement.</w:t>
+        <w:t xml:space="preserve"> Version 1.0 proposed to let a deferred member keep purchased credit, and treated that as a member-favorable confirmation item. Internal adversarial review showed it was the bill's largest unpriced exposure, not a detail, and it was closed on October 20, 2026 by requiring member-in-service status at retirement.</w:t>
       </w:r>
     </w:p>
     <w:p>
@@ -9492,7 +9792,71 @@
           <w:i w:val="0"/>
           <w:strike w:val="0"/>
         </w:rPr>
-        <w:t xml:space="preserve"> Price recovers 11%–78% of value; maximum per-member subsidy $341,065; employer rate impact 0.19 bp combined. See Part 5.1 and </w:t>
+        <w:t xml:space="preserve"> Price recovers 11%–78% of value; </w:t>
+      </w:r>
+      <w:r>
+        <w:rPr>
+          <w:b/>
+          <w:i w:val="0"/>
+          <w:strike w:val="0"/>
+        </w:rPr>
+        <w:t>$341,065</w:t>
+      </w:r>
+      <w:r>
+        <w:rPr>
+          <w:b w:val="0"/>
+          <w:i w:val="0"/>
+          <w:strike w:val="0"/>
+        </w:rPr>
+        <w:t xml:space="preserve"> is the </w:t>
+      </w:r>
+      <w:r>
+        <w:rPr>
+          <w:b/>
+          <w:i w:val="0"/>
+          <w:strike w:val="0"/>
+        </w:rPr>
+        <w:t>maximum modeled net value above the member purchase price under the frozen-service/subsidy scenario</w:t>
+      </w:r>
+      <w:r>
+        <w:rPr>
+          <w:b w:val="0"/>
+          <w:i w:val="0"/>
+          <w:strike w:val="0"/>
+        </w:rPr>
+        <w:t xml:space="preserve"> — the most favorable single modeled profile, not a cost per veteran, and members who would otherwise have worked on to unreduced eligibility </w:t>
+      </w:r>
+      <w:r>
+        <w:rPr>
+          <w:b/>
+          <w:i w:val="0"/>
+          <w:strike w:val="0"/>
+        </w:rPr>
+        <w:t>overpay</w:t>
+      </w:r>
+      <w:r>
+        <w:rPr>
+          <w:b w:val="0"/>
+          <w:i w:val="0"/>
+          <w:strike w:val="0"/>
+        </w:rPr>
+        <w:t xml:space="preserve"> in every modeled work-to-eligibility scenario; employer rate impact </w:t>
+      </w:r>
+      <w:r>
+        <w:rPr>
+          <w:b/>
+          <w:i w:val="0"/>
+          <w:strike w:val="0"/>
+        </w:rPr>
+        <w:t>0.19 bp combined, being the modeled retirement-plan employer contribution impact and excluding separately funded HIC and COLA effects, including unquantified COLA exposure</w:t>
+      </w:r>
+      <w:r>
+        <w:rPr>
+          <w:b w:val="0"/>
+          <w:i w:val="0"/>
+          <w:strike w:val="0"/>
+        </w:rPr>
+        <w:t xml:space="preserve">. See Part 5.1 and </w:t>
       </w:r>
       <w:r>
         <w:rPr>
@@ -9612,7 +9976,7 @@
           <w:i/>
           <w:strike w:val="0"/>
         </w:rPr>
-        <w:t>Owner: VRS actuary; drafting owner: this office.</w:t>
+        <w:t>Owner: VRS actuary; drafting owner: policy-development team.</w:t>
       </w:r>
     </w:p>
     <w:p>
@@ -9800,7 +10164,7 @@
           <w:i w:val="0"/>
           <w:strike w:val="0"/>
         </w:rPr>
-        <w:t xml:space="preserve"> all three blocking items in Part 6.1 are resolved and drafted. The red-team adversarial review reported (MOO-260) with twelve findings and fourteen citation defects, two of which falsified Part 4 conclusions; the precedent and stakeholder scan reported (MOO-261); and the cost model for ACTUARY 1 and ACTUARY 2 reported (MOO-259) and is integrated into Part 5.1. The cost model is illustrative and is </w:t>
+        <w:t xml:space="preserve"> all three blocking items in Part 6.1 are resolved and drafted. The internal adversarial review reported (MOO-260) with twelve findings and fourteen citation defects, two of which falsified Part 4 conclusions; the precedent and stakeholder scan reported (MOO-261); and the cost model for ACTUARY 1 and ACTUARY 2 reported (MOO-259) and is integrated into Part 5.1. The cost model is illustrative and is </w:t>
       </w:r>
       <w:r>
         <w:rPr>
@@ -9832,7 +10196,7 @@
           <w:i w:val="0"/>
           <w:strike w:val="0"/>
         </w:rPr>
-        <w:t>, in the favorable direction on both counts: it priced four years of acceleration on a bill that then still left the DECISION 8 deferred path open, and it included a population that clause B 1(iv) now excludes. The red-team adversarial review was performed by the same team that drafted the package, because no independent reviewer was available. That is a real limitation on its value — the October 20 sign-off pass found three stale cross-document statements that the red-team adversarial review had not caught — and version 1.2 should be re-read by a different reader before introduction.</w:t>
+        <w:t>, in the favorable direction on both counts: it priced four years of acceleration on a bill that then still left the DECISION 8 deferred path open, and it included a population that clause B 1(iv) now excludes. The internal adversarial review was performed by the policy-development team that drafted the package, because no independent reviewer was available. That is a real limitation on its value — the October 19 sign-off pass found three stale cross-document statements that the internal adversarial review had not caught — and version 1.2 should be re-read by a different reader before introduction.</w:t>
       </w:r>
     </w:p>
     <w:p>

--- a/legislation/military-service-retirement-bridge/02-legal-analysis-memo.docx
+++ b/legislation/military-service-retirement-bridge/02-legal-analysis-memo.docx
@@ -94,7 +94,7 @@
           <w:i w:val="0"/>
           <w:strike w:val="0"/>
         </w:rPr>
-        <w:t xml:space="preserve"> 1.3 — External-Review Cleanup (October 20, 2026); operative bill text unchanged at version 1.2 </w:t>
+        <w:t xml:space="preserve"> 1.4 — Independent-Review Integration (October 20, 2026); operative bill text at version 1.3 </w:t>
       </w:r>
       <w:r>
         <w:rPr>
@@ -5570,7 +5570,15 @@
                 <w:i w:val="0"/>
                 <w:strike w:val="0"/>
               </w:rPr>
-              <w:t>YES — affected, and CLOSED in version 1.2 by an express amendment to § 51.1-153 C</w:t>
+              <w:t>YES — affected; closed in version 1.3 by a continuity-of-service condition plus an express amendment to § 51.1-153 C</w:t>
+            </w:r>
+            <w:r>
+              <w:rPr>
+                <w:b w:val="0"/>
+                <w:i w:val="0"/>
+                <w:strike w:val="0"/>
+              </w:rPr>
+              <w:t xml:space="preserve"> (the version 1.2 drafting did not in fact close it — see memorandum Part 6.1)</w:t>
             </w:r>
           </w:p>
         </w:tc>
@@ -5696,7 +5704,7 @@
                 <w:i w:val="0"/>
                 <w:strike w:val="0"/>
               </w:rPr>
-              <w:t>No</w:t>
+              <w:t>Thresholds and amounts: No</w:t>
             </w:r>
             <w:r>
               <w:rPr>
@@ -5704,7 +5712,15 @@
                 <w:i w:val="0"/>
                 <w:strike w:val="0"/>
               </w:rPr>
-              <w:t xml:space="preserve"> — protected by definition</w:t>
+              <w:t xml:space="preserve"> — protected by definition. </w:t>
+            </w:r>
+            <w:r>
+              <w:rPr>
+                <w:b/>
+                <w:i w:val="0"/>
+                <w:strike w:val="0"/>
+              </w:rPr>
+              <w:t>Reduction schedule: YES — affected, and not cured.</w:t>
             </w:r>
           </w:p>
         </w:tc>
@@ -5719,7 +5735,181 @@
                 <w:i w:val="0"/>
                 <w:strike w:val="0"/>
               </w:rPr>
-              <w:t>The 30-year floor ($8,000) and the 20-year double-salary provision run on creditable service; the retiree-coverage condition runs on "five or more years of service as an employee." Reinforced by F 11.</w:t>
+              <w:t xml:space="preserve">The 30-year floor ($8,000) and the 20-year double-salary provision run on creditable service, the retiree-coverage condition runs on "five or more years of service as an employee," and F 11 bars the credit from supplying any of them. </w:t>
+            </w:r>
+            <w:r>
+              <w:rPr>
+                <w:b/>
+                <w:i w:val="0"/>
+                <w:strike w:val="0"/>
+              </w:rPr>
+              <w:t>But § 51.1-505 B measures the 25%-per-year retiree reduction from "the date the employee is separated from service"</w:t>
+            </w:r>
+            <w:r>
+              <w:rPr>
+                <w:b w:val="0"/>
+                <w:i w:val="0"/>
+                <w:strike w:val="0"/>
+              </w:rPr>
+              <w:t xml:space="preserve"> — separation date, not normal retirement date, which governs only the disability retiree in the same subsection — so an earlier retirement starts the step-down </w:t>
+            </w:r>
+            <w:r>
+              <w:rPr>
+                <w:b/>
+                <w:i w:val="0"/>
+                <w:strike w:val="0"/>
+              </w:rPr>
+              <w:t>up to four years earlier</w:t>
+            </w:r>
+            <w:r>
+              <w:rPr>
+                <w:b w:val="0"/>
+                <w:i w:val="0"/>
+                <w:strike w:val="0"/>
+              </w:rPr>
+              <w:t xml:space="preserve">. Illustratively, a member retiring at 50 with 26 years at $85,000 has $170,000 of coverage and reaches the $42,500 floor at about age 54 instead of about 58. F 11 does not reach this, because it bars only </w:t>
+            </w:r>
+            <w:r>
+              <w:rPr>
+                <w:b w:val="0"/>
+                <w:i/>
+                <w:strike w:val="0"/>
+              </w:rPr>
+              <w:t>establishing eligibility for</w:t>
+            </w:r>
+            <w:r>
+              <w:rPr>
+                <w:b w:val="0"/>
+                <w:i w:val="0"/>
+                <w:strike w:val="0"/>
+              </w:rPr>
+              <w:t xml:space="preserve"> or </w:t>
+            </w:r>
+            <w:r>
+              <w:rPr>
+                <w:b w:val="0"/>
+                <w:i/>
+                <w:strike w:val="0"/>
+              </w:rPr>
+              <w:t>increasing</w:t>
+            </w:r>
+            <w:r>
+              <w:rPr>
+                <w:b w:val="0"/>
+                <w:i w:val="0"/>
+                <w:strike w:val="0"/>
+              </w:rPr>
+              <w:t xml:space="preserve"> group life, not a </w:t>
+            </w:r>
+            <w:r>
+              <w:rPr>
+                <w:b/>
+                <w:i w:val="0"/>
+                <w:strike w:val="0"/>
+              </w:rPr>
+              <w:t>decrease</w:t>
+            </w:r>
+            <w:r>
+              <w:rPr>
+                <w:b w:val="0"/>
+                <w:i w:val="0"/>
+                <w:strike w:val="0"/>
+              </w:rPr>
+              <w:t xml:space="preserve">. This is a member detriment rather than a trust cost, and it follows the separation date in the same way the health insurance credit and COLA follow the retirement date. </w:t>
+            </w:r>
+            <w:r>
+              <w:rPr>
+                <w:b/>
+                <w:i w:val="0"/>
+                <w:strike w:val="0"/>
+              </w:rPr>
+              <w:t>Disclosed in subdivision I 2(viii) as of version 1.3.</w:t>
+            </w:r>
+          </w:p>
+        </w:tc>
+      </w:tr>
+      <w:tr>
+        <w:tc>
+          <w:tcPr>
+            <w:tcW w:type="dxa" w:w="2160"/>
+          </w:tcPr>
+          <w:p>
+            <w:r>
+              <w:rPr>
+                <w:b w:val="0"/>
+                <w:i w:val="0"/>
+                <w:strike w:val="0"/>
+              </w:rPr>
+              <w:t>Death-before-retirement allowance</w:t>
+            </w:r>
+          </w:p>
+        </w:tc>
+        <w:tc>
+          <w:tcPr>
+            <w:tcW w:type="dxa" w:w="2160"/>
+          </w:tcPr>
+          <w:p>
+            <w:r>
+              <w:rPr>
+                <w:b w:val="0"/>
+                <w:i w:val="0"/>
+                <w:strike w:val="0"/>
+              </w:rPr>
+              <w:t>§ 51.1-162 B</w:t>
+            </w:r>
+          </w:p>
+        </w:tc>
+        <w:tc>
+          <w:tcPr>
+            <w:tcW w:type="dxa" w:w="2160"/>
+          </w:tcPr>
+          <w:p>
+            <w:r>
+              <w:rPr>
+                <w:b/>
+                <w:i w:val="0"/>
+                <w:strike w:val="0"/>
+              </w:rPr>
+              <w:t>YES — affected, and not cured</w:t>
+            </w:r>
+          </w:p>
+        </w:tc>
+        <w:tc>
+          <w:tcPr>
+            <w:tcW w:type="dxa" w:w="2160"/>
+          </w:tcPr>
+          <w:p>
+            <w:r>
+              <w:rPr>
+                <w:b w:val="0"/>
+                <w:i w:val="0"/>
+                <w:strike w:val="0"/>
+              </w:rPr>
+              <w:t xml:space="preserve">Retiring at the accelerated date ends death-in-service coverage. Had the member died in service, her survivor would have received a § 51.1-162 B allowance for life; having retired, the survivor receives only the § 51.1-163 excess-of-contributions payment unless the member elected a § 51.1-165 option and accepted the actuarial reduction. The § 51.1-162 B conforming amendment prevents the credit from </w:t>
+            </w:r>
+            <w:r>
+              <w:rPr>
+                <w:b w:val="0"/>
+                <w:i/>
+                <w:strike w:val="0"/>
+              </w:rPr>
+              <w:t>raising</w:t>
+            </w:r>
+            <w:r>
+              <w:rPr>
+                <w:b w:val="0"/>
+                <w:i w:val="0"/>
+                <w:strike w:val="0"/>
+              </w:rPr>
+              <w:t xml:space="preserve"> the allowance; it cannot preserve coverage the member has ended by retiring. </w:t>
+            </w:r>
+            <w:r>
+              <w:rPr>
+                <w:b/>
+                <w:i w:val="0"/>
+                <w:strike w:val="0"/>
+              </w:rPr>
+              <w:t>Disclosed in subdivision I 2(viii) as of version 1.3.</w:t>
             </w:r>
           </w:p>
         </w:tc>
@@ -7374,7 +7564,7 @@
           <w:i w:val="0"/>
           <w:strike w:val="0"/>
         </w:rPr>
-        <w:t>The § 51.1-124.3 carve-out is doing more work than any other provision.</w:t>
+        <w:t>Placement in a new section is what does the work; the carve-out forecloses argument.</w:t>
       </w:r>
       <w:r>
         <w:rPr>
@@ -7382,7 +7572,7 @@
           <w:i w:val="0"/>
           <w:strike w:val="0"/>
         </w:rPr>
-        <w:t xml:space="preserve"> If eligibility credit counted as creditable service, the modeled liability increase for the lead profile would rise from </w:t>
+        <w:t xml:space="preserve"> </w:t>
       </w:r>
       <w:r>
         <w:rPr>
@@ -7390,6 +7580,86 @@
           <w:i w:val="0"/>
           <w:strike w:val="0"/>
         </w:rPr>
+        <w:t>Corrected October 20, 2026 after independent counsel review.</w:t>
+      </w:r>
+      <w:r>
+        <w:rPr>
+          <w:b w:val="0"/>
+          <w:i w:val="0"/>
+          <w:strike w:val="0"/>
+        </w:rPr>
+        <w:t xml:space="preserve"> Earlier versions of this memorandum called the § 51.1-124.3 carve-out "the single most important protective move in the bill," said that "both moves are required; neither alone is safe," and offered a </w:t>
+      </w:r>
+      <w:r>
+        <w:rPr>
+          <w:b/>
+          <w:i w:val="0"/>
+          <w:strike w:val="0"/>
+        </w:rPr>
+        <w:t>5.7×</w:t>
+      </w:r>
+      <w:r>
+        <w:rPr>
+          <w:b w:val="0"/>
+          <w:i w:val="0"/>
+          <w:strike w:val="0"/>
+        </w:rPr>
+        <w:t xml:space="preserve"> figure as its quantitative vindication. That overstates the carve-out and misattributes the figure. Read the definition: "'Creditable service' means prior service </w:t>
+      </w:r>
+      <w:r>
+        <w:rPr>
+          <w:b/>
+          <w:i w:val="0"/>
+          <w:strike w:val="0"/>
+        </w:rPr>
+        <w:t>as set forth in § 51.1-142.2</w:t>
+      </w:r>
+      <w:r>
+        <w:rPr>
+          <w:b w:val="0"/>
+          <w:i w:val="0"/>
+          <w:strike w:val="0"/>
+        </w:rPr>
+        <w:t xml:space="preserve"> plus membership service for which credit is allowable." Eligibility credit granted under § 51.1-142.4 is neither prior service as set forth in § 51.1-142.2 nor membership service, so it is </w:t>
+      </w:r>
+      <w:r>
+        <w:rPr>
+          <w:b/>
+          <w:i w:val="0"/>
+          <w:strike w:val="0"/>
+        </w:rPr>
+        <w:t>already outside the definition by the definition's own terms, because of move 1</w:t>
+      </w:r>
+      <w:r>
+        <w:rPr>
+          <w:b w:val="0"/>
+          <w:i w:val="0"/>
+          <w:strike w:val="0"/>
+        </w:rPr>
+        <w:t xml:space="preserve">. Move 1 alone is safe on the text; move 2 alone would not be. Retain the carve-out — it costs nothing and forecloses the argument — but describe it as litigation insurance rather than as the load-bearing provision. </w:t>
+      </w:r>
+      <w:r>
+        <w:rPr>
+          <w:b/>
+          <w:i w:val="0"/>
+          <w:strike w:val="0"/>
+        </w:rPr>
+        <w:t>On the figure:</w:t>
+      </w:r>
+      <w:r>
+        <w:rPr>
+          <w:b w:val="0"/>
+          <w:i w:val="0"/>
+          <w:strike w:val="0"/>
+        </w:rPr>
+        <w:t xml:space="preserve"> if eligibility credit counted as creditable service, the modeled liability increase for the lead profile would rise from </w:t>
+      </w:r>
+      <w:r>
+        <w:rPr>
+          <w:b/>
+          <w:i w:val="0"/>
+          <w:strike w:val="0"/>
+        </w:rPr>
         <w:t>$21,000 to $119,349 — 5.7 times larger</w:t>
       </w:r>
       <w:r>
@@ -7398,7 +7668,55 @@
           <w:i w:val="0"/>
           <w:strike w:val="0"/>
         </w:rPr>
-        <w:t>, and the annual allowance from $35,696 to $41,188 for life. The three-move architecture in Part 3 is vindicated quantitatively, not merely conceptually.</w:t>
+        <w:t xml:space="preserve">, and the annual allowance from $35,696 to $41,188 for life. That measures the cost of a bill drafted </w:t>
+      </w:r>
+      <w:r>
+        <w:rPr>
+          <w:b/>
+          <w:i w:val="0"/>
+          <w:strike w:val="0"/>
+        </w:rPr>
+        <w:t>inside § 51.1-142.2 without the carve-out</w:t>
+      </w:r>
+      <w:r>
+        <w:rPr>
+          <w:b w:val="0"/>
+          <w:i w:val="0"/>
+          <w:strike w:val="0"/>
+        </w:rPr>
+        <w:t xml:space="preserve">, which is to say it prices move </w:t>
+      </w:r>
+      <w:r>
+        <w:rPr>
+          <w:b/>
+          <w:i w:val="0"/>
+          <w:strike w:val="0"/>
+        </w:rPr>
+        <w:t>1</w:t>
+      </w:r>
+      <w:r>
+        <w:rPr>
+          <w:b w:val="0"/>
+          <w:i w:val="0"/>
+          <w:strike w:val="0"/>
+        </w:rPr>
+        <w:t xml:space="preserve">, not move 2, and prices a bill nobody proposed. Asked what the carve-out is worth on </w:t>
+      </w:r>
+      <w:r>
+        <w:rPr>
+          <w:b w:val="0"/>
+          <w:i/>
+          <w:strike w:val="0"/>
+        </w:rPr>
+        <w:t>this</w:t>
+      </w:r>
+      <w:r>
+        <w:rPr>
+          <w:b w:val="0"/>
+          <w:i w:val="0"/>
+          <w:strike w:val="0"/>
+        </w:rPr>
+        <w:t xml:space="preserve"> bill, the honest answer is: certainty, not $98,349.</w:t>
       </w:r>
     </w:p>
     <w:p>
@@ -7797,7 +8115,7 @@
           <w:i w:val="0"/>
           <w:strike w:val="0"/>
         </w:rPr>
-        <w:t xml:space="preserve"> follow that all Reserve and National Guard service is protected, and no document in this package asserts that. Whether </w:t>
+        <w:t xml:space="preserve"> follow that all Reserve and National Guard service is protected, and no document in this package asserts that. </w:t>
       </w:r>
       <w:r>
         <w:rPr>
@@ -7805,7 +8123,7 @@
           <w:i w:val="0"/>
           <w:strike w:val="0"/>
         </w:rPr>
-        <w:t>§ 12736 applies to this bridge is subject to counsel confirmation</w:t>
+        <w:t>§ 12736 does not preempt this bill</w:t>
       </w:r>
       <w:r>
         <w:rPr>
@@ -7813,7 +8131,7 @@
           <w:i w:val="0"/>
           <w:strike w:val="0"/>
         </w:rPr>
-        <w:t xml:space="preserve"> — see Part 5.2.</w:t>
+        <w:t xml:space="preserve"> — it bars exclusion only of service a plan "otherwise properly credits," and Virginia credits this service only on purchase; see Part 5.2, as corrected on October 20, 2026.</w:t>
       </w:r>
     </w:p>
     <w:p>
@@ -8083,7 +8401,7 @@
           <w:i w:val="0"/>
           <w:strike w:val="0"/>
         </w:rPr>
-        <w:t xml:space="preserve"> § 12736 provides that no period of service included in determining a person's right to non-regular retired pay "may be excluded in determining his </w:t>
+        <w:t xml:space="preserve"> </w:t>
       </w:r>
       <w:r>
         <w:rPr>
@@ -8091,6 +8409,22 @@
           <w:i w:val="0"/>
           <w:strike w:val="0"/>
         </w:rPr>
+        <w:t>Corrected October 20, 2026 after independent counsel review — the earlier quotation of this section was wrong, and the words it omitted are the dispositive ones.</w:t>
+      </w:r>
+      <w:r>
+        <w:rPr>
+          <w:b w:val="0"/>
+          <w:i w:val="0"/>
+          <w:strike w:val="0"/>
+        </w:rPr>
+        <w:t xml:space="preserve"> Versions 1.0 through 1.3 quoted § 12736 as barring exclusion "in determining his </w:t>
+      </w:r>
+      <w:r>
+        <w:rPr>
+          <w:b/>
+          <w:i w:val="0"/>
+          <w:strike w:val="0"/>
+        </w:rPr>
         <w:t>eligibility</w:t>
       </w:r>
       <w:r>
@@ -8099,7 +8433,166 @@
           <w:i w:val="0"/>
           <w:strike w:val="0"/>
         </w:rPr>
-        <w:t xml:space="preserve"> for any annuity, pension, or old-age benefit, under any other provision of law, State or Federal." Virginia has long read chapter 1223 as permitting </w:t>
+        <w:t xml:space="preserve"> for any annuity, pension, or old-age benefit, under any other provision of law, </w:t>
+      </w:r>
+      <w:r>
+        <w:rPr>
+          <w:b/>
+          <w:i w:val="0"/>
+          <w:strike w:val="0"/>
+        </w:rPr>
+        <w:t>State or Federal</w:t>
+      </w:r>
+      <w:r>
+        <w:rPr>
+          <w:b w:val="0"/>
+          <w:i w:val="0"/>
+          <w:strike w:val="0"/>
+        </w:rPr>
+        <w:t xml:space="preserve">." </w:t>
+      </w:r>
+      <w:r>
+        <w:rPr>
+          <w:b/>
+          <w:i w:val="0"/>
+          <w:strike w:val="0"/>
+        </w:rPr>
+        <w:t>Those words are not in the statute.</w:t>
+      </w:r>
+      <w:r>
+        <w:rPr>
+          <w:b w:val="0"/>
+          <w:i w:val="0"/>
+          <w:strike w:val="0"/>
+        </w:rPr>
+        <w:t xml:space="preserve"> The actual text, read in primary federal text on October 20, 2026, is:</w:t>
+      </w:r>
+    </w:p>
+    <w:p>
+      <w:pPr>
+        <w:spacing w:after="80"/>
+        <w:ind w:left="480"/>
+      </w:pPr>
+      <w:r>
+        <w:rPr>
+          <w:b w:val="0"/>
+          <w:i w:val="0"/>
+          <w:strike w:val="0"/>
+          <w:sz w:val="20"/>
+        </w:rPr>
+        <w:t xml:space="preserve">"No period of service included wholly or partly in determining a person's right to, or the amount of, retired pay under this chapter may be excluded in determining his eligibility for any annuity, pension, or old-age benefit, </w:t>
+      </w:r>
+      <w:r>
+        <w:rPr>
+          <w:b/>
+          <w:i w:val="0"/>
+          <w:strike w:val="0"/>
+          <w:sz w:val="20"/>
+        </w:rPr>
+        <w:t>under any other law, on account of civilian employment by the United States or otherwise</w:t>
+      </w:r>
+      <w:r>
+        <w:rPr>
+          <w:b w:val="0"/>
+          <w:i w:val="0"/>
+          <w:strike w:val="0"/>
+          <w:sz w:val="20"/>
+        </w:rPr>
+        <w:t xml:space="preserve">, or in determining the amount payable under that law, </w:t>
+      </w:r>
+      <w:r>
+        <w:rPr>
+          <w:b/>
+          <w:i w:val="0"/>
+          <w:strike w:val="0"/>
+          <w:sz w:val="20"/>
+        </w:rPr>
+        <w:t>if that service is otherwise properly credited under it</w:t>
+      </w:r>
+      <w:r>
+        <w:rPr>
+          <w:b w:val="0"/>
+          <w:i w:val="0"/>
+          <w:strike w:val="0"/>
+          <w:sz w:val="20"/>
+        </w:rPr>
+        <w:t>."</w:t>
+      </w:r>
+    </w:p>
+    <w:p>
+      <w:r>
+        <w:rPr>
+          <w:b w:val="0"/>
+          <w:i w:val="0"/>
+          <w:strike w:val="0"/>
+        </w:rPr>
+        <w:t xml:space="preserve">Two defects in the earlier treatment. The quotation </w:t>
+      </w:r>
+      <w:r>
+        <w:rPr>
+          <w:b/>
+          <w:i w:val="0"/>
+          <w:strike w:val="0"/>
+        </w:rPr>
+        <w:t>inserted an express reference to State law</w:t>
+      </w:r>
+      <w:r>
+        <w:rPr>
+          <w:b w:val="0"/>
+          <w:i w:val="0"/>
+          <w:strike w:val="0"/>
+        </w:rPr>
+        <w:t xml:space="preserve"> that the federal text does not contain — and those inserted words were precisely what made the preemption worry look sharp; the real text reaches state benefits only through the general words "or otherwise," a materially weaker footing. And it </w:t>
+      </w:r>
+      <w:r>
+        <w:rPr>
+          <w:b/>
+          <w:i w:val="0"/>
+          <w:strike w:val="0"/>
+        </w:rPr>
+        <w:t>omitted the closing proviso entirely</w:t>
+      </w:r>
+      <w:r>
+        <w:rPr>
+          <w:b w:val="0"/>
+          <w:i w:val="0"/>
+          <w:strike w:val="0"/>
+        </w:rPr>
+        <w:t>, which is the clause that answers the question.</w:t>
+      </w:r>
+    </w:p>
+    <w:p>
+      <w:r>
+        <w:rPr>
+          <w:b/>
+          <w:i w:val="0"/>
+          <w:strike w:val="0"/>
+        </w:rPr>
+        <w:t>The answer.</w:t>
+      </w:r>
+      <w:r>
+        <w:rPr>
+          <w:b w:val="0"/>
+          <w:i w:val="0"/>
+          <w:strike w:val="0"/>
+        </w:rPr>
+        <w:t xml:space="preserve"> § 12736 is an </w:t>
+      </w:r>
+      <w:r>
+        <w:rPr>
+          <w:b/>
+          <w:i w:val="0"/>
+          <w:strike w:val="0"/>
+        </w:rPr>
+        <w:t>anti-exclusion rule, not a crediting mandate.</w:t>
+      </w:r>
+      <w:r>
+        <w:rPr>
+          <w:b w:val="0"/>
+          <w:i w:val="0"/>
+          <w:strike w:val="0"/>
+        </w:rPr>
+        <w:t xml:space="preserve"> It forbids a benefit scheme from carving out chapter 1223 service that the scheme </w:t>
       </w:r>
       <w:r>
         <w:rPr>
@@ -8107,6 +8600,22 @@
           <w:i/>
           <w:strike w:val="0"/>
         </w:rPr>
+        <w:t>otherwise properly credits</w:t>
+      </w:r>
+      <w:r>
+        <w:rPr>
+          <w:b w:val="0"/>
+          <w:i w:val="0"/>
+          <w:strike w:val="0"/>
+        </w:rPr>
+        <w:t xml:space="preserve">. Virginia does not "otherwise properly credit" unpurchased prior active duty service for § 51.1-153 B 2 or B 3 eligibility: such service enters the Code only through the </w:t>
+      </w:r>
+      <w:r>
+        <w:rPr>
+          <w:b/>
+          <w:i w:val="0"/>
+          <w:strike w:val="0"/>
+        </w:rPr>
         <w:t>purchase</w:t>
       </w:r>
       <w:r>
@@ -8115,7 +8624,7 @@
           <w:i w:val="0"/>
           <w:strike w:val="0"/>
         </w:rPr>
-        <w:t xml:space="preserve"> of reserve-component service rather than mandating free credit. But this bill's entire subject matter </w:t>
+        <w:t xml:space="preserve"> right in § 51.1-142.2 B 2 and, under this bill, § 51.1-142.4. There is accordingly nothing for § 12736 to operate on, and the argument this memorandum previously feared — that chapter 1223 service must count toward § 51.1-153 B 2 and B 3 eligibility </w:t>
       </w:r>
       <w:r>
         <w:rPr>
@@ -8123,7 +8632,7 @@
           <w:i w:val="0"/>
           <w:strike w:val="0"/>
         </w:rPr>
-        <w:t>is eligibility</w:t>
+        <w:t>at no cost</w:t>
       </w:r>
       <w:r>
         <w:rPr>
@@ -8131,7 +8640,7 @@
           <w:i w:val="0"/>
           <w:strike w:val="0"/>
         </w:rPr>
-        <w:t xml:space="preserve">, which engages § 12736's operative word directly and invites the argument that chapter 1223 service must count toward § 51.1-153 B 2 and B 3 eligibility </w:t>
+        <w:t xml:space="preserve"> — is defeated by the words the earlier quotation left out. Subdivision H 5's savings clause ("Except as otherwise required by Chapter 1223 of Title 10 of the United States Code") in any event yields to whatever § 12736 does require. </w:t>
       </w:r>
       <w:r>
         <w:rPr>
@@ -8139,7 +8648,17 @@
           <w:i w:val="0"/>
           <w:strike w:val="0"/>
         </w:rPr>
-        <w:t>at no cost</w:t>
+        <w:t>§ 12736 does not preempt any part of this bill as drafted.</w:t>
+      </w:r>
+    </w:p>
+    <w:p>
+      <w:r>
+        <w:rPr>
+          <w:b/>
+          <w:i w:val="0"/>
+          <w:strike w:val="0"/>
+        </w:rPr>
+        <w:t>The narrow residual question for counsel</w:t>
       </w:r>
       <w:r>
         <w:rPr>
@@ -8147,7 +8666,7 @@
           <w:i w:val="0"/>
           <w:strike w:val="0"/>
         </w:rPr>
-        <w:t xml:space="preserve">. Put that question to legislative counsel with § 12736 in front of them before introduction. Until counsel confirms, the package states only that federal law protects qualifying service associated with non-regular Reserve-component retired pay under chapter 1223, and that </w:t>
+        <w:t xml:space="preserve"> is not the one stated above: it is that subdivision H 5 carries the savings clause while the subsection B eligibility screen and subdivision C 2 c do not. Federal law protects qualifying service associated with non-regular Reserve-component retired pay under chapter 1223; it does </w:t>
       </w:r>
       <w:r>
         <w:rPr>
@@ -8155,7 +8674,7 @@
           <w:i w:val="0"/>
           <w:strike w:val="0"/>
         </w:rPr>
-        <w:t>§ 12736's application to this bridge is subject to counsel confirmation</w:t>
+        <w:t>not</w:t>
       </w:r>
       <w:r>
         <w:rPr>
@@ -8163,7 +8682,23 @@
           <w:i w:val="0"/>
           <w:strike w:val="0"/>
         </w:rPr>
-        <w:t>.</w:t>
+        <w:t xml:space="preserve"> follow that all Reserve and National Guard service is protected, and no document in this package should say so. </w:t>
+      </w:r>
+      <w:r>
+        <w:rPr>
+          <w:b/>
+          <w:i w:val="0"/>
+          <w:strike w:val="0"/>
+        </w:rPr>
+        <w:t>Do not leave this stated as "subject to counsel confirmation" without also stating the proviso</w:t>
+      </w:r>
+      <w:r>
+        <w:rPr>
+          <w:b w:val="0"/>
+          <w:i w:val="0"/>
+          <w:strike w:val="0"/>
+        </w:rPr>
+        <w:t xml:space="preserve"> — the proviso is the answer, and a reader who finds it will conclude the package did not read the section.</w:t>
       </w:r>
     </w:p>
     <w:p>
@@ -8375,7 +8910,7 @@
           <w:i w:val="0"/>
           <w:strike w:val="0"/>
         </w:rPr>
-        <w:t xml:space="preserve"> rather than carving out an occupation. The remaining eligible class — members whose first membership predates January 1, 2014 — is defined by hire date and plan structure, not by occupation, and it is closed and shrinking. Two residual points to hold in reserve rather than volunteer: pre-2014 B 4-resolution public-safety employees do retain access through the B 2 pathway, which is the most generous in the bill, and they are expected to pay the hazardous-duty approximate normal cost rate (23.78% Plan 1 / 19.15% Plan 2) rather than the 12.50% / 10.74% ordinary non-hazardous rate, which is a fair answer on price if the point is raised — </w:t>
+        <w:t xml:space="preserve"> rather than carving out an occupation. The remaining eligible class — members whose first membership predates January 1, 2014 — is defined by hire date and plan structure, not by occupation, and it is substantially closing (see Part 5.5, as revised). Two residual points to hold in reserve rather than volunteer: pre-2014 B 4-resolution public-safety employees do retain access through the B 2 pathway, which is the most generous in the bill, and they are expected to pay the hazardous-duty approximate normal cost rate (23.78% Plan 1 / 19.15% Plan 2) rather than the 12.50% / 10.74% ordinary non-hazardous rate, which is a fair answer on price if the point is raised — </w:t>
       </w:r>
       <w:r>
         <w:rPr>
@@ -9073,7 +9608,7 @@
           <w:i w:val="0"/>
           <w:strike w:val="0"/>
         </w:rPr>
-        <w:t xml:space="preserve"> of the credit — not the purchase — on the member having been a member in service on the day immediately preceding the effective date of retirement, and a new conforming amendment to § 51.1-153 C carries the same carve-out. </w:t>
+        <w:t xml:space="preserve"> of the credit — not the purchase — on the member retiring </w:t>
       </w:r>
       <w:r>
         <w:rPr>
@@ -9081,6 +9616,38 @@
           <w:i w:val="0"/>
           <w:strike w:val="0"/>
         </w:rPr>
+        <w:t>directly from service</w:t>
+      </w:r>
+      <w:r>
+        <w:rPr>
+          <w:b w:val="0"/>
+          <w:i w:val="0"/>
+          <w:strike w:val="0"/>
+        </w:rPr>
+        <w:t xml:space="preserve">, which version 1.3 defines as having been a member in service on her </w:t>
+      </w:r>
+      <w:r>
+        <w:rPr>
+          <w:b/>
+          <w:i w:val="0"/>
+          <w:strike w:val="0"/>
+        </w:rPr>
+        <w:t>last day of service</w:t>
+      </w:r>
+      <w:r>
+        <w:rPr>
+          <w:b w:val="0"/>
+          <w:i w:val="0"/>
+          <w:strike w:val="0"/>
+        </w:rPr>
+        <w:t xml:space="preserve"> preceding the effective date of retirement and not having terminated service at any time after the credit was granted, and a new conforming amendment to § 51.1-153 C carries the same carve-out. </w:t>
+      </w:r>
+      <w:r>
+        <w:rPr>
+          <w:b/>
+          <w:i w:val="0"/>
+          <w:strike w:val="0"/>
+        </w:rPr>
         <w:t>Both were necessary.</w:t>
       </w:r>
       <w:r>
@@ -9089,7 +9656,7 @@
           <w:i w:val="0"/>
           <w:strike w:val="0"/>
         </w:rPr>
-        <w:t xml:space="preserve"> The second sentence of § 51.1-153 C is a general waiver of "any requirements as to the member being in service," and it opens up the very subdivisions this bill operates on, so a condition stated only in § 51.1-142.4 would have been waived by the provision it was written to reach. Placing the condition on effect rather than on purchase also means a member who buys in good faith and is later separated does not simply lose her money: new subdivisions K 1 c and K 1 d refund it with interest, on application for deferred retirement or on written request, and subdivision I 2(vii) requires that this be disclosed in writing before purchase. </w:t>
+        <w:t xml:space="preserve"> The second sentence of § 51.1-153 C is a general waiver of "any requirements as to the member being in service," and it opens up the very subdivisions this bill operates on, so a condition stated only in § 51.1-142.4 would have been waived by the provision it was written to reach. Placing the condition on effect rather than on purchase also means a member who buys in good faith and is later separated does not simply lose her money: new subdivisions K 1 c, K 1 d and K 1 e refund it with interest, on application for deferred retirement or on written request, and subdivision I 2(vii) requires that this be disclosed in writing before purchase. </w:t>
       </w:r>
       <w:r>
         <w:rPr>
@@ -9358,7 +9925,7 @@
           <w:i w:val="0"/>
           <w:strike w:val="0"/>
         </w:rPr>
-        <w:t>closed and shrinking across the entire bill</w:t>
+        <w:t>substantially closing (see Part 5.5, as revised) across the entire bill</w:t>
       </w:r>
       <w:r>
         <w:rPr>
@@ -9816,7 +10383,7 @@
           <w:i w:val="0"/>
           <w:strike w:val="0"/>
         </w:rPr>
-        <w:t>maximum modeled net value above the member purchase price under the frozen-service/subsidy scenario</w:t>
+        <w:t>modeled net value above the member purchase price in the single most favorable published profile</w:t>
       </w:r>
       <w:r>
         <w:rPr>

--- a/legislation/military-service-retirement-bridge/02-legal-analysis-memo.docx
+++ b/legislation/military-service-retirement-bridge/02-legal-analysis-memo.docx
@@ -2209,7 +2209,7 @@
                 <w:i w:val="0"/>
                 <w:strike w:val="0"/>
               </w:rPr>
-              <w:t>"Prior service"</w:t>
+              <w:t>"Service"</w:t>
             </w:r>
           </w:p>
         </w:tc>
@@ -2220,11 +2220,27 @@
           <w:p>
             <w:r>
               <w:rPr>
+                <w:b/>
+                <w:i w:val="0"/>
+                <w:strike w:val="0"/>
+              </w:rPr>
+              <w:t>Defined, § 51.1-124.3: "'Service' means service as an employee."</w:t>
+            </w:r>
+            <w:r>
+              <w:rPr>
                 <w:b w:val="0"/>
                 <w:i w:val="0"/>
                 <w:strike w:val="0"/>
               </w:rPr>
-              <w:t>Defined, § 51.1-124.3: "service rendered prior to becoming a member"</w:t>
+              <w:t xml:space="preserve"> Added to this table on October 20, 2026 (counsel review finding m-10). Earlier versions of this memorandum and of the bill's note on § 51.1-155 called it "a bare term the section does not define." </w:t>
+            </w:r>
+            <w:r>
+              <w:rPr>
+                <w:b/>
+                <w:i w:val="0"/>
+                <w:strike w:val="0"/>
+              </w:rPr>
+              <w:t>That was wrong, and the error ran in the bill's favour.</w:t>
             </w:r>
           </w:p>
         </w:tc>
@@ -2239,7 +2255,23 @@
                 <w:i w:val="0"/>
                 <w:strike w:val="0"/>
               </w:rPr>
-              <w:t>Feeds "creditable service"</w:t>
+              <w:t>The 30-years-of-</w:t>
+            </w:r>
+            <w:r>
+              <w:rPr>
+                <w:b/>
+                <w:i w:val="0"/>
+                <w:strike w:val="0"/>
+              </w:rPr>
+              <w:t>service</w:t>
+            </w:r>
+            <w:r>
+              <w:rPr>
+                <w:b w:val="0"/>
+                <w:i w:val="0"/>
+                <w:strike w:val="0"/>
+              </w:rPr>
+              <w:t xml:space="preserve"> test in § 51.1-155 A 2, and the same bare term in § 51.1-138 C</w:t>
             </w:r>
           </w:p>
         </w:tc>
@@ -2254,7 +2286,7 @@
                 <w:i w:val="0"/>
                 <w:strike w:val="0"/>
               </w:rPr>
-              <w:t xml:space="preserve">Bridge credit expressly </w:t>
+              <w:t xml:space="preserve">Bridge credit is expressly </w:t>
             </w:r>
             <w:r>
               <w:rPr>
@@ -2270,23 +2302,7 @@
                 <w:i w:val="0"/>
                 <w:strike w:val="0"/>
               </w:rPr>
-              <w:t xml:space="preserve"> prior service. Critical: this is why the new credit is placed in a </w:t>
-            </w:r>
-            <w:r>
-              <w:rPr>
-                <w:b/>
-                <w:i w:val="0"/>
-                <w:strike w:val="0"/>
-              </w:rPr>
-              <w:t>new § 51.1-142.4</w:t>
-            </w:r>
-            <w:r>
-              <w:rPr>
-                <w:b w:val="0"/>
-                <w:i w:val="0"/>
-                <w:strike w:val="0"/>
-              </w:rPr>
-              <w:t xml:space="preserve"> rather than inside § 51.1-142.2 — anything characterized as prior service "as set forth in § 51.1-142.2" becomes creditable service automatically.</w:t>
+              <w:t xml:space="preserve"> "service as an employee" (§ 51.1-142.4 A and F), so the § 51.1-155 A 2 test was already protected by the chapter-wide definition before § 51.1-155 C was drafted. Subdivisions F 12 and the F lead-in are retained for clarity rather than necessity.</w:t>
             </w:r>
           </w:p>
         </w:tc>
@@ -2303,7 +2319,7 @@
                 <w:i w:val="0"/>
                 <w:strike w:val="0"/>
               </w:rPr>
-              <w:t>"Membership service"</w:t>
+              <w:t>"Prior service"</w:t>
             </w:r>
           </w:p>
         </w:tc>
@@ -2318,7 +2334,7 @@
                 <w:i w:val="0"/>
                 <w:strike w:val="0"/>
               </w:rPr>
-              <w:t>Defined, § 51.1-124.3: "service as an employee rendered while a contributing member"</w:t>
+              <w:t>Defined, § 51.1-124.3: "service rendered prior to becoming a member"</w:t>
             </w:r>
           </w:p>
         </w:tc>
@@ -2364,7 +2380,23 @@
                 <w:i w:val="0"/>
                 <w:strike w:val="0"/>
               </w:rPr>
-              <w:t xml:space="preserve"> membership service.</w:t>
+              <w:t xml:space="preserve"> prior service. Critical: this is why the new credit is placed in a </w:t>
+            </w:r>
+            <w:r>
+              <w:rPr>
+                <w:b/>
+                <w:i w:val="0"/>
+                <w:strike w:val="0"/>
+              </w:rPr>
+              <w:t>new § 51.1-142.4</w:t>
+            </w:r>
+            <w:r>
+              <w:rPr>
+                <w:b w:val="0"/>
+                <w:i w:val="0"/>
+                <w:strike w:val="0"/>
+              </w:rPr>
+              <w:t xml:space="preserve"> rather than inside § 51.1-142.2 — anything characterized as prior service "as set forth in § 51.1-142.2" becomes creditable service automatically.</w:t>
             </w:r>
           </w:p>
         </w:tc>
@@ -2381,7 +2413,7 @@
                 <w:i w:val="0"/>
                 <w:strike w:val="0"/>
               </w:rPr>
-              <w:t>"Earned service"</w:t>
+              <w:t>"Membership service"</w:t>
             </w:r>
           </w:p>
         </w:tc>
@@ -2392,19 +2424,11 @@
           <w:p>
             <w:r>
               <w:rPr>
-                <w:b/>
-                <w:i w:val="0"/>
-                <w:strike w:val="0"/>
-              </w:rPr>
-              <w:t>Not a Title 51.1 term.</w:t>
-            </w:r>
-            <w:r>
-              <w:rPr>
                 <w:b w:val="0"/>
                 <w:i w:val="0"/>
                 <w:strike w:val="0"/>
               </w:rPr>
-              <w:t xml:space="preserve"> VRS administrative usage only.</w:t>
+              <w:t>Defined, § 51.1-124.3: "service as an employee rendered while a contributing member"</w:t>
             </w:r>
           </w:p>
         </w:tc>
@@ -2419,7 +2443,7 @@
                 <w:i w:val="0"/>
                 <w:strike w:val="0"/>
               </w:rPr>
-              <w:t>Nothing, statutorily</w:t>
+              <w:t>Feeds "creditable service"</w:t>
             </w:r>
           </w:p>
         </w:tc>
@@ -2434,7 +2458,23 @@
                 <w:i w:val="0"/>
                 <w:strike w:val="0"/>
               </w:rPr>
-              <w:t>Not used in the bill. The proposal's "earned service" exclusions are implemented through the "creditable service," "membership service," and "service as an employee" exclusions.</w:t>
+              <w:t xml:space="preserve">Bridge credit expressly </w:t>
+            </w:r>
+            <w:r>
+              <w:rPr>
+                <w:b/>
+                <w:i w:val="0"/>
+                <w:strike w:val="0"/>
+              </w:rPr>
+              <w:t>not</w:t>
+            </w:r>
+            <w:r>
+              <w:rPr>
+                <w:b w:val="0"/>
+                <w:i w:val="0"/>
+                <w:strike w:val="0"/>
+              </w:rPr>
+              <w:t xml:space="preserve"> membership service.</w:t>
             </w:r>
           </w:p>
         </w:tc>
@@ -2451,7 +2491,7 @@
                 <w:i w:val="0"/>
                 <w:strike w:val="0"/>
               </w:rPr>
-              <w:t>"Active service"</w:t>
+              <w:t>"Earned service"</w:t>
             </w:r>
           </w:p>
         </w:tc>
@@ -2462,11 +2502,19 @@
           <w:p>
             <w:r>
               <w:rPr>
+                <w:b/>
+                <w:i w:val="0"/>
+                <w:strike w:val="0"/>
+              </w:rPr>
+              <w:t>Not a Title 51.1 term.</w:t>
+            </w:r>
+            <w:r>
+              <w:rPr>
                 <w:b w:val="0"/>
                 <w:i w:val="0"/>
                 <w:strike w:val="0"/>
               </w:rPr>
-              <w:t>Used in § 51.1-142.2 B 3 to measure the 24-month pricing window ("24 months of the member's active service"), not as a general benefit term</w:t>
+              <w:t xml:space="preserve"> VRS administrative usage only.</w:t>
             </w:r>
           </w:p>
         </w:tc>
@@ -2481,7 +2529,7 @@
                 <w:i w:val="0"/>
                 <w:strike w:val="0"/>
               </w:rPr>
-              <w:t>Pricing window only</w:t>
+              <w:t>Nothing, statutorily</w:t>
             </w:r>
           </w:p>
         </w:tc>
@@ -2496,7 +2544,7 @@
                 <w:i w:val="0"/>
                 <w:strike w:val="0"/>
               </w:rPr>
-              <w:t>Bill expressly provides that the expiration of the 24-month window does not disqualify a bridge purchase and does not trigger actuarial equivalent cost for bridge credit.</w:t>
+              <w:t>Not used in the bill. The proposal's "earned service" exclusions are implemented through the "creditable service," "membership service," and "service as an employee" exclusions.</w:t>
             </w:r>
           </w:p>
         </w:tc>
@@ -2513,7 +2561,7 @@
                 <w:i w:val="0"/>
                 <w:strike w:val="0"/>
               </w:rPr>
-              <w:t>"Benefit-calculation service"</w:t>
+              <w:t>"Active service"</w:t>
             </w:r>
           </w:p>
         </w:tc>
@@ -2524,11 +2572,11 @@
           <w:p>
             <w:r>
               <w:rPr>
-                <w:b/>
-                <w:i w:val="0"/>
-                <w:strike w:val="0"/>
-              </w:rPr>
-              <w:t>Not a Title 51.1 term.</w:t>
+                <w:b w:val="0"/>
+                <w:i w:val="0"/>
+                <w:strike w:val="0"/>
+              </w:rPr>
+              <w:t>Used in § 51.1-142.2 B 3 to measure the 24-month pricing window ("24 months of the member's active service"), not as a general benefit term</w:t>
             </w:r>
           </w:p>
         </w:tc>
@@ -2543,7 +2591,7 @@
                 <w:i w:val="0"/>
                 <w:strike w:val="0"/>
               </w:rPr>
-              <w:t>Nothing, statutorily</w:t>
+              <w:t>Pricing window only</w:t>
             </w:r>
           </w:p>
         </w:tc>
@@ -2558,7 +2606,7 @@
                 <w:i w:val="0"/>
                 <w:strike w:val="0"/>
               </w:rPr>
-              <w:t>Implemented as "creditable service … by which an allowance is multiplied or otherwise computed under § 51.1-155, 51.1-157, or any other provision of this title."</w:t>
+              <w:t>Bill expressly provides that the expiration of the 24-month window does not disqualify a bridge purchase and does not trigger actuarial equivalent cost for bridge credit.</w:t>
             </w:r>
           </w:p>
         </w:tc>
@@ -2575,7 +2623,7 @@
                 <w:i w:val="0"/>
                 <w:strike w:val="0"/>
               </w:rPr>
-              <w:t>"Unreduced retirement"</w:t>
+              <w:t>"Benefit-calculation service"</w:t>
             </w:r>
           </w:p>
         </w:tc>
@@ -2586,11 +2634,11 @@
           <w:p>
             <w:r>
               <w:rPr>
-                <w:b w:val="0"/>
-                <w:i w:val="0"/>
-                <w:strike w:val="0"/>
-              </w:rPr>
-              <w:t>Not defined; "unreduced service retirement allowance" used in § 51.1-165.01 B; "unreduced allowance" in § 51.1-166 D 3, D 4</w:t>
+                <w:b/>
+                <w:i w:val="0"/>
+                <w:strike w:val="0"/>
+              </w:rPr>
+              <w:t>Not a Title 51.1 term.</w:t>
             </w:r>
           </w:p>
         </w:tc>
@@ -2605,7 +2653,7 @@
                 <w:i w:val="0"/>
                 <w:strike w:val="0"/>
               </w:rPr>
-              <w:t>PLOP eligibility window; COLA commencement</w:t>
+              <w:t>Nothing, statutorily</w:t>
             </w:r>
           </w:p>
         </w:tc>
@@ -2616,19 +2664,11 @@
           <w:p>
             <w:r>
               <w:rPr>
-                <w:b/>
-                <w:i w:val="0"/>
-                <w:strike w:val="0"/>
-              </w:rPr>
-              <w:t>Defined for the first time</w:t>
-            </w:r>
-            <w:r>
-              <w:rPr>
                 <w:b w:val="0"/>
                 <w:i w:val="0"/>
                 <w:strike w:val="0"/>
               </w:rPr>
-              <w:t xml:space="preserve"> in § 51.1-142.4 A as an allowance under § 51.1-155 A 1 not subject to reduction under A 2 or A 3. See the warning in Part 3.6.</w:t>
+              <w:t>Implemented as "creditable service … by which an allowance is multiplied or otherwise computed under § 51.1-155, 51.1-157, or any other provision of this title."</w:t>
             </w:r>
           </w:p>
         </w:tc>
@@ -2645,7 +2685,7 @@
                 <w:i w:val="0"/>
                 <w:strike w:val="0"/>
               </w:rPr>
-              <w:t>"Vesting"</w:t>
+              <w:t>"Unreduced retirement"</w:t>
             </w:r>
           </w:p>
         </w:tc>
@@ -2660,23 +2700,7 @@
                 <w:i w:val="0"/>
                 <w:strike w:val="0"/>
               </w:rPr>
-              <w:t xml:space="preserve">In Chapter 1, used only for </w:t>
-            </w:r>
-            <w:r>
-              <w:rPr>
-                <w:b/>
-                <w:i w:val="0"/>
-                <w:strike w:val="0"/>
-              </w:rPr>
-              <w:t>employer defined contribution</w:t>
-            </w:r>
-            <w:r>
-              <w:rPr>
-                <w:b w:val="0"/>
-                <w:i w:val="0"/>
-                <w:strike w:val="0"/>
-              </w:rPr>
-              <w:t xml:space="preserve"> amounts in the hybrid program, § 51.1-169 B 3. ("Vesting requirements" also appears in §§ 51.1-138 C, 51.1-205, 51.1-216 as shorthand for the five-year service condition.)</w:t>
+              <w:t>Not defined; "unreduced service retirement allowance" used in § 51.1-165.01 B; "unreduced allowance" in § 51.1-166 D 3, D 4</w:t>
             </w:r>
           </w:p>
         </w:tc>
@@ -2691,7 +2715,7 @@
                 <w:i w:val="0"/>
                 <w:strike w:val="0"/>
               </w:rPr>
-              <w:t>DC employer money</w:t>
+              <w:t>PLOP eligibility window; COLA commencement</w:t>
             </w:r>
           </w:p>
         </w:tc>
@@ -2702,27 +2726,19 @@
           <w:p>
             <w:r>
               <w:rPr>
+                <w:b/>
+                <w:i w:val="0"/>
+                <w:strike w:val="0"/>
+              </w:rPr>
+              <w:t>Defined for the first time</w:t>
+            </w:r>
+            <w:r>
+              <w:rPr>
                 <w:b w:val="0"/>
                 <w:i w:val="0"/>
                 <w:strike w:val="0"/>
               </w:rPr>
-              <w:t>The proposal's "must already be vested" condition is drafted as "</w:t>
-            </w:r>
-            <w:r>
-              <w:rPr>
-                <w:b/>
-                <w:i w:val="0"/>
-                <w:strike w:val="0"/>
-              </w:rPr>
-              <w:t>five or more years of creditable service</w:t>
-            </w:r>
-            <w:r>
-              <w:rPr>
-                <w:b w:val="0"/>
-                <w:i w:val="0"/>
-                <w:strike w:val="0"/>
-              </w:rPr>
-              <w:t>, determined without regard to any eligibility credit."</w:t>
+              <w:t xml:space="preserve"> in § 51.1-142.4 A as an allowance under § 51.1-155 A 1 not subject to reduction under A 2 or A 3. See the warning in Part 3.6.</w:t>
             </w:r>
           </w:p>
         </w:tc>
@@ -2739,7 +2755,7 @@
                 <w:i w:val="0"/>
                 <w:strike w:val="0"/>
               </w:rPr>
-              <w:t>"Actuarial equivalent"</w:t>
+              <w:t>"Vesting"</w:t>
             </w:r>
           </w:p>
         </w:tc>
@@ -2754,7 +2770,23 @@
                 <w:i w:val="0"/>
                 <w:strike w:val="0"/>
               </w:rPr>
-              <w:t>Defined, § 51.1-124.3: "a benefit of equal value when computed upon the basis of actuarial tables adopted by the Board"</w:t>
+              <w:t xml:space="preserve">In Chapter 1, used only for </w:t>
+            </w:r>
+            <w:r>
+              <w:rPr>
+                <w:b/>
+                <w:i w:val="0"/>
+                <w:strike w:val="0"/>
+              </w:rPr>
+              <w:t>employer defined contribution</w:t>
+            </w:r>
+            <w:r>
+              <w:rPr>
+                <w:b w:val="0"/>
+                <w:i w:val="0"/>
+                <w:strike w:val="0"/>
+              </w:rPr>
+              <w:t xml:space="preserve"> amounts in the hybrid program, § 51.1-169 B 3. ("Vesting requirements" also appears in §§ 51.1-138 C, 51.1-205, 51.1-216 as shorthand for the five-year service condition.)</w:t>
             </w:r>
           </w:p>
         </w:tc>
@@ -2769,7 +2801,7 @@
                 <w:i w:val="0"/>
                 <w:strike w:val="0"/>
               </w:rPr>
-              <w:t>Price of post-window purchases; early-retirement reductions; PLOP conversion</w:t>
+              <w:t>DC employer money</w:t>
             </w:r>
           </w:p>
         </w:tc>
@@ -2784,7 +2816,23 @@
                 <w:i w:val="0"/>
                 <w:strike w:val="0"/>
               </w:rPr>
-              <w:t>Preserved for full-value purchases; the bill expressly makes the actuarial equivalent cost inapplicable to bridge credit.</w:t>
+              <w:t>The proposal's "must already be vested" condition is drafted as "</w:t>
+            </w:r>
+            <w:r>
+              <w:rPr>
+                <w:b/>
+                <w:i w:val="0"/>
+                <w:strike w:val="0"/>
+              </w:rPr>
+              <w:t>five or more years of creditable service</w:t>
+            </w:r>
+            <w:r>
+              <w:rPr>
+                <w:b w:val="0"/>
+                <w:i w:val="0"/>
+                <w:strike w:val="0"/>
+              </w:rPr>
+              <w:t>, determined without regard to any eligibility credit."</w:t>
             </w:r>
           </w:p>
         </w:tc>
@@ -2801,7 +2849,7 @@
                 <w:i w:val="0"/>
                 <w:strike w:val="0"/>
               </w:rPr>
-              <w:t>"Approximate normal cost"</w:t>
+              <w:t>"Actuarial equivalent"</w:t>
             </w:r>
           </w:p>
         </w:tc>
@@ -2816,7 +2864,7 @@
                 <w:i w:val="0"/>
                 <w:strike w:val="0"/>
               </w:rPr>
-              <w:t>Not defined in statute; committed to the Board "in its sole discretion," § 51.1-142.2 B 3</w:t>
+              <w:t>Defined, § 51.1-124.3: "a benefit of equal value when computed upon the basis of actuarial tables adopted by the Board"</w:t>
             </w:r>
           </w:p>
         </w:tc>
@@ -2831,7 +2879,7 @@
                 <w:i w:val="0"/>
                 <w:strike w:val="0"/>
               </w:rPr>
-              <w:t>Price of in-window purchases</w:t>
+              <w:t>Price of post-window purchases; early-retirement reductions; PLOP conversion</w:t>
             </w:r>
           </w:p>
         </w:tc>
@@ -2846,6 +2894,68 @@
                 <w:i w:val="0"/>
                 <w:strike w:val="0"/>
               </w:rPr>
+              <w:t>Preserved for full-value purchases; the bill expressly makes the actuarial equivalent cost inapplicable to bridge credit.</w:t>
+            </w:r>
+          </w:p>
+        </w:tc>
+      </w:tr>
+      <w:tr>
+        <w:tc>
+          <w:tcPr>
+            <w:tcW w:type="dxa" w:w="2160"/>
+          </w:tcPr>
+          <w:p>
+            <w:r>
+              <w:rPr>
+                <w:b/>
+                <w:i w:val="0"/>
+                <w:strike w:val="0"/>
+              </w:rPr>
+              <w:t>"Approximate normal cost"</w:t>
+            </w:r>
+          </w:p>
+        </w:tc>
+        <w:tc>
+          <w:tcPr>
+            <w:tcW w:type="dxa" w:w="2160"/>
+          </w:tcPr>
+          <w:p>
+            <w:r>
+              <w:rPr>
+                <w:b w:val="0"/>
+                <w:i w:val="0"/>
+                <w:strike w:val="0"/>
+              </w:rPr>
+              <w:t>Not defined in statute; committed to the Board "in its sole discretion," § 51.1-142.2 B 3</w:t>
+            </w:r>
+          </w:p>
+        </w:tc>
+        <w:tc>
+          <w:tcPr>
+            <w:tcW w:type="dxa" w:w="2160"/>
+          </w:tcPr>
+          <w:p>
+            <w:r>
+              <w:rPr>
+                <w:b w:val="0"/>
+                <w:i w:val="0"/>
+                <w:strike w:val="0"/>
+              </w:rPr>
+              <w:t>Price of in-window purchases</w:t>
+            </w:r>
+          </w:p>
+        </w:tc>
+        <w:tc>
+          <w:tcPr>
+            <w:tcW w:type="dxa" w:w="2160"/>
+          </w:tcPr>
+          <w:p>
+            <w:r>
+              <w:rPr>
+                <w:b w:val="0"/>
+                <w:i w:val="0"/>
+                <w:strike w:val="0"/>
+              </w:rPr>
               <w:t>Used as the bridge price, as directed. See the pricing problem in Part 5.1.</w:t>
             </w:r>
           </w:p>
@@ -3359,7 +3469,7 @@
           <w:i w:val="0"/>
           <w:strike w:val="0"/>
         </w:rPr>
-        <w:t xml:space="preserve"> D 3's test is fixed "as of January 1, 2013," and no credit granted on or after July 1, 2028 can bear on a January 1, 2013 determination. No conforming amendment is needed and DLS should not add one.</w:t>
+        <w:t xml:space="preserve"> D 3's test is fixed "as of January 1, 2013," and no credit granted on or after the effective date of this act can bear on a January 1, 2013 determination. No conforming amendment is needed and DLS should not add one.</w:t>
       </w:r>
     </w:p>
     <w:p>
@@ -7481,7 +7591,7 @@
                 <w:i w:val="0"/>
                 <w:strike w:val="0"/>
               </w:rPr>
-              <w:t xml:space="preserve"> aggregate; no single plan exceeds </w:t>
+              <w:t xml:space="preserve"> aggregate on </w:t>
             </w:r>
             <w:r>
               <w:rPr>
@@ -7489,6 +7599,22 @@
                 <w:i w:val="0"/>
                 <w:strike w:val="0"/>
               </w:rPr>
+              <w:t>one-at-a-time</w:t>
+            </w:r>
+            <w:r>
+              <w:rPr>
+                <w:b w:val="0"/>
+                <w:i w:val="0"/>
+                <w:strike w:val="0"/>
+              </w:rPr>
+              <w:t xml:space="preserve"> excursions; no single plan exceeds </w:t>
+            </w:r>
+            <w:r>
+              <w:rPr>
+                <w:b/>
+                <w:i w:val="0"/>
+                <w:strike w:val="0"/>
+              </w:rPr>
               <w:t>0.84 bp</w:t>
             </w:r>
             <w:r>
@@ -7497,7 +7623,31 @@
                 <w:i w:val="0"/>
                 <w:strike w:val="0"/>
               </w:rPr>
-              <w:t xml:space="preserve"> in any scenario tested.</w:t>
+              <w:t xml:space="preserve"> in any </w:t>
+            </w:r>
+            <w:r>
+              <w:rPr>
+                <w:b/>
+                <w:i w:val="0"/>
+                <w:strike w:val="0"/>
+              </w:rPr>
+              <w:t>single-driver</w:t>
+            </w:r>
+            <w:r>
+              <w:rPr>
+                <w:b w:val="0"/>
+                <w:i w:val="0"/>
+                <w:strike w:val="0"/>
+              </w:rPr>
+              <w:t xml:space="preserve"> scenario tested. </w:t>
+            </w:r>
+            <w:r>
+              <w:rPr>
+                <w:b/>
+                <w:i w:val="0"/>
+                <w:strike w:val="0"/>
+              </w:rPr>
+              <w:t>The published range is one-at-a-time only — see "The sensitivity design is one-at-a-time" immediately below, and the 1.16 bp compound adverse case.</w:t>
             </w:r>
           </w:p>
         </w:tc>
@@ -7812,6 +7962,452 @@
     <w:p>
       <w:r>
         <w:rPr>
+          <w:b/>
+          <w:i w:val="0"/>
+          <w:strike w:val="0"/>
+        </w:rPr>
+        <w:t>The sensitivity design is one-at-a-time, and the package must say so — counsel review finding M-13, closed October 20, 2026.</w:t>
+      </w:r>
+      <w:r>
+        <w:rPr>
+          <w:b w:val="0"/>
+          <w:i w:val="0"/>
+          <w:strike w:val="0"/>
+        </w:rPr>
+        <w:t xml:space="preserve"> The model's sensitivity table </w:t>
+      </w:r>
+      <w:r>
+        <w:rPr>
+          <w:b/>
+          <w:i w:val="0"/>
+          <w:strike w:val="0"/>
+        </w:rPr>
+        <w:t>T5</w:t>
+      </w:r>
+      <w:r>
+        <w:rPr>
+          <w:b w:val="0"/>
+          <w:i w:val="0"/>
+          <w:strike w:val="0"/>
+        </w:rPr>
+        <w:t xml:space="preserve"> varies one driver at a time. The robustness claim the package has been making — "[a]cross every sensitivity tested the aggregate stays between 0.05 and 0.44 bp" and "to the nearest basis point, no plan's rate changes" — is therefore a claim about </w:t>
+      </w:r>
+      <w:r>
+        <w:rPr>
+          <w:b/>
+          <w:i w:val="0"/>
+          <w:strike w:val="0"/>
+        </w:rPr>
+        <w:t>single-driver excursions</w:t>
+      </w:r>
+      <w:r>
+        <w:rPr>
+          <w:b w:val="0"/>
+          <w:i w:val="0"/>
+          <w:strike w:val="0"/>
+        </w:rPr>
+        <w:t>, and it was being carried without that qualification. It is now qualified everywhere it appears.</w:t>
+      </w:r>
+    </w:p>
+    <w:p>
+      <w:r>
+        <w:rPr>
+          <w:b w:val="0"/>
+          <w:i w:val="0"/>
+          <w:strike w:val="0"/>
+        </w:rPr>
+        <w:t>The defect is not arithmetic; it is an untested independence assumption, and the model's own logic says the assumption is wrong in the adverse direction. Take-up (</w:t>
+      </w:r>
+      <w:r>
+        <w:rPr>
+          <w:b/>
+          <w:i w:val="0"/>
+          <w:strike w:val="0"/>
+        </w:rPr>
+        <w:t>ASM-19</w:t>
+      </w:r>
+      <w:r>
+        <w:rPr>
+          <w:b w:val="0"/>
+          <w:i w:val="0"/>
+          <w:strike w:val="0"/>
+        </w:rPr>
+        <w:t xml:space="preserve">) and the behavioural mix </w:t>
+      </w:r>
+      <w:r>
+        <w:rPr>
+          <w:b/>
+          <w:i w:val="0"/>
+          <w:strike w:val="0"/>
+        </w:rPr>
+        <w:t>φ</w:t>
+      </w:r>
+      <w:r>
+        <w:rPr>
+          <w:b w:val="0"/>
+          <w:i w:val="0"/>
+          <w:strike w:val="0"/>
+        </w:rPr>
+        <w:t xml:space="preserve"> (</w:t>
+      </w:r>
+      <w:r>
+        <w:rPr>
+          <w:b/>
+          <w:i w:val="0"/>
+          <w:strike w:val="0"/>
+        </w:rPr>
+        <w:t>ASM-22</w:t>
+      </w:r>
+      <w:r>
+        <w:rPr>
+          <w:b w:val="0"/>
+          <w:i w:val="0"/>
+          <w:strike w:val="0"/>
+        </w:rPr>
+        <w:t xml:space="preserve">) are </w:t>
+      </w:r>
+      <w:r>
+        <w:rPr>
+          <w:b/>
+          <w:i w:val="0"/>
+          <w:strike w:val="0"/>
+        </w:rPr>
+        <w:t>inversely correlated</w:t>
+      </w:r>
+      <w:r>
+        <w:rPr>
+          <w:b w:val="0"/>
+          <w:i w:val="0"/>
+          <w:strike w:val="0"/>
+        </w:rPr>
+        <w:t xml:space="preserve">: the model shows that a member who would have worked on to unreduced eligibility </w:t>
+      </w:r>
+      <w:r>
+        <w:rPr>
+          <w:b w:val="0"/>
+          <w:i/>
+          <w:strike w:val="0"/>
+        </w:rPr>
+        <w:t>overpays</w:t>
+      </w:r>
+      <w:r>
+        <w:rPr>
+          <w:b w:val="0"/>
+          <w:i w:val="0"/>
+          <w:strike w:val="0"/>
+        </w:rPr>
+        <w:t xml:space="preserve">, so a high take-up rate necessarily implies a purchaser pool weighted toward members who were leaving anyway — that is, toward </w:t>
+      </w:r>
+      <w:r>
+        <w:rPr>
+          <w:b/>
+          <w:i w:val="0"/>
+          <w:strike w:val="0"/>
+        </w:rPr>
+        <w:t>low</w:t>
+      </w:r>
+      <w:r>
+        <w:rPr>
+          <w:b w:val="0"/>
+          <w:i w:val="0"/>
+          <w:strike w:val="0"/>
+        </w:rPr>
+        <w:t xml:space="preserve"> φ. Treating the two as independent drivers structurally suppresses the adverse tail. Running the model's own code with the high population funnel, φ = 0.25 and 30% take-up gives </w:t>
+      </w:r>
+      <w:r>
+        <w:rPr>
+          <w:b/>
+          <w:i w:val="0"/>
+          <w:strike w:val="0"/>
+        </w:rPr>
+        <w:t>1.16 bp and $43.79M</w:t>
+      </w:r>
+      <w:r>
+        <w:rPr>
+          <w:b w:val="0"/>
+          <w:i w:val="0"/>
+          <w:strike w:val="0"/>
+        </w:rPr>
+        <w:t xml:space="preserve"> of net liability increase, against the published central case of 0.19 bp / $7.15M and the published single-driver maximum of 0.44 bp — </w:t>
+      </w:r>
+      <w:r>
+        <w:rPr>
+          <w:b/>
+          <w:i w:val="0"/>
+          <w:strike w:val="0"/>
+        </w:rPr>
+        <w:t>1.38 bp state, 1.19 bp teacher, 0.92 bp political subdivisions</w:t>
+      </w:r>
+      <w:r>
+        <w:rPr>
+          <w:b w:val="0"/>
+          <w:i w:val="0"/>
+          <w:strike w:val="0"/>
+        </w:rPr>
+        <w:t xml:space="preserve"> by plan, against a single-driver single-plan maximum of 0.84 bp. </w:t>
+      </w:r>
+      <w:r>
+        <w:rPr>
+          <w:b/>
+          <w:i w:val="0"/>
+          <w:strike w:val="0"/>
+        </w:rPr>
+        <w:t>At 1.16 bp a plan's rate does change to the nearest basis point</w:t>
+      </w:r>
+      <w:r>
+        <w:rPr>
+          <w:b w:val="0"/>
+          <w:i w:val="0"/>
+          <w:strike w:val="0"/>
+        </w:rPr>
+        <w:t xml:space="preserve">, so the compound case falsifies the two sentences the package uses most often. The scenario is now a published row of </w:t>
+      </w:r>
+      <w:r>
+        <w:rPr>
+          <w:b/>
+          <w:i w:val="0"/>
+          <w:strike w:val="0"/>
+        </w:rPr>
+        <w:t>T5</w:t>
+      </w:r>
+      <w:r>
+        <w:rPr>
+          <w:b w:val="0"/>
+          <w:i w:val="0"/>
+          <w:strike w:val="0"/>
+        </w:rPr>
+        <w:t xml:space="preserve"> in the model (</w:t>
+      </w:r>
+      <w:r>
+        <w:rPr>
+          <w:rFonts w:ascii="Consolas" w:hAnsi="Consolas"/>
+          <w:b w:val="0"/>
+          <w:i w:val="0"/>
+          <w:strike w:val="0"/>
+          <w:color w:val="303030"/>
+          <w:sz w:val="19"/>
+        </w:rPr>
+        <w:t>fiscal-model/out/T5-sensitivity.csv</w:t>
+      </w:r>
+      <w:r>
+        <w:rPr>
+          <w:b w:val="0"/>
+          <w:i w:val="0"/>
+          <w:strike w:val="0"/>
+        </w:rPr>
+        <w:t xml:space="preserve">, added October 20, 2026) and the figures above were reproduced by re-running </w:t>
+      </w:r>
+      <w:r>
+        <w:rPr>
+          <w:rFonts w:ascii="Consolas" w:hAnsi="Consolas"/>
+          <w:b w:val="0"/>
+          <w:i w:val="0"/>
+          <w:strike w:val="0"/>
+          <w:color w:val="303030"/>
+          <w:sz w:val="19"/>
+        </w:rPr>
+        <w:t>run_model.py</w:t>
+      </w:r>
+      <w:r>
+        <w:rPr>
+          <w:b w:val="0"/>
+          <w:i w:val="0"/>
+          <w:strike w:val="0"/>
+        </w:rPr>
+        <w:t>.</w:t>
+      </w:r>
+    </w:p>
+    <w:p>
+      <w:r>
+        <w:rPr>
+          <w:b/>
+          <w:i w:val="0"/>
+          <w:strike w:val="0"/>
+        </w:rPr>
+        <w:t>What follows for the package, and what does not.</w:t>
+      </w:r>
+      <w:r>
+        <w:rPr>
+          <w:b w:val="0"/>
+          <w:i w:val="0"/>
+          <w:strike w:val="0"/>
+        </w:rPr>
+        <w:t xml:space="preserve"> The central case is unchanged and the compound case is not a prediction — it combines three adverse variants and no evidence says they co-occur. But a money committee is entitled to the adverse tail, and a committee analyst who notices that T5 is one-at-a-time will construct this case unaided and will construct it less carefully. The number to give is </w:t>
+      </w:r>
+      <w:r>
+        <w:rPr>
+          <w:b/>
+          <w:i w:val="0"/>
+          <w:strike w:val="0"/>
+        </w:rPr>
+        <w:t>1.16 bp</w:t>
+      </w:r>
+      <w:r>
+        <w:rPr>
+          <w:b w:val="0"/>
+          <w:i w:val="0"/>
+          <w:strike w:val="0"/>
+        </w:rPr>
+        <w:t xml:space="preserve">, labelled as a compound adverse scenario. </w:t>
+      </w:r>
+      <w:r>
+        <w:rPr>
+          <w:b/>
+          <w:i w:val="0"/>
+          <w:strike w:val="0"/>
+        </w:rPr>
+        <w:t>The model refresh against the bill as introduced must add the compound-adverse scenario as a published variant rather than leave it in prose</w:t>
+      </w:r>
+      <w:r>
+        <w:rPr>
+          <w:b w:val="0"/>
+          <w:i w:val="0"/>
+          <w:strike w:val="0"/>
+        </w:rPr>
+        <w:t xml:space="preserve"> — it is carried as a work item in the fiscal-model refresh, not as a separate exercise, because the same refresh must also reflect clauses B 1(iv) and B 1(v) and subdivision E 3. Until the refresh lands, every statement of the 0.05–0.44 bp range in this package reads "on one-at-a-time excursions," and the 1.16 bp figure is disclosed alongside it.</w:t>
+      </w:r>
+    </w:p>
+    <w:p>
+      <w:r>
+        <w:rPr>
+          <w:b/>
+          <w:i w:val="0"/>
+          <w:strike w:val="0"/>
+        </w:rPr>
+        <w:t>The constitutional funding point, and the Board's own published test — counsel review finding m-12.</w:t>
+      </w:r>
+      <w:r>
+        <w:rPr>
+          <w:b w:val="0"/>
+          <w:i w:val="0"/>
+          <w:strike w:val="0"/>
+        </w:rPr>
+        <w:t xml:space="preserve"> </w:t>
+      </w:r>
+      <w:r>
+        <w:rPr>
+          <w:b/>
+          <w:i w:val="0"/>
+          <w:strike w:val="0"/>
+        </w:rPr>
+        <w:t>Va. Const. art. X, § 11</w:t>
+      </w:r>
+      <w:r>
+        <w:rPr>
+          <w:b w:val="0"/>
+          <w:i w:val="0"/>
+          <w:strike w:val="0"/>
+        </w:rPr>
+        <w:t xml:space="preserve"> requires that the retirement trust funds "be invested and administered </w:t>
+      </w:r>
+      <w:r>
+        <w:rPr>
+          <w:b/>
+          <w:i w:val="0"/>
+          <w:strike w:val="0"/>
+        </w:rPr>
+        <w:t>solely in the interests of the members and beneficiaries</w:t>
+      </w:r>
+      <w:r>
+        <w:rPr>
+          <w:b w:val="0"/>
+          <w:i w:val="0"/>
+          <w:strike w:val="0"/>
+        </w:rPr>
+        <w:t xml:space="preserve"> thereof" and that "[r]etirement system benefits shall be </w:t>
+      </w:r>
+      <w:r>
+        <w:rPr>
+          <w:b/>
+          <w:i w:val="0"/>
+          <w:strike w:val="0"/>
+        </w:rPr>
+        <w:t>funded using methods which are consistent with generally accepted actuarial principles</w:t>
+      </w:r>
+      <w:r>
+        <w:rPr>
+          <w:b w:val="0"/>
+          <w:i w:val="0"/>
+          <w:strike w:val="0"/>
+        </w:rPr>
+        <w:t xml:space="preserve">." </w:t>
+      </w:r>
+      <w:r>
+        <w:rPr>
+          <w:b/>
+          <w:i w:val="0"/>
+          <w:strike w:val="0"/>
+        </w:rPr>
+        <w:t>As a litigation risk this is weak and should not be presented as anything else</w:t>
+      </w:r>
+      <w:r>
+        <w:rPr>
+          <w:b w:val="0"/>
+          <w:i w:val="0"/>
+          <w:strike w:val="0"/>
+        </w:rPr>
+        <w:t xml:space="preserve">: amortizing an unfunded liability into employer contribution rates is a generally accepted actuarial method, and the General Assembly is expressly empowered to prescribe "restrictions, terms, and conditions." A plaintiff would be a member or beneficiary seeking a declaratory judgment in the Circuit Court of the City of Richmond, and the claim would fail. </w:t>
+      </w:r>
+      <w:r>
+        <w:rPr>
+          <w:b/>
+          <w:i w:val="0"/>
+          <w:strike w:val="0"/>
+        </w:rPr>
+        <w:t>Its real force is as the constitutional hook for the adverse § 30-19.1:7 statement this memorandum already predicts</w:t>
+      </w:r>
+      <w:r>
+        <w:rPr>
+          <w:b w:val="0"/>
+          <w:i w:val="0"/>
+          <w:strike w:val="0"/>
+        </w:rPr>
+        <w:t xml:space="preserve">, and the Board's own language on a 2026 benefit-enhancement bill is the best available predictor of how it will be used: "it would be </w:t>
+      </w:r>
+      <w:r>
+        <w:rPr>
+          <w:b/>
+          <w:i w:val="0"/>
+          <w:strike w:val="0"/>
+        </w:rPr>
+        <w:t>prudent from a fiduciary standpoint to only enhance benefits if they can be funded upfront to avoid creating additional unfunded liabilities</w:t>
+      </w:r>
+      <w:r>
+        <w:rPr>
+          <w:b w:val="0"/>
+          <w:i w:val="0"/>
+          <w:strike w:val="0"/>
+        </w:rPr>
+        <w:t xml:space="preserve">" (VRS, </w:t>
+      </w:r>
+      <w:r>
+        <w:rPr>
+          <w:b w:val="0"/>
+          <w:i/>
+          <w:strike w:val="0"/>
+        </w:rPr>
+        <w:t>2026 General Assembly Session Fiscal Impact Statement</w:t>
+      </w:r>
+      <w:r>
+        <w:rPr>
+          <w:b w:val="0"/>
+          <w:i w:val="0"/>
+          <w:strike w:val="0"/>
+        </w:rPr>
+        <w:t xml:space="preserve">, SB 419, published January 28, 2026). Read together, art. X, § 11 and that sentence are the opposition's closing argument, and </w:t>
+      </w:r>
+      <w:r>
+        <w:rPr>
+          <w:b/>
+          <w:i w:val="0"/>
+          <w:strike w:val="0"/>
+        </w:rPr>
+        <w:t>option (iv) below is the only one of the four that answers the Board's stated test.</w:t>
+      </w:r>
+    </w:p>
+    <w:p>
+      <w:r>
+        <w:rPr>
           <w:b w:val="0"/>
           <w:i w:val="0"/>
           <w:strike w:val="0"/>
@@ -7832,7 +8428,23 @@
           <w:i w:val="0"/>
           <w:strike w:val="0"/>
         </w:rPr>
-        <w:t xml:space="preserve">, not against a year of accrual; (iii) cap the acceleration at fewer than four years; (iv) require an appropriation to offset the liability. (i) and (ii) would substantially raise the price and undercut the policy; they are not drafted. The model adds a fifth that is </w:t>
+        <w:t xml:space="preserve">, not against a year of accrual; (iii) cap the acceleration at fewer than four years; (iv) </w:t>
+      </w:r>
+      <w:r>
+        <w:rPr>
+          <w:b/>
+          <w:i w:val="0"/>
+          <w:strike w:val="0"/>
+        </w:rPr>
+        <w:t>require an appropriation to offset the liability — the only option that meets the Board's published "funded upfront" test, and therefore the one to have costed before the § 30-19.1:7 statement lands.</w:t>
+      </w:r>
+      <w:r>
+        <w:rPr>
+          <w:b w:val="0"/>
+          <w:i w:val="0"/>
+          <w:strike w:val="0"/>
+        </w:rPr>
+        <w:t xml:space="preserve"> (i) and (ii) would substantially raise the price and undercut the policy; they are not drafted. The model adds a fifth that is </w:t>
       </w:r>
       <w:r>
         <w:rPr>
@@ -8246,7 +8858,7 @@
           <w:i w:val="0"/>
           <w:strike w:val="0"/>
         </w:rPr>
-        <w:t>recognized by the plan for purposes of calculating a participant's benefit under the plan</w:t>
+        <w:t>recognized by the governmental plan for purposes of calculating a participant's benefit under the plan</w:t>
       </w:r>
       <w:r>
         <w:rPr>
@@ -8270,7 +8882,23 @@
           <w:i w:val="0"/>
           <w:strike w:val="0"/>
         </w:rPr>
-        <w:t>. Three consequences follow:</w:t>
+        <w:t xml:space="preserve">. Three consequences follow, and </w:t>
+      </w:r>
+      <w:r>
+        <w:rPr>
+          <w:b/>
+          <w:i w:val="0"/>
+          <w:strike w:val="0"/>
+        </w:rPr>
+        <w:t>version 1.4 corrects the order in which they were presented</w:t>
+      </w:r>
+      <w:r>
+        <w:rPr>
+          <w:b w:val="0"/>
+          <w:i w:val="0"/>
+          <w:strike w:val="0"/>
+        </w:rPr>
+        <w:t xml:space="preserve"> (counsel review finding M-15):</w:t>
       </w:r>
     </w:p>
     <w:p>
@@ -8283,15 +8911,47 @@
           <w:i w:val="0"/>
           <w:strike w:val="0"/>
         </w:rPr>
-        <w:t>§ 415(c) exposure.</w:t>
-      </w:r>
-      <w:r>
-        <w:rPr>
-          <w:b w:val="0"/>
-          <w:i w:val="0"/>
-          <w:strike w:val="0"/>
-        </w:rPr>
-        <w:t xml:space="preserve"> Voluntary after-tax employee contributions to a governmental defined benefit plan are annual additions (Treas. Reg. § 1.415(c)-1(a)(2)(ii)(B)). § 415(n)(1)(B) is the relief that lets a governmental plan avoid an annual-additions failure on a service purchase. Without it, a lump sum of roughly $35,000 could exceed the § 415(c) limit in the year of purchase. § 51.1-168 addresses §§ 415(b) and 415(d), not this.</w:t>
+        <w:t>Funding sources disappear — this is the live exposure, and it leads.</w:t>
+      </w:r>
+      <w:r>
+        <w:rPr>
+          <w:b w:val="0"/>
+          <w:i w:val="0"/>
+          <w:strike w:val="0"/>
+        </w:rPr>
+        <w:t xml:space="preserve"> IRC §§ 403(b)(13)(A) and 457(e)(17)(A) permit trustee-to-trustee transfers to a governmental defined benefit plan only for the purchase of "permissive service credit (as defined in section 415(n)(3)(A))" or a § 415(k)(3) repayment. If bridge credit is not permissive service credit, members </w:t>
+      </w:r>
+      <w:r>
+        <w:rPr>
+          <w:b/>
+          <w:i w:val="0"/>
+          <w:strike w:val="0"/>
+        </w:rPr>
+        <w:t>cannot fund it from a 403(b) or 457(b) account</w:t>
+      </w:r>
+      <w:r>
+        <w:rPr>
+          <w:b w:val="0"/>
+          <w:i w:val="0"/>
+          <w:strike w:val="0"/>
+        </w:rPr>
+        <w:t xml:space="preserve"> — which is how most VRS members fund service purchases. That is a design fact about </w:t>
+      </w:r>
+      <w:r>
+        <w:rPr>
+          <w:b/>
+          <w:i w:val="0"/>
+          <w:strike w:val="0"/>
+        </w:rPr>
+        <w:t>who can afford the bridge</w:t>
+      </w:r>
+      <w:r>
+        <w:rPr>
+          <w:b w:val="0"/>
+          <w:i w:val="0"/>
+          <w:strike w:val="0"/>
+        </w:rPr>
+        <w:t>, and JLCVSO should know it before the bill is introduced.</w:t>
       </w:r>
     </w:p>
     <w:p>
@@ -8304,15 +8964,15 @@
           <w:i w:val="0"/>
           <w:strike w:val="0"/>
         </w:rPr>
-        <w:t>Funding sources disappear — a design fact, not a footnote.</w:t>
-      </w:r>
-      <w:r>
-        <w:rPr>
-          <w:b w:val="0"/>
-          <w:i w:val="0"/>
-          <w:strike w:val="0"/>
-        </w:rPr>
-        <w:t xml:space="preserve"> IRC §§ 403(b)(13) and 457(e)(17) permit trustee-to-trustee transfers to a governmental defined benefit plan only for the purchase of "permissive service credit (as defined in section 415(n)(3)(A))" or a § 415(k)(3) repayment. If bridge credit is not permissive service credit, members </w:t>
+        <w:t>§ 415(c) exposure — real, but an edge case on the modeled profiles.</w:t>
+      </w:r>
+      <w:r>
+        <w:rPr>
+          <w:b w:val="0"/>
+          <w:i w:val="0"/>
+          <w:strike w:val="0"/>
+        </w:rPr>
+        <w:t xml:space="preserve"> Voluntary after-tax employee contributions to a governmental defined benefit plan are annual additions (Treas. Reg. § 1.415(c)-1(a)(2)(ii)(B)), and § 415(n)(1)(B) is the relief that lets a governmental plan avoid an annual-additions failure on a service purchase. </w:t>
       </w:r>
       <w:r>
         <w:rPr>
@@ -8320,15 +8980,47 @@
           <w:i w:val="0"/>
           <w:strike w:val="0"/>
         </w:rPr>
-        <w:t>cannot fund it from a 403(b) or 457(b) account</w:t>
-      </w:r>
-      <w:r>
-        <w:rPr>
-          <w:b w:val="0"/>
-          <w:i w:val="0"/>
-          <w:strike w:val="0"/>
-        </w:rPr>
-        <w:t xml:space="preserve"> — which is how most VRS members fund service purchases. JLCVSO should know this before the bill is introduced, because it materially changes who can afford the bridge.</w:t>
+        <w:t>Versions 1.0 through 1.3 led with this, and the sizing was wrong.</w:t>
+      </w:r>
+      <w:r>
+        <w:rPr>
+          <w:b w:val="0"/>
+          <w:i w:val="0"/>
+          <w:strike w:val="0"/>
+        </w:rPr>
+        <w:t xml:space="preserve"> Without § 415(n) relief the ordinary § 415(c)(1) limit is the </w:t>
+      </w:r>
+      <w:r>
+        <w:rPr>
+          <w:b/>
+          <w:i w:val="0"/>
+          <w:strike w:val="0"/>
+        </w:rPr>
+        <w:t>lesser</w:t>
+      </w:r>
+      <w:r>
+        <w:rPr>
+          <w:b w:val="0"/>
+          <w:i w:val="0"/>
+          <w:strike w:val="0"/>
+        </w:rPr>
+        <w:t xml:space="preserve"> of the indexed dollar limit (on the order of $70,000) or </w:t>
+      </w:r>
+      <w:r>
+        <w:rPr>
+          <w:b/>
+          <w:i w:val="0"/>
+          <w:strike w:val="0"/>
+        </w:rPr>
+        <w:t>100% of compensation</w:t>
+      </w:r>
+      <w:r>
+        <w:rPr>
+          <w:b w:val="0"/>
+          <w:i w:val="0"/>
+          <w:strike w:val="0"/>
+        </w:rPr>
+        <w:t>; the lead profile is an $85,000-salary member paying $42,500, which is 50% of compensation and well inside the dollar limit even with her 5% mandatory contribution. The 100%-of-compensation branch binds only where compensation is at or below the purchase price — a part-year or very low-paid member. § 51.1-168 addresses §§ 415(b) and 415(d), not this.</w:t>
       </w:r>
     </w:p>
     <w:p>
@@ -8359,15 +9051,65 @@
           <w:i w:val="0"/>
           <w:strike w:val="0"/>
         </w:rPr>
-        <w:t>Downgraded:</w:t>
-      </w:r>
-      <w:r>
-        <w:rPr>
-          <w:b w:val="0"/>
-          <w:i w:val="0"/>
-          <w:strike w:val="0"/>
-        </w:rPr>
-        <w:t xml:space="preserve"> § 401(a) definitely-determinable benefits. The benefit </w:t>
+        <w:t>A point in the bill's favour that the package did not previously make.</w:t>
+      </w:r>
+      <w:r>
+        <w:rPr>
+          <w:b w:val="0"/>
+          <w:i w:val="0"/>
+          <w:strike w:val="0"/>
+        </w:rPr>
+        <w:t xml:space="preserve"> Clause </w:t>
+      </w:r>
+      <w:r>
+        <w:rPr>
+          <w:b/>
+          <w:i w:val="0"/>
+          <w:strike w:val="0"/>
+        </w:rPr>
+        <w:t>(iii)</w:t>
+      </w:r>
+      <w:r>
+        <w:rPr>
+          <w:b w:val="0"/>
+          <w:i w:val="0"/>
+          <w:strike w:val="0"/>
+        </w:rPr>
+        <w:t xml:space="preserve"> of § 415(n)(3)(A) — that the participant "may receive [the credit] only by making a voluntary additional contribution … which does not exceed the amount necessary to fund the benefit attributable to such service credit" — </w:t>
+      </w:r>
+      <w:r>
+        <w:rPr>
+          <w:b/>
+          <w:i w:val="0"/>
+          <w:strike w:val="0"/>
+        </w:rPr>
+        <w:t>is</w:t>
+      </w:r>
+      <w:r>
+        <w:rPr>
+          <w:b w:val="0"/>
+          <w:i w:val="0"/>
+          <w:strike w:val="0"/>
+        </w:rPr>
+        <w:t xml:space="preserve"> satisfied, and the fiscal model proves it: a contribution recovering 11%–78% of the value conferred plainly does not exceed the amount necessary to fund the benefit. It is clause (i) that very likely fails.</w:t>
+      </w:r>
+    </w:p>
+    <w:p>
+      <w:r>
+        <w:rPr>
+          <w:b/>
+          <w:i w:val="0"/>
+          <w:strike w:val="0"/>
+        </w:rPr>
+        <w:t>Downgraded, with one qualification.</w:t>
+      </w:r>
+      <w:r>
+        <w:rPr>
+          <w:b w:val="0"/>
+          <w:i w:val="0"/>
+          <w:strike w:val="0"/>
+        </w:rPr>
+        <w:t xml:space="preserve"> § 401(a) definitely-determinable benefits: the benefit </w:t>
       </w:r>
       <w:r>
         <w:rPr>
@@ -8383,7 +9125,57 @@
           <w:i w:val="0"/>
           <w:strike w:val="0"/>
         </w:rPr>
-        <w:t xml:space="preserve"> is untouched and the eligibility condition is objective and fixed in statute, so Treas. Reg. § 1.401-1(b)(1)(i) is satisfied on its face; the governmental-plan exemptions in IRC §§ 401(a)(5)(G) and 401(a)(26)(G) also take § 401(a)(4) and § 401(a)(26) off the table. Counsel's time belongs on § 415(n)/§ 415(c).</w:t>
+        <w:t xml:space="preserve"> is untouched, and the governmental-plan exemptions in IRC §§ 401(a)(5)(G) and 401(a)(26)(G) take § 401(a)(4) and § 401(a)(26) off the table. </w:t>
+      </w:r>
+      <w:r>
+        <w:rPr>
+          <w:b/>
+          <w:i w:val="0"/>
+          <w:strike w:val="0"/>
+        </w:rPr>
+        <w:t>The qualification</w:t>
+      </w:r>
+      <w:r>
+        <w:rPr>
+          <w:b w:val="0"/>
+          <w:i w:val="0"/>
+          <w:strike w:val="0"/>
+        </w:rPr>
+        <w:t xml:space="preserve"> is that this downgrade previously rested on the premise that "the eligibility condition is objective and fixed in statute," and version 1.3's subdivision C 2 d was not — it made the maximum purchasable amount turn on the Board's projection of future service. </w:t>
+      </w:r>
+      <w:r>
+        <w:rPr>
+          <w:b/>
+          <w:i w:val="0"/>
+          <w:strike w:val="0"/>
+        </w:rPr>
+        <w:t>Version 1.4 restores the premise</w:t>
+      </w:r>
+      <w:r>
+        <w:rPr>
+          <w:b w:val="0"/>
+          <w:i w:val="0"/>
+          <w:strike w:val="0"/>
+        </w:rPr>
+        <w:t xml:space="preserve"> by replacing "projected to perform" with a continuous-service convention, but whether that cures the point is question 4 in Part 6.3 rather than something this memorandum should assume.</w:t>
+      </w:r>
+    </w:p>
+    <w:p>
+      <w:r>
+        <w:rPr>
+          <w:b/>
+          <w:i w:val="0"/>
+          <w:strike w:val="0"/>
+        </w:rPr>
+        <w:t>The engagement itself is Part 6.3</w:t>
+      </w:r>
+      <w:r>
+        <w:rPr>
+          <w:b w:val="0"/>
+          <w:i w:val="0"/>
+          <w:strike w:val="0"/>
+        </w:rPr>
+        <w:t>, which states the four questions to put to tax counsel. This Part diagnoses; Part 6.3 is what gets sent.</w:t>
       </w:r>
     </w:p>
     <w:p>
@@ -8771,7 +9563,7 @@
           <w:i w:val="0"/>
           <w:strike w:val="0"/>
         </w:rPr>
-        <w:t xml:space="preserve"> that is excluded from every downstream calculation, which touches member statements, benefit estimators, employer reporting, the HIC and group life interfaces, and the § 30-19.1:7 and annual valuation processes. § 51.1-142.4 I requires separate accounting and separate reporting. The implementation lead time is the reason the drafted effective date is </w:t>
+        <w:t xml:space="preserve"> that is excluded from every downstream calculation, which touches member statements, benefit estimators, employer reporting, the HIC and group life interfaces, and the § 30-19.1:7 and annual valuation processes. § 51.1-142.4 I requires separate accounting and separate reporting. The implementation lead time was the reason the drafted effective date was </w:t>
       </w:r>
       <w:r>
         <w:rPr>
@@ -8787,7 +9579,23 @@
           <w:i w:val="0"/>
           <w:strike w:val="0"/>
         </w:rPr>
-        <w:t xml:space="preserve"> rather than July 1, 2027. VRS should state the lead time it actually needs.</w:t>
+        <w:t xml:space="preserve"> rather than July 1, 2027. </w:t>
+      </w:r>
+      <w:r>
+        <w:rPr>
+          <w:b/>
+          <w:i w:val="0"/>
+          <w:strike w:val="0"/>
+        </w:rPr>
+        <w:t>Version 1.4 moves it to July 1, 2029</w:t>
+      </w:r>
+      <w:r>
+        <w:rPr>
+          <w:b w:val="0"/>
+          <w:i w:val="0"/>
+          <w:strike w:val="0"/>
+        </w:rPr>
+        <w:t xml:space="preserve"> under DECISION 14, which resolves the § 51.1-155 sunset collision (counsel review finding M-05) and, as a by-product, converts a nominal four-month lead time on a 2028-session bill into a full year. VRS should state the lead time it actually needs, and whether a year is sufficient.</w:t>
       </w:r>
     </w:p>
     <w:p>
@@ -10556,15 +11364,47 @@
           <w:i w:val="0"/>
           <w:strike w:val="0"/>
         </w:rPr>
-        <w:t>COUNSEL 2 / 3 / 4</w:t>
-      </w:r>
-      <w:r>
-        <w:rPr>
-          <w:b w:val="0"/>
-          <w:i w:val="0"/>
-          <w:strike w:val="0"/>
-        </w:rPr>
-        <w:t xml:space="preserve"> — see Parts 5.2, 5.3, 5.4.</w:t>
+        <w:t>COUNSEL 2 / 4</w:t>
+      </w:r>
+      <w:r>
+        <w:rPr>
+          <w:b w:val="0"/>
+          <w:i w:val="0"/>
+          <w:strike w:val="0"/>
+        </w:rPr>
+        <w:t xml:space="preserve"> — see Parts 5.2 and 5.4. </w:t>
+      </w:r>
+      <w:r>
+        <w:rPr>
+          <w:b/>
+          <w:i w:val="0"/>
+          <w:strike w:val="0"/>
+        </w:rPr>
+        <w:t>COUNSEL 3</w:t>
+      </w:r>
+      <w:r>
+        <w:rPr>
+          <w:b w:val="0"/>
+          <w:i w:val="0"/>
+          <w:strike w:val="0"/>
+        </w:rPr>
+        <w:t xml:space="preserve"> is now stated as an engagement deliverable at </w:t>
+      </w:r>
+      <w:r>
+        <w:rPr>
+          <w:b/>
+          <w:i w:val="0"/>
+          <w:strike w:val="0"/>
+        </w:rPr>
+        <w:t>Part 6.3</w:t>
+      </w:r>
+      <w:r>
+        <w:rPr>
+          <w:b w:val="0"/>
+          <w:i w:val="0"/>
+          <w:strike w:val="0"/>
+        </w:rPr>
+        <w:t>.</w:t>
       </w:r>
     </w:p>
     <w:p>
@@ -10606,7 +11446,369 @@
           <w:i w:val="0"/>
           <w:strike w:val="0"/>
         </w:rPr>
-        <w:t xml:space="preserve"> — July 1, 2028 is drafted. VRS should confirm the implementation lead time it needs for separate accounting under § 51.1-142.4 I.</w:t>
+        <w:t xml:space="preserve"> — </w:t>
+      </w:r>
+      <w:r>
+        <w:rPr>
+          <w:b/>
+          <w:i w:val="0"/>
+          <w:strike w:val="0"/>
+        </w:rPr>
+        <w:t>July 1, 2029 is drafted</w:t>
+      </w:r>
+      <w:r>
+        <w:rPr>
+          <w:b w:val="0"/>
+          <w:i w:val="0"/>
+          <w:strike w:val="0"/>
+        </w:rPr>
+        <w:t xml:space="preserve"> as of version 1.4 (DECISION 14; see Part 6.3 and bill drafting note 13). VRS should confirm the implementation lead time it needs for separate accounting under § 51.1-142.4 I, and whether a year is enough.</w:t>
+      </w:r>
+    </w:p>
+    <w:p>
+      <w:pPr>
+        <w:pStyle w:val="Heading3"/>
+      </w:pPr>
+      <w:r>
+        <w:rPr>
+          <w:b w:val="0"/>
+          <w:i w:val="0"/>
+          <w:strike w:val="0"/>
+        </w:rPr>
+        <w:t xml:space="preserve">6.3 The deliverable to tax counsel — </w:t>
+      </w:r>
+      <w:r>
+        <w:rPr>
+          <w:b/>
+          <w:i w:val="0"/>
+          <w:strike w:val="0"/>
+        </w:rPr>
+        <w:t>COUNSEL 3, stated as four questions</w:t>
+      </w:r>
+    </w:p>
+    <w:p>
+      <w:r>
+        <w:rPr>
+          <w:b/>
+          <w:i w:val="0"/>
+          <w:strike w:val="0"/>
+        </w:rPr>
+        <w:t>Counsel review finding M-15, closed October 20, 2026.</w:t>
+      </w:r>
+      <w:r>
+        <w:rPr>
+          <w:b w:val="0"/>
+          <w:i w:val="0"/>
+          <w:strike w:val="0"/>
+        </w:rPr>
+        <w:t xml:space="preserve"> Part 5.3 previously framed this engagement in prose: a diagnosis, three consequences and a direction to "resolve before introduction." That is a description of a problem, not an instruction to a professional, and it invited the engagement to be spent on the wrong branch — the review's finding was precisely that the package </w:t>
+      </w:r>
+      <w:r>
+        <w:rPr>
+          <w:b/>
+          <w:i w:val="0"/>
+          <w:strike w:val="0"/>
+        </w:rPr>
+        <w:t>mis-sized</w:t>
+      </w:r>
+      <w:r>
+        <w:rPr>
+          <w:b w:val="0"/>
+          <w:i w:val="0"/>
+          <w:strike w:val="0"/>
+        </w:rPr>
+        <w:t xml:space="preserve"> the risk, leading with § 415(c) when the live exposure is the loss of 403(b)/457(b) trustee-to-trustee funding. What follows replaces the prose framing. </w:t>
+      </w:r>
+      <w:r>
+        <w:rPr>
+          <w:b/>
+          <w:i w:val="0"/>
+          <w:strike w:val="0"/>
+        </w:rPr>
+        <w:t>These four questions are the engagement scope. They should be sent as they stand.</w:t>
+      </w:r>
+    </w:p>
+    <w:p>
+      <w:pPr>
+        <w:spacing w:after="80"/>
+        <w:ind w:left="480"/>
+      </w:pPr>
+      <w:r>
+        <w:rPr>
+          <w:b w:val="0"/>
+          <w:i w:val="0"/>
+          <w:strike w:val="0"/>
+          <w:sz w:val="20"/>
+        </w:rPr>
+        <w:t xml:space="preserve">1. Does eligibility credit under proposed Va. Code § 51.1-142.4 — which by the express terms of § 51.1-142.4 E and F is taken into account </w:t>
+      </w:r>
+      <w:r>
+        <w:rPr>
+          <w:b/>
+          <w:i w:val="0"/>
+          <w:strike w:val="0"/>
+          <w:sz w:val="20"/>
+        </w:rPr>
+        <w:t>only</w:t>
+      </w:r>
+      <w:r>
+        <w:rPr>
+          <w:b w:val="0"/>
+          <w:i w:val="0"/>
+          <w:strike w:val="0"/>
+          <w:sz w:val="20"/>
+        </w:rPr>
+        <w:t xml:space="preserve"> in determining whether a member satisfies the creditable-service component of Va. Code § 51.1-153 B 2 or B 3, and is excluded from the computation of the allowance under § 51.1-155 A 1 — constitute "permissive service credit" within I.R.C. § 415(n)(3)(A), given that clause (i) requires credit "recognized by the </w:t>
+      </w:r>
+      <w:r>
+        <w:rPr>
+          <w:b/>
+          <w:i w:val="0"/>
+          <w:strike w:val="0"/>
+          <w:sz w:val="20"/>
+        </w:rPr>
+        <w:t>governmental plan</w:t>
+      </w:r>
+      <w:r>
+        <w:rPr>
+          <w:b w:val="0"/>
+          <w:i w:val="0"/>
+          <w:strike w:val="0"/>
+          <w:sz w:val="20"/>
+        </w:rPr>
+        <w:t xml:space="preserve"> for purposes of calculating a participant's benefit under the plan"? If a credit that affects only the </w:t>
+      </w:r>
+      <w:r>
+        <w:rPr>
+          <w:b/>
+          <w:i w:val="0"/>
+          <w:strike w:val="0"/>
+          <w:sz w:val="20"/>
+        </w:rPr>
+        <w:t>date</w:t>
+      </w:r>
+      <w:r>
+        <w:rPr>
+          <w:b w:val="0"/>
+          <w:i w:val="0"/>
+          <w:strike w:val="0"/>
+          <w:sz w:val="20"/>
+        </w:rPr>
+        <w:t xml:space="preserve"> on which an unreduced allowance becomes payable is "recognized … for purposes of calculating a participant's benefit," identify the authority.</w:t>
+      </w:r>
+    </w:p>
+    <w:p>
+      <w:pPr>
+        <w:spacing w:after="80"/>
+        <w:ind w:left="480"/>
+      </w:pPr>
+      <w:r>
+        <w:rPr>
+          <w:b w:val="0"/>
+          <w:i w:val="0"/>
+          <w:strike w:val="0"/>
+          <w:sz w:val="20"/>
+        </w:rPr>
+        <w:t>2. If it is not permissive service credit: (a) may a member fund the purchase by trustee-to-trustee transfer under I.R.C. § 403(b)(13)(A) or § 457(e)(17)(A), each of which is limited to "permissive service credit (as defined in section 415(n)(3)(A))"? (b) Is the member's voluntary after-tax contribution an annual addition under I.R.C. § 415(c)(2) and Treas. Reg. § 1.415(c)-1(a)(2)(ii)(B), and does the 100%-of-compensation limit in § 415(c)(1)(B) apply without the relief in § 415(n)(2)(B)?</w:t>
+      </w:r>
+    </w:p>
+    <w:p>
+      <w:pPr>
+        <w:spacing w:after="80"/>
+        <w:ind w:left="480"/>
+      </w:pPr>
+      <w:r>
+        <w:rPr>
+          <w:b w:val="0"/>
+          <w:i w:val="0"/>
+          <w:strike w:val="0"/>
+          <w:sz w:val="20"/>
+        </w:rPr>
+        <w:t>3. Does a payroll-deduction purchase under proposed § 51.1-142.4 D, which borrows the mechanics of § 51.1-142.2 F, require a separate pick-up determination under I.R.C. § 414(h)(2), and does Va. Code § 51.1-168 — which addresses §§ 415(b) and 415(d) only — need conforming amendment?</w:t>
+      </w:r>
+    </w:p>
+    <w:p>
+      <w:pPr>
+        <w:spacing w:after="80"/>
+        <w:ind w:left="480"/>
+      </w:pPr>
+      <w:r>
+        <w:rPr>
+          <w:b w:val="0"/>
+          <w:i w:val="0"/>
+          <w:strike w:val="0"/>
+          <w:sz w:val="20"/>
+        </w:rPr>
+        <w:t xml:space="preserve">4. Does the Board's determination of the maximum purchasable amount under proposed § 51.1-142.4 C 2 d create a definitely-determinable-benefits problem under Treas. Reg. § 1.401-1(b)(1)(i), notwithstanding that the </w:t>
+      </w:r>
+      <w:r>
+        <w:rPr>
+          <w:b/>
+          <w:i w:val="0"/>
+          <w:strike w:val="0"/>
+          <w:sz w:val="20"/>
+        </w:rPr>
+        <w:t>amount</w:t>
+      </w:r>
+      <w:r>
+        <w:rPr>
+          <w:b w:val="0"/>
+          <w:i w:val="0"/>
+          <w:strike w:val="0"/>
+          <w:sz w:val="20"/>
+        </w:rPr>
+        <w:t xml:space="preserve"> of the allowance is unaffected? </w:t>
+      </w:r>
+      <w:r>
+        <w:rPr>
+          <w:b w:val="0"/>
+          <w:i/>
+          <w:strike w:val="0"/>
+          <w:sz w:val="20"/>
+        </w:rPr>
+        <w:t xml:space="preserve">(Note for counsel: version 1.4 replaced the open-ended "creditable service the member is </w:t>
+      </w:r>
+      <w:r>
+        <w:rPr>
+          <w:b w:val="0"/>
+          <w:i/>
+          <w:strike w:val="0"/>
+          <w:sz w:val="20"/>
+        </w:rPr>
+        <w:t>projected</w:t>
+      </w:r>
+      <w:r>
+        <w:rPr>
+          <w:b w:val="0"/>
+          <w:i/>
+          <w:strike w:val="0"/>
+          <w:sz w:val="20"/>
+        </w:rPr>
+        <w:t xml:space="preserve"> to perform" with a continuous-service convention, which is intended to make the computation objective. The question is whether that cures it.)</w:t>
+      </w:r>
+    </w:p>
+    <w:p>
+      <w:r>
+        <w:rPr>
+          <w:b/>
+          <w:i w:val="0"/>
+          <w:strike w:val="0"/>
+        </w:rPr>
+        <w:t>What to tell counsel in the covering note, so the engagement is not spent on the wrong branch.</w:t>
+      </w:r>
+      <w:r>
+        <w:rPr>
+          <w:b w:val="0"/>
+          <w:i w:val="0"/>
+          <w:strike w:val="0"/>
+        </w:rPr>
+        <w:t xml:space="preserve"> (i) </w:t>
+      </w:r>
+      <w:r>
+        <w:rPr>
+          <w:b/>
+          <w:i w:val="0"/>
+          <w:strike w:val="0"/>
+        </w:rPr>
+        <w:t>Question 2(a) is the one that matters commercially.</w:t>
+      </w:r>
+      <w:r>
+        <w:rPr>
+          <w:b w:val="0"/>
+          <w:i w:val="0"/>
+          <w:strike w:val="0"/>
+        </w:rPr>
+        <w:t xml:space="preserve"> If the answer is that the credit cannot be funded by trustee-to-trustee transfer, a roughly $42,500 purchase is reachable only by a member with that much in after-tax cash, which is a design fact about who can use the bridge and should be disclosed to JLCVSO before introduction, not after. (ii) </w:t>
+      </w:r>
+      <w:r>
+        <w:rPr>
+          <w:b/>
+          <w:i w:val="0"/>
+          <w:strike w:val="0"/>
+        </w:rPr>
+        <w:t>§ 415(c) is probably an edge case on the modeled profiles</w:t>
+      </w:r>
+      <w:r>
+        <w:rPr>
+          <w:b w:val="0"/>
+          <w:i w:val="0"/>
+          <w:strike w:val="0"/>
+        </w:rPr>
+        <w:t xml:space="preserve"> and should not consume the engagement: the lead profile is an $85,000-salary member paying $42,500, which is 50% of compensation and well inside the indexed dollar limit even with her 5% mandatory contribution; the 100%-of-compensation branch binds only for a part-year or very low-paid member. (iii) </w:t>
+      </w:r>
+      <w:r>
+        <w:rPr>
+          <w:b/>
+          <w:i w:val="0"/>
+          <w:strike w:val="0"/>
+        </w:rPr>
+        <w:t>One point runs in the bill's favour and the package did not previously make it:</w:t>
+      </w:r>
+      <w:r>
+        <w:rPr>
+          <w:b w:val="0"/>
+          <w:i w:val="0"/>
+          <w:strike w:val="0"/>
+        </w:rPr>
+        <w:t xml:space="preserve"> clause </w:t>
+      </w:r>
+      <w:r>
+        <w:rPr>
+          <w:b/>
+          <w:i w:val="0"/>
+          <w:strike w:val="0"/>
+        </w:rPr>
+        <w:t>(iii)</w:t>
+      </w:r>
+      <w:r>
+        <w:rPr>
+          <w:b w:val="0"/>
+          <w:i w:val="0"/>
+          <w:strike w:val="0"/>
+        </w:rPr>
+        <w:t xml:space="preserve"> of § 415(n)(3)(A) </w:t>
+      </w:r>
+      <w:r>
+        <w:rPr>
+          <w:b/>
+          <w:i w:val="0"/>
+          <w:strike w:val="0"/>
+        </w:rPr>
+        <w:t>is</w:t>
+      </w:r>
+      <w:r>
+        <w:rPr>
+          <w:b w:val="0"/>
+          <w:i w:val="0"/>
+          <w:strike w:val="0"/>
+        </w:rPr>
+        <w:t xml:space="preserve"> satisfied, and the fiscal model proves it — a contribution recovering 11%–78% of the value conferred plainly "does not exceed the amount necessary to fund the benefit." It is clause (i) that very likely fails. (iv) The § 401(a)(5)(G) and § 401(a)(26)(G) governmental-plan exemptions take § 401(a)(4) and § 401(a)(26) off the table; counsel need not reach them.</w:t>
+      </w:r>
+    </w:p>
+    <w:p>
+      <w:r>
+        <w:rPr>
+          <w:b w:val="0"/>
+          <w:i/>
+          <w:strike w:val="0"/>
+        </w:rPr>
+        <w:t xml:space="preserve">Owner: JLCVSO, to engage. Pre-introduction item: the questions have </w:t>
+      </w:r>
+      <w:r>
+        <w:rPr>
+          <w:b w:val="0"/>
+          <w:i/>
+          <w:strike w:val="0"/>
+        </w:rPr>
+        <w:t>not</w:t>
+      </w:r>
+      <w:r>
+        <w:rPr>
+          <w:b w:val="0"/>
+          <w:i/>
+          <w:strike w:val="0"/>
+        </w:rPr>
+        <w:t xml:space="preserve"> been put to counsel as of October 20, 2026.</w:t>
       </w:r>
     </w:p>
     <w:p>
